--- a/10-应急管理/运行记录类文件/JXTX-10-06-翔云系统运维服务项目-应急演练报告.docx
+++ b/10-应急管理/运行记录类文件/JXTX-10-06-翔云系统运维服务项目-应急演练报告.docx
@@ -1,10 +1,11 @@
 
 <file path=word/document.xml><?xml version="1.0" encoding="utf-8"?>
-<w:document xmlns:wpc="http://schemas.microsoft.com/office/word/2010/wordprocessingCanvas" xmlns:mc="http://schemas.openxmlformats.org/markup-compatibility/2006" xmlns:o="urn:schemas-microsoft-com:office:office" xmlns:r="http://schemas.openxmlformats.org/officeDocument/2006/relationships" xmlns:m="http://schemas.openxmlformats.org/officeDocument/2006/math" xmlns:v="urn:schemas-microsoft-com:vml" xmlns:wp14="http://schemas.microsoft.com/office/word/2010/wordprocessingDrawing" xmlns:wp="http://schemas.openxmlformats.org/drawingml/2006/wordprocessingDrawing" xmlns:w="http://schemas.openxmlformats.org/wordprocessingml/2006/main" xmlns:w14="http://schemas.microsoft.com/office/word/2010/wordml" xmlns:w10="urn:schemas-microsoft-com:office:word" xmlns:w15="http://schemas.microsoft.com/office/word/2012/wordml" xmlns:wpg="http://schemas.microsoft.com/office/word/2010/wordprocessingGroup" xmlns:wpi="http://schemas.microsoft.com/office/word/2010/wordprocessingInk" xmlns:wne="http://schemas.microsoft.com/office/word/2006/wordml" xmlns:wps="http://schemas.microsoft.com/office/word/2010/wordprocessingShape" xmlns:wpsCustomData="http://www.wps.cn/officeDocument/2013/wpsCustomData" mc:Ignorable="w14 w15 wp14">
+<w:document xmlns:wpc="http://schemas.microsoft.com/office/word/2010/wordprocessingCanvas" xmlns:mc="http://schemas.openxmlformats.org/markup-compatibility/2006" xmlns:o="urn:schemas-microsoft-com:office:office" xmlns:r="http://schemas.openxmlformats.org/officeDocument/2006/relationships" xmlns:m="http://schemas.openxmlformats.org/officeDocument/2006/math" xmlns:v="urn:schemas-microsoft-com:vml" xmlns:wp14="http://schemas.microsoft.com/office/word/2010/wordprocessingDrawing" xmlns:wp="http://schemas.openxmlformats.org/drawingml/2006/wordprocessingDrawing" xmlns:w10="urn:schemas-microsoft-com:office:word" xmlns:w="http://schemas.openxmlformats.org/wordprocessingml/2006/main" xmlns:w14="http://schemas.microsoft.com/office/word/2010/wordml" xmlns:w15="http://schemas.microsoft.com/office/word/2012/wordml" xmlns:wne="http://schemas.microsoft.com/office/word/2006/wordml" xmlns:wpg="http://schemas.microsoft.com/office/word/2010/wordprocessingGroup" xmlns:wpi="http://schemas.microsoft.com/office/word/2010/wordprocessingInk" xmlns:wps="http://schemas.microsoft.com/office/word/2010/wordprocessingShape" mc:Ignorable="w14 w15 wp14">
+  <!-- Generated by Aspose.Words for .NET 13.3.0.1 -->
   <w:body>
     <w:p>
       <w:pPr>
-        <w:pStyle w:val="24"/>
+        <w:pStyle w:val="a"/>
         <w:keepNext w:val="0"/>
         <w:keepLines w:val="0"/>
         <w:pageBreakBefore w:val="0"/>
@@ -24,7 +25,7 @@
       <w:bookmarkStart w:id="0" w:name="_Toc14559"/>
       <w:r>
         <w:drawing>
-          <wp:anchor distT="0" distB="0" distL="114300" distR="114300" simplePos="0" relativeHeight="251661312" behindDoc="1" locked="0" layoutInCell="1" allowOverlap="1">
+          <wp:anchor distT="0" distB="0" distL="114300" distR="114300" simplePos="0" relativeHeight="251660288" behindDoc="1" locked="0" layoutInCell="1" allowOverlap="1">
             <wp:simplePos x="0" y="0"/>
             <wp:positionH relativeFrom="column">
               <wp:posOffset>-19050</wp:posOffset>
@@ -49,7 +50,7 @@
                     </pic:cNvPicPr>
                   </pic:nvPicPr>
                   <pic:blipFill>
-                    <a:blip r:embed="rId7"/>
+                    <a:blip xmlns:r="http://schemas.openxmlformats.org/officeDocument/2006/relationships" r:embed="rId4"/>
                     <a:stretch>
                       <a:fillRect/>
                     </a:stretch>
@@ -75,7 +76,7 @@
       </w:r>
       <w:r>
         <w:drawing>
-          <wp:anchor distT="0" distB="0" distL="114300" distR="114300" simplePos="0" relativeHeight="251660288" behindDoc="1" locked="0" layoutInCell="1" allowOverlap="1">
+          <wp:anchor distT="0" distB="0" distL="114300" distR="114300" simplePos="0" relativeHeight="251659264" behindDoc="1" locked="0" layoutInCell="1" allowOverlap="1">
             <wp:simplePos x="0" y="0"/>
             <wp:positionH relativeFrom="column">
               <wp:posOffset>0</wp:posOffset>
@@ -100,7 +101,7 @@
                     </pic:cNvPicPr>
                   </pic:nvPicPr>
                   <pic:blipFill>
-                    <a:blip r:embed="rId8"/>
+                    <a:blip xmlns:r="http://schemas.openxmlformats.org/officeDocument/2006/relationships" r:embed="rId5"/>
                     <a:stretch>
                       <a:fillRect/>
                     </a:stretch>
@@ -130,7 +131,7 @@
           <w:lang w:val="en-US" w:eastAsia="zh-CN"/>
         </w:rPr>
         <w:drawing>
-          <wp:anchor distT="0" distB="0" distL="114300" distR="114300" simplePos="0" relativeHeight="251659264" behindDoc="1" locked="0" layoutInCell="1" allowOverlap="1">
+          <wp:anchor distT="0" distB="0" distL="114300" distR="114300" simplePos="0" relativeHeight="251658240" behindDoc="1" locked="0" layoutInCell="1" allowOverlap="1">
             <wp:simplePos x="0" y="0"/>
             <wp:positionH relativeFrom="column">
               <wp:posOffset>635</wp:posOffset>
@@ -155,7 +156,7 @@
                     </pic:cNvPicPr>
                   </pic:nvPicPr>
                   <pic:blipFill>
-                    <a:blip r:embed="rId9">
+                    <a:blip xmlns:r="http://schemas.openxmlformats.org/officeDocument/2006/relationships" r:embed="rId6">
                       <a:alphaModFix amt="58000"/>
                       <a:lum contrast="-52000"/>
                     </a:blip>
@@ -189,7 +190,7 @@
     </w:p>
     <w:p>
       <w:pPr>
-        <w:pStyle w:val="25"/>
+        <w:pStyle w:val="a0"/>
         <w:keepNext w:val="0"/>
         <w:keepLines w:val="0"/>
         <w:pageBreakBefore w:val="0"/>
@@ -222,7 +223,7 @@
     </w:p>
     <w:p>
       <w:pPr>
-        <w:pStyle w:val="25"/>
+        <w:pStyle w:val="a0"/>
         <w:keepNext w:val="0"/>
         <w:keepLines w:val="0"/>
         <w:pageBreakBefore w:val="0"/>
@@ -269,11 +270,11 @@
         <w:adjustRightInd w:val="0"/>
         <w:snapToGrid w:val="0"/>
         <w:spacing w:after="624" w:afterLines="200" w:line="219" w:lineRule="auto"/>
-        <w:ind w:left="0" w:leftChars="0" w:right="0" w:rightChars="0" w:firstLine="0" w:firstLineChars="0"/>
+        <w:ind w:left="0" w:right="0" w:firstLine="0" w:leftChars="0" w:rightChars="0" w:firstLineChars="0"/>
         <w:jc w:val="center"/>
         <w:textAlignment w:val="baseline"/>
         <w:rPr>
-          <w:rFonts w:hint="default" w:ascii="宋体" w:hAnsi="宋体" w:eastAsia="宋体" w:cs="宋体"/>
+          <w:rFonts w:ascii="宋体" w:eastAsia="宋体" w:hAnsi="宋体" w:cs="宋体" w:hint="eastAsia"/>
           <w:sz w:val="24"/>
           <w:szCs w:val="24"/>
           <w:lang w:val="en-US" w:eastAsia="zh-CN"/>
@@ -281,7 +282,7 @@
       </w:pPr>
       <w:r>
         <w:rPr>
-          <w:rFonts w:ascii="宋体" w:hAnsi="宋体" w:eastAsia="宋体" w:cs="宋体"/>
+          <w:rFonts w:ascii="宋体" w:eastAsia="宋体" w:hAnsi="宋体" w:cs="宋体"/>
           <w:b/>
           <w:bCs/>
           <w:spacing w:val="-3"/>
@@ -292,7 +293,7 @@
       </w:r>
       <w:r>
         <w:rPr>
-          <w:rFonts w:hint="eastAsia" w:ascii="宋体" w:hAnsi="宋体" w:eastAsia="宋体" w:cs="宋体"/>
+          <w:rFonts w:ascii="宋体" w:eastAsia="宋体" w:hAnsi="宋体" w:cs="宋体" w:hint="eastAsia"/>
           <w:b/>
           <w:bCs/>
           <w:spacing w:val="-3"/>
@@ -304,7 +305,7 @@
       </w:r>
       <w:r>
         <w:rPr>
-          <w:rFonts w:ascii="宋体" w:hAnsi="宋体" w:eastAsia="宋体" w:cs="宋体"/>
+          <w:rFonts w:ascii="宋体" w:eastAsia="宋体" w:hAnsi="宋体" w:cs="宋体"/>
           <w:b/>
           <w:bCs/>
           <w:spacing w:val="-3"/>
@@ -315,7 +316,7 @@
       </w:r>
       <w:r>
         <w:rPr>
-          <w:rFonts w:hint="eastAsia" w:ascii="宋体" w:hAnsi="宋体" w:cs="宋体"/>
+          <w:rFonts w:ascii="宋体" w:hAnsi="宋体" w:cs="宋体" w:hint="eastAsia"/>
           <w:b/>
           <w:bCs/>
           <w:spacing w:val="-3"/>
@@ -327,30 +328,43 @@
       </w:r>
       <w:r>
         <w:rPr>
-          <w:rFonts w:ascii="宋体" w:hAnsi="宋体" w:eastAsia="宋体" w:cs="宋体"/>
+          <w:rFonts w:ascii="宋体" w:eastAsia="宋体" w:hAnsi="宋体" w:cs="宋体"/>
           <w:b/>
           <w:bCs/>
           <w:spacing w:val="-3"/>
           <w:sz w:val="24"/>
           <w:szCs w:val="24"/>
         </w:rPr>
-        <w:t>-01</w:t>
+        <w:t>-0</w:t>
       </w:r>
+      <w:r>
+        <w:rPr>
+          <w:rFonts w:ascii="宋体" w:hAnsi="宋体" w:cs="宋体" w:hint="eastAsia"/>
+          <w:b/>
+          <w:bCs/>
+          <w:spacing w:val="-3"/>
+          <w:sz w:val="24"/>
+          <w:szCs w:val="24"/>
+          <w:lang w:val="en-US" w:eastAsia="zh-CN"/>
+        </w:rPr>
+        <w:t>6</w:t>
+      </w:r>
+      <w:bookmarkStart w:id="3" w:name="_GoBack"/>
+      <w:bookmarkEnd w:id="3"/>
     </w:p>
     <w:tbl>
       <w:tblPr>
-        <w:tblStyle w:val="21"/>
+        <w:tblStyle w:val="TableGrid"/>
         <w:tblW w:w="0" w:type="auto"/>
         <w:jc w:val="center"/>
         <w:tblBorders>
-          <w:top w:val="none" w:color="auto" w:sz="0" w:space="0"/>
-          <w:left w:val="none" w:color="auto" w:sz="0" w:space="0"/>
-          <w:bottom w:val="none" w:color="auto" w:sz="0" w:space="0"/>
-          <w:right w:val="none" w:color="auto" w:sz="0" w:space="0"/>
-          <w:insideH w:val="none" w:color="auto" w:sz="0" w:space="0"/>
-          <w:insideV w:val="none" w:color="auto" w:sz="0" w:space="0"/>
+          <w:top w:val="nil"/>
+          <w:left w:val="nil"/>
+          <w:bottom w:val="nil"/>
+          <w:right w:val="nil"/>
+          <w:insideH w:val="nil"/>
+          <w:insideV w:val="nil"/>
         </w:tblBorders>
-        <w:tblLayout w:type="autofit"/>
         <w:tblCellMar>
           <w:top w:w="0" w:type="dxa"/>
           <w:left w:w="108" w:type="dxa"/>
@@ -364,13 +378,15 @@
       </w:tblGrid>
       <w:tr>
         <w:tblPrEx>
+          <w:tblW w:w="0" w:type="auto"/>
+          <w:jc w:val="center"/>
           <w:tblBorders>
-            <w:top w:val="none" w:color="auto" w:sz="0" w:space="0"/>
-            <w:left w:val="none" w:color="auto" w:sz="0" w:space="0"/>
-            <w:bottom w:val="none" w:color="auto" w:sz="0" w:space="0"/>
-            <w:right w:val="none" w:color="auto" w:sz="0" w:space="0"/>
-            <w:insideH w:val="none" w:color="auto" w:sz="0" w:space="0"/>
-            <w:insideV w:val="none" w:color="auto" w:sz="0" w:space="0"/>
+            <w:top w:val="nil"/>
+            <w:left w:val="nil"/>
+            <w:bottom w:val="nil"/>
+            <w:right w:val="nil"/>
+            <w:insideH w:val="nil"/>
+            <w:insideV w:val="nil"/>
           </w:tblBorders>
           <w:tblCellMar>
             <w:top w:w="0" w:type="dxa"/>
@@ -380,7 +396,7 @@
           </w:tblCellMar>
         </w:tblPrEx>
         <w:trPr>
-          <w:trHeight w:val="810" w:hRule="atLeast"/>
+          <w:trHeight w:val="810"/>
           <w:jc w:val="center"/>
         </w:trPr>
         <w:tc>
@@ -419,7 +435,7 @@
             </w:r>
             <w:r>
               <w:rPr>
-                <w:rFonts w:hint="default" w:asciiTheme="minorAscii" w:hAnsiTheme="minorAscii" w:eastAsiaTheme="minorEastAsia"/>
+                <w:rFonts w:asciiTheme="minorAscii" w:eastAsiaTheme="minorEastAsia" w:hAnsiTheme="minorAscii" w:hint="default"/>
                 <w:spacing w:val="227"/>
                 <w:sz w:val="21"/>
                 <w:vertAlign w:val="baseline"/>
@@ -474,7 +490,7 @@
             </w:r>
             <w:r>
               <w:rPr>
-                <w:rFonts w:hint="eastAsia" w:asciiTheme="minorAscii" w:hAnsiTheme="minorAscii" w:eastAsiaTheme="minorEastAsia"/>
+                <w:rFonts w:asciiTheme="minorAscii" w:eastAsiaTheme="minorEastAsia" w:hAnsiTheme="minorAscii" w:hint="eastAsia"/>
                 <w:spacing w:val="227"/>
                 <w:sz w:val="21"/>
                 <w:vertAlign w:val="baseline"/>
@@ -496,14 +512,8 @@
       </w:tr>
       <w:tr>
         <w:tblPrEx>
-          <w:tblBorders>
-            <w:top w:val="none" w:color="auto" w:sz="0" w:space="0"/>
-            <w:left w:val="none" w:color="auto" w:sz="0" w:space="0"/>
-            <w:bottom w:val="none" w:color="auto" w:sz="0" w:space="0"/>
-            <w:right w:val="none" w:color="auto" w:sz="0" w:space="0"/>
-            <w:insideH w:val="none" w:color="auto" w:sz="0" w:space="0"/>
-            <w:insideV w:val="none" w:color="auto" w:sz="0" w:space="0"/>
-          </w:tblBorders>
+          <w:tblW w:w="0" w:type="auto"/>
+          <w:jc w:val="center"/>
           <w:tblCellMar>
             <w:top w:w="0" w:type="dxa"/>
             <w:left w:w="108" w:type="dxa"/>
@@ -512,7 +522,7 @@
           </w:tblCellMar>
         </w:tblPrEx>
         <w:trPr>
-          <w:trHeight w:val="810" w:hRule="atLeast"/>
+          <w:trHeight w:val="810"/>
           <w:jc w:val="center"/>
         </w:trPr>
         <w:tc>
@@ -537,7 +547,7 @@
               <w:snapToGrid w:val="0"/>
               <w:textAlignment w:val="baseline"/>
               <w:rPr>
-                <w:rFonts w:hint="default" w:ascii="Arial" w:hAnsi="Arial" w:eastAsia="Arial" w:cs="Arial"/>
+                <w:rFonts w:ascii="Arial" w:eastAsia="Arial" w:hAnsi="Arial" w:cs="Arial" w:hint="default"/>
                 <w:snapToGrid w:val="0"/>
                 <w:color w:val="000000"/>
                 <w:kern w:val="0"/>
@@ -569,7 +579,7 @@
             </w:r>
             <w:r>
               <w:rPr>
-                <w:rFonts w:hint="default" w:asciiTheme="minorAscii" w:hAnsiTheme="minorAscii" w:eastAsiaTheme="minorEastAsia"/>
+                <w:rFonts w:asciiTheme="minorAscii" w:eastAsiaTheme="minorEastAsia" w:hAnsiTheme="minorAscii" w:hint="default"/>
                 <w:spacing w:val="227"/>
                 <w:sz w:val="21"/>
                 <w:vertAlign w:val="baseline"/>
@@ -623,7 +633,7 @@
               <w:snapToGrid w:val="0"/>
               <w:textAlignment w:val="baseline"/>
               <w:rPr>
-                <w:rFonts w:hint="default" w:ascii="Arial" w:hAnsi="Arial" w:eastAsia="Arial" w:cs="Arial"/>
+                <w:rFonts w:ascii="Arial" w:eastAsia="Arial" w:hAnsi="Arial" w:cs="Arial" w:hint="default"/>
                 <w:snapToGrid w:val="0"/>
                 <w:color w:val="000000"/>
                 <w:kern w:val="0"/>
@@ -643,7 +653,7 @@
             </w:r>
             <w:r>
               <w:rPr>
-                <w:rFonts w:hint="eastAsia" w:asciiTheme="minorAscii" w:hAnsiTheme="minorAscii" w:eastAsiaTheme="minorEastAsia"/>
+                <w:rFonts w:asciiTheme="minorAscii" w:eastAsiaTheme="minorEastAsia" w:hAnsiTheme="minorAscii" w:hint="eastAsia"/>
                 <w:spacing w:val="227"/>
                 <w:sz w:val="21"/>
                 <w:vertAlign w:val="baseline"/>
@@ -665,14 +675,8 @@
       </w:tr>
       <w:tr>
         <w:tblPrEx>
-          <w:tblBorders>
-            <w:top w:val="none" w:color="auto" w:sz="0" w:space="0"/>
-            <w:left w:val="none" w:color="auto" w:sz="0" w:space="0"/>
-            <w:bottom w:val="none" w:color="auto" w:sz="0" w:space="0"/>
-            <w:right w:val="none" w:color="auto" w:sz="0" w:space="0"/>
-            <w:insideH w:val="none" w:color="auto" w:sz="0" w:space="0"/>
-            <w:insideV w:val="none" w:color="auto" w:sz="0" w:space="0"/>
-          </w:tblBorders>
+          <w:tblW w:w="0" w:type="auto"/>
+          <w:jc w:val="center"/>
           <w:tblCellMar>
             <w:top w:w="0" w:type="dxa"/>
             <w:left w:w="108" w:type="dxa"/>
@@ -681,7 +685,7 @@
           </w:tblCellMar>
         </w:tblPrEx>
         <w:trPr>
-          <w:trHeight w:val="635" w:hRule="atLeast"/>
+          <w:trHeight w:val="635"/>
           <w:jc w:val="center"/>
         </w:trPr>
         <w:tc>
@@ -732,7 +736,7 @@
             </w:r>
             <w:r>
               <w:rPr>
-                <w:rFonts w:hint="eastAsia" w:asciiTheme="minorAscii" w:hAnsiTheme="minorAscii" w:eastAsiaTheme="minorEastAsia"/>
+                <w:rFonts w:asciiTheme="minorAscii" w:eastAsiaTheme="minorEastAsia" w:hAnsiTheme="minorAscii" w:hint="eastAsia"/>
                 <w:spacing w:val="227"/>
                 <w:sz w:val="21"/>
                 <w:vertAlign w:val="baseline"/>
@@ -786,7 +790,7 @@
             </w:r>
             <w:r>
               <w:rPr>
-                <w:rFonts w:hint="eastAsia" w:asciiTheme="minorAscii" w:hAnsiTheme="minorAscii" w:eastAsiaTheme="minorEastAsia"/>
+                <w:rFonts w:asciiTheme="minorAscii" w:eastAsiaTheme="minorEastAsia" w:hAnsiTheme="minorAscii" w:hint="eastAsia"/>
                 <w:spacing w:val="227"/>
                 <w:sz w:val="21"/>
                 <w:vertAlign w:val="baseline"/>
@@ -847,14 +851,14 @@
         <w:ind w:left="3634"/>
         <w:textAlignment w:val="baseline"/>
         <w:rPr>
-          <w:rFonts w:ascii="宋体" w:hAnsi="宋体" w:eastAsia="宋体" w:cs="宋体"/>
+          <w:rFonts w:ascii="宋体" w:eastAsia="宋体" w:hAnsi="宋体" w:cs="宋体"/>
           <w:sz w:val="31"/>
           <w:szCs w:val="31"/>
         </w:rPr>
       </w:pPr>
       <w:r>
         <w:rPr>
-          <w:rFonts w:ascii="宋体" w:hAnsi="宋体" w:eastAsia="宋体" w:cs="宋体"/>
+          <w:rFonts w:ascii="宋体" w:eastAsia="宋体" w:hAnsi="宋体" w:cs="宋体"/>
           <w:b/>
           <w:bCs/>
           <w:spacing w:val="4"/>
@@ -866,16 +870,16 @@
     </w:p>
     <w:tbl>
       <w:tblPr>
-        <w:tblStyle w:val="26"/>
+        <w:tblStyle w:val="TableNormal0"/>
         <w:tblW w:w="8214" w:type="dxa"/>
         <w:jc w:val="center"/>
         <w:tblBorders>
-          <w:top w:val="single" w:color="000000" w:sz="2" w:space="0"/>
-          <w:left w:val="single" w:color="000000" w:sz="2" w:space="0"/>
-          <w:bottom w:val="single" w:color="000000" w:sz="2" w:space="0"/>
-          <w:right w:val="single" w:color="000000" w:sz="2" w:space="0"/>
-          <w:insideH w:val="single" w:color="000000" w:sz="2" w:space="0"/>
-          <w:insideV w:val="single" w:color="000000" w:sz="2" w:space="0"/>
+          <w:top w:val="single" w:sz="2" w:space="0" w:color="000000"/>
+          <w:left w:val="single" w:sz="2" w:space="0" w:color="000000"/>
+          <w:bottom w:val="single" w:sz="2" w:space="0" w:color="000000"/>
+          <w:right w:val="single" w:sz="2" w:space="0" w:color="000000"/>
+          <w:insideH w:val="single" w:sz="2" w:space="0" w:color="000000"/>
+          <w:insideV w:val="single" w:sz="2" w:space="0" w:color="000000"/>
         </w:tblBorders>
         <w:tblLayout w:type="fixed"/>
         <w:tblCellMar>
@@ -895,14 +899,17 @@
       </w:tblGrid>
       <w:tr>
         <w:tblPrEx>
+          <w:tblW w:w="8214" w:type="dxa"/>
+          <w:jc w:val="center"/>
           <w:tblBorders>
-            <w:top w:val="single" w:color="000000" w:sz="2" w:space="0"/>
-            <w:left w:val="single" w:color="000000" w:sz="2" w:space="0"/>
-            <w:bottom w:val="single" w:color="000000" w:sz="2" w:space="0"/>
-            <w:right w:val="single" w:color="000000" w:sz="2" w:space="0"/>
-            <w:insideH w:val="single" w:color="000000" w:sz="2" w:space="0"/>
-            <w:insideV w:val="single" w:color="000000" w:sz="2" w:space="0"/>
+            <w:top w:val="single" w:sz="2" w:space="0" w:color="000000"/>
+            <w:left w:val="single" w:sz="2" w:space="0" w:color="000000"/>
+            <w:bottom w:val="single" w:sz="2" w:space="0" w:color="000000"/>
+            <w:right w:val="single" w:sz="2" w:space="0" w:color="000000"/>
+            <w:insideH w:val="single" w:sz="2" w:space="0" w:color="000000"/>
+            <w:insideV w:val="single" w:sz="2" w:space="0" w:color="000000"/>
           </w:tblBorders>
+          <w:tblLayout w:type="fixed"/>
           <w:tblCellMar>
             <w:top w:w="0" w:type="dxa"/>
             <w:left w:w="0" w:type="dxa"/>
@@ -911,7 +918,7 @@
           </w:tblCellMar>
         </w:tblPrEx>
         <w:trPr>
-          <w:trHeight w:val="593" w:hRule="atLeast"/>
+          <w:trHeight w:val="593"/>
           <w:jc w:val="center"/>
         </w:trPr>
         <w:tc>
@@ -934,18 +941,18 @@
               <w:adjustRightInd w:val="0"/>
               <w:snapToGrid w:val="0"/>
               <w:spacing w:before="176" w:line="228" w:lineRule="auto"/>
-              <w:ind w:left="0" w:leftChars="0" w:right="0" w:rightChars="0" w:firstLine="0" w:firstLineChars="0"/>
+              <w:ind w:left="0" w:right="0" w:firstLine="0" w:leftChars="0" w:rightChars="0" w:firstLineChars="0"/>
               <w:jc w:val="center"/>
               <w:textAlignment w:val="baseline"/>
               <w:rPr>
-                <w:rFonts w:ascii="宋体" w:hAnsi="宋体" w:eastAsia="宋体" w:cs="宋体"/>
+                <w:rFonts w:ascii="宋体" w:eastAsia="宋体" w:hAnsi="宋体" w:cs="宋体"/>
                 <w:sz w:val="20"/>
                 <w:szCs w:val="20"/>
               </w:rPr>
             </w:pPr>
             <w:r>
               <w:rPr>
-                <w:rFonts w:hint="eastAsia" w:ascii="宋体" w:hAnsi="宋体" w:cs="宋体"/>
+                <w:rFonts w:ascii="宋体" w:hAnsi="宋体" w:cs="宋体" w:hint="eastAsia"/>
                 <w:spacing w:val="-14"/>
                 <w:sz w:val="20"/>
                 <w:szCs w:val="20"/>
@@ -955,7 +962,7 @@
             </w:r>
             <w:r>
               <w:rPr>
-                <w:rFonts w:ascii="宋体" w:hAnsi="宋体" w:eastAsia="宋体" w:cs="宋体"/>
+                <w:rFonts w:ascii="宋体" w:eastAsia="宋体" w:hAnsi="宋体" w:cs="宋体"/>
                 <w:spacing w:val="-14"/>
                 <w:sz w:val="20"/>
                 <w:szCs w:val="20"/>
@@ -984,18 +991,18 @@
               <w:adjustRightInd w:val="0"/>
               <w:snapToGrid w:val="0"/>
               <w:spacing w:before="175" w:line="227" w:lineRule="auto"/>
-              <w:ind w:left="0" w:leftChars="0" w:right="0" w:rightChars="0" w:firstLine="0" w:firstLineChars="0"/>
+              <w:ind w:left="0" w:right="0" w:firstLine="0" w:leftChars="0" w:rightChars="0" w:firstLineChars="0"/>
               <w:jc w:val="center"/>
               <w:textAlignment w:val="baseline"/>
               <w:rPr>
-                <w:rFonts w:ascii="宋体" w:hAnsi="宋体" w:eastAsia="宋体" w:cs="宋体"/>
+                <w:rFonts w:ascii="宋体" w:eastAsia="宋体" w:hAnsi="宋体" w:cs="宋体"/>
                 <w:sz w:val="20"/>
                 <w:szCs w:val="20"/>
               </w:rPr>
             </w:pPr>
             <w:r>
               <w:rPr>
-                <w:rFonts w:ascii="宋体" w:hAnsi="宋体" w:eastAsia="宋体" w:cs="宋体"/>
+                <w:rFonts w:ascii="宋体" w:eastAsia="宋体" w:hAnsi="宋体" w:cs="宋体"/>
                 <w:spacing w:val="4"/>
                 <w:sz w:val="20"/>
                 <w:szCs w:val="20"/>
@@ -1024,18 +1031,18 @@
               <w:adjustRightInd w:val="0"/>
               <w:snapToGrid w:val="0"/>
               <w:spacing w:before="175" w:line="228" w:lineRule="auto"/>
-              <w:ind w:left="0" w:leftChars="0" w:right="0" w:rightChars="0" w:firstLine="0" w:firstLineChars="0"/>
+              <w:ind w:left="0" w:right="0" w:firstLine="0" w:leftChars="0" w:rightChars="0" w:firstLineChars="0"/>
               <w:jc w:val="center"/>
               <w:textAlignment w:val="baseline"/>
               <w:rPr>
-                <w:rFonts w:ascii="宋体" w:hAnsi="宋体" w:eastAsia="宋体" w:cs="宋体"/>
+                <w:rFonts w:ascii="宋体" w:eastAsia="宋体" w:hAnsi="宋体" w:cs="宋体"/>
                 <w:sz w:val="20"/>
                 <w:szCs w:val="20"/>
               </w:rPr>
             </w:pPr>
             <w:r>
               <w:rPr>
-                <w:rFonts w:ascii="宋体" w:hAnsi="宋体" w:eastAsia="宋体" w:cs="宋体"/>
+                <w:rFonts w:ascii="宋体" w:eastAsia="宋体" w:hAnsi="宋体" w:cs="宋体"/>
                 <w:spacing w:val="7"/>
                 <w:sz w:val="20"/>
                 <w:szCs w:val="20"/>
@@ -1064,11 +1071,11 @@
               <w:adjustRightInd w:val="0"/>
               <w:snapToGrid w:val="0"/>
               <w:spacing w:before="175" w:line="228" w:lineRule="auto"/>
-              <w:ind w:left="0" w:leftChars="0" w:right="0" w:rightChars="0" w:firstLine="0" w:firstLineChars="0"/>
+              <w:ind w:left="0" w:right="0" w:firstLine="0" w:leftChars="0" w:rightChars="0" w:firstLineChars="0"/>
               <w:jc w:val="center"/>
               <w:textAlignment w:val="baseline"/>
               <w:rPr>
-                <w:rFonts w:hint="eastAsia" w:ascii="宋体" w:hAnsi="宋体" w:eastAsia="宋体" w:cs="宋体"/>
+                <w:rFonts w:ascii="宋体" w:eastAsia="宋体" w:hAnsi="宋体" w:cs="宋体" w:hint="eastAsia"/>
                 <w:spacing w:val="7"/>
                 <w:sz w:val="20"/>
                 <w:szCs w:val="20"/>
@@ -1077,7 +1084,7 @@
             </w:pPr>
             <w:r>
               <w:rPr>
-                <w:rFonts w:hint="eastAsia" w:ascii="宋体" w:hAnsi="宋体" w:cs="宋体"/>
+                <w:rFonts w:ascii="宋体" w:hAnsi="宋体" w:cs="宋体" w:hint="eastAsia"/>
                 <w:spacing w:val="7"/>
                 <w:sz w:val="20"/>
                 <w:szCs w:val="20"/>
@@ -1107,11 +1114,11 @@
               <w:adjustRightInd w:val="0"/>
               <w:snapToGrid w:val="0"/>
               <w:spacing w:before="175" w:line="228" w:lineRule="auto"/>
-              <w:ind w:left="0" w:leftChars="0" w:right="0" w:rightChars="0" w:firstLine="0" w:firstLineChars="0"/>
+              <w:ind w:left="0" w:right="0" w:firstLine="0" w:leftChars="0" w:rightChars="0" w:firstLineChars="0"/>
               <w:jc w:val="center"/>
               <w:textAlignment w:val="baseline"/>
               <w:rPr>
-                <w:rFonts w:hint="default" w:ascii="宋体" w:hAnsi="宋体" w:cs="宋体"/>
+                <w:rFonts w:ascii="宋体" w:hAnsi="宋体" w:cs="宋体" w:hint="default"/>
                 <w:spacing w:val="7"/>
                 <w:sz w:val="20"/>
                 <w:szCs w:val="20"/>
@@ -1120,7 +1127,7 @@
             </w:pPr>
             <w:r>
               <w:rPr>
-                <w:rFonts w:hint="eastAsia" w:ascii="宋体" w:hAnsi="宋体" w:cs="宋体"/>
+                <w:rFonts w:ascii="宋体" w:hAnsi="宋体" w:cs="宋体" w:hint="eastAsia"/>
                 <w:spacing w:val="7"/>
                 <w:sz w:val="20"/>
                 <w:szCs w:val="20"/>
@@ -1150,18 +1157,18 @@
               <w:adjustRightInd w:val="0"/>
               <w:snapToGrid w:val="0"/>
               <w:spacing w:before="176" w:line="229" w:lineRule="auto"/>
-              <w:ind w:left="0" w:leftChars="0" w:right="0" w:rightChars="0" w:firstLine="0" w:firstLineChars="0"/>
+              <w:ind w:left="0" w:right="0" w:firstLine="0" w:leftChars="0" w:rightChars="0" w:firstLineChars="0"/>
               <w:jc w:val="center"/>
               <w:textAlignment w:val="baseline"/>
               <w:rPr>
-                <w:rFonts w:ascii="宋体" w:hAnsi="宋体" w:eastAsia="宋体" w:cs="宋体"/>
+                <w:rFonts w:ascii="宋体" w:eastAsia="宋体" w:hAnsi="宋体" w:cs="宋体"/>
                 <w:sz w:val="20"/>
                 <w:szCs w:val="20"/>
               </w:rPr>
             </w:pPr>
             <w:r>
               <w:rPr>
-                <w:rFonts w:ascii="宋体" w:hAnsi="宋体" w:eastAsia="宋体" w:cs="宋体"/>
+                <w:rFonts w:ascii="宋体" w:eastAsia="宋体" w:hAnsi="宋体" w:cs="宋体"/>
                 <w:spacing w:val="7"/>
                 <w:sz w:val="20"/>
                 <w:szCs w:val="20"/>
@@ -1173,14 +1180,9 @@
       </w:tr>
       <w:tr>
         <w:tblPrEx>
-          <w:tblBorders>
-            <w:top w:val="single" w:color="000000" w:sz="2" w:space="0"/>
-            <w:left w:val="single" w:color="000000" w:sz="2" w:space="0"/>
-            <w:bottom w:val="single" w:color="000000" w:sz="2" w:space="0"/>
-            <w:right w:val="single" w:color="000000" w:sz="2" w:space="0"/>
-            <w:insideH w:val="single" w:color="000000" w:sz="2" w:space="0"/>
-            <w:insideV w:val="single" w:color="000000" w:sz="2" w:space="0"/>
-          </w:tblBorders>
+          <w:tblW w:w="8214" w:type="dxa"/>
+          <w:jc w:val="center"/>
+          <w:tblLayout w:type="fixed"/>
           <w:tblCellMar>
             <w:top w:w="0" w:type="dxa"/>
             <w:left w:w="0" w:type="dxa"/>
@@ -1189,7 +1191,7 @@
           </w:tblCellMar>
         </w:tblPrEx>
         <w:trPr>
-          <w:trHeight w:val="516" w:hRule="atLeast"/>
+          <w:trHeight w:val="516"/>
           <w:jc w:val="center"/>
         </w:trPr>
         <w:tc>
@@ -1212,11 +1214,11 @@
               <w:adjustRightInd w:val="0"/>
               <w:snapToGrid w:val="0"/>
               <w:spacing w:before="173" w:line="267" w:lineRule="exact"/>
-              <w:ind w:left="0" w:leftChars="0" w:right="0" w:rightChars="0" w:firstLine="0" w:firstLineChars="0"/>
+              <w:ind w:left="0" w:right="0" w:firstLine="0" w:leftChars="0" w:rightChars="0" w:firstLineChars="0"/>
               <w:jc w:val="center"/>
               <w:textAlignment w:val="baseline"/>
               <w:rPr>
-                <w:rFonts w:hint="default" w:ascii="宋体" w:hAnsi="宋体" w:eastAsia="宋体" w:cs="宋体"/>
+                <w:rFonts w:ascii="宋体" w:eastAsia="宋体" w:hAnsi="宋体" w:cs="宋体" w:hint="default"/>
                 <w:sz w:val="20"/>
                 <w:szCs w:val="20"/>
                 <w:lang w:val="en-US"/>
@@ -1224,7 +1226,7 @@
             </w:pPr>
             <w:r>
               <w:rPr>
-                <w:rFonts w:ascii="宋体" w:hAnsi="宋体" w:eastAsia="宋体" w:cs="宋体"/>
+                <w:rFonts w:ascii="宋体" w:eastAsia="宋体" w:hAnsi="宋体" w:cs="宋体"/>
                 <w:spacing w:val="3"/>
                 <w:position w:val="1"/>
                 <w:sz w:val="20"/>
@@ -1234,7 +1236,7 @@
             </w:r>
             <w:r>
               <w:rPr>
-                <w:rFonts w:hint="eastAsia" w:ascii="宋体" w:hAnsi="宋体" w:cs="宋体"/>
+                <w:rFonts w:ascii="宋体" w:hAnsi="宋体" w:cs="宋体" w:hint="eastAsia"/>
                 <w:spacing w:val="3"/>
                 <w:position w:val="1"/>
                 <w:sz w:val="20"/>
@@ -1245,7 +1247,7 @@
             </w:r>
             <w:r>
               <w:rPr>
-                <w:rFonts w:ascii="宋体" w:hAnsi="宋体" w:eastAsia="宋体" w:cs="宋体"/>
+                <w:rFonts w:ascii="宋体" w:eastAsia="宋体" w:hAnsi="宋体" w:cs="宋体"/>
                 <w:spacing w:val="3"/>
                 <w:position w:val="1"/>
                 <w:sz w:val="20"/>
@@ -1255,7 +1257,7 @@
             </w:r>
             <w:r>
               <w:rPr>
-                <w:rFonts w:hint="eastAsia" w:ascii="宋体" w:hAnsi="宋体" w:cs="宋体"/>
+                <w:rFonts w:ascii="宋体" w:hAnsi="宋体" w:cs="宋体" w:hint="eastAsia"/>
                 <w:spacing w:val="3"/>
                 <w:position w:val="1"/>
                 <w:sz w:val="20"/>
@@ -1286,18 +1288,18 @@
               <w:adjustRightInd w:val="0"/>
               <w:snapToGrid w:val="0"/>
               <w:spacing w:before="173" w:line="267" w:lineRule="exact"/>
-              <w:ind w:left="0" w:leftChars="0" w:right="0" w:rightChars="0" w:firstLine="0" w:firstLineChars="0"/>
+              <w:ind w:left="0" w:right="0" w:firstLine="0" w:leftChars="0" w:rightChars="0" w:firstLineChars="0"/>
               <w:jc w:val="center"/>
               <w:textAlignment w:val="baseline"/>
               <w:rPr>
-                <w:rFonts w:ascii="宋体" w:hAnsi="宋体" w:eastAsia="宋体" w:cs="宋体"/>
+                <w:rFonts w:ascii="宋体" w:eastAsia="宋体" w:hAnsi="宋体" w:cs="宋体"/>
                 <w:sz w:val="20"/>
                 <w:szCs w:val="20"/>
               </w:rPr>
             </w:pPr>
             <w:r>
               <w:rPr>
-                <w:rFonts w:ascii="宋体" w:hAnsi="宋体" w:eastAsia="宋体" w:cs="宋体"/>
+                <w:rFonts w:ascii="宋体" w:eastAsia="宋体" w:hAnsi="宋体" w:cs="宋体"/>
                 <w:spacing w:val="4"/>
                 <w:position w:val="1"/>
                 <w:sz w:val="20"/>
@@ -1327,18 +1329,18 @@
               <w:adjustRightInd w:val="0"/>
               <w:snapToGrid w:val="0"/>
               <w:spacing w:before="172" w:line="228" w:lineRule="auto"/>
-              <w:ind w:left="0" w:leftChars="0" w:right="0" w:rightChars="0" w:firstLine="0" w:firstLineChars="0"/>
+              <w:ind w:left="0" w:right="0" w:firstLine="0" w:leftChars="0" w:rightChars="0" w:firstLineChars="0"/>
               <w:jc w:val="center"/>
               <w:textAlignment w:val="baseline"/>
               <w:rPr>
-                <w:rFonts w:ascii="宋体" w:hAnsi="宋体" w:eastAsia="宋体" w:cs="宋体"/>
+                <w:rFonts w:ascii="宋体" w:eastAsia="宋体" w:hAnsi="宋体" w:cs="宋体"/>
                 <w:sz w:val="20"/>
                 <w:szCs w:val="20"/>
               </w:rPr>
             </w:pPr>
             <w:r>
               <w:rPr>
-                <w:rFonts w:ascii="宋体" w:hAnsi="宋体" w:eastAsia="宋体" w:cs="宋体"/>
+                <w:rFonts w:ascii="宋体" w:eastAsia="宋体" w:hAnsi="宋体" w:cs="宋体"/>
                 <w:spacing w:val="200"/>
                 <w:kern w:val="0"/>
                 <w:sz w:val="20"/>
@@ -1348,7 +1350,7 @@
             </w:r>
             <w:r>
               <w:rPr>
-                <w:rFonts w:ascii="宋体" w:hAnsi="宋体" w:eastAsia="宋体" w:cs="宋体"/>
+                <w:rFonts w:ascii="宋体" w:eastAsia="宋体" w:hAnsi="宋体" w:cs="宋体"/>
                 <w:spacing w:val="0"/>
                 <w:kern w:val="0"/>
                 <w:sz w:val="20"/>
@@ -1378,11 +1380,11 @@
               <w:adjustRightInd w:val="0"/>
               <w:snapToGrid w:val="0"/>
               <w:spacing w:before="173" w:line="229" w:lineRule="auto"/>
-              <w:ind w:left="0" w:leftChars="0" w:right="0" w:rightChars="0" w:firstLine="0" w:firstLineChars="0"/>
+              <w:ind w:left="0" w:right="0" w:firstLine="0" w:leftChars="0" w:rightChars="0" w:firstLineChars="0"/>
               <w:jc w:val="center"/>
               <w:textAlignment w:val="baseline"/>
               <w:rPr>
-                <w:rFonts w:ascii="宋体" w:hAnsi="宋体" w:eastAsia="宋体" w:cs="宋体"/>
+                <w:rFonts w:ascii="宋体" w:eastAsia="宋体" w:hAnsi="宋体" w:cs="宋体"/>
                 <w:spacing w:val="200"/>
                 <w:kern w:val="0"/>
                 <w:sz w:val="20"/>
@@ -1391,7 +1393,7 @@
             </w:pPr>
             <w:r>
               <w:rPr>
-                <w:rFonts w:hint="eastAsia" w:asciiTheme="minorAscii" w:hAnsiTheme="minorAscii" w:eastAsiaTheme="minorEastAsia"/>
+                <w:rFonts w:asciiTheme="minorAscii" w:eastAsiaTheme="minorEastAsia" w:hAnsiTheme="minorAscii" w:hint="eastAsia"/>
                 <w:spacing w:val="0"/>
                 <w:kern w:val="0"/>
                 <w:sz w:val="21"/>
@@ -1422,11 +1424,11 @@
               <w:adjustRightInd w:val="0"/>
               <w:snapToGrid w:val="0"/>
               <w:spacing w:before="172" w:line="228" w:lineRule="auto"/>
-              <w:ind w:left="0" w:leftChars="0" w:right="0" w:rightChars="0" w:firstLine="0" w:firstLineChars="0"/>
+              <w:ind w:left="0" w:right="0" w:firstLine="0" w:leftChars="0" w:rightChars="0" w:firstLineChars="0"/>
               <w:jc w:val="center"/>
               <w:textAlignment w:val="baseline"/>
               <w:rPr>
-                <w:rFonts w:ascii="宋体" w:hAnsi="宋体" w:eastAsia="宋体" w:cs="宋体"/>
+                <w:rFonts w:ascii="宋体" w:eastAsia="宋体" w:hAnsi="宋体" w:cs="宋体"/>
                 <w:spacing w:val="200"/>
                 <w:kern w:val="0"/>
                 <w:sz w:val="20"/>
@@ -1435,7 +1437,7 @@
             </w:pPr>
             <w:r>
               <w:rPr>
-                <w:rFonts w:hint="eastAsia" w:ascii="宋体" w:hAnsi="宋体" w:eastAsia="宋体" w:cs="宋体"/>
+                <w:rFonts w:ascii="宋体" w:eastAsia="宋体" w:hAnsi="宋体" w:cs="宋体" w:hint="eastAsia"/>
                 <w:spacing w:val="200"/>
                 <w:kern w:val="0"/>
                 <w:sz w:val="20"/>
@@ -1445,7 +1447,7 @@
             </w:r>
             <w:r>
               <w:rPr>
-                <w:rFonts w:hint="eastAsia" w:asciiTheme="minorAscii" w:hAnsiTheme="minorAscii" w:eastAsiaTheme="minorEastAsia"/>
+                <w:rFonts w:asciiTheme="minorAscii" w:eastAsiaTheme="minorEastAsia" w:hAnsiTheme="minorAscii" w:hint="eastAsia"/>
                 <w:spacing w:val="0"/>
                 <w:kern w:val="0"/>
                 <w:sz w:val="21"/>
@@ -1476,18 +1478,18 @@
               <w:adjustRightInd w:val="0"/>
               <w:snapToGrid w:val="0"/>
               <w:spacing w:before="173" w:line="229" w:lineRule="auto"/>
-              <w:ind w:left="0" w:leftChars="0" w:right="0" w:rightChars="0" w:firstLine="0" w:firstLineChars="0"/>
+              <w:ind w:left="0" w:right="0" w:firstLine="0" w:leftChars="0" w:rightChars="0" w:firstLineChars="0"/>
               <w:jc w:val="center"/>
               <w:textAlignment w:val="baseline"/>
               <w:rPr>
-                <w:rFonts w:ascii="宋体" w:hAnsi="宋体" w:eastAsia="宋体" w:cs="宋体"/>
+                <w:rFonts w:ascii="宋体" w:eastAsia="宋体" w:hAnsi="宋体" w:cs="宋体"/>
                 <w:sz w:val="20"/>
                 <w:szCs w:val="20"/>
               </w:rPr>
             </w:pPr>
             <w:r>
               <w:rPr>
-                <w:rFonts w:hint="eastAsia" w:asciiTheme="minorAscii" w:hAnsiTheme="minorAscii" w:eastAsiaTheme="minorEastAsia"/>
+                <w:rFonts w:asciiTheme="minorAscii" w:eastAsiaTheme="minorEastAsia" w:hAnsiTheme="minorAscii" w:hint="eastAsia"/>
                 <w:spacing w:val="0"/>
                 <w:kern w:val="0"/>
                 <w:sz w:val="21"/>
@@ -1501,14 +1503,9 @@
       </w:tr>
       <w:tr>
         <w:tblPrEx>
-          <w:tblBorders>
-            <w:top w:val="single" w:color="000000" w:sz="2" w:space="0"/>
-            <w:left w:val="single" w:color="000000" w:sz="2" w:space="0"/>
-            <w:bottom w:val="single" w:color="000000" w:sz="2" w:space="0"/>
-            <w:right w:val="single" w:color="000000" w:sz="2" w:space="0"/>
-            <w:insideH w:val="single" w:color="000000" w:sz="2" w:space="0"/>
-            <w:insideV w:val="single" w:color="000000" w:sz="2" w:space="0"/>
-          </w:tblBorders>
+          <w:tblW w:w="8214" w:type="dxa"/>
+          <w:jc w:val="center"/>
+          <w:tblLayout w:type="fixed"/>
           <w:tblCellMar>
             <w:top w:w="0" w:type="dxa"/>
             <w:left w:w="0" w:type="dxa"/>
@@ -1517,7 +1514,7 @@
           </w:tblCellMar>
         </w:tblPrEx>
         <w:trPr>
-          <w:trHeight w:val="556" w:hRule="atLeast"/>
+          <w:trHeight w:val="556"/>
           <w:jc w:val="center"/>
         </w:trPr>
         <w:tc>
@@ -1526,7 +1523,7 @@
           </w:tcPr>
           <w:p>
             <w:pPr>
-              <w:pStyle w:val="27"/>
+              <w:pStyle w:val="TableText"/>
               <w:keepNext w:val="0"/>
               <w:keepLines w:val="0"/>
               <w:pageBreakBefore w:val="0"/>
@@ -1540,7 +1537,7 @@
               <w:bidi w:val="0"/>
               <w:adjustRightInd w:val="0"/>
               <w:snapToGrid w:val="0"/>
-              <w:ind w:left="0" w:leftChars="0" w:right="0" w:rightChars="0" w:firstLine="0" w:firstLineChars="0"/>
+              <w:ind w:left="0" w:right="0" w:firstLine="0" w:leftChars="0" w:rightChars="0" w:firstLineChars="0"/>
               <w:jc w:val="center"/>
               <w:textAlignment w:val="baseline"/>
             </w:pPr>
@@ -1552,7 +1549,7 @@
           </w:tcPr>
           <w:p>
             <w:pPr>
-              <w:pStyle w:val="27"/>
+              <w:pStyle w:val="TableText"/>
               <w:keepNext w:val="0"/>
               <w:keepLines w:val="0"/>
               <w:pageBreakBefore w:val="0"/>
@@ -1566,7 +1563,7 @@
               <w:bidi w:val="0"/>
               <w:adjustRightInd w:val="0"/>
               <w:snapToGrid w:val="0"/>
-              <w:ind w:left="0" w:leftChars="0" w:right="0" w:rightChars="0" w:firstLine="0" w:firstLineChars="0"/>
+              <w:ind w:left="0" w:right="0" w:firstLine="0" w:leftChars="0" w:rightChars="0" w:firstLineChars="0"/>
               <w:jc w:val="center"/>
               <w:textAlignment w:val="baseline"/>
             </w:pPr>
@@ -1578,7 +1575,7 @@
           </w:tcPr>
           <w:p>
             <w:pPr>
-              <w:pStyle w:val="27"/>
+              <w:pStyle w:val="TableText"/>
               <w:keepNext w:val="0"/>
               <w:keepLines w:val="0"/>
               <w:pageBreakBefore w:val="0"/>
@@ -1592,7 +1589,7 @@
               <w:bidi w:val="0"/>
               <w:adjustRightInd w:val="0"/>
               <w:snapToGrid w:val="0"/>
-              <w:ind w:left="0" w:leftChars="0" w:right="0" w:rightChars="0" w:firstLine="0" w:firstLineChars="0"/>
+              <w:ind w:left="0" w:right="0" w:firstLine="0" w:leftChars="0" w:rightChars="0" w:firstLineChars="0"/>
               <w:jc w:val="center"/>
               <w:textAlignment w:val="baseline"/>
             </w:pPr>
@@ -1604,7 +1601,7 @@
           </w:tcPr>
           <w:p>
             <w:pPr>
-              <w:pStyle w:val="27"/>
+              <w:pStyle w:val="TableText"/>
               <w:keepNext w:val="0"/>
               <w:keepLines w:val="0"/>
               <w:pageBreakBefore w:val="0"/>
@@ -1618,7 +1615,7 @@
               <w:bidi w:val="0"/>
               <w:adjustRightInd w:val="0"/>
               <w:snapToGrid w:val="0"/>
-              <w:ind w:left="0" w:leftChars="0" w:right="0" w:rightChars="0" w:firstLine="0" w:firstLineChars="0"/>
+              <w:ind w:left="0" w:right="0" w:firstLine="0" w:leftChars="0" w:rightChars="0" w:firstLineChars="0"/>
               <w:jc w:val="center"/>
               <w:textAlignment w:val="baseline"/>
             </w:pPr>
@@ -1630,7 +1627,7 @@
           </w:tcPr>
           <w:p>
             <w:pPr>
-              <w:pStyle w:val="27"/>
+              <w:pStyle w:val="TableText"/>
               <w:keepNext w:val="0"/>
               <w:keepLines w:val="0"/>
               <w:pageBreakBefore w:val="0"/>
@@ -1644,7 +1641,7 @@
               <w:bidi w:val="0"/>
               <w:adjustRightInd w:val="0"/>
               <w:snapToGrid w:val="0"/>
-              <w:ind w:left="0" w:leftChars="0" w:right="0" w:rightChars="0" w:firstLine="0" w:firstLineChars="0"/>
+              <w:ind w:left="0" w:right="0" w:firstLine="0" w:leftChars="0" w:rightChars="0" w:firstLineChars="0"/>
               <w:jc w:val="center"/>
               <w:textAlignment w:val="baseline"/>
             </w:pPr>
@@ -1656,7 +1653,7 @@
           </w:tcPr>
           <w:p>
             <w:pPr>
-              <w:pStyle w:val="27"/>
+              <w:pStyle w:val="TableText"/>
               <w:keepNext w:val="0"/>
               <w:keepLines w:val="0"/>
               <w:pageBreakBefore w:val="0"/>
@@ -1670,7 +1667,7 @@
               <w:bidi w:val="0"/>
               <w:adjustRightInd w:val="0"/>
               <w:snapToGrid w:val="0"/>
-              <w:ind w:left="0" w:leftChars="0" w:right="0" w:rightChars="0" w:firstLine="0" w:firstLineChars="0"/>
+              <w:ind w:left="0" w:right="0" w:firstLine="0" w:leftChars="0" w:rightChars="0" w:firstLineChars="0"/>
               <w:jc w:val="center"/>
               <w:textAlignment w:val="baseline"/>
             </w:pPr>
@@ -1679,14 +1676,9 @@
       </w:tr>
       <w:tr>
         <w:tblPrEx>
-          <w:tblBorders>
-            <w:top w:val="single" w:color="000000" w:sz="2" w:space="0"/>
-            <w:left w:val="single" w:color="000000" w:sz="2" w:space="0"/>
-            <w:bottom w:val="single" w:color="000000" w:sz="2" w:space="0"/>
-            <w:right w:val="single" w:color="000000" w:sz="2" w:space="0"/>
-            <w:insideH w:val="single" w:color="000000" w:sz="2" w:space="0"/>
-            <w:insideV w:val="single" w:color="000000" w:sz="2" w:space="0"/>
-          </w:tblBorders>
+          <w:tblW w:w="8214" w:type="dxa"/>
+          <w:jc w:val="center"/>
+          <w:tblLayout w:type="fixed"/>
           <w:tblCellMar>
             <w:top w:w="0" w:type="dxa"/>
             <w:left w:w="0" w:type="dxa"/>
@@ -1695,7 +1687,7 @@
           </w:tblCellMar>
         </w:tblPrEx>
         <w:trPr>
-          <w:trHeight w:val="556" w:hRule="atLeast"/>
+          <w:trHeight w:val="556"/>
           <w:jc w:val="center"/>
         </w:trPr>
         <w:tc>
@@ -1704,7 +1696,7 @@
           </w:tcPr>
           <w:p>
             <w:pPr>
-              <w:pStyle w:val="27"/>
+              <w:pStyle w:val="TableText"/>
               <w:keepNext w:val="0"/>
               <w:keepLines w:val="0"/>
               <w:pageBreakBefore w:val="0"/>
@@ -1718,7 +1710,7 @@
               <w:bidi w:val="0"/>
               <w:adjustRightInd w:val="0"/>
               <w:snapToGrid w:val="0"/>
-              <w:ind w:left="0" w:leftChars="0" w:right="0" w:rightChars="0" w:firstLine="0" w:firstLineChars="0"/>
+              <w:ind w:left="0" w:right="0" w:firstLine="0" w:leftChars="0" w:rightChars="0" w:firstLineChars="0"/>
               <w:jc w:val="center"/>
               <w:textAlignment w:val="baseline"/>
             </w:pPr>
@@ -1730,7 +1722,7 @@
           </w:tcPr>
           <w:p>
             <w:pPr>
-              <w:pStyle w:val="27"/>
+              <w:pStyle w:val="TableText"/>
               <w:keepNext w:val="0"/>
               <w:keepLines w:val="0"/>
               <w:pageBreakBefore w:val="0"/>
@@ -1744,7 +1736,7 @@
               <w:bidi w:val="0"/>
               <w:adjustRightInd w:val="0"/>
               <w:snapToGrid w:val="0"/>
-              <w:ind w:left="0" w:leftChars="0" w:right="0" w:rightChars="0" w:firstLine="0" w:firstLineChars="0"/>
+              <w:ind w:left="0" w:right="0" w:firstLine="0" w:leftChars="0" w:rightChars="0" w:firstLineChars="0"/>
               <w:jc w:val="center"/>
               <w:textAlignment w:val="baseline"/>
             </w:pPr>
@@ -1756,7 +1748,7 @@
           </w:tcPr>
           <w:p>
             <w:pPr>
-              <w:pStyle w:val="27"/>
+              <w:pStyle w:val="TableText"/>
               <w:keepNext w:val="0"/>
               <w:keepLines w:val="0"/>
               <w:pageBreakBefore w:val="0"/>
@@ -1770,7 +1762,7 @@
               <w:bidi w:val="0"/>
               <w:adjustRightInd w:val="0"/>
               <w:snapToGrid w:val="0"/>
-              <w:ind w:left="0" w:leftChars="0" w:right="0" w:rightChars="0" w:firstLine="0" w:firstLineChars="0"/>
+              <w:ind w:left="0" w:right="0" w:firstLine="0" w:leftChars="0" w:rightChars="0" w:firstLineChars="0"/>
               <w:jc w:val="center"/>
               <w:textAlignment w:val="baseline"/>
             </w:pPr>
@@ -1782,7 +1774,7 @@
           </w:tcPr>
           <w:p>
             <w:pPr>
-              <w:pStyle w:val="27"/>
+              <w:pStyle w:val="TableText"/>
               <w:keepNext w:val="0"/>
               <w:keepLines w:val="0"/>
               <w:pageBreakBefore w:val="0"/>
@@ -1796,7 +1788,7 @@
               <w:bidi w:val="0"/>
               <w:adjustRightInd w:val="0"/>
               <w:snapToGrid w:val="0"/>
-              <w:ind w:left="0" w:leftChars="0" w:right="0" w:rightChars="0" w:firstLine="0" w:firstLineChars="0"/>
+              <w:ind w:left="0" w:right="0" w:firstLine="0" w:leftChars="0" w:rightChars="0" w:firstLineChars="0"/>
               <w:jc w:val="center"/>
               <w:textAlignment w:val="baseline"/>
             </w:pPr>
@@ -1808,7 +1800,7 @@
           </w:tcPr>
           <w:p>
             <w:pPr>
-              <w:pStyle w:val="27"/>
+              <w:pStyle w:val="TableText"/>
               <w:keepNext w:val="0"/>
               <w:keepLines w:val="0"/>
               <w:pageBreakBefore w:val="0"/>
@@ -1822,7 +1814,7 @@
               <w:bidi w:val="0"/>
               <w:adjustRightInd w:val="0"/>
               <w:snapToGrid w:val="0"/>
-              <w:ind w:left="0" w:leftChars="0" w:right="0" w:rightChars="0" w:firstLine="0" w:firstLineChars="0"/>
+              <w:ind w:left="0" w:right="0" w:firstLine="0" w:leftChars="0" w:rightChars="0" w:firstLineChars="0"/>
               <w:jc w:val="center"/>
               <w:textAlignment w:val="baseline"/>
             </w:pPr>
@@ -1834,7 +1826,7 @@
           </w:tcPr>
           <w:p>
             <w:pPr>
-              <w:pStyle w:val="27"/>
+              <w:pStyle w:val="TableText"/>
               <w:keepNext w:val="0"/>
               <w:keepLines w:val="0"/>
               <w:pageBreakBefore w:val="0"/>
@@ -1848,7 +1840,7 @@
               <w:bidi w:val="0"/>
               <w:adjustRightInd w:val="0"/>
               <w:snapToGrid w:val="0"/>
-              <w:ind w:left="0" w:leftChars="0" w:right="0" w:rightChars="0" w:firstLine="0" w:firstLineChars="0"/>
+              <w:ind w:left="0" w:right="0" w:firstLine="0" w:leftChars="0" w:rightChars="0" w:firstLineChars="0"/>
               <w:jc w:val="center"/>
               <w:textAlignment w:val="baseline"/>
             </w:pPr>
@@ -1857,14 +1849,9 @@
       </w:tr>
       <w:tr>
         <w:tblPrEx>
-          <w:tblBorders>
-            <w:top w:val="single" w:color="000000" w:sz="2" w:space="0"/>
-            <w:left w:val="single" w:color="000000" w:sz="2" w:space="0"/>
-            <w:bottom w:val="single" w:color="000000" w:sz="2" w:space="0"/>
-            <w:right w:val="single" w:color="000000" w:sz="2" w:space="0"/>
-            <w:insideH w:val="single" w:color="000000" w:sz="2" w:space="0"/>
-            <w:insideV w:val="single" w:color="000000" w:sz="2" w:space="0"/>
-          </w:tblBorders>
+          <w:tblW w:w="8214" w:type="dxa"/>
+          <w:jc w:val="center"/>
+          <w:tblLayout w:type="fixed"/>
           <w:tblCellMar>
             <w:top w:w="0" w:type="dxa"/>
             <w:left w:w="0" w:type="dxa"/>
@@ -1873,7 +1860,7 @@
           </w:tblCellMar>
         </w:tblPrEx>
         <w:trPr>
-          <w:trHeight w:val="557" w:hRule="atLeast"/>
+          <w:trHeight w:val="557"/>
           <w:jc w:val="center"/>
         </w:trPr>
         <w:tc>
@@ -1882,7 +1869,7 @@
           </w:tcPr>
           <w:p>
             <w:pPr>
-              <w:pStyle w:val="27"/>
+              <w:pStyle w:val="TableText"/>
               <w:keepNext w:val="0"/>
               <w:keepLines w:val="0"/>
               <w:pageBreakBefore w:val="0"/>
@@ -1896,7 +1883,7 @@
               <w:bidi w:val="0"/>
               <w:adjustRightInd w:val="0"/>
               <w:snapToGrid w:val="0"/>
-              <w:ind w:left="0" w:leftChars="0" w:right="0" w:rightChars="0" w:firstLine="0" w:firstLineChars="0"/>
+              <w:ind w:left="0" w:right="0" w:firstLine="0" w:leftChars="0" w:rightChars="0" w:firstLineChars="0"/>
               <w:jc w:val="center"/>
               <w:textAlignment w:val="baseline"/>
             </w:pPr>
@@ -1908,7 +1895,7 @@
           </w:tcPr>
           <w:p>
             <w:pPr>
-              <w:pStyle w:val="27"/>
+              <w:pStyle w:val="TableText"/>
               <w:keepNext w:val="0"/>
               <w:keepLines w:val="0"/>
               <w:pageBreakBefore w:val="0"/>
@@ -1922,7 +1909,7 @@
               <w:bidi w:val="0"/>
               <w:adjustRightInd w:val="0"/>
               <w:snapToGrid w:val="0"/>
-              <w:ind w:left="0" w:leftChars="0" w:right="0" w:rightChars="0" w:firstLine="0" w:firstLineChars="0"/>
+              <w:ind w:left="0" w:right="0" w:firstLine="0" w:leftChars="0" w:rightChars="0" w:firstLineChars="0"/>
               <w:jc w:val="center"/>
               <w:textAlignment w:val="baseline"/>
             </w:pPr>
@@ -1934,7 +1921,7 @@
           </w:tcPr>
           <w:p>
             <w:pPr>
-              <w:pStyle w:val="27"/>
+              <w:pStyle w:val="TableText"/>
               <w:keepNext w:val="0"/>
               <w:keepLines w:val="0"/>
               <w:pageBreakBefore w:val="0"/>
@@ -1948,7 +1935,7 @@
               <w:bidi w:val="0"/>
               <w:adjustRightInd w:val="0"/>
               <w:snapToGrid w:val="0"/>
-              <w:ind w:left="0" w:leftChars="0" w:right="0" w:rightChars="0" w:firstLine="0" w:firstLineChars="0"/>
+              <w:ind w:left="0" w:right="0" w:firstLine="0" w:leftChars="0" w:rightChars="0" w:firstLineChars="0"/>
               <w:jc w:val="center"/>
               <w:textAlignment w:val="baseline"/>
             </w:pPr>
@@ -1960,7 +1947,7 @@
           </w:tcPr>
           <w:p>
             <w:pPr>
-              <w:pStyle w:val="27"/>
+              <w:pStyle w:val="TableText"/>
               <w:keepNext w:val="0"/>
               <w:keepLines w:val="0"/>
               <w:pageBreakBefore w:val="0"/>
@@ -1974,7 +1961,7 @@
               <w:bidi w:val="0"/>
               <w:adjustRightInd w:val="0"/>
               <w:snapToGrid w:val="0"/>
-              <w:ind w:left="0" w:leftChars="0" w:right="0" w:rightChars="0" w:firstLine="0" w:firstLineChars="0"/>
+              <w:ind w:left="0" w:right="0" w:firstLine="0" w:leftChars="0" w:rightChars="0" w:firstLineChars="0"/>
               <w:jc w:val="center"/>
               <w:textAlignment w:val="baseline"/>
             </w:pPr>
@@ -1986,7 +1973,7 @@
           </w:tcPr>
           <w:p>
             <w:pPr>
-              <w:pStyle w:val="27"/>
+              <w:pStyle w:val="TableText"/>
               <w:keepNext w:val="0"/>
               <w:keepLines w:val="0"/>
               <w:pageBreakBefore w:val="0"/>
@@ -2000,7 +1987,7 @@
               <w:bidi w:val="0"/>
               <w:adjustRightInd w:val="0"/>
               <w:snapToGrid w:val="0"/>
-              <w:ind w:left="0" w:leftChars="0" w:right="0" w:rightChars="0" w:firstLine="0" w:firstLineChars="0"/>
+              <w:ind w:left="0" w:right="0" w:firstLine="0" w:leftChars="0" w:rightChars="0" w:firstLineChars="0"/>
               <w:jc w:val="center"/>
               <w:textAlignment w:val="baseline"/>
             </w:pPr>
@@ -2012,7 +1999,7 @@
           </w:tcPr>
           <w:p>
             <w:pPr>
-              <w:pStyle w:val="27"/>
+              <w:pStyle w:val="TableText"/>
               <w:keepNext w:val="0"/>
               <w:keepLines w:val="0"/>
               <w:pageBreakBefore w:val="0"/>
@@ -2026,7 +2013,7 @@
               <w:bidi w:val="0"/>
               <w:adjustRightInd w:val="0"/>
               <w:snapToGrid w:val="0"/>
-              <w:ind w:left="0" w:leftChars="0" w:right="0" w:rightChars="0" w:firstLine="0" w:firstLineChars="0"/>
+              <w:ind w:left="0" w:right="0" w:firstLine="0" w:leftChars="0" w:rightChars="0" w:firstLineChars="0"/>
               <w:jc w:val="center"/>
               <w:textAlignment w:val="baseline"/>
             </w:pPr>
@@ -2058,7 +2045,7 @@
     <w:sdt>
       <w:sdtPr>
         <w:rPr>
-          <w:rFonts w:ascii="宋体" w:hAnsi="宋体" w:eastAsia="宋体" w:cs="Arial"/>
+          <w:rFonts w:ascii="宋体" w:eastAsia="宋体" w:hAnsi="宋体" w:cs="Arial"/>
           <w:snapToGrid w:val="0"/>
           <w:color w:val="000000"/>
           <w:kern w:val="0"/>
@@ -2074,7 +2061,7 @@
       </w:sdtPr>
       <w:sdtEndPr>
         <w:rPr>
-          <w:rFonts w:hint="eastAsia" w:ascii="宋体" w:hAnsi="宋体" w:eastAsia="宋体" w:cs="宋体"/>
+          <w:rFonts w:ascii="宋体" w:eastAsia="宋体" w:hAnsi="宋体" w:cs="宋体" w:hint="eastAsia"/>
           <w:snapToGrid w:val="0"/>
           <w:color w:val="000000"/>
           <w:kern w:val="0"/>
@@ -2100,18 +2087,18 @@
             <w:adjustRightInd w:val="0"/>
             <w:snapToGrid w:val="0"/>
             <w:spacing w:before="0" w:beforeLines="0" w:after="0" w:afterLines="0" w:line="240" w:lineRule="auto"/>
-            <w:ind w:left="0" w:leftChars="0" w:right="0" w:rightChars="0" w:firstLine="0" w:firstLineChars="0"/>
+            <w:ind w:left="0" w:right="0" w:firstLine="0" w:leftChars="0" w:rightChars="0" w:firstLineChars="0"/>
             <w:jc w:val="center"/>
             <w:textAlignment w:val="baseline"/>
             <w:rPr>
-              <w:rFonts w:hint="eastAsia" w:ascii="宋体" w:hAnsi="宋体" w:eastAsia="宋体" w:cs="宋体"/>
+              <w:rFonts w:ascii="宋体" w:eastAsia="宋体" w:hAnsi="宋体" w:cs="宋体" w:hint="eastAsia"/>
               <w:sz w:val="24"/>
               <w:szCs w:val="24"/>
             </w:rPr>
           </w:pPr>
           <w:r>
             <w:rPr>
-              <w:rFonts w:hint="eastAsia" w:ascii="宋体" w:hAnsi="宋体" w:eastAsia="宋体" w:cs="宋体"/>
+              <w:rFonts w:ascii="宋体" w:eastAsia="宋体" w:hAnsi="宋体" w:cs="宋体" w:hint="eastAsia"/>
               <w:sz w:val="24"/>
               <w:szCs w:val="24"/>
             </w:rPr>
@@ -2120,16 +2107,14 @@
         </w:p>
         <w:p>
           <w:pPr>
-            <w:pStyle w:val="16"/>
+            <w:pStyle w:val="TOC1"/>
             <w:tabs>
               <w:tab w:val="right" w:leader="dot" w:pos="8306"/>
             </w:tabs>
           </w:pPr>
-          <w:bookmarkStart w:id="10" w:name="_GoBack"/>
-          <w:bookmarkEnd w:id="10"/>
           <w:r>
             <w:rPr>
-              <w:rFonts w:hint="eastAsia" w:ascii="宋体" w:hAnsi="宋体" w:eastAsia="宋体" w:cs="宋体"/>
+              <w:rFonts w:ascii="宋体" w:eastAsia="宋体" w:hAnsi="宋体" w:cs="宋体" w:hint="eastAsia"/>
               <w:sz w:val="24"/>
               <w:szCs w:val="24"/>
             </w:rPr>
@@ -2137,7 +2122,7 @@
           </w:r>
           <w:r>
             <w:rPr>
-              <w:rFonts w:hint="eastAsia" w:ascii="宋体" w:hAnsi="宋体" w:eastAsia="宋体" w:cs="宋体"/>
+              <w:rFonts w:ascii="宋体" w:eastAsia="宋体" w:hAnsi="宋体" w:cs="宋体" w:hint="eastAsia"/>
               <w:sz w:val="24"/>
               <w:szCs w:val="24"/>
             </w:rPr>
@@ -2145,7 +2130,7 @@
           </w:r>
           <w:r>
             <w:rPr>
-              <w:rFonts w:hint="eastAsia" w:ascii="宋体" w:hAnsi="宋体" w:eastAsia="宋体" w:cs="宋体"/>
+              <w:rFonts w:ascii="宋体" w:eastAsia="宋体" w:hAnsi="宋体" w:cs="宋体" w:hint="eastAsia"/>
               <w:sz w:val="24"/>
               <w:szCs w:val="24"/>
             </w:rPr>
@@ -2153,21 +2138,21 @@
           </w:r>
           <w:r>
             <w:rPr>
-              <w:rFonts w:hint="eastAsia" w:ascii="宋体" w:hAnsi="宋体" w:eastAsia="宋体" w:cs="宋体"/>
+              <w:rFonts w:ascii="宋体" w:eastAsia="宋体" w:hAnsi="宋体" w:cs="宋体" w:hint="eastAsia"/>
               <w:szCs w:val="24"/>
             </w:rPr>
             <w:fldChar w:fldCharType="begin"/>
           </w:r>
           <w:r>
             <w:rPr>
-              <w:rFonts w:hint="eastAsia" w:ascii="宋体" w:hAnsi="宋体" w:eastAsia="宋体" w:cs="宋体"/>
+              <w:rFonts w:ascii="宋体" w:eastAsia="宋体" w:hAnsi="宋体" w:cs="宋体" w:hint="eastAsia"/>
               <w:szCs w:val="24"/>
             </w:rPr>
             <w:instrText xml:space="preserve"> HYPERLINK \l _Toc14559 </w:instrText>
           </w:r>
           <w:r>
             <w:rPr>
-              <w:rFonts w:hint="eastAsia" w:ascii="宋体" w:hAnsi="宋体" w:eastAsia="宋体" w:cs="宋体"/>
+              <w:rFonts w:ascii="宋体" w:eastAsia="宋体" w:hAnsi="宋体" w:cs="宋体" w:hint="eastAsia"/>
               <w:szCs w:val="24"/>
             </w:rPr>
             <w:fldChar w:fldCharType="separate"/>
@@ -2199,7 +2184,7 @@
           </w:r>
           <w:r>
             <w:rPr>
-              <w:rFonts w:hint="eastAsia" w:ascii="宋体" w:hAnsi="宋体" w:eastAsia="宋体" w:cs="宋体"/>
+              <w:rFonts w:ascii="宋体" w:eastAsia="宋体" w:hAnsi="宋体" w:cs="宋体" w:hint="eastAsia"/>
               <w:szCs w:val="24"/>
             </w:rPr>
             <w:fldChar w:fldCharType="end"/>
@@ -2207,28 +2192,28 @@
         </w:p>
         <w:p>
           <w:pPr>
-            <w:pStyle w:val="16"/>
+            <w:pStyle w:val="TOC1"/>
             <w:tabs>
               <w:tab w:val="right" w:leader="dot" w:pos="8306"/>
             </w:tabs>
           </w:pPr>
           <w:r>
             <w:rPr>
-              <w:rFonts w:hint="eastAsia" w:ascii="宋体" w:hAnsi="宋体" w:eastAsia="宋体" w:cs="宋体"/>
+              <w:rFonts w:ascii="宋体" w:eastAsia="宋体" w:hAnsi="宋体" w:cs="宋体" w:hint="eastAsia"/>
               <w:szCs w:val="24"/>
             </w:rPr>
             <w:fldChar w:fldCharType="begin"/>
           </w:r>
           <w:r>
             <w:rPr>
-              <w:rFonts w:hint="eastAsia" w:ascii="宋体" w:hAnsi="宋体" w:eastAsia="宋体" w:cs="宋体"/>
+              <w:rFonts w:ascii="宋体" w:eastAsia="宋体" w:hAnsi="宋体" w:cs="宋体" w:hint="eastAsia"/>
               <w:szCs w:val="24"/>
             </w:rPr>
             <w:instrText xml:space="preserve"> HYPERLINK \l _Toc11429 </w:instrText>
           </w:r>
           <w:r>
             <w:rPr>
-              <w:rFonts w:hint="eastAsia" w:ascii="宋体" w:hAnsi="宋体" w:eastAsia="宋体" w:cs="宋体"/>
+              <w:rFonts w:ascii="宋体" w:eastAsia="宋体" w:hAnsi="宋体" w:cs="宋体" w:hint="eastAsia"/>
               <w:szCs w:val="24"/>
             </w:rPr>
             <w:fldChar w:fldCharType="separate"/>
@@ -2260,7 +2245,7 @@
           </w:r>
           <w:r>
             <w:rPr>
-              <w:rFonts w:hint="eastAsia" w:ascii="宋体" w:hAnsi="宋体" w:eastAsia="宋体" w:cs="宋体"/>
+              <w:rFonts w:ascii="宋体" w:eastAsia="宋体" w:hAnsi="宋体" w:cs="宋体" w:hint="eastAsia"/>
               <w:szCs w:val="24"/>
             </w:rPr>
             <w:fldChar w:fldCharType="end"/>
@@ -2268,28 +2253,28 @@
         </w:p>
         <w:p>
           <w:pPr>
-            <w:pStyle w:val="16"/>
+            <w:pStyle w:val="TOC1"/>
             <w:tabs>
               <w:tab w:val="right" w:leader="dot" w:pos="8306"/>
             </w:tabs>
           </w:pPr>
           <w:r>
             <w:rPr>
-              <w:rFonts w:hint="eastAsia" w:ascii="宋体" w:hAnsi="宋体" w:eastAsia="宋体" w:cs="宋体"/>
+              <w:rFonts w:ascii="宋体" w:eastAsia="宋体" w:hAnsi="宋体" w:cs="宋体" w:hint="eastAsia"/>
               <w:szCs w:val="24"/>
             </w:rPr>
             <w:fldChar w:fldCharType="begin"/>
           </w:r>
           <w:r>
             <w:rPr>
-              <w:rFonts w:hint="eastAsia" w:ascii="宋体" w:hAnsi="宋体" w:eastAsia="宋体" w:cs="宋体"/>
+              <w:rFonts w:ascii="宋体" w:eastAsia="宋体" w:hAnsi="宋体" w:cs="宋体" w:hint="eastAsia"/>
               <w:szCs w:val="24"/>
             </w:rPr>
             <w:instrText xml:space="preserve"> HYPERLINK \l _Toc12913 </w:instrText>
           </w:r>
           <w:r>
             <w:rPr>
-              <w:rFonts w:hint="eastAsia" w:ascii="宋体" w:hAnsi="宋体" w:eastAsia="宋体" w:cs="宋体"/>
+              <w:rFonts w:ascii="宋体" w:eastAsia="宋体" w:hAnsi="宋体" w:cs="宋体" w:hint="eastAsia"/>
               <w:szCs w:val="24"/>
             </w:rPr>
             <w:fldChar w:fldCharType="separate"/>
@@ -2321,7 +2306,7 @@
           </w:r>
           <w:r>
             <w:rPr>
-              <w:rFonts w:hint="eastAsia" w:ascii="宋体" w:hAnsi="宋体" w:eastAsia="宋体" w:cs="宋体"/>
+              <w:rFonts w:ascii="宋体" w:eastAsia="宋体" w:hAnsi="宋体" w:cs="宋体" w:hint="eastAsia"/>
               <w:szCs w:val="24"/>
             </w:rPr>
             <w:fldChar w:fldCharType="end"/>
@@ -2329,28 +2314,28 @@
         </w:p>
         <w:p>
           <w:pPr>
-            <w:pStyle w:val="16"/>
+            <w:pStyle w:val="TOC1"/>
             <w:tabs>
               <w:tab w:val="right" w:leader="dot" w:pos="8306"/>
             </w:tabs>
           </w:pPr>
           <w:r>
             <w:rPr>
-              <w:rFonts w:hint="eastAsia" w:ascii="宋体" w:hAnsi="宋体" w:eastAsia="宋体" w:cs="宋体"/>
+              <w:rFonts w:ascii="宋体" w:eastAsia="宋体" w:hAnsi="宋体" w:cs="宋体" w:hint="eastAsia"/>
               <w:szCs w:val="24"/>
             </w:rPr>
             <w:fldChar w:fldCharType="begin"/>
           </w:r>
           <w:r>
             <w:rPr>
-              <w:rFonts w:hint="eastAsia" w:ascii="宋体" w:hAnsi="宋体" w:eastAsia="宋体" w:cs="宋体"/>
+              <w:rFonts w:ascii="宋体" w:eastAsia="宋体" w:hAnsi="宋体" w:cs="宋体" w:hint="eastAsia"/>
               <w:szCs w:val="24"/>
             </w:rPr>
             <w:instrText xml:space="preserve"> HYPERLINK \l _Toc27486 </w:instrText>
           </w:r>
           <w:r>
             <w:rPr>
-              <w:rFonts w:hint="eastAsia" w:ascii="宋体" w:hAnsi="宋体" w:eastAsia="宋体" w:cs="宋体"/>
+              <w:rFonts w:ascii="宋体" w:eastAsia="宋体" w:hAnsi="宋体" w:cs="宋体" w:hint="eastAsia"/>
               <w:szCs w:val="24"/>
             </w:rPr>
             <w:fldChar w:fldCharType="separate"/>
@@ -2382,7 +2367,7 @@
           </w:r>
           <w:r>
             <w:rPr>
-              <w:rFonts w:hint="eastAsia" w:ascii="宋体" w:hAnsi="宋体" w:eastAsia="宋体" w:cs="宋体"/>
+              <w:rFonts w:ascii="宋体" w:eastAsia="宋体" w:hAnsi="宋体" w:cs="宋体" w:hint="eastAsia"/>
               <w:szCs w:val="24"/>
             </w:rPr>
             <w:fldChar w:fldCharType="end"/>
@@ -2390,28 +2375,28 @@
         </w:p>
         <w:p>
           <w:pPr>
-            <w:pStyle w:val="16"/>
+            <w:pStyle w:val="TOC1"/>
             <w:tabs>
               <w:tab w:val="right" w:leader="dot" w:pos="8306"/>
             </w:tabs>
           </w:pPr>
           <w:r>
             <w:rPr>
-              <w:rFonts w:hint="eastAsia" w:ascii="宋体" w:hAnsi="宋体" w:eastAsia="宋体" w:cs="宋体"/>
+              <w:rFonts w:ascii="宋体" w:eastAsia="宋体" w:hAnsi="宋体" w:cs="宋体" w:hint="eastAsia"/>
               <w:szCs w:val="24"/>
             </w:rPr>
             <w:fldChar w:fldCharType="begin"/>
           </w:r>
           <w:r>
             <w:rPr>
-              <w:rFonts w:hint="eastAsia" w:ascii="宋体" w:hAnsi="宋体" w:eastAsia="宋体" w:cs="宋体"/>
+              <w:rFonts w:ascii="宋体" w:eastAsia="宋体" w:hAnsi="宋体" w:cs="宋体" w:hint="eastAsia"/>
               <w:szCs w:val="24"/>
             </w:rPr>
             <w:instrText xml:space="preserve"> HYPERLINK \l _Toc22677 </w:instrText>
           </w:r>
           <w:r>
             <w:rPr>
-              <w:rFonts w:hint="eastAsia" w:ascii="宋体" w:hAnsi="宋体" w:eastAsia="宋体" w:cs="宋体"/>
+              <w:rFonts w:ascii="宋体" w:eastAsia="宋体" w:hAnsi="宋体" w:cs="宋体" w:hint="eastAsia"/>
               <w:szCs w:val="24"/>
             </w:rPr>
             <w:fldChar w:fldCharType="separate"/>
@@ -2443,7 +2428,7 @@
           </w:r>
           <w:r>
             <w:rPr>
-              <w:rFonts w:hint="eastAsia" w:ascii="宋体" w:hAnsi="宋体" w:eastAsia="宋体" w:cs="宋体"/>
+              <w:rFonts w:ascii="宋体" w:eastAsia="宋体" w:hAnsi="宋体" w:cs="宋体" w:hint="eastAsia"/>
               <w:szCs w:val="24"/>
             </w:rPr>
             <w:fldChar w:fldCharType="end"/>
@@ -2451,28 +2436,28 @@
         </w:p>
         <w:p>
           <w:pPr>
-            <w:pStyle w:val="16"/>
+            <w:pStyle w:val="TOC1"/>
             <w:tabs>
               <w:tab w:val="right" w:leader="dot" w:pos="8306"/>
             </w:tabs>
           </w:pPr>
           <w:r>
             <w:rPr>
-              <w:rFonts w:hint="eastAsia" w:ascii="宋体" w:hAnsi="宋体" w:eastAsia="宋体" w:cs="宋体"/>
+              <w:rFonts w:ascii="宋体" w:eastAsia="宋体" w:hAnsi="宋体" w:cs="宋体" w:hint="eastAsia"/>
               <w:szCs w:val="24"/>
             </w:rPr>
             <w:fldChar w:fldCharType="begin"/>
           </w:r>
           <w:r>
             <w:rPr>
-              <w:rFonts w:hint="eastAsia" w:ascii="宋体" w:hAnsi="宋体" w:eastAsia="宋体" w:cs="宋体"/>
+              <w:rFonts w:ascii="宋体" w:eastAsia="宋体" w:hAnsi="宋体" w:cs="宋体" w:hint="eastAsia"/>
               <w:szCs w:val="24"/>
             </w:rPr>
             <w:instrText xml:space="preserve"> HYPERLINK \l _Toc9258 </w:instrText>
           </w:r>
           <w:r>
             <w:rPr>
-              <w:rFonts w:hint="eastAsia" w:ascii="宋体" w:hAnsi="宋体" w:eastAsia="宋体" w:cs="宋体"/>
+              <w:rFonts w:ascii="宋体" w:eastAsia="宋体" w:hAnsi="宋体" w:cs="宋体" w:hint="eastAsia"/>
               <w:szCs w:val="24"/>
             </w:rPr>
             <w:fldChar w:fldCharType="separate"/>
@@ -2504,7 +2489,7 @@
           </w:r>
           <w:r>
             <w:rPr>
-              <w:rFonts w:hint="eastAsia" w:ascii="宋体" w:hAnsi="宋体" w:eastAsia="宋体" w:cs="宋体"/>
+              <w:rFonts w:ascii="宋体" w:eastAsia="宋体" w:hAnsi="宋体" w:cs="宋体" w:hint="eastAsia"/>
               <w:szCs w:val="24"/>
             </w:rPr>
             <w:fldChar w:fldCharType="end"/>
@@ -2512,28 +2497,28 @@
         </w:p>
         <w:p>
           <w:pPr>
-            <w:pStyle w:val="16"/>
+            <w:pStyle w:val="TOC1"/>
             <w:tabs>
               <w:tab w:val="right" w:leader="dot" w:pos="8306"/>
             </w:tabs>
           </w:pPr>
           <w:r>
             <w:rPr>
-              <w:rFonts w:hint="eastAsia" w:ascii="宋体" w:hAnsi="宋体" w:eastAsia="宋体" w:cs="宋体"/>
+              <w:rFonts w:ascii="宋体" w:eastAsia="宋体" w:hAnsi="宋体" w:cs="宋体" w:hint="eastAsia"/>
               <w:szCs w:val="24"/>
             </w:rPr>
             <w:fldChar w:fldCharType="begin"/>
           </w:r>
           <w:r>
             <w:rPr>
-              <w:rFonts w:hint="eastAsia" w:ascii="宋体" w:hAnsi="宋体" w:eastAsia="宋体" w:cs="宋体"/>
+              <w:rFonts w:ascii="宋体" w:eastAsia="宋体" w:hAnsi="宋体" w:cs="宋体" w:hint="eastAsia"/>
               <w:szCs w:val="24"/>
             </w:rPr>
             <w:instrText xml:space="preserve"> HYPERLINK \l _Toc13871 </w:instrText>
           </w:r>
           <w:r>
             <w:rPr>
-              <w:rFonts w:hint="eastAsia" w:ascii="宋体" w:hAnsi="宋体" w:eastAsia="宋体" w:cs="宋体"/>
+              <w:rFonts w:ascii="宋体" w:eastAsia="宋体" w:hAnsi="宋体" w:cs="宋体" w:hint="eastAsia"/>
               <w:szCs w:val="24"/>
             </w:rPr>
             <w:fldChar w:fldCharType="separate"/>
@@ -2565,7 +2550,7 @@
           </w:r>
           <w:r>
             <w:rPr>
-              <w:rFonts w:hint="eastAsia" w:ascii="宋体" w:hAnsi="宋体" w:eastAsia="宋体" w:cs="宋体"/>
+              <w:rFonts w:ascii="宋体" w:eastAsia="宋体" w:hAnsi="宋体" w:cs="宋体" w:hint="eastAsia"/>
               <w:szCs w:val="24"/>
             </w:rPr>
             <w:fldChar w:fldCharType="end"/>
@@ -2573,28 +2558,28 @@
         </w:p>
         <w:p>
           <w:pPr>
-            <w:pStyle w:val="16"/>
+            <w:pStyle w:val="TOC1"/>
             <w:tabs>
               <w:tab w:val="right" w:leader="dot" w:pos="8306"/>
             </w:tabs>
           </w:pPr>
           <w:r>
             <w:rPr>
-              <w:rFonts w:hint="eastAsia" w:ascii="宋体" w:hAnsi="宋体" w:eastAsia="宋体" w:cs="宋体"/>
+              <w:rFonts w:ascii="宋体" w:eastAsia="宋体" w:hAnsi="宋体" w:cs="宋体" w:hint="eastAsia"/>
               <w:szCs w:val="24"/>
             </w:rPr>
             <w:fldChar w:fldCharType="begin"/>
           </w:r>
           <w:r>
             <w:rPr>
-              <w:rFonts w:hint="eastAsia" w:ascii="宋体" w:hAnsi="宋体" w:eastAsia="宋体" w:cs="宋体"/>
+              <w:rFonts w:ascii="宋体" w:eastAsia="宋体" w:hAnsi="宋体" w:cs="宋体" w:hint="eastAsia"/>
               <w:szCs w:val="24"/>
             </w:rPr>
             <w:instrText xml:space="preserve"> HYPERLINK \l _Toc22146 </w:instrText>
           </w:r>
           <w:r>
             <w:rPr>
-              <w:rFonts w:hint="eastAsia" w:ascii="宋体" w:hAnsi="宋体" w:eastAsia="宋体" w:cs="宋体"/>
+              <w:rFonts w:ascii="宋体" w:eastAsia="宋体" w:hAnsi="宋体" w:cs="宋体" w:hint="eastAsia"/>
               <w:szCs w:val="24"/>
             </w:rPr>
             <w:fldChar w:fldCharType="separate"/>
@@ -2626,7 +2611,7 @@
           </w:r>
           <w:r>
             <w:rPr>
-              <w:rFonts w:hint="eastAsia" w:ascii="宋体" w:hAnsi="宋体" w:eastAsia="宋体" w:cs="宋体"/>
+              <w:rFonts w:ascii="宋体" w:eastAsia="宋体" w:hAnsi="宋体" w:cs="宋体" w:hint="eastAsia"/>
               <w:szCs w:val="24"/>
             </w:rPr>
             <w:fldChar w:fldCharType="end"/>
@@ -2634,28 +2619,28 @@
         </w:p>
         <w:p>
           <w:pPr>
-            <w:pStyle w:val="16"/>
+            <w:pStyle w:val="TOC1"/>
             <w:tabs>
               <w:tab w:val="right" w:leader="dot" w:pos="8306"/>
             </w:tabs>
           </w:pPr>
           <w:r>
             <w:rPr>
-              <w:rFonts w:hint="eastAsia" w:ascii="宋体" w:hAnsi="宋体" w:eastAsia="宋体" w:cs="宋体"/>
+              <w:rFonts w:ascii="宋体" w:eastAsia="宋体" w:hAnsi="宋体" w:cs="宋体" w:hint="eastAsia"/>
               <w:szCs w:val="24"/>
             </w:rPr>
             <w:fldChar w:fldCharType="begin"/>
           </w:r>
           <w:r>
             <w:rPr>
-              <w:rFonts w:hint="eastAsia" w:ascii="宋体" w:hAnsi="宋体" w:eastAsia="宋体" w:cs="宋体"/>
+              <w:rFonts w:ascii="宋体" w:eastAsia="宋体" w:hAnsi="宋体" w:cs="宋体" w:hint="eastAsia"/>
               <w:szCs w:val="24"/>
             </w:rPr>
             <w:instrText xml:space="preserve"> HYPERLINK \l _Toc5209 </w:instrText>
           </w:r>
           <w:r>
             <w:rPr>
-              <w:rFonts w:hint="eastAsia" w:ascii="宋体" w:hAnsi="宋体" w:eastAsia="宋体" w:cs="宋体"/>
+              <w:rFonts w:ascii="宋体" w:eastAsia="宋体" w:hAnsi="宋体" w:cs="宋体" w:hint="eastAsia"/>
               <w:szCs w:val="24"/>
             </w:rPr>
             <w:fldChar w:fldCharType="separate"/>
@@ -2687,7 +2672,7 @@
           </w:r>
           <w:r>
             <w:rPr>
-              <w:rFonts w:hint="eastAsia" w:ascii="宋体" w:hAnsi="宋体" w:eastAsia="宋体" w:cs="宋体"/>
+              <w:rFonts w:ascii="宋体" w:eastAsia="宋体" w:hAnsi="宋体" w:cs="宋体" w:hint="eastAsia"/>
               <w:szCs w:val="24"/>
             </w:rPr>
             <w:fldChar w:fldCharType="end"/>
@@ -2695,28 +2680,28 @@
         </w:p>
         <w:p>
           <w:pPr>
-            <w:pStyle w:val="16"/>
+            <w:pStyle w:val="TOC1"/>
             <w:tabs>
               <w:tab w:val="right" w:leader="dot" w:pos="8306"/>
             </w:tabs>
           </w:pPr>
           <w:r>
             <w:rPr>
-              <w:rFonts w:hint="eastAsia" w:ascii="宋体" w:hAnsi="宋体" w:eastAsia="宋体" w:cs="宋体"/>
+              <w:rFonts w:ascii="宋体" w:eastAsia="宋体" w:hAnsi="宋体" w:cs="宋体" w:hint="eastAsia"/>
               <w:szCs w:val="24"/>
             </w:rPr>
             <w:fldChar w:fldCharType="begin"/>
           </w:r>
           <w:r>
             <w:rPr>
-              <w:rFonts w:hint="eastAsia" w:ascii="宋体" w:hAnsi="宋体" w:eastAsia="宋体" w:cs="宋体"/>
+              <w:rFonts w:ascii="宋体" w:eastAsia="宋体" w:hAnsi="宋体" w:cs="宋体" w:hint="eastAsia"/>
               <w:szCs w:val="24"/>
             </w:rPr>
             <w:instrText xml:space="preserve"> HYPERLINK \l _Toc22672 </w:instrText>
           </w:r>
           <w:r>
             <w:rPr>
-              <w:rFonts w:hint="eastAsia" w:ascii="宋体" w:hAnsi="宋体" w:eastAsia="宋体" w:cs="宋体"/>
+              <w:rFonts w:ascii="宋体" w:eastAsia="宋体" w:hAnsi="宋体" w:cs="宋体" w:hint="eastAsia"/>
               <w:szCs w:val="24"/>
             </w:rPr>
             <w:fldChar w:fldCharType="separate"/>
@@ -2748,7 +2733,7 @@
           </w:r>
           <w:r>
             <w:rPr>
-              <w:rFonts w:hint="eastAsia" w:ascii="宋体" w:hAnsi="宋体" w:eastAsia="宋体" w:cs="宋体"/>
+              <w:rFonts w:ascii="宋体" w:eastAsia="宋体" w:hAnsi="宋体" w:cs="宋体" w:hint="eastAsia"/>
               <w:szCs w:val="24"/>
             </w:rPr>
             <w:fldChar w:fldCharType="end"/>
@@ -2771,7 +2756,7 @@
             <w:snapToGrid w:val="0"/>
             <w:textAlignment w:val="baseline"/>
             <w:rPr>
-              <w:rFonts w:hint="eastAsia" w:ascii="宋体" w:hAnsi="宋体" w:eastAsia="宋体" w:cs="宋体"/>
+              <w:rFonts w:ascii="宋体" w:eastAsia="宋体" w:hAnsi="宋体" w:cs="宋体" w:hint="eastAsia"/>
               <w:snapToGrid w:val="0"/>
               <w:color w:val="000000"/>
               <w:kern w:val="0"/>
@@ -2782,7 +2767,7 @@
           </w:pPr>
           <w:r>
             <w:rPr>
-              <w:rFonts w:hint="eastAsia" w:ascii="宋体" w:hAnsi="宋体" w:eastAsia="宋体" w:cs="宋体"/>
+              <w:rFonts w:ascii="宋体" w:eastAsia="宋体" w:hAnsi="宋体" w:cs="宋体" w:hint="eastAsia"/>
               <w:szCs w:val="24"/>
             </w:rPr>
             <w:fldChar w:fldCharType="end"/>
@@ -2807,7 +2792,7 @@
         <w:snapToGrid w:val="0"/>
         <w:textAlignment w:val="baseline"/>
         <w:rPr>
-          <w:rFonts w:ascii="Arial" w:hAnsi="Arial" w:eastAsia="Arial" w:cs="Arial"/>
+          <w:rFonts w:ascii="Arial" w:eastAsia="Arial" w:hAnsi="Arial" w:cs="Arial"/>
           <w:snapToGrid w:val="0"/>
           <w:color w:val="000000"/>
           <w:kern w:val="0"/>
@@ -2818,7 +2803,7 @@
       </w:pPr>
       <w:r>
         <w:rPr>
-          <w:rFonts w:ascii="Arial" w:hAnsi="Arial" w:eastAsia="Arial" w:cs="Arial"/>
+          <w:rFonts w:ascii="Arial" w:eastAsia="Arial" w:hAnsi="Arial" w:cs="Arial"/>
           <w:snapToGrid w:val="0"/>
           <w:color w:val="000000"/>
           <w:kern w:val="0"/>
@@ -2831,7 +2816,7 @@
     </w:p>
     <w:p>
       <w:pPr>
-        <w:pStyle w:val="28"/>
+        <w:pStyle w:val="1"/>
         <w:keepNext w:val="0"/>
         <w:keepLines w:val="0"/>
         <w:pageBreakBefore w:val="0"/>
@@ -2851,7 +2836,7 @@
           <w:lang w:val="en-US" w:eastAsia="zh-CN"/>
         </w:rPr>
       </w:pPr>
-      <w:bookmarkStart w:id="3" w:name="_Toc27486"/>
+      <w:bookmarkStart w:id="4" w:name="_Toc27486"/>
       <w:r>
         <w:rPr>
           <w:rFonts w:hint="default"/>
@@ -2859,11 +2844,11 @@
         </w:rPr>
         <w:t>摘要</w:t>
       </w:r>
-      <w:bookmarkEnd w:id="3"/>
+      <w:bookmarkEnd w:id="4"/>
     </w:p>
     <w:p>
       <w:pPr>
-        <w:pStyle w:val="29"/>
+        <w:pStyle w:val="a1"/>
         <w:keepNext w:val="0"/>
         <w:keepLines w:val="0"/>
         <w:pageBreakBefore w:val="0"/>
@@ -2893,7 +2878,7 @@
     </w:p>
     <w:p>
       <w:pPr>
-        <w:pStyle w:val="28"/>
+        <w:pStyle w:val="1"/>
         <w:keepNext w:val="0"/>
         <w:keepLines w:val="0"/>
         <w:pageBreakBefore w:val="0"/>
@@ -2913,7 +2898,7 @@
           <w:lang w:val="en-US" w:eastAsia="zh-CN"/>
         </w:rPr>
       </w:pPr>
-      <w:bookmarkStart w:id="4" w:name="_Toc22677"/>
+      <w:bookmarkStart w:id="5" w:name="_Toc22677"/>
       <w:r>
         <w:rPr>
           <w:rFonts w:hint="default"/>
@@ -2921,11 +2906,11 @@
         </w:rPr>
         <w:t>演练概述</w:t>
       </w:r>
-      <w:bookmarkEnd w:id="4"/>
+      <w:bookmarkEnd w:id="5"/>
     </w:p>
     <w:p>
       <w:pPr>
-        <w:pStyle w:val="29"/>
+        <w:pStyle w:val="a1"/>
         <w:keepNext w:val="0"/>
         <w:keepLines w:val="0"/>
         <w:pageBreakBefore w:val="0"/>
@@ -2955,7 +2940,7 @@
     </w:p>
     <w:p>
       <w:pPr>
-        <w:pStyle w:val="29"/>
+        <w:pStyle w:val="a1"/>
         <w:keepNext w:val="0"/>
         <w:keepLines w:val="0"/>
         <w:pageBreakBefore w:val="0"/>
@@ -2985,7 +2970,7 @@
     </w:p>
     <w:p>
       <w:pPr>
-        <w:pStyle w:val="29"/>
+        <w:pStyle w:val="a1"/>
         <w:keepNext w:val="0"/>
         <w:keepLines w:val="0"/>
         <w:pageBreakBefore w:val="0"/>
@@ -3029,7 +3014,7 @@
     </w:p>
     <w:p>
       <w:pPr>
-        <w:pStyle w:val="28"/>
+        <w:pStyle w:val="1"/>
         <w:keepNext w:val="0"/>
         <w:keepLines w:val="0"/>
         <w:pageBreakBefore w:val="0"/>
@@ -3049,7 +3034,7 @@
           <w:lang w:val="en-US" w:eastAsia="zh-CN"/>
         </w:rPr>
       </w:pPr>
-      <w:bookmarkStart w:id="5" w:name="_Toc9258"/>
+      <w:bookmarkStart w:id="6" w:name="_Toc9258"/>
       <w:r>
         <w:rPr>
           <w:rFonts w:hint="default"/>
@@ -3057,23 +3042,22 @@
         </w:rPr>
         <w:t>演练目标达成情况评估</w:t>
       </w:r>
-      <w:bookmarkEnd w:id="5"/>
+      <w:bookmarkEnd w:id="6"/>
     </w:p>
     <w:tbl>
       <w:tblPr>
-        <w:tblStyle w:val="20"/>
+        <w:tblStyle w:val="TableNormal"/>
         <w:tblW w:w="8522" w:type="dxa"/>
         <w:jc w:val="center"/>
         <w:tblBorders>
-          <w:top w:val="single" w:color="auto" w:sz="4" w:space="0"/>
-          <w:left w:val="single" w:color="auto" w:sz="4" w:space="0"/>
-          <w:bottom w:val="single" w:color="auto" w:sz="4" w:space="0"/>
-          <w:right w:val="single" w:color="auto" w:sz="4" w:space="0"/>
-          <w:insideH w:val="single" w:color="auto" w:sz="4" w:space="0"/>
-          <w:insideV w:val="single" w:color="auto" w:sz="4" w:space="0"/>
+          <w:top w:val="single" w:sz="4" w:space="0" w:color="auto"/>
+          <w:left w:val="single" w:sz="4" w:space="0" w:color="auto"/>
+          <w:bottom w:val="single" w:sz="4" w:space="0" w:color="auto"/>
+          <w:right w:val="single" w:sz="4" w:space="0" w:color="auto"/>
+          <w:insideH w:val="single" w:sz="4" w:space="0" w:color="auto"/>
+          <w:insideV w:val="single" w:sz="4" w:space="0" w:color="auto"/>
         </w:tblBorders>
         <w:shd w:val="clear" w:color="auto" w:fill="auto"/>
-        <w:tblLayout w:type="autofit"/>
         <w:tblCellMar>
           <w:top w:w="15" w:type="dxa"/>
           <w:left w:w="15" w:type="dxa"/>
@@ -3090,13 +3074,15 @@
       </w:tblGrid>
       <w:tr>
         <w:tblPrEx>
+          <w:tblW w:w="8522" w:type="dxa"/>
+          <w:jc w:val="center"/>
           <w:tblBorders>
-            <w:top w:val="single" w:color="auto" w:sz="4" w:space="0"/>
-            <w:left w:val="single" w:color="auto" w:sz="4" w:space="0"/>
-            <w:bottom w:val="single" w:color="auto" w:sz="4" w:space="0"/>
-            <w:right w:val="single" w:color="auto" w:sz="4" w:space="0"/>
-            <w:insideH w:val="single" w:color="auto" w:sz="4" w:space="0"/>
-            <w:insideV w:val="single" w:color="auto" w:sz="4" w:space="0"/>
+            <w:top w:val="single" w:sz="4" w:space="0" w:color="auto"/>
+            <w:left w:val="single" w:sz="4" w:space="0" w:color="auto"/>
+            <w:bottom w:val="single" w:sz="4" w:space="0" w:color="auto"/>
+            <w:right w:val="single" w:sz="4" w:space="0" w:color="auto"/>
+            <w:insideH w:val="single" w:sz="4" w:space="0" w:color="auto"/>
+            <w:insideV w:val="single" w:sz="4" w:space="0" w:color="auto"/>
           </w:tblBorders>
           <w:shd w:val="clear" w:color="auto" w:fill="auto"/>
           <w:tblCellMar>
@@ -3107,7 +3093,7 @@
           </w:tblCellMar>
         </w:tblPrEx>
         <w:trPr>
-          <w:trHeight w:val="0" w:hRule="atLeast"/>
+          <w:trHeight w:val="0"/>
           <w:tblHeader/>
           <w:jc w:val="center"/>
         </w:trPr>
@@ -3115,10 +3101,10 @@
           <w:tcPr>
             <w:tcW w:w="1139" w:type="dxa"/>
             <w:tcBorders>
-              <w:top w:val="single" w:color="auto" w:sz="12" w:space="0"/>
-              <w:left w:val="single" w:color="auto" w:sz="12" w:space="0"/>
-              <w:bottom w:val="single" w:color="auto" w:sz="4" w:space="0"/>
-              <w:right w:val="single" w:color="auto" w:sz="4" w:space="0"/>
+              <w:top w:val="single" w:sz="12" w:space="0" w:color="auto"/>
+              <w:left w:val="single" w:sz="12" w:space="0" w:color="auto"/>
+              <w:bottom w:val="single" w:sz="4" w:space="0" w:color="auto"/>
+              <w:right w:val="single" w:sz="4" w:space="0" w:color="auto"/>
             </w:tcBorders>
             <w:shd w:val="clear" w:color="auto" w:fill="auto"/>
             <w:tcMar>
@@ -3146,11 +3132,11 @@
               <w:adjustRightInd w:val="0"/>
               <w:snapToGrid w:val="0"/>
               <w:spacing w:line="240" w:lineRule="auto"/>
-              <w:ind w:left="0" w:leftChars="0" w:right="0" w:rightChars="0" w:firstLine="0" w:firstLineChars="0"/>
+              <w:ind w:left="0" w:right="0" w:firstLine="0" w:leftChars="0" w:rightChars="0" w:firstLineChars="0"/>
               <w:jc w:val="center"/>
               <w:textAlignment w:val="baseline"/>
               <w:rPr>
-                <w:rFonts w:ascii="Segoe UI" w:hAnsi="Segoe UI" w:eastAsia="Segoe UI" w:cs="Segoe UI"/>
+                <w:rFonts w:ascii="Segoe UI" w:eastAsia="Segoe UI" w:hAnsi="Segoe UI" w:cs="Segoe UI"/>
                 <w:b/>
                 <w:i w:val="0"/>
                 <w:iCs w:val="0"/>
@@ -3163,7 +3149,7 @@
             </w:pPr>
             <w:r>
               <w:rPr>
-                <w:rFonts w:hint="default" w:ascii="Segoe UI" w:hAnsi="Segoe UI" w:eastAsia="Segoe UI" w:cs="Segoe UI"/>
+                <w:rFonts w:ascii="Segoe UI" w:eastAsia="Segoe UI" w:hAnsi="Segoe UI" w:cs="Segoe UI" w:hint="default"/>
                 <w:b/>
                 <w:i w:val="0"/>
                 <w:iCs w:val="0"/>
@@ -3174,7 +3160,7 @@
                 <w:kern w:val="0"/>
                 <w:sz w:val="18"/>
                 <w:szCs w:val="18"/>
-                <w:lang w:val="en-US" w:eastAsia="zh-CN" w:bidi="ar"/>
+                <w:lang w:val="en-US" w:eastAsia="zh-CN"/>
               </w:rPr>
               <w:t>评估维度</w:t>
             </w:r>
@@ -3184,10 +3170,10 @@
           <w:tcPr>
             <w:tcW w:w="1909" w:type="dxa"/>
             <w:tcBorders>
-              <w:top w:val="single" w:color="auto" w:sz="12" w:space="0"/>
-              <w:left w:val="single" w:color="auto" w:sz="4" w:space="0"/>
-              <w:bottom w:val="single" w:color="auto" w:sz="4" w:space="0"/>
-              <w:right w:val="single" w:color="auto" w:sz="4" w:space="0"/>
+              <w:top w:val="single" w:sz="12" w:space="0" w:color="auto"/>
+              <w:left w:val="single" w:sz="4" w:space="0" w:color="auto"/>
+              <w:bottom w:val="single" w:sz="4" w:space="0" w:color="auto"/>
+              <w:right w:val="single" w:sz="4" w:space="0" w:color="auto"/>
             </w:tcBorders>
             <w:shd w:val="clear" w:color="auto" w:fill="auto"/>
             <w:tcMar>
@@ -3215,11 +3201,11 @@
               <w:adjustRightInd w:val="0"/>
               <w:snapToGrid w:val="0"/>
               <w:spacing w:line="240" w:lineRule="auto"/>
-              <w:ind w:left="0" w:leftChars="0" w:right="0" w:rightChars="0" w:firstLine="0" w:firstLineChars="0"/>
+              <w:ind w:left="0" w:right="0" w:firstLine="0" w:leftChars="0" w:rightChars="0" w:firstLineChars="0"/>
               <w:jc w:val="center"/>
               <w:textAlignment w:val="baseline"/>
               <w:rPr>
-                <w:rFonts w:hint="default" w:ascii="Segoe UI" w:hAnsi="Segoe UI" w:eastAsia="Segoe UI" w:cs="Segoe UI"/>
+                <w:rFonts w:ascii="Segoe UI" w:eastAsia="Segoe UI" w:hAnsi="Segoe UI" w:cs="Segoe UI" w:hint="default"/>
                 <w:b/>
                 <w:i w:val="0"/>
                 <w:iCs w:val="0"/>
@@ -3232,7 +3218,7 @@
             </w:pPr>
             <w:r>
               <w:rPr>
-                <w:rFonts w:hint="default" w:ascii="Segoe UI" w:hAnsi="Segoe UI" w:eastAsia="Segoe UI" w:cs="Segoe UI"/>
+                <w:rFonts w:ascii="Segoe UI" w:eastAsia="Segoe UI" w:hAnsi="Segoe UI" w:cs="Segoe UI" w:hint="default"/>
                 <w:b/>
                 <w:i w:val="0"/>
                 <w:iCs w:val="0"/>
@@ -3243,7 +3229,7 @@
                 <w:kern w:val="0"/>
                 <w:sz w:val="18"/>
                 <w:szCs w:val="18"/>
-                <w:lang w:val="en-US" w:eastAsia="zh-CN" w:bidi="ar"/>
+                <w:lang w:val="en-US" w:eastAsia="zh-CN"/>
               </w:rPr>
               <w:t>预案目标</w:t>
             </w:r>
@@ -3253,10 +3239,10 @@
           <w:tcPr>
             <w:tcW w:w="2186" w:type="dxa"/>
             <w:tcBorders>
-              <w:top w:val="single" w:color="auto" w:sz="12" w:space="0"/>
-              <w:left w:val="single" w:color="auto" w:sz="4" w:space="0"/>
-              <w:bottom w:val="single" w:color="auto" w:sz="4" w:space="0"/>
-              <w:right w:val="single" w:color="auto" w:sz="4" w:space="0"/>
+              <w:top w:val="single" w:sz="12" w:space="0" w:color="auto"/>
+              <w:left w:val="single" w:sz="4" w:space="0" w:color="auto"/>
+              <w:bottom w:val="single" w:sz="4" w:space="0" w:color="auto"/>
+              <w:right w:val="single" w:sz="4" w:space="0" w:color="auto"/>
             </w:tcBorders>
             <w:shd w:val="clear" w:color="auto" w:fill="auto"/>
             <w:tcMar>
@@ -3284,11 +3270,11 @@
               <w:adjustRightInd w:val="0"/>
               <w:snapToGrid w:val="0"/>
               <w:spacing w:line="240" w:lineRule="auto"/>
-              <w:ind w:left="0" w:leftChars="0" w:right="0" w:rightChars="0" w:firstLine="0" w:firstLineChars="0"/>
+              <w:ind w:left="0" w:right="0" w:firstLine="0" w:leftChars="0" w:rightChars="0" w:firstLineChars="0"/>
               <w:jc w:val="center"/>
               <w:textAlignment w:val="baseline"/>
               <w:rPr>
-                <w:rFonts w:hint="default" w:ascii="Segoe UI" w:hAnsi="Segoe UI" w:eastAsia="Segoe UI" w:cs="Segoe UI"/>
+                <w:rFonts w:ascii="Segoe UI" w:eastAsia="Segoe UI" w:hAnsi="Segoe UI" w:cs="Segoe UI" w:hint="default"/>
                 <w:b/>
                 <w:i w:val="0"/>
                 <w:iCs w:val="0"/>
@@ -3301,7 +3287,7 @@
             </w:pPr>
             <w:r>
               <w:rPr>
-                <w:rFonts w:hint="default" w:ascii="Segoe UI" w:hAnsi="Segoe UI" w:eastAsia="Segoe UI" w:cs="Segoe UI"/>
+                <w:rFonts w:ascii="Segoe UI" w:eastAsia="Segoe UI" w:hAnsi="Segoe UI" w:cs="Segoe UI" w:hint="default"/>
                 <w:b/>
                 <w:i w:val="0"/>
                 <w:iCs w:val="0"/>
@@ -3312,7 +3298,7 @@
                 <w:kern w:val="0"/>
                 <w:sz w:val="18"/>
                 <w:szCs w:val="18"/>
-                <w:lang w:val="en-US" w:eastAsia="zh-CN" w:bidi="ar"/>
+                <w:lang w:val="en-US" w:eastAsia="zh-CN"/>
               </w:rPr>
               <w:t>实际表现</w:t>
             </w:r>
@@ -3322,10 +3308,10 @@
           <w:tcPr>
             <w:tcW w:w="1151" w:type="dxa"/>
             <w:tcBorders>
-              <w:top w:val="single" w:color="auto" w:sz="12" w:space="0"/>
-              <w:left w:val="single" w:color="auto" w:sz="4" w:space="0"/>
-              <w:bottom w:val="single" w:color="auto" w:sz="4" w:space="0"/>
-              <w:right w:val="single" w:color="auto" w:sz="4" w:space="0"/>
+              <w:top w:val="single" w:sz="12" w:space="0" w:color="auto"/>
+              <w:left w:val="single" w:sz="4" w:space="0" w:color="auto"/>
+              <w:bottom w:val="single" w:sz="4" w:space="0" w:color="auto"/>
+              <w:right w:val="single" w:sz="4" w:space="0" w:color="auto"/>
             </w:tcBorders>
             <w:shd w:val="clear" w:color="auto" w:fill="auto"/>
             <w:tcMar>
@@ -3353,11 +3339,11 @@
               <w:adjustRightInd w:val="0"/>
               <w:snapToGrid w:val="0"/>
               <w:spacing w:line="240" w:lineRule="auto"/>
-              <w:ind w:left="0" w:leftChars="0" w:right="0" w:rightChars="0" w:firstLine="0" w:firstLineChars="0"/>
+              <w:ind w:left="0" w:right="0" w:firstLine="0" w:leftChars="0" w:rightChars="0" w:firstLineChars="0"/>
               <w:jc w:val="center"/>
               <w:textAlignment w:val="baseline"/>
               <w:rPr>
-                <w:rFonts w:hint="default" w:ascii="Segoe UI" w:hAnsi="Segoe UI" w:eastAsia="Segoe UI" w:cs="Segoe UI"/>
+                <w:rFonts w:ascii="Segoe UI" w:eastAsia="Segoe UI" w:hAnsi="Segoe UI" w:cs="Segoe UI" w:hint="default"/>
                 <w:b/>
                 <w:i w:val="0"/>
                 <w:iCs w:val="0"/>
@@ -3370,7 +3356,7 @@
             </w:pPr>
             <w:r>
               <w:rPr>
-                <w:rFonts w:hint="default" w:ascii="Segoe UI" w:hAnsi="Segoe UI" w:eastAsia="Segoe UI" w:cs="Segoe UI"/>
+                <w:rFonts w:ascii="Segoe UI" w:eastAsia="Segoe UI" w:hAnsi="Segoe UI" w:cs="Segoe UI" w:hint="default"/>
                 <w:b/>
                 <w:i w:val="0"/>
                 <w:iCs w:val="0"/>
@@ -3381,7 +3367,7 @@
                 <w:kern w:val="0"/>
                 <w:sz w:val="18"/>
                 <w:szCs w:val="18"/>
-                <w:lang w:val="en-US" w:eastAsia="zh-CN" w:bidi="ar"/>
+                <w:lang w:val="en-US" w:eastAsia="zh-CN"/>
               </w:rPr>
               <w:t>评估结果</w:t>
             </w:r>
@@ -3391,10 +3377,10 @@
           <w:tcPr>
             <w:tcW w:w="2137" w:type="dxa"/>
             <w:tcBorders>
-              <w:top w:val="single" w:color="auto" w:sz="12" w:space="0"/>
-              <w:left w:val="single" w:color="auto" w:sz="4" w:space="0"/>
-              <w:bottom w:val="single" w:color="auto" w:sz="4" w:space="0"/>
-              <w:right w:val="single" w:color="auto" w:sz="12" w:space="0"/>
+              <w:top w:val="single" w:sz="12" w:space="0" w:color="auto"/>
+              <w:left w:val="single" w:sz="4" w:space="0" w:color="auto"/>
+              <w:bottom w:val="single" w:sz="4" w:space="0" w:color="auto"/>
+              <w:right w:val="single" w:sz="12" w:space="0" w:color="auto"/>
             </w:tcBorders>
             <w:shd w:val="clear" w:color="auto" w:fill="auto"/>
             <w:tcMar>
@@ -3422,11 +3408,11 @@
               <w:adjustRightInd w:val="0"/>
               <w:snapToGrid w:val="0"/>
               <w:spacing w:line="240" w:lineRule="auto"/>
-              <w:ind w:left="0" w:leftChars="0" w:right="0" w:rightChars="0" w:firstLine="0" w:firstLineChars="0"/>
+              <w:ind w:left="0" w:right="0" w:firstLine="0" w:leftChars="0" w:rightChars="0" w:firstLineChars="0"/>
               <w:jc w:val="center"/>
               <w:textAlignment w:val="baseline"/>
               <w:rPr>
-                <w:rFonts w:hint="default" w:ascii="Segoe UI" w:hAnsi="Segoe UI" w:eastAsia="Segoe UI" w:cs="Segoe UI"/>
+                <w:rFonts w:ascii="Segoe UI" w:eastAsia="Segoe UI" w:hAnsi="Segoe UI" w:cs="Segoe UI" w:hint="default"/>
                 <w:b/>
                 <w:i w:val="0"/>
                 <w:iCs w:val="0"/>
@@ -3439,7 +3425,7 @@
             </w:pPr>
             <w:r>
               <w:rPr>
-                <w:rFonts w:hint="default" w:ascii="Segoe UI" w:hAnsi="Segoe UI" w:eastAsia="Segoe UI" w:cs="Segoe UI"/>
+                <w:rFonts w:ascii="Segoe UI" w:eastAsia="Segoe UI" w:hAnsi="Segoe UI" w:cs="Segoe UI" w:hint="default"/>
                 <w:b/>
                 <w:i w:val="0"/>
                 <w:iCs w:val="0"/>
@@ -3450,7 +3436,7 @@
                 <w:kern w:val="0"/>
                 <w:sz w:val="18"/>
                 <w:szCs w:val="18"/>
-                <w:lang w:val="en-US" w:eastAsia="zh-CN" w:bidi="ar"/>
+                <w:lang w:val="en-US" w:eastAsia="zh-CN"/>
               </w:rPr>
               <w:t>说明</w:t>
             </w:r>
@@ -3459,14 +3445,9 @@
       </w:tr>
       <w:tr>
         <w:tblPrEx>
-          <w:tblBorders>
-            <w:top w:val="single" w:color="auto" w:sz="4" w:space="0"/>
-            <w:left w:val="single" w:color="auto" w:sz="4" w:space="0"/>
-            <w:bottom w:val="single" w:color="auto" w:sz="4" w:space="0"/>
-            <w:right w:val="single" w:color="auto" w:sz="4" w:space="0"/>
-            <w:insideH w:val="single" w:color="auto" w:sz="4" w:space="0"/>
-            <w:insideV w:val="single" w:color="auto" w:sz="4" w:space="0"/>
-          </w:tblBorders>
+          <w:tblW w:w="8522" w:type="dxa"/>
+          <w:jc w:val="center"/>
+          <w:shd w:val="clear" w:color="auto" w:fill="auto"/>
           <w:tblCellMar>
             <w:top w:w="15" w:type="dxa"/>
             <w:left w:w="15" w:type="dxa"/>
@@ -3475,17 +3456,17 @@
           </w:tblCellMar>
         </w:tblPrEx>
         <w:trPr>
-          <w:trHeight w:val="0" w:hRule="atLeast"/>
+          <w:trHeight w:val="0"/>
           <w:jc w:val="center"/>
         </w:trPr>
         <w:tc>
           <w:tcPr>
             <w:tcW w:w="1139" w:type="dxa"/>
             <w:tcBorders>
-              <w:top w:val="single" w:color="auto" w:sz="4" w:space="0"/>
-              <w:left w:val="single" w:color="auto" w:sz="12" w:space="0"/>
-              <w:bottom w:val="single" w:color="auto" w:sz="4" w:space="0"/>
-              <w:right w:val="single" w:color="auto" w:sz="4" w:space="0"/>
+              <w:top w:val="single" w:sz="4" w:space="0" w:color="auto"/>
+              <w:left w:val="single" w:sz="12" w:space="0" w:color="auto"/>
+              <w:bottom w:val="single" w:sz="4" w:space="0" w:color="auto"/>
+              <w:right w:val="single" w:sz="4" w:space="0" w:color="auto"/>
             </w:tcBorders>
             <w:shd w:val="clear" w:color="auto" w:fill="auto"/>
             <w:tcMar>
@@ -3513,11 +3494,11 @@
               <w:adjustRightInd w:val="0"/>
               <w:snapToGrid w:val="0"/>
               <w:spacing w:line="240" w:lineRule="auto"/>
-              <w:ind w:left="0" w:leftChars="0" w:right="0" w:rightChars="0" w:firstLine="0" w:firstLineChars="0"/>
+              <w:ind w:left="0" w:right="0" w:firstLine="0" w:leftChars="0" w:rightChars="0" w:firstLineChars="0"/>
               <w:jc w:val="center"/>
               <w:textAlignment w:val="baseline"/>
               <w:rPr>
-                <w:rFonts w:hint="default" w:ascii="Segoe UI" w:hAnsi="Segoe UI" w:eastAsia="Segoe UI" w:cs="Segoe UI"/>
+                <w:rFonts w:ascii="Segoe UI" w:eastAsia="Segoe UI" w:hAnsi="Segoe UI" w:cs="Segoe UI" w:hint="default"/>
                 <w:i w:val="0"/>
                 <w:iCs w:val="0"/>
                 <w:caps w:val="0"/>
@@ -3529,8 +3510,8 @@
             </w:pPr>
             <w:r>
               <w:rPr>
-                <w:rStyle w:val="23"/>
-                <w:rFonts w:hint="default" w:ascii="Segoe UI" w:hAnsi="Segoe UI" w:eastAsia="Segoe UI" w:cs="Segoe UI"/>
+                <w:rStyle w:val="Strong"/>
+                <w:rFonts w:ascii="Segoe UI" w:eastAsia="Segoe UI" w:hAnsi="Segoe UI" w:cs="Segoe UI" w:hint="default"/>
                 <w:b/>
                 <w:bCs/>
                 <w:i w:val="0"/>
@@ -3542,7 +3523,7 @@
                 <w:kern w:val="0"/>
                 <w:sz w:val="18"/>
                 <w:szCs w:val="18"/>
-                <w:lang w:val="en-US" w:eastAsia="zh-CN" w:bidi="ar"/>
+                <w:lang w:val="en-US" w:eastAsia="zh-CN"/>
               </w:rPr>
               <w:t>架构合规性</w:t>
             </w:r>
@@ -3552,10 +3533,10 @@
           <w:tcPr>
             <w:tcW w:w="1909" w:type="dxa"/>
             <w:tcBorders>
-              <w:top w:val="single" w:color="auto" w:sz="4" w:space="0"/>
-              <w:left w:val="single" w:color="auto" w:sz="4" w:space="0"/>
-              <w:bottom w:val="single" w:color="auto" w:sz="4" w:space="0"/>
-              <w:right w:val="single" w:color="auto" w:sz="4" w:space="0"/>
+              <w:top w:val="single" w:sz="4" w:space="0" w:color="auto"/>
+              <w:left w:val="single" w:sz="4" w:space="0" w:color="auto"/>
+              <w:bottom w:val="single" w:sz="4" w:space="0" w:color="auto"/>
+              <w:right w:val="single" w:sz="4" w:space="0" w:color="auto"/>
             </w:tcBorders>
             <w:shd w:val="clear" w:color="auto" w:fill="auto"/>
             <w:tcMar>
@@ -3583,11 +3564,11 @@
               <w:adjustRightInd w:val="0"/>
               <w:snapToGrid w:val="0"/>
               <w:spacing w:line="240" w:lineRule="auto"/>
-              <w:ind w:left="0" w:leftChars="0" w:right="0" w:rightChars="0" w:firstLine="0" w:firstLineChars="0"/>
+              <w:ind w:left="0" w:right="0" w:firstLine="0" w:leftChars="0" w:rightChars="0" w:firstLineChars="0"/>
               <w:jc w:val="left"/>
               <w:textAlignment w:val="baseline"/>
               <w:rPr>
-                <w:rFonts w:hint="default" w:ascii="Segoe UI" w:hAnsi="Segoe UI" w:eastAsia="Segoe UI" w:cs="Segoe UI"/>
+                <w:rFonts w:ascii="Segoe UI" w:eastAsia="Segoe UI" w:hAnsi="Segoe UI" w:cs="Segoe UI" w:hint="default"/>
                 <w:i w:val="0"/>
                 <w:iCs w:val="0"/>
                 <w:caps w:val="0"/>
@@ -3599,7 +3580,7 @@
             </w:pPr>
             <w:r>
               <w:rPr>
-                <w:rFonts w:hint="default" w:ascii="Segoe UI" w:hAnsi="Segoe UI" w:eastAsia="Segoe UI" w:cs="Segoe UI"/>
+                <w:rFonts w:ascii="Segoe UI" w:eastAsia="Segoe UI" w:hAnsi="Segoe UI" w:cs="Segoe UI" w:hint="default"/>
                 <w:i w:val="0"/>
                 <w:iCs w:val="0"/>
                 <w:caps w:val="0"/>
@@ -3609,7 +3590,7 @@
                 <w:kern w:val="0"/>
                 <w:sz w:val="18"/>
                 <w:szCs w:val="18"/>
-                <w:lang w:val="en-US" w:eastAsia="zh-CN" w:bidi="ar"/>
+                <w:lang w:val="en-US" w:eastAsia="zh-CN"/>
               </w:rPr>
               <w:t>应急管理部按规定成立并运作</w:t>
             </w:r>
@@ -3619,10 +3600,10 @@
           <w:tcPr>
             <w:tcW w:w="2186" w:type="dxa"/>
             <w:tcBorders>
-              <w:top w:val="single" w:color="auto" w:sz="4" w:space="0"/>
-              <w:left w:val="single" w:color="auto" w:sz="4" w:space="0"/>
-              <w:bottom w:val="single" w:color="auto" w:sz="4" w:space="0"/>
-              <w:right w:val="single" w:color="auto" w:sz="4" w:space="0"/>
+              <w:top w:val="single" w:sz="4" w:space="0" w:color="auto"/>
+              <w:left w:val="single" w:sz="4" w:space="0" w:color="auto"/>
+              <w:bottom w:val="single" w:sz="4" w:space="0" w:color="auto"/>
+              <w:right w:val="single" w:sz="4" w:space="0" w:color="auto"/>
             </w:tcBorders>
             <w:shd w:val="clear" w:color="auto" w:fill="auto"/>
             <w:tcMar>
@@ -3650,11 +3631,11 @@
               <w:adjustRightInd w:val="0"/>
               <w:snapToGrid w:val="0"/>
               <w:spacing w:line="240" w:lineRule="auto"/>
-              <w:ind w:left="0" w:leftChars="0" w:right="0" w:rightChars="0" w:firstLine="0" w:firstLineChars="0"/>
+              <w:ind w:left="0" w:right="0" w:firstLine="0" w:leftChars="0" w:rightChars="0" w:firstLineChars="0"/>
               <w:jc w:val="left"/>
               <w:textAlignment w:val="baseline"/>
               <w:rPr>
-                <w:rFonts w:hint="default" w:ascii="Segoe UI" w:hAnsi="Segoe UI" w:eastAsia="Segoe UI" w:cs="Segoe UI"/>
+                <w:rFonts w:ascii="Segoe UI" w:eastAsia="Segoe UI" w:hAnsi="Segoe UI" w:cs="Segoe UI" w:hint="default"/>
                 <w:i w:val="0"/>
                 <w:iCs w:val="0"/>
                 <w:caps w:val="0"/>
@@ -3666,7 +3647,7 @@
             </w:pPr>
             <w:r>
               <w:rPr>
-                <w:rFonts w:hint="default" w:ascii="Segoe UI" w:hAnsi="Segoe UI" w:eastAsia="Segoe UI" w:cs="Segoe UI"/>
+                <w:rFonts w:ascii="Segoe UI" w:eastAsia="Segoe UI" w:hAnsi="Segoe UI" w:cs="Segoe UI" w:hint="default"/>
                 <w:i w:val="0"/>
                 <w:iCs w:val="0"/>
                 <w:caps w:val="0"/>
@@ -3676,7 +3657,7 @@
                 <w:kern w:val="0"/>
                 <w:sz w:val="18"/>
                 <w:szCs w:val="18"/>
-                <w:lang w:val="en-US" w:eastAsia="zh-CN" w:bidi="ar"/>
+                <w:lang w:val="en-US" w:eastAsia="zh-CN"/>
               </w:rPr>
               <w:t>事件上报后9分20秒内成立，指挥有效</w:t>
             </w:r>
@@ -3686,10 +3667,10 @@
           <w:tcPr>
             <w:tcW w:w="1151" w:type="dxa"/>
             <w:tcBorders>
-              <w:top w:val="single" w:color="auto" w:sz="4" w:space="0"/>
-              <w:left w:val="single" w:color="auto" w:sz="4" w:space="0"/>
-              <w:bottom w:val="single" w:color="auto" w:sz="4" w:space="0"/>
-              <w:right w:val="single" w:color="auto" w:sz="4" w:space="0"/>
+              <w:top w:val="single" w:sz="4" w:space="0" w:color="auto"/>
+              <w:left w:val="single" w:sz="4" w:space="0" w:color="auto"/>
+              <w:bottom w:val="single" w:sz="4" w:space="0" w:color="auto"/>
+              <w:right w:val="single" w:sz="4" w:space="0" w:color="auto"/>
             </w:tcBorders>
             <w:shd w:val="clear" w:color="auto" w:fill="auto"/>
             <w:tcMar>
@@ -3717,11 +3698,11 @@
               <w:adjustRightInd w:val="0"/>
               <w:snapToGrid w:val="0"/>
               <w:spacing w:line="240" w:lineRule="auto"/>
-              <w:ind w:left="0" w:leftChars="0" w:right="0" w:rightChars="0" w:firstLine="0" w:firstLineChars="0"/>
+              <w:ind w:left="0" w:right="0" w:firstLine="0" w:leftChars="0" w:rightChars="0" w:firstLineChars="0"/>
               <w:jc w:val="left"/>
               <w:textAlignment w:val="baseline"/>
               <w:rPr>
-                <w:rFonts w:hint="default" w:ascii="Segoe UI" w:hAnsi="Segoe UI" w:eastAsia="Segoe UI" w:cs="Segoe UI"/>
+                <w:rFonts w:ascii="Segoe UI" w:eastAsia="Segoe UI" w:hAnsi="Segoe UI" w:cs="Segoe UI" w:hint="default"/>
                 <w:i w:val="0"/>
                 <w:iCs w:val="0"/>
                 <w:caps w:val="0"/>
@@ -3733,8 +3714,8 @@
             </w:pPr>
             <w:r>
               <w:rPr>
-                <w:rStyle w:val="23"/>
-                <w:rFonts w:hint="default" w:ascii="Segoe UI" w:hAnsi="Segoe UI" w:eastAsia="Segoe UI" w:cs="Segoe UI"/>
+                <w:rStyle w:val="Strong"/>
+                <w:rFonts w:ascii="Segoe UI" w:eastAsia="Segoe UI" w:hAnsi="Segoe UI" w:cs="Segoe UI" w:hint="default"/>
                 <w:b/>
                 <w:bCs/>
                 <w:i w:val="0"/>
@@ -3746,7 +3727,7 @@
                 <w:kern w:val="0"/>
                 <w:sz w:val="18"/>
                 <w:szCs w:val="18"/>
-                <w:lang w:val="en-US" w:eastAsia="zh-CN" w:bidi="ar"/>
+                <w:lang w:val="en-US" w:eastAsia="zh-CN"/>
               </w:rPr>
               <w:t>✔ 完全达成</w:t>
             </w:r>
@@ -3756,10 +3737,10 @@
           <w:tcPr>
             <w:tcW w:w="2137" w:type="dxa"/>
             <w:tcBorders>
-              <w:top w:val="single" w:color="auto" w:sz="4" w:space="0"/>
-              <w:left w:val="single" w:color="auto" w:sz="4" w:space="0"/>
-              <w:bottom w:val="single" w:color="auto" w:sz="4" w:space="0"/>
-              <w:right w:val="single" w:color="auto" w:sz="12" w:space="0"/>
+              <w:top w:val="single" w:sz="4" w:space="0" w:color="auto"/>
+              <w:left w:val="single" w:sz="4" w:space="0" w:color="auto"/>
+              <w:bottom w:val="single" w:sz="4" w:space="0" w:color="auto"/>
+              <w:right w:val="single" w:sz="12" w:space="0" w:color="auto"/>
             </w:tcBorders>
             <w:shd w:val="clear" w:color="auto" w:fill="auto"/>
             <w:tcMar>
@@ -3787,11 +3768,11 @@
               <w:adjustRightInd w:val="0"/>
               <w:snapToGrid w:val="0"/>
               <w:spacing w:line="240" w:lineRule="auto"/>
-              <w:ind w:left="0" w:leftChars="0" w:right="0" w:rightChars="0" w:firstLine="0" w:firstLineChars="0"/>
+              <w:ind w:left="0" w:right="0" w:firstLine="0" w:leftChars="0" w:rightChars="0" w:firstLineChars="0"/>
               <w:jc w:val="left"/>
               <w:textAlignment w:val="baseline"/>
               <w:rPr>
-                <w:rFonts w:hint="default" w:ascii="Segoe UI" w:hAnsi="Segoe UI" w:eastAsia="Segoe UI" w:cs="Segoe UI"/>
+                <w:rFonts w:ascii="Segoe UI" w:eastAsia="Segoe UI" w:hAnsi="Segoe UI" w:cs="Segoe UI" w:hint="default"/>
                 <w:i w:val="0"/>
                 <w:iCs w:val="0"/>
                 <w:caps w:val="0"/>
@@ -3803,7 +3784,7 @@
             </w:pPr>
             <w:r>
               <w:rPr>
-                <w:rFonts w:hint="default" w:ascii="Segoe UI" w:hAnsi="Segoe UI" w:eastAsia="Segoe UI" w:cs="Segoe UI"/>
+                <w:rFonts w:ascii="Segoe UI" w:eastAsia="Segoe UI" w:hAnsi="Segoe UI" w:cs="Segoe UI" w:hint="default"/>
                 <w:i w:val="0"/>
                 <w:iCs w:val="0"/>
                 <w:caps w:val="0"/>
@@ -3813,7 +3794,7 @@
                 <w:kern w:val="0"/>
                 <w:sz w:val="18"/>
                 <w:szCs w:val="18"/>
-                <w:lang w:val="en-US" w:eastAsia="zh-CN" w:bidi="ar"/>
+                <w:lang w:val="en-US" w:eastAsia="zh-CN"/>
               </w:rPr>
               <w:t>核心指挥机制得到成功验证</w:t>
             </w:r>
@@ -3822,14 +3803,9 @@
       </w:tr>
       <w:tr>
         <w:tblPrEx>
-          <w:tblBorders>
-            <w:top w:val="single" w:color="auto" w:sz="4" w:space="0"/>
-            <w:left w:val="single" w:color="auto" w:sz="4" w:space="0"/>
-            <w:bottom w:val="single" w:color="auto" w:sz="4" w:space="0"/>
-            <w:right w:val="single" w:color="auto" w:sz="4" w:space="0"/>
-            <w:insideH w:val="single" w:color="auto" w:sz="4" w:space="0"/>
-            <w:insideV w:val="single" w:color="auto" w:sz="4" w:space="0"/>
-          </w:tblBorders>
+          <w:tblW w:w="8522" w:type="dxa"/>
+          <w:jc w:val="center"/>
+          <w:shd w:val="clear" w:color="auto" w:fill="auto"/>
           <w:tblCellMar>
             <w:top w:w="15" w:type="dxa"/>
             <w:left w:w="15" w:type="dxa"/>
@@ -3838,17 +3814,17 @@
           </w:tblCellMar>
         </w:tblPrEx>
         <w:trPr>
-          <w:trHeight w:val="0" w:hRule="atLeast"/>
+          <w:trHeight w:val="0"/>
           <w:jc w:val="center"/>
         </w:trPr>
         <w:tc>
           <w:tcPr>
             <w:tcW w:w="1139" w:type="dxa"/>
             <w:tcBorders>
-              <w:top w:val="single" w:color="auto" w:sz="4" w:space="0"/>
-              <w:left w:val="single" w:color="auto" w:sz="12" w:space="0"/>
-              <w:bottom w:val="single" w:color="auto" w:sz="4" w:space="0"/>
-              <w:right w:val="single" w:color="auto" w:sz="4" w:space="0"/>
+              <w:top w:val="single" w:sz="4" w:space="0" w:color="auto"/>
+              <w:left w:val="single" w:sz="12" w:space="0" w:color="auto"/>
+              <w:bottom w:val="single" w:sz="4" w:space="0" w:color="auto"/>
+              <w:right w:val="single" w:sz="4" w:space="0" w:color="auto"/>
             </w:tcBorders>
             <w:shd w:val="clear" w:color="auto" w:fill="auto"/>
             <w:tcMar>
@@ -3876,11 +3852,11 @@
               <w:adjustRightInd w:val="0"/>
               <w:snapToGrid w:val="0"/>
               <w:spacing w:line="240" w:lineRule="auto"/>
-              <w:ind w:left="0" w:leftChars="0" w:right="0" w:rightChars="0" w:firstLine="0" w:firstLineChars="0"/>
+              <w:ind w:left="0" w:right="0" w:firstLine="0" w:leftChars="0" w:rightChars="0" w:firstLineChars="0"/>
               <w:jc w:val="center"/>
               <w:textAlignment w:val="baseline"/>
               <w:rPr>
-                <w:rFonts w:hint="default" w:ascii="Segoe UI" w:hAnsi="Segoe UI" w:eastAsia="Segoe UI" w:cs="Segoe UI"/>
+                <w:rFonts w:ascii="Segoe UI" w:eastAsia="Segoe UI" w:hAnsi="Segoe UI" w:cs="Segoe UI" w:hint="default"/>
                 <w:i w:val="0"/>
                 <w:iCs w:val="0"/>
                 <w:caps w:val="0"/>
@@ -3892,8 +3868,8 @@
             </w:pPr>
             <w:r>
               <w:rPr>
-                <w:rStyle w:val="23"/>
-                <w:rFonts w:hint="default" w:ascii="Segoe UI" w:hAnsi="Segoe UI" w:eastAsia="Segoe UI" w:cs="Segoe UI"/>
+                <w:rStyle w:val="Strong"/>
+                <w:rFonts w:ascii="Segoe UI" w:eastAsia="Segoe UI" w:hAnsi="Segoe UI" w:cs="Segoe UI" w:hint="default"/>
                 <w:b/>
                 <w:bCs/>
                 <w:i w:val="0"/>
@@ -3905,7 +3881,7 @@
                 <w:kern w:val="0"/>
                 <w:sz w:val="18"/>
                 <w:szCs w:val="18"/>
-                <w:lang w:val="en-US" w:eastAsia="zh-CN" w:bidi="ar"/>
+                <w:lang w:val="en-US" w:eastAsia="zh-CN"/>
               </w:rPr>
               <w:t>SLA时效性</w:t>
             </w:r>
@@ -3915,10 +3891,10 @@
           <w:tcPr>
             <w:tcW w:w="1909" w:type="dxa"/>
             <w:tcBorders>
-              <w:top w:val="single" w:color="auto" w:sz="4" w:space="0"/>
-              <w:left w:val="single" w:color="auto" w:sz="4" w:space="0"/>
-              <w:bottom w:val="single" w:color="auto" w:sz="4" w:space="0"/>
-              <w:right w:val="single" w:color="auto" w:sz="4" w:space="0"/>
+              <w:top w:val="single" w:sz="4" w:space="0" w:color="auto"/>
+              <w:left w:val="single" w:sz="4" w:space="0" w:color="auto"/>
+              <w:bottom w:val="single" w:sz="4" w:space="0" w:color="auto"/>
+              <w:right w:val="single" w:sz="4" w:space="0" w:color="auto"/>
             </w:tcBorders>
             <w:shd w:val="clear" w:color="auto" w:fill="auto"/>
             <w:tcMar>
@@ -3946,11 +3922,11 @@
               <w:adjustRightInd w:val="0"/>
               <w:snapToGrid w:val="0"/>
               <w:spacing w:line="240" w:lineRule="auto"/>
-              <w:ind w:left="0" w:leftChars="0" w:right="0" w:rightChars="0" w:firstLine="0" w:firstLineChars="0"/>
+              <w:ind w:left="0" w:right="0" w:firstLine="0" w:leftChars="0" w:rightChars="0" w:firstLineChars="0"/>
               <w:jc w:val="left"/>
               <w:textAlignment w:val="baseline"/>
               <w:rPr>
-                <w:rFonts w:hint="default" w:ascii="Segoe UI" w:hAnsi="Segoe UI" w:eastAsia="Segoe UI" w:cs="Segoe UI"/>
+                <w:rFonts w:ascii="Segoe UI" w:eastAsia="Segoe UI" w:hAnsi="Segoe UI" w:cs="Segoe UI" w:hint="default"/>
                 <w:i w:val="0"/>
                 <w:iCs w:val="0"/>
                 <w:caps w:val="0"/>
@@ -3962,7 +3938,7 @@
             </w:pPr>
             <w:r>
               <w:rPr>
-                <w:rFonts w:hint="default" w:ascii="Segoe UI" w:hAnsi="Segoe UI" w:eastAsia="Segoe UI" w:cs="Segoe UI"/>
+                <w:rFonts w:ascii="Segoe UI" w:eastAsia="Segoe UI" w:hAnsi="Segoe UI" w:cs="Segoe UI" w:hint="default"/>
                 <w:i w:val="0"/>
                 <w:iCs w:val="0"/>
                 <w:caps w:val="0"/>
@@ -3972,7 +3948,7 @@
                 <w:kern w:val="0"/>
                 <w:sz w:val="18"/>
                 <w:szCs w:val="18"/>
-                <w:lang w:val="en-US" w:eastAsia="zh-CN" w:bidi="ar"/>
+                <w:lang w:val="en-US" w:eastAsia="zh-CN"/>
               </w:rPr>
               <w:t>15分钟内响应，2小时内恢复</w:t>
             </w:r>
@@ -3982,10 +3958,10 @@
           <w:tcPr>
             <w:tcW w:w="2186" w:type="dxa"/>
             <w:tcBorders>
-              <w:top w:val="single" w:color="auto" w:sz="4" w:space="0"/>
-              <w:left w:val="single" w:color="auto" w:sz="4" w:space="0"/>
-              <w:bottom w:val="single" w:color="auto" w:sz="4" w:space="0"/>
-              <w:right w:val="single" w:color="auto" w:sz="4" w:space="0"/>
+              <w:top w:val="single" w:sz="4" w:space="0" w:color="auto"/>
+              <w:left w:val="single" w:sz="4" w:space="0" w:color="auto"/>
+              <w:bottom w:val="single" w:sz="4" w:space="0" w:color="auto"/>
+              <w:right w:val="single" w:sz="4" w:space="0" w:color="auto"/>
             </w:tcBorders>
             <w:shd w:val="clear" w:color="auto" w:fill="auto"/>
             <w:tcMar>
@@ -4013,11 +3989,11 @@
               <w:adjustRightInd w:val="0"/>
               <w:snapToGrid w:val="0"/>
               <w:spacing w:line="240" w:lineRule="auto"/>
-              <w:ind w:left="0" w:leftChars="0" w:right="0" w:rightChars="0" w:firstLine="0" w:firstLineChars="0"/>
+              <w:ind w:left="0" w:right="0" w:firstLine="0" w:leftChars="0" w:rightChars="0" w:firstLineChars="0"/>
               <w:jc w:val="left"/>
               <w:textAlignment w:val="baseline"/>
               <w:rPr>
-                <w:rFonts w:hint="default" w:ascii="Segoe UI" w:hAnsi="Segoe UI" w:eastAsia="Segoe UI" w:cs="Segoe UI"/>
+                <w:rFonts w:ascii="Segoe UI" w:eastAsia="Segoe UI" w:hAnsi="Segoe UI" w:cs="Segoe UI" w:hint="default"/>
                 <w:i w:val="0"/>
                 <w:iCs w:val="0"/>
                 <w:caps w:val="0"/>
@@ -4029,7 +4005,7 @@
             </w:pPr>
             <w:r>
               <w:rPr>
-                <w:rFonts w:hint="default" w:ascii="Segoe UI" w:hAnsi="Segoe UI" w:eastAsia="Segoe UI" w:cs="Segoe UI"/>
+                <w:rFonts w:ascii="Segoe UI" w:eastAsia="Segoe UI" w:hAnsi="Segoe UI" w:cs="Segoe UI" w:hint="default"/>
                 <w:i w:val="0"/>
                 <w:iCs w:val="0"/>
                 <w:caps w:val="0"/>
@@ -4039,7 +4015,7 @@
                 <w:kern w:val="0"/>
                 <w:sz w:val="18"/>
                 <w:szCs w:val="18"/>
-                <w:lang w:val="en-US" w:eastAsia="zh-CN" w:bidi="ar"/>
+                <w:lang w:val="en-US" w:eastAsia="zh-CN"/>
               </w:rPr>
               <w:t>14分40秒响应（达标），2小时10分恢复</w:t>
             </w:r>
@@ -4049,10 +4025,10 @@
           <w:tcPr>
             <w:tcW w:w="1151" w:type="dxa"/>
             <w:tcBorders>
-              <w:top w:val="single" w:color="auto" w:sz="4" w:space="0"/>
-              <w:left w:val="single" w:color="auto" w:sz="4" w:space="0"/>
-              <w:bottom w:val="single" w:color="auto" w:sz="4" w:space="0"/>
-              <w:right w:val="single" w:color="auto" w:sz="4" w:space="0"/>
+              <w:top w:val="single" w:sz="4" w:space="0" w:color="auto"/>
+              <w:left w:val="single" w:sz="4" w:space="0" w:color="auto"/>
+              <w:bottom w:val="single" w:sz="4" w:space="0" w:color="auto"/>
+              <w:right w:val="single" w:sz="4" w:space="0" w:color="auto"/>
             </w:tcBorders>
             <w:shd w:val="clear" w:color="auto" w:fill="auto"/>
             <w:tcMar>
@@ -4080,11 +4056,11 @@
               <w:adjustRightInd w:val="0"/>
               <w:snapToGrid w:val="0"/>
               <w:spacing w:line="240" w:lineRule="auto"/>
-              <w:ind w:left="0" w:leftChars="0" w:right="0" w:rightChars="0" w:firstLine="0" w:firstLineChars="0"/>
+              <w:ind w:left="0" w:right="0" w:firstLine="0" w:leftChars="0" w:rightChars="0" w:firstLineChars="0"/>
               <w:jc w:val="left"/>
               <w:textAlignment w:val="baseline"/>
               <w:rPr>
-                <w:rFonts w:hint="default" w:ascii="Segoe UI" w:hAnsi="Segoe UI" w:eastAsia="Segoe UI" w:cs="Segoe UI"/>
+                <w:rFonts w:ascii="Segoe UI" w:eastAsia="Segoe UI" w:hAnsi="Segoe UI" w:cs="Segoe UI" w:hint="default"/>
                 <w:i w:val="0"/>
                 <w:iCs w:val="0"/>
                 <w:caps w:val="0"/>
@@ -4096,8 +4072,8 @@
             </w:pPr>
             <w:r>
               <w:rPr>
-                <w:rStyle w:val="23"/>
-                <w:rFonts w:hint="default" w:ascii="Segoe UI" w:hAnsi="Segoe UI" w:eastAsia="Segoe UI" w:cs="Segoe UI"/>
+                <w:rStyle w:val="Strong"/>
+                <w:rFonts w:ascii="Segoe UI" w:eastAsia="Segoe UI" w:hAnsi="Segoe UI" w:cs="Segoe UI" w:hint="default"/>
                 <w:b/>
                 <w:bCs/>
                 <w:i w:val="0"/>
@@ -4109,7 +4085,7 @@
                 <w:kern w:val="0"/>
                 <w:sz w:val="18"/>
                 <w:szCs w:val="18"/>
-                <w:lang w:val="en-US" w:eastAsia="zh-CN" w:bidi="ar"/>
+                <w:lang w:val="en-US" w:eastAsia="zh-CN"/>
               </w:rPr>
               <w:t>⚠ 部分达成</w:t>
             </w:r>
@@ -4119,10 +4095,10 @@
           <w:tcPr>
             <w:tcW w:w="2137" w:type="dxa"/>
             <w:tcBorders>
-              <w:top w:val="single" w:color="auto" w:sz="4" w:space="0"/>
-              <w:left w:val="single" w:color="auto" w:sz="4" w:space="0"/>
-              <w:bottom w:val="single" w:color="auto" w:sz="4" w:space="0"/>
-              <w:right w:val="single" w:color="auto" w:sz="12" w:space="0"/>
+              <w:top w:val="single" w:sz="4" w:space="0" w:color="auto"/>
+              <w:left w:val="single" w:sz="4" w:space="0" w:color="auto"/>
+              <w:bottom w:val="single" w:sz="4" w:space="0" w:color="auto"/>
+              <w:right w:val="single" w:sz="12" w:space="0" w:color="auto"/>
             </w:tcBorders>
             <w:shd w:val="clear" w:color="auto" w:fill="auto"/>
             <w:tcMar>
@@ -4150,11 +4126,11 @@
               <w:adjustRightInd w:val="0"/>
               <w:snapToGrid w:val="0"/>
               <w:spacing w:line="240" w:lineRule="auto"/>
-              <w:ind w:left="0" w:leftChars="0" w:right="0" w:rightChars="0" w:firstLine="0" w:firstLineChars="0"/>
+              <w:ind w:left="0" w:right="0" w:firstLine="0" w:leftChars="0" w:rightChars="0" w:firstLineChars="0"/>
               <w:jc w:val="left"/>
               <w:textAlignment w:val="baseline"/>
               <w:rPr>
-                <w:rFonts w:hint="default" w:ascii="Segoe UI" w:hAnsi="Segoe UI" w:eastAsia="Segoe UI" w:cs="Segoe UI"/>
+                <w:rFonts w:ascii="Segoe UI" w:eastAsia="Segoe UI" w:hAnsi="Segoe UI" w:cs="Segoe UI" w:hint="default"/>
                 <w:i w:val="0"/>
                 <w:iCs w:val="0"/>
                 <w:caps w:val="0"/>
@@ -4166,7 +4142,7 @@
             </w:pPr>
             <w:r>
               <w:rPr>
-                <w:rFonts w:hint="default" w:ascii="Segoe UI" w:hAnsi="Segoe UI" w:eastAsia="Segoe UI" w:cs="Segoe UI"/>
+                <w:rFonts w:ascii="Segoe UI" w:eastAsia="Segoe UI" w:hAnsi="Segoe UI" w:cs="Segoe UI" w:hint="default"/>
                 <w:i w:val="0"/>
                 <w:iCs w:val="0"/>
                 <w:caps w:val="0"/>
@@ -4176,7 +4152,7 @@
                 <w:kern w:val="0"/>
                 <w:sz w:val="18"/>
                 <w:szCs w:val="18"/>
-                <w:lang w:val="en-US" w:eastAsia="zh-CN" w:bidi="ar"/>
+                <w:lang w:val="en-US" w:eastAsia="zh-CN"/>
               </w:rPr>
               <w:t>恢复时间因测试环境资源问题超时10分钟</w:t>
             </w:r>
@@ -4185,14 +4161,9 @@
       </w:tr>
       <w:tr>
         <w:tblPrEx>
-          <w:tblBorders>
-            <w:top w:val="single" w:color="auto" w:sz="4" w:space="0"/>
-            <w:left w:val="single" w:color="auto" w:sz="4" w:space="0"/>
-            <w:bottom w:val="single" w:color="auto" w:sz="4" w:space="0"/>
-            <w:right w:val="single" w:color="auto" w:sz="4" w:space="0"/>
-            <w:insideH w:val="single" w:color="auto" w:sz="4" w:space="0"/>
-            <w:insideV w:val="single" w:color="auto" w:sz="4" w:space="0"/>
-          </w:tblBorders>
+          <w:tblW w:w="8522" w:type="dxa"/>
+          <w:jc w:val="center"/>
+          <w:shd w:val="clear" w:color="auto" w:fill="auto"/>
           <w:tblCellMar>
             <w:top w:w="15" w:type="dxa"/>
             <w:left w:w="15" w:type="dxa"/>
@@ -4201,17 +4172,17 @@
           </w:tblCellMar>
         </w:tblPrEx>
         <w:trPr>
-          <w:trHeight w:val="0" w:hRule="atLeast"/>
+          <w:trHeight w:val="0"/>
           <w:jc w:val="center"/>
         </w:trPr>
         <w:tc>
           <w:tcPr>
             <w:tcW w:w="1139" w:type="dxa"/>
             <w:tcBorders>
-              <w:top w:val="single" w:color="auto" w:sz="4" w:space="0"/>
-              <w:left w:val="single" w:color="auto" w:sz="12" w:space="0"/>
-              <w:bottom w:val="single" w:color="auto" w:sz="4" w:space="0"/>
-              <w:right w:val="single" w:color="auto" w:sz="4" w:space="0"/>
+              <w:top w:val="single" w:sz="4" w:space="0" w:color="auto"/>
+              <w:left w:val="single" w:sz="12" w:space="0" w:color="auto"/>
+              <w:bottom w:val="single" w:sz="4" w:space="0" w:color="auto"/>
+              <w:right w:val="single" w:sz="4" w:space="0" w:color="auto"/>
             </w:tcBorders>
             <w:shd w:val="clear" w:color="auto" w:fill="auto"/>
             <w:tcMar>
@@ -4239,11 +4210,11 @@
               <w:adjustRightInd w:val="0"/>
               <w:snapToGrid w:val="0"/>
               <w:spacing w:line="240" w:lineRule="auto"/>
-              <w:ind w:left="0" w:leftChars="0" w:right="0" w:rightChars="0" w:firstLine="0" w:firstLineChars="0"/>
+              <w:ind w:left="0" w:right="0" w:firstLine="0" w:leftChars="0" w:rightChars="0" w:firstLineChars="0"/>
               <w:jc w:val="center"/>
               <w:textAlignment w:val="baseline"/>
               <w:rPr>
-                <w:rFonts w:hint="default" w:ascii="Segoe UI" w:hAnsi="Segoe UI" w:eastAsia="Segoe UI" w:cs="Segoe UI"/>
+                <w:rFonts w:ascii="Segoe UI" w:eastAsia="Segoe UI" w:hAnsi="Segoe UI" w:cs="Segoe UI" w:hint="default"/>
                 <w:i w:val="0"/>
                 <w:iCs w:val="0"/>
                 <w:caps w:val="0"/>
@@ -4255,8 +4226,8 @@
             </w:pPr>
             <w:r>
               <w:rPr>
-                <w:rStyle w:val="23"/>
-                <w:rFonts w:hint="default" w:ascii="Segoe UI" w:hAnsi="Segoe UI" w:eastAsia="Segoe UI" w:cs="Segoe UI"/>
+                <w:rStyle w:val="Strong"/>
+                <w:rFonts w:ascii="Segoe UI" w:eastAsia="Segoe UI" w:hAnsi="Segoe UI" w:cs="Segoe UI" w:hint="default"/>
                 <w:b/>
                 <w:bCs/>
                 <w:i w:val="0"/>
@@ -4268,7 +4239,7 @@
                 <w:kern w:val="0"/>
                 <w:sz w:val="18"/>
                 <w:szCs w:val="18"/>
-                <w:lang w:val="en-US" w:eastAsia="zh-CN" w:bidi="ar"/>
+                <w:lang w:val="en-US" w:eastAsia="zh-CN"/>
               </w:rPr>
               <w:t>流程符合性</w:t>
             </w:r>
@@ -4278,10 +4249,10 @@
           <w:tcPr>
             <w:tcW w:w="1909" w:type="dxa"/>
             <w:tcBorders>
-              <w:top w:val="single" w:color="auto" w:sz="4" w:space="0"/>
-              <w:left w:val="single" w:color="auto" w:sz="4" w:space="0"/>
-              <w:bottom w:val="single" w:color="auto" w:sz="4" w:space="0"/>
-              <w:right w:val="single" w:color="auto" w:sz="4" w:space="0"/>
+              <w:top w:val="single" w:sz="4" w:space="0" w:color="auto"/>
+              <w:left w:val="single" w:sz="4" w:space="0" w:color="auto"/>
+              <w:bottom w:val="single" w:sz="4" w:space="0" w:color="auto"/>
+              <w:right w:val="single" w:sz="4" w:space="0" w:color="auto"/>
             </w:tcBorders>
             <w:shd w:val="clear" w:color="auto" w:fill="auto"/>
             <w:tcMar>
@@ -4309,11 +4280,11 @@
               <w:adjustRightInd w:val="0"/>
               <w:snapToGrid w:val="0"/>
               <w:spacing w:line="240" w:lineRule="auto"/>
-              <w:ind w:left="0" w:leftChars="0" w:right="0" w:rightChars="0" w:firstLine="0" w:firstLineChars="0"/>
+              <w:ind w:left="0" w:right="0" w:firstLine="0" w:leftChars="0" w:rightChars="0" w:firstLineChars="0"/>
               <w:jc w:val="left"/>
               <w:textAlignment w:val="baseline"/>
               <w:rPr>
-                <w:rFonts w:hint="default" w:ascii="Segoe UI" w:hAnsi="Segoe UI" w:eastAsia="Segoe UI" w:cs="Segoe UI"/>
+                <w:rFonts w:ascii="Segoe UI" w:eastAsia="Segoe UI" w:hAnsi="Segoe UI" w:cs="Segoe UI" w:hint="default"/>
                 <w:i w:val="0"/>
                 <w:iCs w:val="0"/>
                 <w:caps w:val="0"/>
@@ -4325,7 +4296,7 @@
             </w:pPr>
             <w:r>
               <w:rPr>
-                <w:rFonts w:hint="default" w:ascii="Segoe UI" w:hAnsi="Segoe UI" w:eastAsia="Segoe UI" w:cs="Segoe UI"/>
+                <w:rFonts w:ascii="Segoe UI" w:eastAsia="Segoe UI" w:hAnsi="Segoe UI" w:cs="Segoe UI" w:hint="default"/>
                 <w:i w:val="0"/>
                 <w:iCs w:val="0"/>
                 <w:caps w:val="0"/>
@@ -4335,7 +4306,7 @@
                 <w:kern w:val="0"/>
                 <w:sz w:val="18"/>
                 <w:szCs w:val="18"/>
-                <w:lang w:val="en-US" w:eastAsia="zh-CN" w:bidi="ar"/>
+                <w:lang w:val="en-US" w:eastAsia="zh-CN"/>
               </w:rPr>
               <w:t>符合制度及预案流程</w:t>
             </w:r>
@@ -4345,10 +4316,10 @@
           <w:tcPr>
             <w:tcW w:w="2186" w:type="dxa"/>
             <w:tcBorders>
-              <w:top w:val="single" w:color="auto" w:sz="4" w:space="0"/>
-              <w:left w:val="single" w:color="auto" w:sz="4" w:space="0"/>
-              <w:bottom w:val="single" w:color="auto" w:sz="4" w:space="0"/>
-              <w:right w:val="single" w:color="auto" w:sz="4" w:space="0"/>
+              <w:top w:val="single" w:sz="4" w:space="0" w:color="auto"/>
+              <w:left w:val="single" w:sz="4" w:space="0" w:color="auto"/>
+              <w:bottom w:val="single" w:sz="4" w:space="0" w:color="auto"/>
+              <w:right w:val="single" w:sz="4" w:space="0" w:color="auto"/>
             </w:tcBorders>
             <w:shd w:val="clear" w:color="auto" w:fill="auto"/>
             <w:tcMar>
@@ -4376,11 +4347,11 @@
               <w:adjustRightInd w:val="0"/>
               <w:snapToGrid w:val="0"/>
               <w:spacing w:line="240" w:lineRule="auto"/>
-              <w:ind w:left="0" w:leftChars="0" w:right="0" w:rightChars="0" w:firstLine="0" w:firstLineChars="0"/>
+              <w:ind w:left="0" w:right="0" w:firstLine="0" w:leftChars="0" w:rightChars="0" w:firstLineChars="0"/>
               <w:jc w:val="left"/>
               <w:textAlignment w:val="baseline"/>
               <w:rPr>
-                <w:rFonts w:hint="default" w:ascii="Segoe UI" w:hAnsi="Segoe UI" w:eastAsia="Segoe UI" w:cs="Segoe UI"/>
+                <w:rFonts w:ascii="Segoe UI" w:eastAsia="Segoe UI" w:hAnsi="Segoe UI" w:cs="Segoe UI" w:hint="default"/>
                 <w:i w:val="0"/>
                 <w:iCs w:val="0"/>
                 <w:caps w:val="0"/>
@@ -4392,7 +4363,7 @@
             </w:pPr>
             <w:r>
               <w:rPr>
-                <w:rFonts w:hint="default" w:ascii="Segoe UI" w:hAnsi="Segoe UI" w:eastAsia="Segoe UI" w:cs="Segoe UI"/>
+                <w:rFonts w:ascii="Segoe UI" w:eastAsia="Segoe UI" w:hAnsi="Segoe UI" w:cs="Segoe UI" w:hint="default"/>
                 <w:i w:val="0"/>
                 <w:iCs w:val="0"/>
                 <w:caps w:val="0"/>
@@ -4402,7 +4373,7 @@
                 <w:kern w:val="0"/>
                 <w:sz w:val="18"/>
                 <w:szCs w:val="18"/>
-                <w:lang w:val="en-US" w:eastAsia="zh-CN" w:bidi="ar"/>
+                <w:lang w:val="en-US" w:eastAsia="zh-CN"/>
               </w:rPr>
               <w:t>各环节执行无跳步，与预案高度一致</w:t>
             </w:r>
@@ -4412,10 +4383,10 @@
           <w:tcPr>
             <w:tcW w:w="1151" w:type="dxa"/>
             <w:tcBorders>
-              <w:top w:val="single" w:color="auto" w:sz="4" w:space="0"/>
-              <w:left w:val="single" w:color="auto" w:sz="4" w:space="0"/>
-              <w:bottom w:val="single" w:color="auto" w:sz="4" w:space="0"/>
-              <w:right w:val="single" w:color="auto" w:sz="4" w:space="0"/>
+              <w:top w:val="single" w:sz="4" w:space="0" w:color="auto"/>
+              <w:left w:val="single" w:sz="4" w:space="0" w:color="auto"/>
+              <w:bottom w:val="single" w:sz="4" w:space="0" w:color="auto"/>
+              <w:right w:val="single" w:sz="4" w:space="0" w:color="auto"/>
             </w:tcBorders>
             <w:shd w:val="clear" w:color="auto" w:fill="auto"/>
             <w:tcMar>
@@ -4443,11 +4414,11 @@
               <w:adjustRightInd w:val="0"/>
               <w:snapToGrid w:val="0"/>
               <w:spacing w:line="240" w:lineRule="auto"/>
-              <w:ind w:left="0" w:leftChars="0" w:right="0" w:rightChars="0" w:firstLine="0" w:firstLineChars="0"/>
+              <w:ind w:left="0" w:right="0" w:firstLine="0" w:leftChars="0" w:rightChars="0" w:firstLineChars="0"/>
               <w:jc w:val="left"/>
               <w:textAlignment w:val="baseline"/>
               <w:rPr>
-                <w:rFonts w:hint="default" w:ascii="Segoe UI" w:hAnsi="Segoe UI" w:eastAsia="Segoe UI" w:cs="Segoe UI"/>
+                <w:rFonts w:ascii="Segoe UI" w:eastAsia="Segoe UI" w:hAnsi="Segoe UI" w:cs="Segoe UI" w:hint="default"/>
                 <w:i w:val="0"/>
                 <w:iCs w:val="0"/>
                 <w:caps w:val="0"/>
@@ -4459,8 +4430,8 @@
             </w:pPr>
             <w:r>
               <w:rPr>
-                <w:rStyle w:val="23"/>
-                <w:rFonts w:hint="default" w:ascii="Segoe UI" w:hAnsi="Segoe UI" w:eastAsia="Segoe UI" w:cs="Segoe UI"/>
+                <w:rStyle w:val="Strong"/>
+                <w:rFonts w:ascii="Segoe UI" w:eastAsia="Segoe UI" w:hAnsi="Segoe UI" w:cs="Segoe UI" w:hint="default"/>
                 <w:b/>
                 <w:bCs/>
                 <w:i w:val="0"/>
@@ -4472,7 +4443,7 @@
                 <w:kern w:val="0"/>
                 <w:sz w:val="18"/>
                 <w:szCs w:val="18"/>
-                <w:lang w:val="en-US" w:eastAsia="zh-CN" w:bidi="ar"/>
+                <w:lang w:val="en-US" w:eastAsia="zh-CN"/>
               </w:rPr>
               <w:t>✔ 完全达成</w:t>
             </w:r>
@@ -4482,10 +4453,10 @@
           <w:tcPr>
             <w:tcW w:w="2137" w:type="dxa"/>
             <w:tcBorders>
-              <w:top w:val="single" w:color="auto" w:sz="4" w:space="0"/>
-              <w:left w:val="single" w:color="auto" w:sz="4" w:space="0"/>
-              <w:bottom w:val="single" w:color="auto" w:sz="4" w:space="0"/>
-              <w:right w:val="single" w:color="auto" w:sz="12" w:space="0"/>
+              <w:top w:val="single" w:sz="4" w:space="0" w:color="auto"/>
+              <w:left w:val="single" w:sz="4" w:space="0" w:color="auto"/>
+              <w:bottom w:val="single" w:sz="4" w:space="0" w:color="auto"/>
+              <w:right w:val="single" w:sz="12" w:space="0" w:color="auto"/>
             </w:tcBorders>
             <w:shd w:val="clear" w:color="auto" w:fill="auto"/>
             <w:tcMar>
@@ -4513,11 +4484,11 @@
               <w:adjustRightInd w:val="0"/>
               <w:snapToGrid w:val="0"/>
               <w:spacing w:line="240" w:lineRule="auto"/>
-              <w:ind w:left="0" w:leftChars="0" w:right="0" w:rightChars="0" w:firstLine="0" w:firstLineChars="0"/>
+              <w:ind w:left="0" w:right="0" w:firstLine="0" w:leftChars="0" w:rightChars="0" w:firstLineChars="0"/>
               <w:jc w:val="left"/>
               <w:textAlignment w:val="baseline"/>
               <w:rPr>
-                <w:rFonts w:hint="default" w:ascii="Segoe UI" w:hAnsi="Segoe UI" w:eastAsia="Segoe UI" w:cs="Segoe UI"/>
+                <w:rFonts w:ascii="Segoe UI" w:eastAsia="Segoe UI" w:hAnsi="Segoe UI" w:cs="Segoe UI" w:hint="default"/>
                 <w:i w:val="0"/>
                 <w:iCs w:val="0"/>
                 <w:caps w:val="0"/>
@@ -4529,7 +4500,7 @@
             </w:pPr>
             <w:r>
               <w:rPr>
-                <w:rFonts w:hint="default" w:ascii="Segoe UI" w:hAnsi="Segoe UI" w:eastAsia="Segoe UI" w:cs="Segoe UI"/>
+                <w:rFonts w:ascii="Segoe UI" w:eastAsia="Segoe UI" w:hAnsi="Segoe UI" w:cs="Segoe UI" w:hint="default"/>
                 <w:i w:val="0"/>
                 <w:iCs w:val="0"/>
                 <w:caps w:val="0"/>
@@ -4539,7 +4510,7 @@
                 <w:kern w:val="0"/>
                 <w:sz w:val="18"/>
                 <w:szCs w:val="18"/>
-                <w:lang w:val="en-US" w:eastAsia="zh-CN" w:bidi="ar"/>
+                <w:lang w:val="en-US" w:eastAsia="zh-CN"/>
               </w:rPr>
               <w:t>流程执行力良好</w:t>
             </w:r>
@@ -4548,14 +4519,9 @@
       </w:tr>
       <w:tr>
         <w:tblPrEx>
-          <w:tblBorders>
-            <w:top w:val="single" w:color="auto" w:sz="4" w:space="0"/>
-            <w:left w:val="single" w:color="auto" w:sz="4" w:space="0"/>
-            <w:bottom w:val="single" w:color="auto" w:sz="4" w:space="0"/>
-            <w:right w:val="single" w:color="auto" w:sz="4" w:space="0"/>
-            <w:insideH w:val="single" w:color="auto" w:sz="4" w:space="0"/>
-            <w:insideV w:val="single" w:color="auto" w:sz="4" w:space="0"/>
-          </w:tblBorders>
+          <w:tblW w:w="8522" w:type="dxa"/>
+          <w:jc w:val="center"/>
+          <w:shd w:val="clear" w:color="auto" w:fill="auto"/>
           <w:tblCellMar>
             <w:top w:w="15" w:type="dxa"/>
             <w:left w:w="15" w:type="dxa"/>
@@ -4564,17 +4530,17 @@
           </w:tblCellMar>
         </w:tblPrEx>
         <w:trPr>
-          <w:trHeight w:val="0" w:hRule="atLeast"/>
+          <w:trHeight w:val="0"/>
           <w:jc w:val="center"/>
         </w:trPr>
         <w:tc>
           <w:tcPr>
             <w:tcW w:w="1139" w:type="dxa"/>
             <w:tcBorders>
-              <w:top w:val="single" w:color="auto" w:sz="4" w:space="0"/>
-              <w:left w:val="single" w:color="auto" w:sz="12" w:space="0"/>
-              <w:bottom w:val="single" w:color="auto" w:sz="4" w:space="0"/>
-              <w:right w:val="single" w:color="auto" w:sz="4" w:space="0"/>
+              <w:top w:val="single" w:sz="4" w:space="0" w:color="auto"/>
+              <w:left w:val="single" w:sz="12" w:space="0" w:color="auto"/>
+              <w:bottom w:val="single" w:sz="4" w:space="0" w:color="auto"/>
+              <w:right w:val="single" w:sz="4" w:space="0" w:color="auto"/>
             </w:tcBorders>
             <w:shd w:val="clear" w:color="auto" w:fill="auto"/>
             <w:tcMar>
@@ -4602,11 +4568,11 @@
               <w:adjustRightInd w:val="0"/>
               <w:snapToGrid w:val="0"/>
               <w:spacing w:line="240" w:lineRule="auto"/>
-              <w:ind w:left="0" w:leftChars="0" w:right="0" w:rightChars="0" w:firstLine="0" w:firstLineChars="0"/>
+              <w:ind w:left="0" w:right="0" w:firstLine="0" w:leftChars="0" w:rightChars="0" w:firstLineChars="0"/>
               <w:jc w:val="center"/>
               <w:textAlignment w:val="baseline"/>
               <w:rPr>
-                <w:rFonts w:hint="default" w:ascii="Segoe UI" w:hAnsi="Segoe UI" w:eastAsia="Segoe UI" w:cs="Segoe UI"/>
+                <w:rFonts w:ascii="Segoe UI" w:eastAsia="Segoe UI" w:hAnsi="Segoe UI" w:cs="Segoe UI" w:hint="default"/>
                 <w:i w:val="0"/>
                 <w:iCs w:val="0"/>
                 <w:caps w:val="0"/>
@@ -4618,8 +4584,8 @@
             </w:pPr>
             <w:r>
               <w:rPr>
-                <w:rStyle w:val="23"/>
-                <w:rFonts w:hint="default" w:ascii="Segoe UI" w:hAnsi="Segoe UI" w:eastAsia="Segoe UI" w:cs="Segoe UI"/>
+                <w:rStyle w:val="Strong"/>
+                <w:rFonts w:ascii="Segoe UI" w:eastAsia="Segoe UI" w:hAnsi="Segoe UI" w:cs="Segoe UI" w:hint="default"/>
                 <w:b/>
                 <w:bCs/>
                 <w:i w:val="0"/>
@@ -4631,7 +4597,7 @@
                 <w:kern w:val="0"/>
                 <w:sz w:val="18"/>
                 <w:szCs w:val="18"/>
-                <w:lang w:val="en-US" w:eastAsia="zh-CN" w:bidi="ar"/>
+                <w:lang w:val="en-US" w:eastAsia="zh-CN"/>
               </w:rPr>
               <w:t>沟通有效性</w:t>
             </w:r>
@@ -4641,10 +4607,10 @@
           <w:tcPr>
             <w:tcW w:w="1909" w:type="dxa"/>
             <w:tcBorders>
-              <w:top w:val="single" w:color="auto" w:sz="4" w:space="0"/>
-              <w:left w:val="single" w:color="auto" w:sz="4" w:space="0"/>
-              <w:bottom w:val="single" w:color="auto" w:sz="4" w:space="0"/>
-              <w:right w:val="single" w:color="auto" w:sz="4" w:space="0"/>
+              <w:top w:val="single" w:sz="4" w:space="0" w:color="auto"/>
+              <w:left w:val="single" w:sz="4" w:space="0" w:color="auto"/>
+              <w:bottom w:val="single" w:sz="4" w:space="0" w:color="auto"/>
+              <w:right w:val="single" w:sz="4" w:space="0" w:color="auto"/>
             </w:tcBorders>
             <w:shd w:val="clear" w:color="auto" w:fill="auto"/>
             <w:tcMar>
@@ -4672,11 +4638,11 @@
               <w:adjustRightInd w:val="0"/>
               <w:snapToGrid w:val="0"/>
               <w:spacing w:line="240" w:lineRule="auto"/>
-              <w:ind w:left="0" w:leftChars="0" w:right="0" w:rightChars="0" w:firstLine="0" w:firstLineChars="0"/>
+              <w:ind w:left="0" w:right="0" w:firstLine="0" w:leftChars="0" w:rightChars="0" w:firstLineChars="0"/>
               <w:jc w:val="left"/>
               <w:textAlignment w:val="baseline"/>
               <w:rPr>
-                <w:rFonts w:hint="default" w:ascii="Segoe UI" w:hAnsi="Segoe UI" w:eastAsia="Segoe UI" w:cs="Segoe UI"/>
+                <w:rFonts w:ascii="Segoe UI" w:eastAsia="Segoe UI" w:hAnsi="Segoe UI" w:cs="Segoe UI" w:hint="default"/>
                 <w:i w:val="0"/>
                 <w:iCs w:val="0"/>
                 <w:caps w:val="0"/>
@@ -4688,7 +4654,7 @@
             </w:pPr>
             <w:r>
               <w:rPr>
-                <w:rFonts w:hint="default" w:ascii="Segoe UI" w:hAnsi="Segoe UI" w:eastAsia="Segoe UI" w:cs="Segoe UI"/>
+                <w:rFonts w:ascii="Segoe UI" w:eastAsia="Segoe UI" w:hAnsi="Segoe UI" w:cs="Segoe UI" w:hint="default"/>
                 <w:i w:val="0"/>
                 <w:iCs w:val="0"/>
                 <w:caps w:val="0"/>
@@ -4698,7 +4664,7 @@
                 <w:kern w:val="0"/>
                 <w:sz w:val="18"/>
                 <w:szCs w:val="18"/>
-                <w:lang w:val="en-US" w:eastAsia="zh-CN" w:bidi="ar"/>
+                <w:lang w:val="en-US" w:eastAsia="zh-CN"/>
               </w:rPr>
               <w:t>内外沟通准确、及时</w:t>
             </w:r>
@@ -4708,10 +4674,10 @@
           <w:tcPr>
             <w:tcW w:w="2186" w:type="dxa"/>
             <w:tcBorders>
-              <w:top w:val="single" w:color="auto" w:sz="4" w:space="0"/>
-              <w:left w:val="single" w:color="auto" w:sz="4" w:space="0"/>
-              <w:bottom w:val="single" w:color="auto" w:sz="4" w:space="0"/>
-              <w:right w:val="single" w:color="auto" w:sz="4" w:space="0"/>
+              <w:top w:val="single" w:sz="4" w:space="0" w:color="auto"/>
+              <w:left w:val="single" w:sz="4" w:space="0" w:color="auto"/>
+              <w:bottom w:val="single" w:sz="4" w:space="0" w:color="auto"/>
+              <w:right w:val="single" w:sz="4" w:space="0" w:color="auto"/>
             </w:tcBorders>
             <w:shd w:val="clear" w:color="auto" w:fill="auto"/>
             <w:tcMar>
@@ -4739,11 +4705,11 @@
               <w:adjustRightInd w:val="0"/>
               <w:snapToGrid w:val="0"/>
               <w:spacing w:line="240" w:lineRule="auto"/>
-              <w:ind w:left="0" w:leftChars="0" w:right="0" w:rightChars="0" w:firstLine="0" w:firstLineChars="0"/>
+              <w:ind w:left="0" w:right="0" w:firstLine="0" w:leftChars="0" w:rightChars="0" w:firstLineChars="0"/>
               <w:jc w:val="left"/>
               <w:textAlignment w:val="baseline"/>
               <w:rPr>
-                <w:rFonts w:hint="default" w:ascii="Segoe UI" w:hAnsi="Segoe UI" w:eastAsia="Segoe UI" w:cs="Segoe UI"/>
+                <w:rFonts w:ascii="Segoe UI" w:eastAsia="Segoe UI" w:hAnsi="Segoe UI" w:cs="Segoe UI" w:hint="default"/>
                 <w:i w:val="0"/>
                 <w:iCs w:val="0"/>
                 <w:caps w:val="0"/>
@@ -4755,7 +4721,7 @@
             </w:pPr>
             <w:r>
               <w:rPr>
-                <w:rFonts w:hint="default" w:ascii="Segoe UI" w:hAnsi="Segoe UI" w:eastAsia="Segoe UI" w:cs="Segoe UI"/>
+                <w:rFonts w:ascii="Segoe UI" w:eastAsia="Segoe UI" w:hAnsi="Segoe UI" w:cs="Segoe UI" w:hint="default"/>
                 <w:i w:val="0"/>
                 <w:iCs w:val="0"/>
                 <w:caps w:val="0"/>
@@ -4765,7 +4731,7 @@
                 <w:kern w:val="0"/>
                 <w:sz w:val="18"/>
                 <w:szCs w:val="18"/>
-                <w:lang w:val="en-US" w:eastAsia="zh-CN" w:bidi="ar"/>
+                <w:lang w:val="en-US" w:eastAsia="zh-CN"/>
               </w:rPr>
               <w:t>内部上报清晰，对外发送4次通告均准时</w:t>
             </w:r>
@@ -4775,10 +4741,10 @@
           <w:tcPr>
             <w:tcW w:w="1151" w:type="dxa"/>
             <w:tcBorders>
-              <w:top w:val="single" w:color="auto" w:sz="4" w:space="0"/>
-              <w:left w:val="single" w:color="auto" w:sz="4" w:space="0"/>
-              <w:bottom w:val="single" w:color="auto" w:sz="4" w:space="0"/>
-              <w:right w:val="single" w:color="auto" w:sz="4" w:space="0"/>
+              <w:top w:val="single" w:sz="4" w:space="0" w:color="auto"/>
+              <w:left w:val="single" w:sz="4" w:space="0" w:color="auto"/>
+              <w:bottom w:val="single" w:sz="4" w:space="0" w:color="auto"/>
+              <w:right w:val="single" w:sz="4" w:space="0" w:color="auto"/>
             </w:tcBorders>
             <w:shd w:val="clear" w:color="auto" w:fill="auto"/>
             <w:tcMar>
@@ -4806,11 +4772,11 @@
               <w:adjustRightInd w:val="0"/>
               <w:snapToGrid w:val="0"/>
               <w:spacing w:line="240" w:lineRule="auto"/>
-              <w:ind w:left="0" w:leftChars="0" w:right="0" w:rightChars="0" w:firstLine="0" w:firstLineChars="0"/>
+              <w:ind w:left="0" w:right="0" w:firstLine="0" w:leftChars="0" w:rightChars="0" w:firstLineChars="0"/>
               <w:jc w:val="left"/>
               <w:textAlignment w:val="baseline"/>
               <w:rPr>
-                <w:rFonts w:hint="default" w:ascii="Segoe UI" w:hAnsi="Segoe UI" w:eastAsia="Segoe UI" w:cs="Segoe UI"/>
+                <w:rFonts w:ascii="Segoe UI" w:eastAsia="Segoe UI" w:hAnsi="Segoe UI" w:cs="Segoe UI" w:hint="default"/>
                 <w:i w:val="0"/>
                 <w:iCs w:val="0"/>
                 <w:caps w:val="0"/>
@@ -4822,8 +4788,8 @@
             </w:pPr>
             <w:r>
               <w:rPr>
-                <w:rStyle w:val="23"/>
-                <w:rFonts w:hint="default" w:ascii="Segoe UI" w:hAnsi="Segoe UI" w:eastAsia="Segoe UI" w:cs="Segoe UI"/>
+                <w:rStyle w:val="Strong"/>
+                <w:rFonts w:ascii="Segoe UI" w:eastAsia="Segoe UI" w:hAnsi="Segoe UI" w:cs="Segoe UI" w:hint="default"/>
                 <w:b/>
                 <w:bCs/>
                 <w:i w:val="0"/>
@@ -4835,7 +4801,7 @@
                 <w:kern w:val="0"/>
                 <w:sz w:val="18"/>
                 <w:szCs w:val="18"/>
-                <w:lang w:val="en-US" w:eastAsia="zh-CN" w:bidi="ar"/>
+                <w:lang w:val="en-US" w:eastAsia="zh-CN"/>
               </w:rPr>
               <w:t>✔ 完全达成</w:t>
             </w:r>
@@ -4845,10 +4811,10 @@
           <w:tcPr>
             <w:tcW w:w="2137" w:type="dxa"/>
             <w:tcBorders>
-              <w:top w:val="single" w:color="auto" w:sz="4" w:space="0"/>
-              <w:left w:val="single" w:color="auto" w:sz="4" w:space="0"/>
-              <w:bottom w:val="single" w:color="auto" w:sz="4" w:space="0"/>
-              <w:right w:val="single" w:color="auto" w:sz="12" w:space="0"/>
+              <w:top w:val="single" w:sz="4" w:space="0" w:color="auto"/>
+              <w:left w:val="single" w:sz="4" w:space="0" w:color="auto"/>
+              <w:bottom w:val="single" w:sz="4" w:space="0" w:color="auto"/>
+              <w:right w:val="single" w:sz="12" w:space="0" w:color="auto"/>
             </w:tcBorders>
             <w:shd w:val="clear" w:color="auto" w:fill="auto"/>
             <w:tcMar>
@@ -4876,11 +4842,11 @@
               <w:adjustRightInd w:val="0"/>
               <w:snapToGrid w:val="0"/>
               <w:spacing w:line="240" w:lineRule="auto"/>
-              <w:ind w:left="0" w:leftChars="0" w:right="0" w:rightChars="0" w:firstLine="0" w:firstLineChars="0"/>
+              <w:ind w:left="0" w:right="0" w:firstLine="0" w:leftChars="0" w:rightChars="0" w:firstLineChars="0"/>
               <w:jc w:val="left"/>
               <w:textAlignment w:val="baseline"/>
               <w:rPr>
-                <w:rFonts w:hint="default" w:ascii="Segoe UI" w:hAnsi="Segoe UI" w:eastAsia="Segoe UI" w:cs="Segoe UI"/>
+                <w:rFonts w:ascii="Segoe UI" w:eastAsia="Segoe UI" w:hAnsi="Segoe UI" w:cs="Segoe UI" w:hint="default"/>
                 <w:i w:val="0"/>
                 <w:iCs w:val="0"/>
                 <w:caps w:val="0"/>
@@ -4892,7 +4858,7 @@
             </w:pPr>
             <w:r>
               <w:rPr>
-                <w:rFonts w:hint="default" w:ascii="Segoe UI" w:hAnsi="Segoe UI" w:eastAsia="Segoe UI" w:cs="Segoe UI"/>
+                <w:rFonts w:ascii="Segoe UI" w:eastAsia="Segoe UI" w:hAnsi="Segoe UI" w:cs="Segoe UI" w:hint="default"/>
                 <w:i w:val="0"/>
                 <w:iCs w:val="0"/>
                 <w:caps w:val="0"/>
@@ -4902,7 +4868,7 @@
                 <w:kern w:val="0"/>
                 <w:sz w:val="18"/>
                 <w:szCs w:val="18"/>
-                <w:lang w:val="en-US" w:eastAsia="zh-CN" w:bidi="ar"/>
+                <w:lang w:val="en-US" w:eastAsia="zh-CN"/>
               </w:rPr>
               <w:t>沟通流程执行到位</w:t>
             </w:r>
@@ -4911,14 +4877,9 @@
       </w:tr>
       <w:tr>
         <w:tblPrEx>
-          <w:tblBorders>
-            <w:top w:val="single" w:color="auto" w:sz="4" w:space="0"/>
-            <w:left w:val="single" w:color="auto" w:sz="4" w:space="0"/>
-            <w:bottom w:val="single" w:color="auto" w:sz="4" w:space="0"/>
-            <w:right w:val="single" w:color="auto" w:sz="4" w:space="0"/>
-            <w:insideH w:val="single" w:color="auto" w:sz="4" w:space="0"/>
-            <w:insideV w:val="single" w:color="auto" w:sz="4" w:space="0"/>
-          </w:tblBorders>
+          <w:tblW w:w="8522" w:type="dxa"/>
+          <w:jc w:val="center"/>
+          <w:shd w:val="clear" w:color="auto" w:fill="auto"/>
           <w:tblCellMar>
             <w:top w:w="15" w:type="dxa"/>
             <w:left w:w="15" w:type="dxa"/>
@@ -4927,17 +4888,17 @@
           </w:tblCellMar>
         </w:tblPrEx>
         <w:trPr>
-          <w:trHeight w:val="0" w:hRule="atLeast"/>
+          <w:trHeight w:val="0"/>
           <w:jc w:val="center"/>
         </w:trPr>
         <w:tc>
           <w:tcPr>
             <w:tcW w:w="1139" w:type="dxa"/>
             <w:tcBorders>
-              <w:top w:val="single" w:color="auto" w:sz="4" w:space="0"/>
-              <w:left w:val="single" w:color="auto" w:sz="12" w:space="0"/>
-              <w:bottom w:val="single" w:color="auto" w:sz="4" w:space="0"/>
-              <w:right w:val="single" w:color="auto" w:sz="4" w:space="0"/>
+              <w:top w:val="single" w:sz="4" w:space="0" w:color="auto"/>
+              <w:left w:val="single" w:sz="12" w:space="0" w:color="auto"/>
+              <w:bottom w:val="single" w:sz="4" w:space="0" w:color="auto"/>
+              <w:right w:val="single" w:sz="4" w:space="0" w:color="auto"/>
             </w:tcBorders>
             <w:shd w:val="clear" w:color="auto" w:fill="auto"/>
             <w:tcMar>
@@ -4965,11 +4926,11 @@
               <w:adjustRightInd w:val="0"/>
               <w:snapToGrid w:val="0"/>
               <w:spacing w:line="240" w:lineRule="auto"/>
-              <w:ind w:left="0" w:leftChars="0" w:right="0" w:rightChars="0" w:firstLine="0" w:firstLineChars="0"/>
+              <w:ind w:left="0" w:right="0" w:firstLine="0" w:leftChars="0" w:rightChars="0" w:firstLineChars="0"/>
               <w:jc w:val="center"/>
               <w:textAlignment w:val="baseline"/>
               <w:rPr>
-                <w:rFonts w:hint="default" w:ascii="Segoe UI" w:hAnsi="Segoe UI" w:eastAsia="Segoe UI" w:cs="Segoe UI"/>
+                <w:rFonts w:ascii="Segoe UI" w:eastAsia="Segoe UI" w:hAnsi="Segoe UI" w:cs="Segoe UI" w:hint="default"/>
                 <w:i w:val="0"/>
                 <w:iCs w:val="0"/>
                 <w:caps w:val="0"/>
@@ -4981,8 +4942,8 @@
             </w:pPr>
             <w:r>
               <w:rPr>
-                <w:rStyle w:val="23"/>
-                <w:rFonts w:hint="default" w:ascii="Segoe UI" w:hAnsi="Segoe UI" w:eastAsia="Segoe UI" w:cs="Segoe UI"/>
+                <w:rStyle w:val="Strong"/>
+                <w:rFonts w:ascii="Segoe UI" w:eastAsia="Segoe UI" w:hAnsi="Segoe UI" w:cs="Segoe UI" w:hint="default"/>
                 <w:b/>
                 <w:bCs/>
                 <w:i w:val="0"/>
@@ -4994,7 +4955,7 @@
                 <w:kern w:val="0"/>
                 <w:sz w:val="18"/>
                 <w:szCs w:val="18"/>
-                <w:lang w:val="en-US" w:eastAsia="zh-CN" w:bidi="ar"/>
+                <w:lang w:val="en-US" w:eastAsia="zh-CN"/>
               </w:rPr>
               <w:t>团队协同性</w:t>
             </w:r>
@@ -5004,10 +4965,10 @@
           <w:tcPr>
             <w:tcW w:w="1909" w:type="dxa"/>
             <w:tcBorders>
-              <w:top w:val="single" w:color="auto" w:sz="4" w:space="0"/>
-              <w:left w:val="single" w:color="auto" w:sz="4" w:space="0"/>
-              <w:bottom w:val="single" w:color="auto" w:sz="4" w:space="0"/>
-              <w:right w:val="single" w:color="auto" w:sz="4" w:space="0"/>
+              <w:top w:val="single" w:sz="4" w:space="0" w:color="auto"/>
+              <w:left w:val="single" w:sz="4" w:space="0" w:color="auto"/>
+              <w:bottom w:val="single" w:sz="4" w:space="0" w:color="auto"/>
+              <w:right w:val="single" w:sz="4" w:space="0" w:color="auto"/>
             </w:tcBorders>
             <w:shd w:val="clear" w:color="auto" w:fill="auto"/>
             <w:tcMar>
@@ -5035,11 +4996,11 @@
               <w:adjustRightInd w:val="0"/>
               <w:snapToGrid w:val="0"/>
               <w:spacing w:line="240" w:lineRule="auto"/>
-              <w:ind w:left="0" w:leftChars="0" w:right="0" w:rightChars="0" w:firstLine="0" w:firstLineChars="0"/>
+              <w:ind w:left="0" w:right="0" w:firstLine="0" w:leftChars="0" w:rightChars="0" w:firstLineChars="0"/>
               <w:jc w:val="left"/>
               <w:textAlignment w:val="baseline"/>
               <w:rPr>
-                <w:rFonts w:hint="default" w:ascii="Segoe UI" w:hAnsi="Segoe UI" w:eastAsia="Segoe UI" w:cs="Segoe UI"/>
+                <w:rFonts w:ascii="Segoe UI" w:eastAsia="Segoe UI" w:hAnsi="Segoe UI" w:cs="Segoe UI" w:hint="default"/>
                 <w:i w:val="0"/>
                 <w:iCs w:val="0"/>
                 <w:caps w:val="0"/>
@@ -5051,7 +5012,7 @@
             </w:pPr>
             <w:r>
               <w:rPr>
-                <w:rFonts w:hint="default" w:ascii="Segoe UI" w:hAnsi="Segoe UI" w:eastAsia="Segoe UI" w:cs="Segoe UI"/>
+                <w:rFonts w:ascii="Segoe UI" w:eastAsia="Segoe UI" w:hAnsi="Segoe UI" w:cs="Segoe UI" w:hint="default"/>
                 <w:i w:val="0"/>
                 <w:iCs w:val="0"/>
                 <w:caps w:val="0"/>
@@ -5061,7 +5022,7 @@
                 <w:kern w:val="0"/>
                 <w:sz w:val="18"/>
                 <w:szCs w:val="18"/>
-                <w:lang w:val="en-US" w:eastAsia="zh-CN" w:bidi="ar"/>
+                <w:lang w:val="en-US" w:eastAsia="zh-CN"/>
               </w:rPr>
               <w:t>跨团队信息共享与行动协同顺畅</w:t>
             </w:r>
@@ -5071,10 +5032,10 @@
           <w:tcPr>
             <w:tcW w:w="2186" w:type="dxa"/>
             <w:tcBorders>
-              <w:top w:val="single" w:color="auto" w:sz="4" w:space="0"/>
-              <w:left w:val="single" w:color="auto" w:sz="4" w:space="0"/>
-              <w:bottom w:val="single" w:color="auto" w:sz="4" w:space="0"/>
-              <w:right w:val="single" w:color="auto" w:sz="4" w:space="0"/>
+              <w:top w:val="single" w:sz="4" w:space="0" w:color="auto"/>
+              <w:left w:val="single" w:sz="4" w:space="0" w:color="auto"/>
+              <w:bottom w:val="single" w:sz="4" w:space="0" w:color="auto"/>
+              <w:right w:val="single" w:sz="4" w:space="0" w:color="auto"/>
             </w:tcBorders>
             <w:shd w:val="clear" w:color="auto" w:fill="auto"/>
             <w:tcMar>
@@ -5102,11 +5063,11 @@
               <w:adjustRightInd w:val="0"/>
               <w:snapToGrid w:val="0"/>
               <w:spacing w:line="240" w:lineRule="auto"/>
-              <w:ind w:left="0" w:leftChars="0" w:right="0" w:rightChars="0" w:firstLine="0" w:firstLineChars="0"/>
+              <w:ind w:left="0" w:right="0" w:firstLine="0" w:leftChars="0" w:rightChars="0" w:firstLineChars="0"/>
               <w:jc w:val="left"/>
               <w:textAlignment w:val="baseline"/>
               <w:rPr>
-                <w:rFonts w:hint="default" w:ascii="Segoe UI" w:hAnsi="Segoe UI" w:eastAsia="Segoe UI" w:cs="Segoe UI"/>
+                <w:rFonts w:ascii="Segoe UI" w:eastAsia="Segoe UI" w:hAnsi="Segoe UI" w:cs="Segoe UI" w:hint="default"/>
                 <w:i w:val="0"/>
                 <w:iCs w:val="0"/>
                 <w:caps w:val="0"/>
@@ -5118,7 +5079,7 @@
             </w:pPr>
             <w:r>
               <w:rPr>
-                <w:rFonts w:hint="default" w:ascii="Segoe UI" w:hAnsi="Segoe UI" w:eastAsia="Segoe UI" w:cs="Segoe UI"/>
+                <w:rFonts w:ascii="Segoe UI" w:eastAsia="Segoe UI" w:hAnsi="Segoe UI" w:cs="Segoe UI" w:hint="default"/>
                 <w:i w:val="0"/>
                 <w:iCs w:val="0"/>
                 <w:caps w:val="0"/>
@@ -5128,7 +5089,7 @@
                 <w:kern w:val="0"/>
                 <w:sz w:val="18"/>
                 <w:szCs w:val="18"/>
-                <w:lang w:val="en-US" w:eastAsia="zh-CN" w:bidi="ar"/>
+                <w:lang w:val="en-US" w:eastAsia="zh-CN"/>
               </w:rPr>
               <w:t>在应急管理部调度下，协作良好</w:t>
             </w:r>
@@ -5138,10 +5099,10 @@
           <w:tcPr>
             <w:tcW w:w="1151" w:type="dxa"/>
             <w:tcBorders>
-              <w:top w:val="single" w:color="auto" w:sz="4" w:space="0"/>
-              <w:left w:val="single" w:color="auto" w:sz="4" w:space="0"/>
-              <w:bottom w:val="single" w:color="auto" w:sz="4" w:space="0"/>
-              <w:right w:val="single" w:color="auto" w:sz="4" w:space="0"/>
+              <w:top w:val="single" w:sz="4" w:space="0" w:color="auto"/>
+              <w:left w:val="single" w:sz="4" w:space="0" w:color="auto"/>
+              <w:bottom w:val="single" w:sz="4" w:space="0" w:color="auto"/>
+              <w:right w:val="single" w:sz="4" w:space="0" w:color="auto"/>
             </w:tcBorders>
             <w:shd w:val="clear" w:color="auto" w:fill="auto"/>
             <w:tcMar>
@@ -5169,11 +5130,11 @@
               <w:adjustRightInd w:val="0"/>
               <w:snapToGrid w:val="0"/>
               <w:spacing w:line="240" w:lineRule="auto"/>
-              <w:ind w:left="0" w:leftChars="0" w:right="0" w:rightChars="0" w:firstLine="0" w:firstLineChars="0"/>
+              <w:ind w:left="0" w:right="0" w:firstLine="0" w:leftChars="0" w:rightChars="0" w:firstLineChars="0"/>
               <w:jc w:val="left"/>
               <w:textAlignment w:val="baseline"/>
               <w:rPr>
-                <w:rFonts w:hint="default" w:ascii="Segoe UI" w:hAnsi="Segoe UI" w:eastAsia="Segoe UI" w:cs="Segoe UI"/>
+                <w:rFonts w:ascii="Segoe UI" w:eastAsia="Segoe UI" w:hAnsi="Segoe UI" w:cs="Segoe UI" w:hint="default"/>
                 <w:i w:val="0"/>
                 <w:iCs w:val="0"/>
                 <w:caps w:val="0"/>
@@ -5185,8 +5146,8 @@
             </w:pPr>
             <w:r>
               <w:rPr>
-                <w:rStyle w:val="23"/>
-                <w:rFonts w:hint="default" w:ascii="Segoe UI" w:hAnsi="Segoe UI" w:eastAsia="Segoe UI" w:cs="Segoe UI"/>
+                <w:rStyle w:val="Strong"/>
+                <w:rFonts w:ascii="Segoe UI" w:eastAsia="Segoe UI" w:hAnsi="Segoe UI" w:cs="Segoe UI" w:hint="default"/>
                 <w:b/>
                 <w:bCs/>
                 <w:i w:val="0"/>
@@ -5198,7 +5159,7 @@
                 <w:kern w:val="0"/>
                 <w:sz w:val="18"/>
                 <w:szCs w:val="18"/>
-                <w:lang w:val="en-US" w:eastAsia="zh-CN" w:bidi="ar"/>
+                <w:lang w:val="en-US" w:eastAsia="zh-CN"/>
               </w:rPr>
               <w:t>✔ 达成</w:t>
             </w:r>
@@ -5208,10 +5169,10 @@
           <w:tcPr>
             <w:tcW w:w="2137" w:type="dxa"/>
             <w:tcBorders>
-              <w:top w:val="single" w:color="auto" w:sz="4" w:space="0"/>
-              <w:left w:val="single" w:color="auto" w:sz="4" w:space="0"/>
-              <w:bottom w:val="single" w:color="auto" w:sz="4" w:space="0"/>
-              <w:right w:val="single" w:color="auto" w:sz="12" w:space="0"/>
+              <w:top w:val="single" w:sz="4" w:space="0" w:color="auto"/>
+              <w:left w:val="single" w:sz="4" w:space="0" w:color="auto"/>
+              <w:bottom w:val="single" w:sz="4" w:space="0" w:color="auto"/>
+              <w:right w:val="single" w:sz="12" w:space="0" w:color="auto"/>
             </w:tcBorders>
             <w:shd w:val="clear" w:color="auto" w:fill="auto"/>
             <w:tcMar>
@@ -5239,11 +5200,11 @@
               <w:adjustRightInd w:val="0"/>
               <w:snapToGrid w:val="0"/>
               <w:spacing w:line="240" w:lineRule="auto"/>
-              <w:ind w:left="0" w:leftChars="0" w:right="0" w:rightChars="0" w:firstLine="0" w:firstLineChars="0"/>
+              <w:ind w:left="0" w:right="0" w:firstLine="0" w:leftChars="0" w:rightChars="0" w:firstLineChars="0"/>
               <w:jc w:val="left"/>
               <w:textAlignment w:val="baseline"/>
               <w:rPr>
-                <w:rFonts w:hint="default" w:ascii="Segoe UI" w:hAnsi="Segoe UI" w:eastAsia="Segoe UI" w:cs="Segoe UI"/>
+                <w:rFonts w:ascii="Segoe UI" w:eastAsia="Segoe UI" w:hAnsi="Segoe UI" w:cs="Segoe UI" w:hint="default"/>
                 <w:i w:val="0"/>
                 <w:iCs w:val="0"/>
                 <w:caps w:val="0"/>
@@ -5255,7 +5216,7 @@
             </w:pPr>
             <w:r>
               <w:rPr>
-                <w:rFonts w:hint="default" w:ascii="Segoe UI" w:hAnsi="Segoe UI" w:eastAsia="Segoe UI" w:cs="Segoe UI"/>
+                <w:rFonts w:ascii="Segoe UI" w:eastAsia="Segoe UI" w:hAnsi="Segoe UI" w:cs="Segoe UI" w:hint="default"/>
                 <w:i w:val="0"/>
                 <w:iCs w:val="0"/>
                 <w:caps w:val="0"/>
@@ -5265,7 +5226,7 @@
                 <w:kern w:val="0"/>
                 <w:sz w:val="18"/>
                 <w:szCs w:val="18"/>
-                <w:lang w:val="en-US" w:eastAsia="zh-CN" w:bidi="ar"/>
+                <w:lang w:val="en-US" w:eastAsia="zh-CN"/>
               </w:rPr>
               <w:t>协同机制运作正常</w:t>
             </w:r>
@@ -5274,14 +5235,9 @@
       </w:tr>
       <w:tr>
         <w:tblPrEx>
-          <w:tblBorders>
-            <w:top w:val="single" w:color="auto" w:sz="4" w:space="0"/>
-            <w:left w:val="single" w:color="auto" w:sz="4" w:space="0"/>
-            <w:bottom w:val="single" w:color="auto" w:sz="4" w:space="0"/>
-            <w:right w:val="single" w:color="auto" w:sz="4" w:space="0"/>
-            <w:insideH w:val="single" w:color="auto" w:sz="4" w:space="0"/>
-            <w:insideV w:val="single" w:color="auto" w:sz="4" w:space="0"/>
-          </w:tblBorders>
+          <w:tblW w:w="8522" w:type="dxa"/>
+          <w:jc w:val="center"/>
+          <w:shd w:val="clear" w:color="auto" w:fill="auto"/>
           <w:tblCellMar>
             <w:top w:w="15" w:type="dxa"/>
             <w:left w:w="15" w:type="dxa"/>
@@ -5290,17 +5246,17 @@
           </w:tblCellMar>
         </w:tblPrEx>
         <w:trPr>
-          <w:trHeight w:val="0" w:hRule="atLeast"/>
+          <w:trHeight w:val="0"/>
           <w:jc w:val="center"/>
         </w:trPr>
         <w:tc>
           <w:tcPr>
             <w:tcW w:w="1139" w:type="dxa"/>
             <w:tcBorders>
-              <w:top w:val="single" w:color="auto" w:sz="4" w:space="0"/>
-              <w:left w:val="single" w:color="auto" w:sz="12" w:space="0"/>
-              <w:bottom w:val="single" w:color="auto" w:sz="12" w:space="0"/>
-              <w:right w:val="single" w:color="auto" w:sz="4" w:space="0"/>
+              <w:top w:val="single" w:sz="4" w:space="0" w:color="auto"/>
+              <w:left w:val="single" w:sz="12" w:space="0" w:color="auto"/>
+              <w:bottom w:val="single" w:sz="12" w:space="0" w:color="auto"/>
+              <w:right w:val="single" w:sz="4" w:space="0" w:color="auto"/>
             </w:tcBorders>
             <w:shd w:val="clear" w:color="auto" w:fill="auto"/>
             <w:tcMar>
@@ -5328,11 +5284,11 @@
               <w:adjustRightInd w:val="0"/>
               <w:snapToGrid w:val="0"/>
               <w:spacing w:line="240" w:lineRule="auto"/>
-              <w:ind w:left="0" w:leftChars="0" w:right="0" w:rightChars="0" w:firstLine="0" w:firstLineChars="0"/>
+              <w:ind w:left="0" w:right="0" w:firstLine="0" w:leftChars="0" w:rightChars="0" w:firstLineChars="0"/>
               <w:jc w:val="center"/>
               <w:textAlignment w:val="baseline"/>
               <w:rPr>
-                <w:rFonts w:hint="default" w:ascii="Segoe UI" w:hAnsi="Segoe UI" w:eastAsia="Segoe UI" w:cs="Segoe UI"/>
+                <w:rFonts w:ascii="Segoe UI" w:eastAsia="Segoe UI" w:hAnsi="Segoe UI" w:cs="Segoe UI" w:hint="default"/>
                 <w:i w:val="0"/>
                 <w:iCs w:val="0"/>
                 <w:caps w:val="0"/>
@@ -5344,8 +5300,8 @@
             </w:pPr>
             <w:r>
               <w:rPr>
-                <w:rStyle w:val="23"/>
-                <w:rFonts w:hint="default" w:ascii="Segoe UI" w:hAnsi="Segoe UI" w:eastAsia="Segoe UI" w:cs="Segoe UI"/>
+                <w:rStyle w:val="Strong"/>
+                <w:rFonts w:ascii="Segoe UI" w:eastAsia="Segoe UI" w:hAnsi="Segoe UI" w:cs="Segoe UI" w:hint="default"/>
                 <w:b/>
                 <w:bCs/>
                 <w:i w:val="0"/>
@@ -5357,7 +5313,7 @@
                 <w:kern w:val="0"/>
                 <w:sz w:val="18"/>
                 <w:szCs w:val="18"/>
-                <w:lang w:val="en-US" w:eastAsia="zh-CN" w:bidi="ar"/>
+                <w:lang w:val="en-US" w:eastAsia="zh-CN"/>
               </w:rPr>
               <w:t>知识采集</w:t>
             </w:r>
@@ -5367,10 +5323,10 @@
           <w:tcPr>
             <w:tcW w:w="1909" w:type="dxa"/>
             <w:tcBorders>
-              <w:top w:val="single" w:color="auto" w:sz="4" w:space="0"/>
-              <w:left w:val="single" w:color="auto" w:sz="4" w:space="0"/>
-              <w:bottom w:val="single" w:color="auto" w:sz="12" w:space="0"/>
-              <w:right w:val="single" w:color="auto" w:sz="4" w:space="0"/>
+              <w:top w:val="single" w:sz="4" w:space="0" w:color="auto"/>
+              <w:left w:val="single" w:sz="4" w:space="0" w:color="auto"/>
+              <w:bottom w:val="single" w:sz="12" w:space="0" w:color="auto"/>
+              <w:right w:val="single" w:sz="4" w:space="0" w:color="auto"/>
             </w:tcBorders>
             <w:shd w:val="clear" w:color="auto" w:fill="auto"/>
             <w:tcMar>
@@ -5398,11 +5354,11 @@
               <w:adjustRightInd w:val="0"/>
               <w:snapToGrid w:val="0"/>
               <w:spacing w:line="240" w:lineRule="auto"/>
-              <w:ind w:left="0" w:leftChars="0" w:right="0" w:rightChars="0" w:firstLine="0" w:firstLineChars="0"/>
+              <w:ind w:left="0" w:right="0" w:firstLine="0" w:leftChars="0" w:rightChars="0" w:firstLineChars="0"/>
               <w:jc w:val="left"/>
               <w:textAlignment w:val="baseline"/>
               <w:rPr>
-                <w:rFonts w:hint="default" w:ascii="Segoe UI" w:hAnsi="Segoe UI" w:eastAsia="Segoe UI" w:cs="Segoe UI"/>
+                <w:rFonts w:ascii="Segoe UI" w:eastAsia="Segoe UI" w:hAnsi="Segoe UI" w:cs="Segoe UI" w:hint="default"/>
                 <w:i w:val="0"/>
                 <w:iCs w:val="0"/>
                 <w:caps w:val="0"/>
@@ -5414,7 +5370,7 @@
             </w:pPr>
             <w:r>
               <w:rPr>
-                <w:rFonts w:hint="default" w:ascii="Segoe UI" w:hAnsi="Segoe UI" w:eastAsia="Segoe UI" w:cs="Segoe UI"/>
+                <w:rFonts w:ascii="Segoe UI" w:eastAsia="Segoe UI" w:hAnsi="Segoe UI" w:cs="Segoe UI" w:hint="default"/>
                 <w:i w:val="0"/>
                 <w:iCs w:val="0"/>
                 <w:caps w:val="0"/>
@@ -5424,7 +5380,7 @@
                 <w:kern w:val="0"/>
                 <w:sz w:val="18"/>
                 <w:szCs w:val="18"/>
-                <w:lang w:val="en-US" w:eastAsia="zh-CN" w:bidi="ar"/>
+                <w:lang w:val="en-US" w:eastAsia="zh-CN"/>
               </w:rPr>
               <w:t>完整记录可转化知识</w:t>
             </w:r>
@@ -5434,10 +5390,10 @@
           <w:tcPr>
             <w:tcW w:w="2186" w:type="dxa"/>
             <w:tcBorders>
-              <w:top w:val="single" w:color="auto" w:sz="4" w:space="0"/>
-              <w:left w:val="single" w:color="auto" w:sz="4" w:space="0"/>
-              <w:bottom w:val="single" w:color="auto" w:sz="12" w:space="0"/>
-              <w:right w:val="single" w:color="auto" w:sz="4" w:space="0"/>
+              <w:top w:val="single" w:sz="4" w:space="0" w:color="auto"/>
+              <w:left w:val="single" w:sz="4" w:space="0" w:color="auto"/>
+              <w:bottom w:val="single" w:sz="12" w:space="0" w:color="auto"/>
+              <w:right w:val="single" w:sz="4" w:space="0" w:color="auto"/>
             </w:tcBorders>
             <w:shd w:val="clear" w:color="auto" w:fill="auto"/>
             <w:tcMar>
@@ -5465,11 +5421,11 @@
               <w:adjustRightInd w:val="0"/>
               <w:snapToGrid w:val="0"/>
               <w:spacing w:line="240" w:lineRule="auto"/>
-              <w:ind w:left="0" w:leftChars="0" w:right="0" w:rightChars="0" w:firstLine="0" w:firstLineChars="0"/>
+              <w:ind w:left="0" w:right="0" w:firstLine="0" w:leftChars="0" w:rightChars="0" w:firstLineChars="0"/>
               <w:jc w:val="left"/>
               <w:textAlignment w:val="baseline"/>
               <w:rPr>
-                <w:rFonts w:hint="default" w:ascii="Segoe UI" w:hAnsi="Segoe UI" w:eastAsia="Segoe UI" w:cs="Segoe UI"/>
+                <w:rFonts w:ascii="Segoe UI" w:eastAsia="Segoe UI" w:hAnsi="Segoe UI" w:cs="Segoe UI" w:hint="default"/>
                 <w:i w:val="0"/>
                 <w:iCs w:val="0"/>
                 <w:caps w:val="0"/>
@@ -5481,7 +5437,7 @@
             </w:pPr>
             <w:r>
               <w:rPr>
-                <w:rFonts w:hint="default" w:ascii="Segoe UI" w:hAnsi="Segoe UI" w:eastAsia="Segoe UI" w:cs="Segoe UI"/>
+                <w:rFonts w:ascii="Segoe UI" w:eastAsia="Segoe UI" w:hAnsi="Segoe UI" w:cs="Segoe UI" w:hint="default"/>
                 <w:i w:val="0"/>
                 <w:iCs w:val="0"/>
                 <w:caps w:val="0"/>
@@ -5491,7 +5447,7 @@
                 <w:kern w:val="0"/>
                 <w:sz w:val="18"/>
                 <w:szCs w:val="18"/>
-                <w:lang w:val="en-US" w:eastAsia="zh-CN" w:bidi="ar"/>
+                <w:lang w:val="en-US" w:eastAsia="zh-CN"/>
               </w:rPr>
               <w:t>采集了完整的技术步骤与决策日志</w:t>
             </w:r>
@@ -5501,10 +5457,10 @@
           <w:tcPr>
             <w:tcW w:w="1151" w:type="dxa"/>
             <w:tcBorders>
-              <w:top w:val="single" w:color="auto" w:sz="4" w:space="0"/>
-              <w:left w:val="single" w:color="auto" w:sz="4" w:space="0"/>
-              <w:bottom w:val="single" w:color="auto" w:sz="12" w:space="0"/>
-              <w:right w:val="single" w:color="auto" w:sz="4" w:space="0"/>
+              <w:top w:val="single" w:sz="4" w:space="0" w:color="auto"/>
+              <w:left w:val="single" w:sz="4" w:space="0" w:color="auto"/>
+              <w:bottom w:val="single" w:sz="12" w:space="0" w:color="auto"/>
+              <w:right w:val="single" w:sz="4" w:space="0" w:color="auto"/>
             </w:tcBorders>
             <w:shd w:val="clear" w:color="auto" w:fill="auto"/>
             <w:tcMar>
@@ -5532,11 +5488,11 @@
               <w:adjustRightInd w:val="0"/>
               <w:snapToGrid w:val="0"/>
               <w:spacing w:line="240" w:lineRule="auto"/>
-              <w:ind w:left="0" w:leftChars="0" w:right="0" w:rightChars="0" w:firstLine="0" w:firstLineChars="0"/>
+              <w:ind w:left="0" w:right="0" w:firstLine="0" w:leftChars="0" w:rightChars="0" w:firstLineChars="0"/>
               <w:jc w:val="left"/>
               <w:textAlignment w:val="baseline"/>
               <w:rPr>
-                <w:rFonts w:hint="default" w:ascii="Segoe UI" w:hAnsi="Segoe UI" w:eastAsia="Segoe UI" w:cs="Segoe UI"/>
+                <w:rFonts w:ascii="Segoe UI" w:eastAsia="Segoe UI" w:hAnsi="Segoe UI" w:cs="Segoe UI" w:hint="default"/>
                 <w:i w:val="0"/>
                 <w:iCs w:val="0"/>
                 <w:caps w:val="0"/>
@@ -5548,8 +5504,8 @@
             </w:pPr>
             <w:r>
               <w:rPr>
-                <w:rStyle w:val="23"/>
-                <w:rFonts w:hint="default" w:ascii="Segoe UI" w:hAnsi="Segoe UI" w:eastAsia="Segoe UI" w:cs="Segoe UI"/>
+                <w:rStyle w:val="Strong"/>
+                <w:rFonts w:ascii="Segoe UI" w:eastAsia="Segoe UI" w:hAnsi="Segoe UI" w:cs="Segoe UI" w:hint="default"/>
                 <w:b/>
                 <w:bCs/>
                 <w:i w:val="0"/>
@@ -5561,7 +5517,7 @@
                 <w:kern w:val="0"/>
                 <w:sz w:val="18"/>
                 <w:szCs w:val="18"/>
-                <w:lang w:val="en-US" w:eastAsia="zh-CN" w:bidi="ar"/>
+                <w:lang w:val="en-US" w:eastAsia="zh-CN"/>
               </w:rPr>
               <w:t>✔ 达成</w:t>
             </w:r>
@@ -5571,10 +5527,10 @@
           <w:tcPr>
             <w:tcW w:w="2137" w:type="dxa"/>
             <w:tcBorders>
-              <w:top w:val="single" w:color="auto" w:sz="4" w:space="0"/>
-              <w:left w:val="single" w:color="auto" w:sz="4" w:space="0"/>
-              <w:bottom w:val="single" w:color="auto" w:sz="12" w:space="0"/>
-              <w:right w:val="single" w:color="auto" w:sz="12" w:space="0"/>
+              <w:top w:val="single" w:sz="4" w:space="0" w:color="auto"/>
+              <w:left w:val="single" w:sz="4" w:space="0" w:color="auto"/>
+              <w:bottom w:val="single" w:sz="12" w:space="0" w:color="auto"/>
+              <w:right w:val="single" w:sz="12" w:space="0" w:color="auto"/>
             </w:tcBorders>
             <w:shd w:val="clear" w:color="auto" w:fill="auto"/>
             <w:tcMar>
@@ -5602,11 +5558,11 @@
               <w:adjustRightInd w:val="0"/>
               <w:snapToGrid w:val="0"/>
               <w:spacing w:line="240" w:lineRule="auto"/>
-              <w:ind w:left="0" w:leftChars="0" w:right="0" w:rightChars="0" w:firstLine="0" w:firstLineChars="0"/>
+              <w:ind w:left="0" w:right="0" w:firstLine="0" w:leftChars="0" w:rightChars="0" w:firstLineChars="0"/>
               <w:jc w:val="left"/>
               <w:textAlignment w:val="baseline"/>
               <w:rPr>
-                <w:rFonts w:hint="default" w:ascii="Segoe UI" w:hAnsi="Segoe UI" w:eastAsia="Segoe UI" w:cs="Segoe UI"/>
+                <w:rFonts w:ascii="Segoe UI" w:eastAsia="Segoe UI" w:hAnsi="Segoe UI" w:cs="Segoe UI" w:hint="default"/>
                 <w:i w:val="0"/>
                 <w:iCs w:val="0"/>
                 <w:caps w:val="0"/>
@@ -5618,7 +5574,7 @@
             </w:pPr>
             <w:r>
               <w:rPr>
-                <w:rFonts w:hint="default" w:ascii="Segoe UI" w:hAnsi="Segoe UI" w:eastAsia="Segoe UI" w:cs="Segoe UI"/>
+                <w:rFonts w:ascii="Segoe UI" w:eastAsia="Segoe UI" w:hAnsi="Segoe UI" w:cs="Segoe UI" w:hint="default"/>
                 <w:i w:val="0"/>
                 <w:iCs w:val="0"/>
                 <w:caps w:val="0"/>
@@ -5628,7 +5584,7 @@
                 <w:kern w:val="0"/>
                 <w:sz w:val="18"/>
                 <w:szCs w:val="18"/>
-                <w:lang w:val="en-US" w:eastAsia="zh-CN" w:bidi="ar"/>
+                <w:lang w:val="en-US" w:eastAsia="zh-CN"/>
               </w:rPr>
               <w:t>为知识库沉淀奠定基础</w:t>
             </w:r>
@@ -5638,7 +5594,7 @@
     </w:tbl>
     <w:p>
       <w:pPr>
-        <w:pStyle w:val="29"/>
+        <w:pStyle w:val="a1"/>
         <w:keepNext w:val="0"/>
         <w:keepLines w:val="0"/>
         <w:pageBreakBefore w:val="0"/>
@@ -5668,7 +5624,7 @@
     </w:p>
     <w:p>
       <w:pPr>
-        <w:pStyle w:val="28"/>
+        <w:pStyle w:val="1"/>
         <w:keepNext w:val="0"/>
         <w:keepLines w:val="0"/>
         <w:pageBreakBefore w:val="0"/>
@@ -5688,7 +5644,7 @@
           <w:lang w:val="en-US" w:eastAsia="zh-CN"/>
         </w:rPr>
       </w:pPr>
-      <w:bookmarkStart w:id="6" w:name="_Toc13871"/>
+      <w:bookmarkStart w:id="7" w:name="_Toc13871"/>
       <w:r>
         <w:rPr>
           <w:rFonts w:hint="default"/>
@@ -5696,11 +5652,11 @@
         </w:rPr>
         <w:t>演练过程关键发现</w:t>
       </w:r>
-      <w:bookmarkEnd w:id="6"/>
+      <w:bookmarkEnd w:id="7"/>
     </w:p>
     <w:p>
       <w:pPr>
-        <w:pStyle w:val="29"/>
+        <w:pStyle w:val="a1"/>
         <w:keepNext w:val="0"/>
         <w:keepLines w:val="0"/>
         <w:pageBreakBefore w:val="0"/>
@@ -5730,7 +5686,7 @@
     </w:p>
     <w:p>
       <w:pPr>
-        <w:pStyle w:val="29"/>
+        <w:pStyle w:val="a1"/>
         <w:keepNext w:val="0"/>
         <w:keepLines w:val="0"/>
         <w:pageBreakBefore w:val="0"/>
@@ -5760,7 +5716,7 @@
     </w:p>
     <w:p>
       <w:pPr>
-        <w:pStyle w:val="29"/>
+        <w:pStyle w:val="a1"/>
         <w:keepNext w:val="0"/>
         <w:keepLines w:val="0"/>
         <w:pageBreakBefore w:val="0"/>
@@ -5790,7 +5746,7 @@
     </w:p>
     <w:p>
       <w:pPr>
-        <w:pStyle w:val="29"/>
+        <w:pStyle w:val="a1"/>
         <w:keepNext w:val="0"/>
         <w:keepLines w:val="0"/>
         <w:pageBreakBefore w:val="0"/>
@@ -5820,7 +5776,7 @@
     </w:p>
     <w:p>
       <w:pPr>
-        <w:pStyle w:val="29"/>
+        <w:pStyle w:val="a1"/>
         <w:keepNext w:val="0"/>
         <w:keepLines w:val="0"/>
         <w:pageBreakBefore w:val="0"/>
@@ -5850,7 +5806,7 @@
     </w:p>
     <w:p>
       <w:pPr>
-        <w:pStyle w:val="29"/>
+        <w:pStyle w:val="a1"/>
         <w:keepNext w:val="0"/>
         <w:keepLines w:val="0"/>
         <w:pageBreakBefore w:val="0"/>
@@ -5880,7 +5836,7 @@
     </w:p>
     <w:p>
       <w:pPr>
-        <w:pStyle w:val="29"/>
+        <w:pStyle w:val="a1"/>
         <w:keepNext w:val="0"/>
         <w:keepLines w:val="0"/>
         <w:pageBreakBefore w:val="0"/>
@@ -5910,7 +5866,7 @@
     </w:p>
     <w:p>
       <w:pPr>
-        <w:pStyle w:val="29"/>
+        <w:pStyle w:val="a1"/>
         <w:keepNext w:val="0"/>
         <w:keepLines w:val="0"/>
         <w:pageBreakBefore w:val="0"/>
@@ -5940,7 +5896,7 @@
     </w:p>
     <w:p>
       <w:pPr>
-        <w:pStyle w:val="29"/>
+        <w:pStyle w:val="a1"/>
         <w:keepNext w:val="0"/>
         <w:keepLines w:val="0"/>
         <w:pageBreakBefore w:val="0"/>
@@ -5970,7 +5926,7 @@
     </w:p>
     <w:p>
       <w:pPr>
-        <w:pStyle w:val="29"/>
+        <w:pStyle w:val="a1"/>
         <w:keepNext w:val="0"/>
         <w:keepLines w:val="0"/>
         <w:pageBreakBefore w:val="0"/>
@@ -6000,7 +5956,7 @@
     </w:p>
     <w:p>
       <w:pPr>
-        <w:pStyle w:val="29"/>
+        <w:pStyle w:val="a1"/>
         <w:keepNext w:val="0"/>
         <w:keepLines w:val="0"/>
         <w:pageBreakBefore w:val="0"/>
@@ -6030,7 +5986,7 @@
     </w:p>
     <w:p>
       <w:pPr>
-        <w:pStyle w:val="29"/>
+        <w:pStyle w:val="a1"/>
         <w:keepNext w:val="0"/>
         <w:keepLines w:val="0"/>
         <w:pageBreakBefore w:val="0"/>
@@ -6060,7 +6016,7 @@
     </w:p>
     <w:p>
       <w:pPr>
-        <w:pStyle w:val="29"/>
+        <w:pStyle w:val="a1"/>
         <w:keepNext w:val="0"/>
         <w:keepLines w:val="0"/>
         <w:pageBreakBefore w:val="0"/>
@@ -6090,7 +6046,7 @@
     </w:p>
     <w:p>
       <w:pPr>
-        <w:pStyle w:val="29"/>
+        <w:pStyle w:val="a1"/>
         <w:keepNext w:val="0"/>
         <w:keepLines w:val="0"/>
         <w:pageBreakBefore w:val="0"/>
@@ -6120,7 +6076,7 @@
     </w:p>
     <w:p>
       <w:pPr>
-        <w:pStyle w:val="28"/>
+        <w:pStyle w:val="1"/>
         <w:keepNext w:val="0"/>
         <w:keepLines w:val="0"/>
         <w:pageBreakBefore w:val="0"/>
@@ -6140,7 +6096,7 @@
           <w:lang w:val="en-US" w:eastAsia="zh-CN"/>
         </w:rPr>
       </w:pPr>
-      <w:bookmarkStart w:id="7" w:name="_Toc22146"/>
+      <w:bookmarkStart w:id="8" w:name="_Toc22146"/>
       <w:r>
         <w:rPr>
           <w:rFonts w:hint="default"/>
@@ -6148,23 +6104,22 @@
         </w:rPr>
         <w:t>改进措施与跟踪计划</w:t>
       </w:r>
-      <w:bookmarkEnd w:id="7"/>
+      <w:bookmarkEnd w:id="8"/>
     </w:p>
     <w:tbl>
       <w:tblPr>
-        <w:tblStyle w:val="20"/>
+        <w:tblStyle w:val="TableNormal"/>
         <w:tblW w:w="9501" w:type="dxa"/>
         <w:jc w:val="center"/>
         <w:tblBorders>
-          <w:top w:val="single" w:color="auto" w:sz="4" w:space="0"/>
-          <w:left w:val="single" w:color="auto" w:sz="4" w:space="0"/>
-          <w:bottom w:val="single" w:color="auto" w:sz="4" w:space="0"/>
-          <w:right w:val="single" w:color="auto" w:sz="4" w:space="0"/>
-          <w:insideH w:val="single" w:color="auto" w:sz="4" w:space="0"/>
-          <w:insideV w:val="single" w:color="auto" w:sz="4" w:space="0"/>
+          <w:top w:val="single" w:sz="4" w:space="0" w:color="auto"/>
+          <w:left w:val="single" w:sz="4" w:space="0" w:color="auto"/>
+          <w:bottom w:val="single" w:sz="4" w:space="0" w:color="auto"/>
+          <w:right w:val="single" w:sz="4" w:space="0" w:color="auto"/>
+          <w:insideH w:val="single" w:sz="4" w:space="0" w:color="auto"/>
+          <w:insideV w:val="single" w:sz="4" w:space="0" w:color="auto"/>
         </w:tblBorders>
         <w:shd w:val="clear" w:color="auto" w:fill="auto"/>
-        <w:tblLayout w:type="autofit"/>
         <w:tblCellMar>
           <w:top w:w="15" w:type="dxa"/>
           <w:left w:w="15" w:type="dxa"/>
@@ -6182,14 +6137,17 @@
       </w:tblGrid>
       <w:tr>
         <w:tblPrEx>
+          <w:tblW w:w="9501" w:type="dxa"/>
+          <w:jc w:val="center"/>
           <w:tblBorders>
-            <w:top w:val="single" w:color="auto" w:sz="4" w:space="0"/>
-            <w:left w:val="single" w:color="auto" w:sz="4" w:space="0"/>
-            <w:bottom w:val="single" w:color="auto" w:sz="4" w:space="0"/>
-            <w:right w:val="single" w:color="auto" w:sz="4" w:space="0"/>
-            <w:insideH w:val="single" w:color="auto" w:sz="4" w:space="0"/>
-            <w:insideV w:val="single" w:color="auto" w:sz="4" w:space="0"/>
+            <w:top w:val="single" w:sz="4" w:space="0" w:color="auto"/>
+            <w:left w:val="single" w:sz="4" w:space="0" w:color="auto"/>
+            <w:bottom w:val="single" w:sz="4" w:space="0" w:color="auto"/>
+            <w:right w:val="single" w:sz="4" w:space="0" w:color="auto"/>
+            <w:insideH w:val="single" w:sz="4" w:space="0" w:color="auto"/>
+            <w:insideV w:val="single" w:sz="4" w:space="0" w:color="auto"/>
           </w:tblBorders>
+          <w:shd w:val="clear" w:color="auto" w:fill="auto"/>
           <w:tblCellMar>
             <w:top w:w="15" w:type="dxa"/>
             <w:left w:w="15" w:type="dxa"/>
@@ -6198,7 +6156,7 @@
           </w:tblCellMar>
         </w:tblPrEx>
         <w:trPr>
-          <w:trHeight w:val="0" w:hRule="atLeast"/>
+          <w:trHeight w:val="0"/>
           <w:tblHeader/>
           <w:jc w:val="center"/>
         </w:trPr>
@@ -6227,10 +6185,10 @@
               <w:bidi w:val="0"/>
               <w:snapToGrid w:val="0"/>
               <w:spacing w:line="240" w:lineRule="auto"/>
-              <w:ind w:left="0" w:leftChars="0" w:right="0" w:rightChars="0" w:firstLine="0" w:firstLineChars="0"/>
+              <w:ind w:left="0" w:right="0" w:firstLine="0" w:leftChars="0" w:rightChars="0" w:firstLineChars="0"/>
               <w:jc w:val="center"/>
               <w:rPr>
-                <w:rFonts w:ascii="Segoe UI" w:hAnsi="Segoe UI" w:eastAsia="Segoe UI" w:cs="Segoe UI"/>
+                <w:rFonts w:ascii="Segoe UI" w:eastAsia="Segoe UI" w:hAnsi="Segoe UI" w:cs="Segoe UI"/>
                 <w:b/>
                 <w:i w:val="0"/>
                 <w:iCs w:val="0"/>
@@ -6243,7 +6201,7 @@
             </w:pPr>
             <w:r>
               <w:rPr>
-                <w:rFonts w:hint="default" w:ascii="Segoe UI" w:hAnsi="Segoe UI" w:eastAsia="Segoe UI" w:cs="Segoe UI"/>
+                <w:rFonts w:ascii="Segoe UI" w:eastAsia="Segoe UI" w:hAnsi="Segoe UI" w:cs="Segoe UI" w:hint="default"/>
                 <w:b/>
                 <w:i w:val="0"/>
                 <w:iCs w:val="0"/>
@@ -6254,7 +6212,7 @@
                 <w:kern w:val="0"/>
                 <w:sz w:val="18"/>
                 <w:szCs w:val="18"/>
-                <w:lang w:val="en-US" w:eastAsia="zh-CN" w:bidi="ar"/>
+                <w:lang w:val="en-US" w:eastAsia="zh-CN"/>
               </w:rPr>
               <w:t>序号</w:t>
             </w:r>
@@ -6285,10 +6243,10 @@
               <w:bidi w:val="0"/>
               <w:snapToGrid w:val="0"/>
               <w:spacing w:line="240" w:lineRule="auto"/>
-              <w:ind w:left="0" w:leftChars="0" w:right="0" w:rightChars="0" w:firstLine="0" w:firstLineChars="0"/>
+              <w:ind w:left="0" w:right="0" w:firstLine="0" w:leftChars="0" w:rightChars="0" w:firstLineChars="0"/>
               <w:jc w:val="center"/>
               <w:rPr>
-                <w:rFonts w:hint="default" w:ascii="Segoe UI" w:hAnsi="Segoe UI" w:eastAsia="Segoe UI" w:cs="Segoe UI"/>
+                <w:rFonts w:ascii="Segoe UI" w:eastAsia="Segoe UI" w:hAnsi="Segoe UI" w:cs="Segoe UI" w:hint="default"/>
                 <w:b/>
                 <w:i w:val="0"/>
                 <w:iCs w:val="0"/>
@@ -6301,7 +6259,7 @@
             </w:pPr>
             <w:r>
               <w:rPr>
-                <w:rFonts w:hint="default" w:ascii="Segoe UI" w:hAnsi="Segoe UI" w:eastAsia="Segoe UI" w:cs="Segoe UI"/>
+                <w:rFonts w:ascii="Segoe UI" w:eastAsia="Segoe UI" w:hAnsi="Segoe UI" w:cs="Segoe UI" w:hint="default"/>
                 <w:b/>
                 <w:i w:val="0"/>
                 <w:iCs w:val="0"/>
@@ -6312,7 +6270,7 @@
                 <w:kern w:val="0"/>
                 <w:sz w:val="18"/>
                 <w:szCs w:val="18"/>
-                <w:lang w:val="en-US" w:eastAsia="zh-CN" w:bidi="ar"/>
+                <w:lang w:val="en-US" w:eastAsia="zh-CN"/>
               </w:rPr>
               <w:t>改进措施描述</w:t>
             </w:r>
@@ -6343,10 +6301,10 @@
               <w:bidi w:val="0"/>
               <w:snapToGrid w:val="0"/>
               <w:spacing w:line="240" w:lineRule="auto"/>
-              <w:ind w:left="0" w:leftChars="0" w:right="0" w:rightChars="0" w:firstLine="0" w:firstLineChars="0"/>
+              <w:ind w:left="0" w:right="0" w:firstLine="0" w:leftChars="0" w:rightChars="0" w:firstLineChars="0"/>
               <w:jc w:val="center"/>
               <w:rPr>
-                <w:rFonts w:hint="default" w:ascii="Segoe UI" w:hAnsi="Segoe UI" w:eastAsia="Segoe UI" w:cs="Segoe UI"/>
+                <w:rFonts w:ascii="Segoe UI" w:eastAsia="Segoe UI" w:hAnsi="Segoe UI" w:cs="Segoe UI" w:hint="default"/>
                 <w:b/>
                 <w:i w:val="0"/>
                 <w:iCs w:val="0"/>
@@ -6359,7 +6317,7 @@
             </w:pPr>
             <w:r>
               <w:rPr>
-                <w:rFonts w:hint="default" w:ascii="Segoe UI" w:hAnsi="Segoe UI" w:eastAsia="Segoe UI" w:cs="Segoe UI"/>
+                <w:rFonts w:ascii="Segoe UI" w:eastAsia="Segoe UI" w:hAnsi="Segoe UI" w:cs="Segoe UI" w:hint="default"/>
                 <w:b/>
                 <w:i w:val="0"/>
                 <w:iCs w:val="0"/>
@@ -6370,7 +6328,7 @@
                 <w:kern w:val="0"/>
                 <w:sz w:val="18"/>
                 <w:szCs w:val="18"/>
-                <w:lang w:val="en-US" w:eastAsia="zh-CN" w:bidi="ar"/>
+                <w:lang w:val="en-US" w:eastAsia="zh-CN"/>
               </w:rPr>
               <w:t>责任角色/团队</w:t>
             </w:r>
@@ -6401,10 +6359,10 @@
               <w:bidi w:val="0"/>
               <w:snapToGrid w:val="0"/>
               <w:spacing w:line="240" w:lineRule="auto"/>
-              <w:ind w:left="0" w:leftChars="0" w:right="0" w:rightChars="0" w:firstLine="0" w:firstLineChars="0"/>
+              <w:ind w:left="0" w:right="0" w:firstLine="0" w:leftChars="0" w:rightChars="0" w:firstLineChars="0"/>
               <w:jc w:val="center"/>
               <w:rPr>
-                <w:rFonts w:hint="default" w:ascii="Segoe UI" w:hAnsi="Segoe UI" w:eastAsia="Segoe UI" w:cs="Segoe UI"/>
+                <w:rFonts w:ascii="Segoe UI" w:eastAsia="Segoe UI" w:hAnsi="Segoe UI" w:cs="Segoe UI" w:hint="default"/>
                 <w:b/>
                 <w:i w:val="0"/>
                 <w:iCs w:val="0"/>
@@ -6417,7 +6375,7 @@
             </w:pPr>
             <w:r>
               <w:rPr>
-                <w:rFonts w:hint="default" w:ascii="Segoe UI" w:hAnsi="Segoe UI" w:eastAsia="Segoe UI" w:cs="Segoe UI"/>
+                <w:rFonts w:ascii="Segoe UI" w:eastAsia="Segoe UI" w:hAnsi="Segoe UI" w:cs="Segoe UI" w:hint="default"/>
                 <w:b/>
                 <w:i w:val="0"/>
                 <w:iCs w:val="0"/>
@@ -6428,7 +6386,7 @@
                 <w:kern w:val="0"/>
                 <w:sz w:val="18"/>
                 <w:szCs w:val="18"/>
-                <w:lang w:val="en-US" w:eastAsia="zh-CN" w:bidi="ar"/>
+                <w:lang w:val="en-US" w:eastAsia="zh-CN"/>
               </w:rPr>
               <w:t>计划完成时限</w:t>
             </w:r>
@@ -6459,10 +6417,10 @@
               <w:bidi w:val="0"/>
               <w:snapToGrid w:val="0"/>
               <w:spacing w:line="240" w:lineRule="auto"/>
-              <w:ind w:left="0" w:leftChars="0" w:right="0" w:rightChars="0" w:firstLine="0" w:firstLineChars="0"/>
+              <w:ind w:left="0" w:right="0" w:firstLine="0" w:leftChars="0" w:rightChars="0" w:firstLineChars="0"/>
               <w:jc w:val="center"/>
               <w:rPr>
-                <w:rFonts w:hint="default" w:ascii="Segoe UI" w:hAnsi="Segoe UI" w:eastAsia="Segoe UI" w:cs="Segoe UI"/>
+                <w:rFonts w:ascii="Segoe UI" w:eastAsia="Segoe UI" w:hAnsi="Segoe UI" w:cs="Segoe UI" w:hint="default"/>
                 <w:b/>
                 <w:i w:val="0"/>
                 <w:iCs w:val="0"/>
@@ -6475,7 +6433,7 @@
             </w:pPr>
             <w:r>
               <w:rPr>
-                <w:rFonts w:hint="default" w:ascii="Segoe UI" w:hAnsi="Segoe UI" w:eastAsia="Segoe UI" w:cs="Segoe UI"/>
+                <w:rFonts w:ascii="Segoe UI" w:eastAsia="Segoe UI" w:hAnsi="Segoe UI" w:cs="Segoe UI" w:hint="default"/>
                 <w:b/>
                 <w:i w:val="0"/>
                 <w:iCs w:val="0"/>
@@ -6486,7 +6444,7 @@
                 <w:kern w:val="0"/>
                 <w:sz w:val="18"/>
                 <w:szCs w:val="18"/>
-                <w:lang w:val="en-US" w:eastAsia="zh-CN" w:bidi="ar"/>
+                <w:lang w:val="en-US" w:eastAsia="zh-CN"/>
               </w:rPr>
               <w:t>验收标准</w:t>
             </w:r>
@@ -6517,10 +6475,10 @@
               <w:bidi w:val="0"/>
               <w:snapToGrid w:val="0"/>
               <w:spacing w:line="240" w:lineRule="auto"/>
-              <w:ind w:left="0" w:leftChars="0" w:right="0" w:rightChars="0" w:firstLine="0" w:firstLineChars="0"/>
+              <w:ind w:left="0" w:right="0" w:firstLine="0" w:leftChars="0" w:rightChars="0" w:firstLineChars="0"/>
               <w:jc w:val="center"/>
               <w:rPr>
-                <w:rFonts w:hint="default" w:ascii="Segoe UI" w:hAnsi="Segoe UI" w:eastAsia="Segoe UI" w:cs="Segoe UI"/>
+                <w:rFonts w:ascii="Segoe UI" w:eastAsia="Segoe UI" w:hAnsi="Segoe UI" w:cs="Segoe UI" w:hint="default"/>
                 <w:b/>
                 <w:i w:val="0"/>
                 <w:iCs w:val="0"/>
@@ -6533,7 +6491,7 @@
             </w:pPr>
             <w:r>
               <w:rPr>
-                <w:rFonts w:hint="default" w:ascii="Segoe UI" w:hAnsi="Segoe UI" w:eastAsia="Segoe UI" w:cs="Segoe UI"/>
+                <w:rFonts w:ascii="Segoe UI" w:eastAsia="Segoe UI" w:hAnsi="Segoe UI" w:cs="Segoe UI" w:hint="default"/>
                 <w:b/>
                 <w:i w:val="0"/>
                 <w:iCs w:val="0"/>
@@ -6544,7 +6502,7 @@
                 <w:kern w:val="0"/>
                 <w:sz w:val="18"/>
                 <w:szCs w:val="18"/>
-                <w:lang w:val="en-US" w:eastAsia="zh-CN" w:bidi="ar"/>
+                <w:lang w:val="en-US" w:eastAsia="zh-CN"/>
               </w:rPr>
               <w:t>当前状态</w:t>
             </w:r>
@@ -6553,14 +6511,9 @@
       </w:tr>
       <w:tr>
         <w:tblPrEx>
-          <w:tblBorders>
-            <w:top w:val="single" w:color="auto" w:sz="4" w:space="0"/>
-            <w:left w:val="single" w:color="auto" w:sz="4" w:space="0"/>
-            <w:bottom w:val="single" w:color="auto" w:sz="4" w:space="0"/>
-            <w:right w:val="single" w:color="auto" w:sz="4" w:space="0"/>
-            <w:insideH w:val="single" w:color="auto" w:sz="4" w:space="0"/>
-            <w:insideV w:val="single" w:color="auto" w:sz="4" w:space="0"/>
-          </w:tblBorders>
+          <w:tblW w:w="9501" w:type="dxa"/>
+          <w:jc w:val="center"/>
+          <w:shd w:val="clear" w:color="auto" w:fill="auto"/>
           <w:tblCellMar>
             <w:top w:w="15" w:type="dxa"/>
             <w:left w:w="15" w:type="dxa"/>
@@ -6569,7 +6522,7 @@
           </w:tblCellMar>
         </w:tblPrEx>
         <w:trPr>
-          <w:trHeight w:val="0" w:hRule="atLeast"/>
+          <w:trHeight w:val="0"/>
           <w:jc w:val="center"/>
         </w:trPr>
         <w:tc>
@@ -6597,10 +6550,10 @@
               <w:bidi w:val="0"/>
               <w:snapToGrid w:val="0"/>
               <w:spacing w:line="240" w:lineRule="auto"/>
-              <w:ind w:left="0" w:leftChars="0" w:right="0" w:rightChars="0" w:firstLine="0" w:firstLineChars="0"/>
+              <w:ind w:left="0" w:right="0" w:firstLine="0" w:leftChars="0" w:rightChars="0" w:firstLineChars="0"/>
               <w:jc w:val="center"/>
               <w:rPr>
-                <w:rFonts w:hint="default" w:ascii="Segoe UI" w:hAnsi="Segoe UI" w:eastAsia="Segoe UI" w:cs="Segoe UI"/>
+                <w:rFonts w:ascii="Segoe UI" w:eastAsia="Segoe UI" w:hAnsi="Segoe UI" w:cs="Segoe UI" w:hint="default"/>
                 <w:i w:val="0"/>
                 <w:iCs w:val="0"/>
                 <w:caps w:val="0"/>
@@ -6612,7 +6565,7 @@
             </w:pPr>
             <w:r>
               <w:rPr>
-                <w:rFonts w:hint="default" w:ascii="Segoe UI" w:hAnsi="Segoe UI" w:eastAsia="Segoe UI" w:cs="Segoe UI"/>
+                <w:rFonts w:ascii="Segoe UI" w:eastAsia="Segoe UI" w:hAnsi="Segoe UI" w:cs="Segoe UI" w:hint="default"/>
                 <w:i w:val="0"/>
                 <w:iCs w:val="0"/>
                 <w:caps w:val="0"/>
@@ -6622,7 +6575,7 @@
                 <w:kern w:val="0"/>
                 <w:sz w:val="18"/>
                 <w:szCs w:val="18"/>
-                <w:lang w:val="en-US" w:eastAsia="zh-CN" w:bidi="ar"/>
+                <w:lang w:val="en-US" w:eastAsia="zh-CN"/>
               </w:rPr>
               <w:t>1</w:t>
             </w:r>
@@ -6653,10 +6606,10 @@
               <w:bidi w:val="0"/>
               <w:snapToGrid w:val="0"/>
               <w:spacing w:line="240" w:lineRule="auto"/>
-              <w:ind w:left="0" w:leftChars="0" w:right="0" w:rightChars="0" w:firstLine="0" w:firstLineChars="0"/>
+              <w:ind w:left="0" w:right="0" w:firstLine="0" w:leftChars="0" w:rightChars="0" w:firstLineChars="0"/>
               <w:jc w:val="left"/>
               <w:rPr>
-                <w:rFonts w:hint="default" w:ascii="Segoe UI" w:hAnsi="Segoe UI" w:eastAsia="Segoe UI" w:cs="Segoe UI"/>
+                <w:rFonts w:ascii="Segoe UI" w:eastAsia="Segoe UI" w:hAnsi="Segoe UI" w:cs="Segoe UI" w:hint="default"/>
                 <w:i w:val="0"/>
                 <w:iCs w:val="0"/>
                 <w:caps w:val="0"/>
@@ -6668,7 +6621,7 @@
             </w:pPr>
             <w:r>
               <w:rPr>
-                <w:rFonts w:hint="default" w:ascii="Segoe UI" w:hAnsi="Segoe UI" w:eastAsia="Segoe UI" w:cs="Segoe UI"/>
+                <w:rFonts w:ascii="Segoe UI" w:eastAsia="Segoe UI" w:hAnsi="Segoe UI" w:cs="Segoe UI" w:hint="default"/>
                 <w:i w:val="0"/>
                 <w:iCs w:val="0"/>
                 <w:caps w:val="0"/>
@@ -6678,13 +6631,13 @@
                 <w:kern w:val="0"/>
                 <w:sz w:val="18"/>
                 <w:szCs w:val="18"/>
-                <w:lang w:val="en-US" w:eastAsia="zh-CN" w:bidi="ar"/>
+                <w:lang w:val="en-US" w:eastAsia="zh-CN"/>
               </w:rPr>
               <w:t>1. 将演练/应急专用测试环境的资源健康度检查纳入《演练前置检查清单》。</w:t>
             </w:r>
             <w:r>
               <w:rPr>
-                <w:rFonts w:hint="default" w:ascii="Segoe UI" w:hAnsi="Segoe UI" w:eastAsia="Segoe UI" w:cs="Segoe UI"/>
+                <w:rFonts w:ascii="Segoe UI" w:eastAsia="Segoe UI" w:hAnsi="Segoe UI" w:cs="Segoe UI" w:hint="default"/>
                 <w:i w:val="0"/>
                 <w:iCs w:val="0"/>
                 <w:caps w:val="0"/>
@@ -6694,13 +6647,13 @@
                 <w:kern w:val="0"/>
                 <w:sz w:val="18"/>
                 <w:szCs w:val="18"/>
-                <w:lang w:val="en-US" w:eastAsia="zh-CN" w:bidi="ar"/>
-              </w:rPr>
-              <w:br w:type="textWrapping"/>
-            </w:r>
-            <w:r>
-              <w:rPr>
-                <w:rFonts w:hint="default" w:ascii="Segoe UI" w:hAnsi="Segoe UI" w:eastAsia="Segoe UI" w:cs="Segoe UI"/>
+                <w:lang w:val="en-US" w:eastAsia="zh-CN"/>
+              </w:rPr>
+              <w:br/>
+            </w:r>
+            <w:r>
+              <w:rPr>
+                <w:rFonts w:ascii="Segoe UI" w:eastAsia="Segoe UI" w:hAnsi="Segoe UI" w:cs="Segoe UI" w:hint="default"/>
                 <w:i w:val="0"/>
                 <w:iCs w:val="0"/>
                 <w:caps w:val="0"/>
@@ -6710,7 +6663,7 @@
                 <w:kern w:val="0"/>
                 <w:sz w:val="18"/>
                 <w:szCs w:val="18"/>
-                <w:lang w:val="en-US" w:eastAsia="zh-CN" w:bidi="ar"/>
+                <w:lang w:val="en-US" w:eastAsia="zh-CN"/>
               </w:rPr>
               <w:t>2. 优化恢复脚本，增加对资源状态的预检与容错逻辑。</w:t>
             </w:r>
@@ -6741,10 +6694,10 @@
               <w:bidi w:val="0"/>
               <w:snapToGrid w:val="0"/>
               <w:spacing w:line="240" w:lineRule="auto"/>
-              <w:ind w:left="0" w:leftChars="0" w:right="0" w:rightChars="0" w:firstLine="0" w:firstLineChars="0"/>
+              <w:ind w:left="0" w:right="0" w:firstLine="0" w:leftChars="0" w:rightChars="0" w:firstLineChars="0"/>
               <w:jc w:val="left"/>
               <w:rPr>
-                <w:rFonts w:hint="default" w:ascii="Segoe UI" w:hAnsi="Segoe UI" w:eastAsia="Segoe UI" w:cs="Segoe UI"/>
+                <w:rFonts w:ascii="Segoe UI" w:eastAsia="Segoe UI" w:hAnsi="Segoe UI" w:cs="Segoe UI" w:hint="default"/>
                 <w:i w:val="0"/>
                 <w:iCs w:val="0"/>
                 <w:caps w:val="0"/>
@@ -6756,7 +6709,7 @@
             </w:pPr>
             <w:r>
               <w:rPr>
-                <w:rFonts w:hint="default" w:ascii="Segoe UI" w:hAnsi="Segoe UI" w:eastAsia="Segoe UI" w:cs="Segoe UI"/>
+                <w:rFonts w:ascii="Segoe UI" w:eastAsia="Segoe UI" w:hAnsi="Segoe UI" w:cs="Segoe UI" w:hint="default"/>
                 <w:i w:val="0"/>
                 <w:iCs w:val="0"/>
                 <w:caps w:val="0"/>
@@ -6766,7 +6719,7 @@
                 <w:kern w:val="0"/>
                 <w:sz w:val="18"/>
                 <w:szCs w:val="18"/>
-                <w:lang w:val="en-US" w:eastAsia="zh-CN" w:bidi="ar"/>
+                <w:lang w:val="en-US" w:eastAsia="zh-CN"/>
               </w:rPr>
               <w:t>数智运营部</w:t>
             </w:r>
@@ -6797,10 +6750,10 @@
               <w:bidi w:val="0"/>
               <w:snapToGrid w:val="0"/>
               <w:spacing w:line="240" w:lineRule="auto"/>
-              <w:ind w:left="0" w:leftChars="0" w:right="0" w:rightChars="0" w:firstLine="0" w:firstLineChars="0"/>
+              <w:ind w:left="0" w:right="0" w:firstLine="0" w:leftChars="0" w:rightChars="0" w:firstLineChars="0"/>
               <w:jc w:val="center"/>
               <w:rPr>
-                <w:rFonts w:hint="default" w:ascii="Segoe UI" w:hAnsi="Segoe UI" w:eastAsia="Segoe UI" w:cs="Segoe UI"/>
+                <w:rFonts w:ascii="Segoe UI" w:eastAsia="Segoe UI" w:hAnsi="Segoe UI" w:cs="Segoe UI" w:hint="default"/>
                 <w:i w:val="0"/>
                 <w:iCs w:val="0"/>
                 <w:caps w:val="0"/>
@@ -6812,7 +6765,7 @@
             </w:pPr>
             <w:r>
               <w:rPr>
-                <w:rFonts w:hint="default" w:ascii="Segoe UI" w:hAnsi="Segoe UI" w:eastAsia="Segoe UI" w:cs="Segoe UI"/>
+                <w:rFonts w:ascii="Segoe UI" w:eastAsia="Segoe UI" w:hAnsi="Segoe UI" w:cs="Segoe UI" w:hint="default"/>
                 <w:i w:val="0"/>
                 <w:iCs w:val="0"/>
                 <w:caps w:val="0"/>
@@ -6822,7 +6775,7 @@
                 <w:kern w:val="0"/>
                 <w:sz w:val="18"/>
                 <w:szCs w:val="18"/>
-                <w:lang w:val="en-US" w:eastAsia="zh-CN" w:bidi="ar"/>
+                <w:lang w:val="en-US" w:eastAsia="zh-CN"/>
               </w:rPr>
               <w:t>2025-11-10</w:t>
             </w:r>
@@ -6853,10 +6806,10 @@
               <w:bidi w:val="0"/>
               <w:snapToGrid w:val="0"/>
               <w:spacing w:line="240" w:lineRule="auto"/>
-              <w:ind w:left="0" w:leftChars="0" w:right="0" w:rightChars="0" w:firstLine="0" w:firstLineChars="0"/>
+              <w:ind w:left="0" w:right="0" w:firstLine="0" w:leftChars="0" w:rightChars="0" w:firstLineChars="0"/>
               <w:jc w:val="left"/>
               <w:rPr>
-                <w:rFonts w:hint="default" w:ascii="Segoe UI" w:hAnsi="Segoe UI" w:eastAsia="Segoe UI" w:cs="Segoe UI"/>
+                <w:rFonts w:ascii="Segoe UI" w:eastAsia="Segoe UI" w:hAnsi="Segoe UI" w:cs="Segoe UI" w:hint="default"/>
                 <w:i w:val="0"/>
                 <w:iCs w:val="0"/>
                 <w:caps w:val="0"/>
@@ -6868,7 +6821,7 @@
             </w:pPr>
             <w:r>
               <w:rPr>
-                <w:rFonts w:hint="default" w:ascii="Segoe UI" w:hAnsi="Segoe UI" w:eastAsia="Segoe UI" w:cs="Segoe UI"/>
+                <w:rFonts w:ascii="Segoe UI" w:eastAsia="Segoe UI" w:hAnsi="Segoe UI" w:cs="Segoe UI" w:hint="default"/>
                 <w:i w:val="0"/>
                 <w:iCs w:val="0"/>
                 <w:caps w:val="0"/>
@@ -6878,13 +6831,13 @@
                 <w:kern w:val="0"/>
                 <w:sz w:val="18"/>
                 <w:szCs w:val="18"/>
-                <w:lang w:val="en-US" w:eastAsia="zh-CN" w:bidi="ar"/>
+                <w:lang w:val="en-US" w:eastAsia="zh-CN"/>
               </w:rPr>
               <w:t>1. 检查清单更新并发布。</w:t>
             </w:r>
             <w:r>
               <w:rPr>
-                <w:rFonts w:hint="default" w:ascii="Segoe UI" w:hAnsi="Segoe UI" w:eastAsia="Segoe UI" w:cs="Segoe UI"/>
+                <w:rFonts w:ascii="Segoe UI" w:eastAsia="Segoe UI" w:hAnsi="Segoe UI" w:cs="Segoe UI" w:hint="default"/>
                 <w:i w:val="0"/>
                 <w:iCs w:val="0"/>
                 <w:caps w:val="0"/>
@@ -6894,13 +6847,13 @@
                 <w:kern w:val="0"/>
                 <w:sz w:val="18"/>
                 <w:szCs w:val="18"/>
-                <w:lang w:val="en-US" w:eastAsia="zh-CN" w:bidi="ar"/>
-              </w:rPr>
-              <w:br w:type="textWrapping"/>
-            </w:r>
-            <w:r>
-              <w:rPr>
-                <w:rFonts w:hint="default" w:ascii="Segoe UI" w:hAnsi="Segoe UI" w:eastAsia="Segoe UI" w:cs="Segoe UI"/>
+                <w:lang w:val="en-US" w:eastAsia="zh-CN"/>
+              </w:rPr>
+              <w:br/>
+            </w:r>
+            <w:r>
+              <w:rPr>
+                <w:rFonts w:ascii="Segoe UI" w:eastAsia="Segoe UI" w:hAnsi="Segoe UI" w:cs="Segoe UI" w:hint="default"/>
                 <w:i w:val="0"/>
                 <w:iCs w:val="0"/>
                 <w:caps w:val="0"/>
@@ -6910,7 +6863,7 @@
                 <w:kern w:val="0"/>
                 <w:sz w:val="18"/>
                 <w:szCs w:val="18"/>
-                <w:lang w:val="en-US" w:eastAsia="zh-CN" w:bidi="ar"/>
+                <w:lang w:val="en-US" w:eastAsia="zh-CN"/>
               </w:rPr>
               <w:t>2. 新脚本在测试环境验证通过。</w:t>
             </w:r>
@@ -6941,10 +6894,10 @@
               <w:bidi w:val="0"/>
               <w:snapToGrid w:val="0"/>
               <w:spacing w:line="240" w:lineRule="auto"/>
-              <w:ind w:left="0" w:leftChars="0" w:right="0" w:rightChars="0" w:firstLine="0" w:firstLineChars="0"/>
+              <w:ind w:left="0" w:right="0" w:firstLine="0" w:leftChars="0" w:rightChars="0" w:firstLineChars="0"/>
               <w:jc w:val="center"/>
               <w:rPr>
-                <w:rFonts w:hint="default" w:ascii="Segoe UI" w:hAnsi="Segoe UI" w:eastAsia="Segoe UI" w:cs="Segoe UI"/>
+                <w:rFonts w:ascii="Segoe UI" w:eastAsia="Segoe UI" w:hAnsi="Segoe UI" w:cs="Segoe UI" w:hint="default"/>
                 <w:i w:val="0"/>
                 <w:iCs w:val="0"/>
                 <w:caps w:val="0"/>
@@ -6956,7 +6909,7 @@
             </w:pPr>
             <w:r>
               <w:rPr>
-                <w:rFonts w:hint="default" w:ascii="Segoe UI" w:hAnsi="Segoe UI" w:eastAsia="Segoe UI" w:cs="Segoe UI"/>
+                <w:rFonts w:ascii="Segoe UI" w:eastAsia="Segoe UI" w:hAnsi="Segoe UI" w:cs="Segoe UI" w:hint="default"/>
                 <w:i w:val="0"/>
                 <w:iCs w:val="0"/>
                 <w:caps w:val="0"/>
@@ -6966,7 +6919,7 @@
                 <w:kern w:val="0"/>
                 <w:sz w:val="18"/>
                 <w:szCs w:val="18"/>
-                <w:lang w:val="en-US" w:eastAsia="zh-CN" w:bidi="ar"/>
+                <w:lang w:val="en-US" w:eastAsia="zh-CN"/>
               </w:rPr>
               <w:t>待启动</w:t>
             </w:r>
@@ -6975,14 +6928,9 @@
       </w:tr>
       <w:tr>
         <w:tblPrEx>
-          <w:tblBorders>
-            <w:top w:val="single" w:color="auto" w:sz="4" w:space="0"/>
-            <w:left w:val="single" w:color="auto" w:sz="4" w:space="0"/>
-            <w:bottom w:val="single" w:color="auto" w:sz="4" w:space="0"/>
-            <w:right w:val="single" w:color="auto" w:sz="4" w:space="0"/>
-            <w:insideH w:val="single" w:color="auto" w:sz="4" w:space="0"/>
-            <w:insideV w:val="single" w:color="auto" w:sz="4" w:space="0"/>
-          </w:tblBorders>
+          <w:tblW w:w="9501" w:type="dxa"/>
+          <w:jc w:val="center"/>
+          <w:shd w:val="clear" w:color="auto" w:fill="auto"/>
           <w:tblCellMar>
             <w:top w:w="15" w:type="dxa"/>
             <w:left w:w="15" w:type="dxa"/>
@@ -6991,7 +6939,7 @@
           </w:tblCellMar>
         </w:tblPrEx>
         <w:trPr>
-          <w:trHeight w:val="0" w:hRule="atLeast"/>
+          <w:trHeight w:val="0"/>
           <w:jc w:val="center"/>
         </w:trPr>
         <w:tc>
@@ -7019,10 +6967,10 @@
               <w:bidi w:val="0"/>
               <w:snapToGrid w:val="0"/>
               <w:spacing w:line="240" w:lineRule="auto"/>
-              <w:ind w:left="0" w:leftChars="0" w:right="0" w:rightChars="0" w:firstLine="0" w:firstLineChars="0"/>
+              <w:ind w:left="0" w:right="0" w:firstLine="0" w:leftChars="0" w:rightChars="0" w:firstLineChars="0"/>
               <w:jc w:val="center"/>
               <w:rPr>
-                <w:rFonts w:hint="default" w:ascii="Segoe UI" w:hAnsi="Segoe UI" w:eastAsia="Segoe UI" w:cs="Segoe UI"/>
+                <w:rFonts w:ascii="Segoe UI" w:eastAsia="Segoe UI" w:hAnsi="Segoe UI" w:cs="Segoe UI" w:hint="default"/>
                 <w:i w:val="0"/>
                 <w:iCs w:val="0"/>
                 <w:caps w:val="0"/>
@@ -7034,7 +6982,7 @@
             </w:pPr>
             <w:r>
               <w:rPr>
-                <w:rFonts w:hint="default" w:ascii="Segoe UI" w:hAnsi="Segoe UI" w:eastAsia="Segoe UI" w:cs="Segoe UI"/>
+                <w:rFonts w:ascii="Segoe UI" w:eastAsia="Segoe UI" w:hAnsi="Segoe UI" w:cs="Segoe UI" w:hint="default"/>
                 <w:i w:val="0"/>
                 <w:iCs w:val="0"/>
                 <w:caps w:val="0"/>
@@ -7044,7 +6992,7 @@
                 <w:kern w:val="0"/>
                 <w:sz w:val="18"/>
                 <w:szCs w:val="18"/>
-                <w:lang w:val="en-US" w:eastAsia="zh-CN" w:bidi="ar"/>
+                <w:lang w:val="en-US" w:eastAsia="zh-CN"/>
               </w:rPr>
               <w:t>2</w:t>
             </w:r>
@@ -7075,10 +7023,10 @@
               <w:bidi w:val="0"/>
               <w:snapToGrid w:val="0"/>
               <w:spacing w:line="240" w:lineRule="auto"/>
-              <w:ind w:left="0" w:leftChars="0" w:right="0" w:rightChars="0" w:firstLine="0" w:firstLineChars="0"/>
+              <w:ind w:left="0" w:right="0" w:firstLine="0" w:leftChars="0" w:rightChars="0" w:firstLineChars="0"/>
               <w:jc w:val="left"/>
               <w:rPr>
-                <w:rFonts w:hint="default" w:ascii="Segoe UI" w:hAnsi="Segoe UI" w:eastAsia="Segoe UI" w:cs="Segoe UI"/>
+                <w:rFonts w:ascii="Segoe UI" w:eastAsia="Segoe UI" w:hAnsi="Segoe UI" w:cs="Segoe UI" w:hint="default"/>
                 <w:i w:val="0"/>
                 <w:iCs w:val="0"/>
                 <w:caps w:val="0"/>
@@ -7090,7 +7038,7 @@
             </w:pPr>
             <w:r>
               <w:rPr>
-                <w:rFonts w:hint="default" w:ascii="Segoe UI" w:hAnsi="Segoe UI" w:eastAsia="Segoe UI" w:cs="Segoe UI"/>
+                <w:rFonts w:ascii="Segoe UI" w:eastAsia="Segoe UI" w:hAnsi="Segoe UI" w:cs="Segoe UI" w:hint="default"/>
                 <w:i w:val="0"/>
                 <w:iCs w:val="0"/>
                 <w:caps w:val="0"/>
@@ -7100,13 +7048,13 @@
                 <w:kern w:val="0"/>
                 <w:sz w:val="18"/>
                 <w:szCs w:val="18"/>
-                <w:lang w:val="en-US" w:eastAsia="zh-CN" w:bidi="ar"/>
+                <w:lang w:val="en-US" w:eastAsia="zh-CN"/>
               </w:rPr>
               <w:t>1. 制定《应急指挥中心设备检查清单》，并于每次演练或应急前强制完成检查。</w:t>
             </w:r>
             <w:r>
               <w:rPr>
-                <w:rFonts w:hint="default" w:ascii="Segoe UI" w:hAnsi="Segoe UI" w:eastAsia="Segoe UI" w:cs="Segoe UI"/>
+                <w:rFonts w:ascii="Segoe UI" w:eastAsia="Segoe UI" w:hAnsi="Segoe UI" w:cs="Segoe UI" w:hint="default"/>
                 <w:i w:val="0"/>
                 <w:iCs w:val="0"/>
                 <w:caps w:val="0"/>
@@ -7116,13 +7064,13 @@
                 <w:kern w:val="0"/>
                 <w:sz w:val="18"/>
                 <w:szCs w:val="18"/>
-                <w:lang w:val="en-US" w:eastAsia="zh-CN" w:bidi="ar"/>
-              </w:rPr>
-              <w:br w:type="textWrapping"/>
-            </w:r>
-            <w:r>
-              <w:rPr>
-                <w:rFonts w:hint="default" w:ascii="Segoe UI" w:hAnsi="Segoe UI" w:eastAsia="Segoe UI" w:cs="Segoe UI"/>
+                <w:lang w:val="en-US" w:eastAsia="zh-CN"/>
+              </w:rPr>
+              <w:br/>
+            </w:r>
+            <w:r>
+              <w:rPr>
+                <w:rFonts w:ascii="Segoe UI" w:eastAsia="Segoe UI" w:hAnsi="Segoe UI" w:cs="Segoe UI" w:hint="default"/>
                 <w:i w:val="0"/>
                 <w:iCs w:val="0"/>
                 <w:caps w:val="0"/>
@@ -7132,7 +7080,7 @@
                 <w:kern w:val="0"/>
                 <w:sz w:val="18"/>
                 <w:szCs w:val="18"/>
-                <w:lang w:val="en-US" w:eastAsia="zh-CN" w:bidi="ar"/>
+                <w:lang w:val="en-US" w:eastAsia="zh-CN"/>
               </w:rPr>
               <w:t>2. 准备关键信息的纸质备份预案。</w:t>
             </w:r>
@@ -7163,10 +7111,10 @@
               <w:bidi w:val="0"/>
               <w:snapToGrid w:val="0"/>
               <w:spacing w:line="240" w:lineRule="auto"/>
-              <w:ind w:left="0" w:leftChars="0" w:right="0" w:rightChars="0" w:firstLine="0" w:firstLineChars="0"/>
+              <w:ind w:left="0" w:right="0" w:firstLine="0" w:leftChars="0" w:rightChars="0" w:firstLineChars="0"/>
               <w:jc w:val="left"/>
               <w:rPr>
-                <w:rFonts w:hint="default" w:ascii="Segoe UI" w:hAnsi="Segoe UI" w:eastAsia="Segoe UI" w:cs="Segoe UI"/>
+                <w:rFonts w:ascii="Segoe UI" w:eastAsia="Segoe UI" w:hAnsi="Segoe UI" w:cs="Segoe UI" w:hint="default"/>
                 <w:i w:val="0"/>
                 <w:iCs w:val="0"/>
                 <w:caps w:val="0"/>
@@ -7178,7 +7126,7 @@
             </w:pPr>
             <w:r>
               <w:rPr>
-                <w:rFonts w:hint="default" w:ascii="Segoe UI" w:hAnsi="Segoe UI" w:eastAsia="Segoe UI" w:cs="Segoe UI"/>
+                <w:rFonts w:ascii="Segoe UI" w:eastAsia="Segoe UI" w:hAnsi="Segoe UI" w:cs="Segoe UI" w:hint="default"/>
                 <w:i w:val="0"/>
                 <w:iCs w:val="0"/>
                 <w:caps w:val="0"/>
@@ -7188,7 +7136,7 @@
                 <w:kern w:val="0"/>
                 <w:sz w:val="18"/>
                 <w:szCs w:val="18"/>
-                <w:lang w:val="en-US" w:eastAsia="zh-CN" w:bidi="ar"/>
+                <w:lang w:val="en-US" w:eastAsia="zh-CN"/>
               </w:rPr>
               <w:t>数智运营部</w:t>
             </w:r>
@@ -7219,10 +7167,10 @@
               <w:bidi w:val="0"/>
               <w:snapToGrid w:val="0"/>
               <w:spacing w:line="240" w:lineRule="auto"/>
-              <w:ind w:left="0" w:leftChars="0" w:right="0" w:rightChars="0" w:firstLine="0" w:firstLineChars="0"/>
+              <w:ind w:left="0" w:right="0" w:firstLine="0" w:leftChars="0" w:rightChars="0" w:firstLineChars="0"/>
               <w:jc w:val="center"/>
               <w:rPr>
-                <w:rFonts w:hint="default" w:ascii="Segoe UI" w:hAnsi="Segoe UI" w:eastAsia="Segoe UI" w:cs="Segoe UI"/>
+                <w:rFonts w:ascii="Segoe UI" w:eastAsia="Segoe UI" w:hAnsi="Segoe UI" w:cs="Segoe UI" w:hint="default"/>
                 <w:i w:val="0"/>
                 <w:iCs w:val="0"/>
                 <w:caps w:val="0"/>
@@ -7234,7 +7182,7 @@
             </w:pPr>
             <w:r>
               <w:rPr>
-                <w:rFonts w:hint="default" w:ascii="Segoe UI" w:hAnsi="Segoe UI" w:eastAsia="Segoe UI" w:cs="Segoe UI"/>
+                <w:rFonts w:ascii="Segoe UI" w:eastAsia="Segoe UI" w:hAnsi="Segoe UI" w:cs="Segoe UI" w:hint="default"/>
                 <w:i w:val="0"/>
                 <w:iCs w:val="0"/>
                 <w:caps w:val="0"/>
@@ -7244,7 +7192,7 @@
                 <w:kern w:val="0"/>
                 <w:sz w:val="18"/>
                 <w:szCs w:val="18"/>
-                <w:lang w:val="en-US" w:eastAsia="zh-CN" w:bidi="ar"/>
+                <w:lang w:val="en-US" w:eastAsia="zh-CN"/>
               </w:rPr>
               <w:t>2025-11-05</w:t>
             </w:r>
@@ -7275,10 +7223,10 @@
               <w:bidi w:val="0"/>
               <w:snapToGrid w:val="0"/>
               <w:spacing w:line="240" w:lineRule="auto"/>
-              <w:ind w:left="0" w:leftChars="0" w:right="0" w:rightChars="0" w:firstLine="0" w:firstLineChars="0"/>
+              <w:ind w:left="0" w:right="0" w:firstLine="0" w:leftChars="0" w:rightChars="0" w:firstLineChars="0"/>
               <w:jc w:val="left"/>
               <w:rPr>
-                <w:rFonts w:hint="default" w:ascii="Segoe UI" w:hAnsi="Segoe UI" w:eastAsia="Segoe UI" w:cs="Segoe UI"/>
+                <w:rFonts w:ascii="Segoe UI" w:eastAsia="Segoe UI" w:hAnsi="Segoe UI" w:cs="Segoe UI" w:hint="default"/>
                 <w:i w:val="0"/>
                 <w:iCs w:val="0"/>
                 <w:caps w:val="0"/>
@@ -7290,7 +7238,7 @@
             </w:pPr>
             <w:r>
               <w:rPr>
-                <w:rFonts w:hint="default" w:ascii="Segoe UI" w:hAnsi="Segoe UI" w:eastAsia="Segoe UI" w:cs="Segoe UI"/>
+                <w:rFonts w:ascii="Segoe UI" w:eastAsia="Segoe UI" w:hAnsi="Segoe UI" w:cs="Segoe UI" w:hint="default"/>
                 <w:i w:val="0"/>
                 <w:iCs w:val="0"/>
                 <w:caps w:val="0"/>
@@ -7300,13 +7248,13 @@
                 <w:kern w:val="0"/>
                 <w:sz w:val="18"/>
                 <w:szCs w:val="18"/>
-                <w:lang w:val="en-US" w:eastAsia="zh-CN" w:bidi="ar"/>
+                <w:lang w:val="en-US" w:eastAsia="zh-CN"/>
               </w:rPr>
               <w:t>1. 检查清单制定并投入使用。</w:t>
             </w:r>
             <w:r>
               <w:rPr>
-                <w:rFonts w:hint="default" w:ascii="Segoe UI" w:hAnsi="Segoe UI" w:eastAsia="Segoe UI" w:cs="Segoe UI"/>
+                <w:rFonts w:ascii="Segoe UI" w:eastAsia="Segoe UI" w:hAnsi="Segoe UI" w:cs="Segoe UI" w:hint="default"/>
                 <w:i w:val="0"/>
                 <w:iCs w:val="0"/>
                 <w:caps w:val="0"/>
@@ -7316,13 +7264,13 @@
                 <w:kern w:val="0"/>
                 <w:sz w:val="18"/>
                 <w:szCs w:val="18"/>
-                <w:lang w:val="en-US" w:eastAsia="zh-CN" w:bidi="ar"/>
-              </w:rPr>
-              <w:br w:type="textWrapping"/>
-            </w:r>
-            <w:r>
-              <w:rPr>
-                <w:rFonts w:hint="default" w:ascii="Segoe UI" w:hAnsi="Segoe UI" w:eastAsia="Segoe UI" w:cs="Segoe UI"/>
+                <w:lang w:val="en-US" w:eastAsia="zh-CN"/>
+              </w:rPr>
+              <w:br/>
+            </w:r>
+            <w:r>
+              <w:rPr>
+                <w:rFonts w:ascii="Segoe UI" w:eastAsia="Segoe UI" w:hAnsi="Segoe UI" w:cs="Segoe UI" w:hint="default"/>
                 <w:i w:val="0"/>
                 <w:iCs w:val="0"/>
                 <w:caps w:val="0"/>
@@ -7332,7 +7280,7 @@
                 <w:kern w:val="0"/>
                 <w:sz w:val="18"/>
                 <w:szCs w:val="18"/>
-                <w:lang w:val="en-US" w:eastAsia="zh-CN" w:bidi="ar"/>
+                <w:lang w:val="en-US" w:eastAsia="zh-CN"/>
               </w:rPr>
               <w:t>2. 纸质备份方案在下次演练中验证。</w:t>
             </w:r>
@@ -7363,10 +7311,10 @@
               <w:bidi w:val="0"/>
               <w:snapToGrid w:val="0"/>
               <w:spacing w:line="240" w:lineRule="auto"/>
-              <w:ind w:left="0" w:leftChars="0" w:right="0" w:rightChars="0" w:firstLine="0" w:firstLineChars="0"/>
+              <w:ind w:left="0" w:right="0" w:firstLine="0" w:leftChars="0" w:rightChars="0" w:firstLineChars="0"/>
               <w:jc w:val="center"/>
               <w:rPr>
-                <w:rFonts w:hint="default" w:ascii="Segoe UI" w:hAnsi="Segoe UI" w:eastAsia="Segoe UI" w:cs="Segoe UI"/>
+                <w:rFonts w:ascii="Segoe UI" w:eastAsia="Segoe UI" w:hAnsi="Segoe UI" w:cs="Segoe UI" w:hint="default"/>
                 <w:i w:val="0"/>
                 <w:iCs w:val="0"/>
                 <w:caps w:val="0"/>
@@ -7378,7 +7326,7 @@
             </w:pPr>
             <w:r>
               <w:rPr>
-                <w:rFonts w:hint="default" w:ascii="Segoe UI" w:hAnsi="Segoe UI" w:eastAsia="Segoe UI" w:cs="Segoe UI"/>
+                <w:rFonts w:ascii="Segoe UI" w:eastAsia="Segoe UI" w:hAnsi="Segoe UI" w:cs="Segoe UI" w:hint="default"/>
                 <w:i w:val="0"/>
                 <w:iCs w:val="0"/>
                 <w:caps w:val="0"/>
@@ -7388,7 +7336,7 @@
                 <w:kern w:val="0"/>
                 <w:sz w:val="18"/>
                 <w:szCs w:val="18"/>
-                <w:lang w:val="en-US" w:eastAsia="zh-CN" w:bidi="ar"/>
+                <w:lang w:val="en-US" w:eastAsia="zh-CN"/>
               </w:rPr>
               <w:t>待启动</w:t>
             </w:r>
@@ -7397,14 +7345,9 @@
       </w:tr>
       <w:tr>
         <w:tblPrEx>
-          <w:tblBorders>
-            <w:top w:val="single" w:color="auto" w:sz="4" w:space="0"/>
-            <w:left w:val="single" w:color="auto" w:sz="4" w:space="0"/>
-            <w:bottom w:val="single" w:color="auto" w:sz="4" w:space="0"/>
-            <w:right w:val="single" w:color="auto" w:sz="4" w:space="0"/>
-            <w:insideH w:val="single" w:color="auto" w:sz="4" w:space="0"/>
-            <w:insideV w:val="single" w:color="auto" w:sz="4" w:space="0"/>
-          </w:tblBorders>
+          <w:tblW w:w="9501" w:type="dxa"/>
+          <w:jc w:val="center"/>
+          <w:shd w:val="clear" w:color="auto" w:fill="auto"/>
           <w:tblCellMar>
             <w:top w:w="15" w:type="dxa"/>
             <w:left w:w="15" w:type="dxa"/>
@@ -7413,7 +7356,7 @@
           </w:tblCellMar>
         </w:tblPrEx>
         <w:trPr>
-          <w:trHeight w:val="0" w:hRule="atLeast"/>
+          <w:trHeight w:val="0"/>
           <w:jc w:val="center"/>
         </w:trPr>
         <w:tc>
@@ -7441,10 +7384,10 @@
               <w:bidi w:val="0"/>
               <w:snapToGrid w:val="0"/>
               <w:spacing w:line="240" w:lineRule="auto"/>
-              <w:ind w:left="0" w:leftChars="0" w:right="0" w:rightChars="0" w:firstLine="0" w:firstLineChars="0"/>
+              <w:ind w:left="0" w:right="0" w:firstLine="0" w:leftChars="0" w:rightChars="0" w:firstLineChars="0"/>
               <w:jc w:val="center"/>
               <w:rPr>
-                <w:rFonts w:hint="default" w:ascii="Segoe UI" w:hAnsi="Segoe UI" w:eastAsia="Segoe UI" w:cs="Segoe UI"/>
+                <w:rFonts w:ascii="Segoe UI" w:eastAsia="Segoe UI" w:hAnsi="Segoe UI" w:cs="Segoe UI" w:hint="default"/>
                 <w:i w:val="0"/>
                 <w:iCs w:val="0"/>
                 <w:caps w:val="0"/>
@@ -7456,7 +7399,7 @@
             </w:pPr>
             <w:r>
               <w:rPr>
-                <w:rFonts w:hint="default" w:ascii="Segoe UI" w:hAnsi="Segoe UI" w:eastAsia="Segoe UI" w:cs="Segoe UI"/>
+                <w:rFonts w:ascii="Segoe UI" w:eastAsia="Segoe UI" w:hAnsi="Segoe UI" w:cs="Segoe UI" w:hint="default"/>
                 <w:i w:val="0"/>
                 <w:iCs w:val="0"/>
                 <w:caps w:val="0"/>
@@ -7466,7 +7409,7 @@
                 <w:kern w:val="0"/>
                 <w:sz w:val="18"/>
                 <w:szCs w:val="18"/>
-                <w:lang w:val="en-US" w:eastAsia="zh-CN" w:bidi="ar"/>
+                <w:lang w:val="en-US" w:eastAsia="zh-CN"/>
               </w:rPr>
               <w:t>3</w:t>
             </w:r>
@@ -7497,10 +7440,10 @@
               <w:bidi w:val="0"/>
               <w:snapToGrid w:val="0"/>
               <w:spacing w:line="240" w:lineRule="auto"/>
-              <w:ind w:left="0" w:leftChars="0" w:right="0" w:rightChars="0" w:firstLine="0" w:firstLineChars="0"/>
+              <w:ind w:left="0" w:right="0" w:firstLine="0" w:leftChars="0" w:rightChars="0" w:firstLineChars="0"/>
               <w:jc w:val="left"/>
               <w:rPr>
-                <w:rFonts w:hint="default" w:ascii="Segoe UI" w:hAnsi="Segoe UI" w:eastAsia="Segoe UI" w:cs="Segoe UI"/>
+                <w:rFonts w:ascii="Segoe UI" w:eastAsia="Segoe UI" w:hAnsi="Segoe UI" w:cs="Segoe UI" w:hint="default"/>
                 <w:i w:val="0"/>
                 <w:iCs w:val="0"/>
                 <w:caps w:val="0"/>
@@ -7512,7 +7455,7 @@
             </w:pPr>
             <w:r>
               <w:rPr>
-                <w:rFonts w:hint="default" w:ascii="Segoe UI" w:hAnsi="Segoe UI" w:eastAsia="Segoe UI" w:cs="Segoe UI"/>
+                <w:rFonts w:ascii="Segoe UI" w:eastAsia="Segoe UI" w:hAnsi="Segoe UI" w:cs="Segoe UI" w:hint="default"/>
                 <w:i w:val="0"/>
                 <w:iCs w:val="0"/>
                 <w:caps w:val="0"/>
@@ -7522,13 +7465,13 @@
                 <w:kern w:val="0"/>
                 <w:sz w:val="18"/>
                 <w:szCs w:val="18"/>
-                <w:lang w:val="en-US" w:eastAsia="zh-CN" w:bidi="ar"/>
+                <w:lang w:val="en-US" w:eastAsia="zh-CN"/>
               </w:rPr>
               <w:t>1. 更新服务台通告模板和SOP，增加“对外发送后，立即在内部指挥群截图确认”的强制步骤。</w:t>
             </w:r>
             <w:r>
               <w:rPr>
-                <w:rFonts w:hint="default" w:ascii="Segoe UI" w:hAnsi="Segoe UI" w:eastAsia="Segoe UI" w:cs="Segoe UI"/>
+                <w:rFonts w:ascii="Segoe UI" w:eastAsia="Segoe UI" w:hAnsi="Segoe UI" w:cs="Segoe UI" w:hint="default"/>
                 <w:i w:val="0"/>
                 <w:iCs w:val="0"/>
                 <w:caps w:val="0"/>
@@ -7538,13 +7481,13 @@
                 <w:kern w:val="0"/>
                 <w:sz w:val="18"/>
                 <w:szCs w:val="18"/>
-                <w:lang w:val="en-US" w:eastAsia="zh-CN" w:bidi="ar"/>
-              </w:rPr>
-              <w:br w:type="textWrapping"/>
-            </w:r>
-            <w:r>
-              <w:rPr>
-                <w:rFonts w:hint="default" w:ascii="Segoe UI" w:hAnsi="Segoe UI" w:eastAsia="Segoe UI" w:cs="Segoe UI"/>
+                <w:lang w:val="en-US" w:eastAsia="zh-CN"/>
+              </w:rPr>
+              <w:br/>
+            </w:r>
+            <w:r>
+              <w:rPr>
+                <w:rFonts w:ascii="Segoe UI" w:eastAsia="Segoe UI" w:hAnsi="Segoe UI" w:cs="Segoe UI" w:hint="default"/>
                 <w:i w:val="0"/>
                 <w:iCs w:val="0"/>
                 <w:caps w:val="0"/>
@@ -7554,7 +7497,7 @@
                 <w:kern w:val="0"/>
                 <w:sz w:val="18"/>
                 <w:szCs w:val="18"/>
-                <w:lang w:val="en-US" w:eastAsia="zh-CN" w:bidi="ar"/>
+                <w:lang w:val="en-US" w:eastAsia="zh-CN"/>
               </w:rPr>
               <w:t>2. 组织相关情景的专题培训。</w:t>
             </w:r>
@@ -7585,10 +7528,10 @@
               <w:bidi w:val="0"/>
               <w:snapToGrid w:val="0"/>
               <w:spacing w:line="240" w:lineRule="auto"/>
-              <w:ind w:left="0" w:leftChars="0" w:right="0" w:rightChars="0" w:firstLine="0" w:firstLineChars="0"/>
+              <w:ind w:left="0" w:right="0" w:firstLine="0" w:leftChars="0" w:rightChars="0" w:firstLineChars="0"/>
               <w:jc w:val="left"/>
               <w:rPr>
-                <w:rFonts w:hint="default" w:ascii="Segoe UI" w:hAnsi="Segoe UI" w:eastAsia="Segoe UI" w:cs="Segoe UI"/>
+                <w:rFonts w:ascii="Segoe UI" w:eastAsia="Segoe UI" w:hAnsi="Segoe UI" w:cs="Segoe UI" w:hint="default"/>
                 <w:i w:val="0"/>
                 <w:iCs w:val="0"/>
                 <w:caps w:val="0"/>
@@ -7600,7 +7543,7 @@
             </w:pPr>
             <w:r>
               <w:rPr>
-                <w:rFonts w:hint="default" w:ascii="Segoe UI" w:hAnsi="Segoe UI" w:eastAsia="Segoe UI" w:cs="Segoe UI"/>
+                <w:rFonts w:ascii="Segoe UI" w:eastAsia="Segoe UI" w:hAnsi="Segoe UI" w:cs="Segoe UI" w:hint="default"/>
                 <w:i w:val="0"/>
                 <w:iCs w:val="0"/>
                 <w:caps w:val="0"/>
@@ -7610,7 +7553,7 @@
                 <w:kern w:val="0"/>
                 <w:sz w:val="18"/>
                 <w:szCs w:val="18"/>
-                <w:lang w:val="en-US" w:eastAsia="zh-CN" w:bidi="ar"/>
+                <w:lang w:val="en-US" w:eastAsia="zh-CN"/>
               </w:rPr>
               <w:t>服务台</w:t>
             </w:r>
@@ -7641,10 +7584,10 @@
               <w:bidi w:val="0"/>
               <w:snapToGrid w:val="0"/>
               <w:spacing w:line="240" w:lineRule="auto"/>
-              <w:ind w:left="0" w:leftChars="0" w:right="0" w:rightChars="0" w:firstLine="0" w:firstLineChars="0"/>
+              <w:ind w:left="0" w:right="0" w:firstLine="0" w:leftChars="0" w:rightChars="0" w:firstLineChars="0"/>
               <w:jc w:val="center"/>
               <w:rPr>
-                <w:rFonts w:hint="default" w:ascii="Segoe UI" w:hAnsi="Segoe UI" w:eastAsia="Segoe UI" w:cs="Segoe UI"/>
+                <w:rFonts w:ascii="Segoe UI" w:eastAsia="Segoe UI" w:hAnsi="Segoe UI" w:cs="Segoe UI" w:hint="default"/>
                 <w:i w:val="0"/>
                 <w:iCs w:val="0"/>
                 <w:caps w:val="0"/>
@@ -7656,7 +7599,7 @@
             </w:pPr>
             <w:r>
               <w:rPr>
-                <w:rFonts w:hint="default" w:ascii="Segoe UI" w:hAnsi="Segoe UI" w:eastAsia="Segoe UI" w:cs="Segoe UI"/>
+                <w:rFonts w:ascii="Segoe UI" w:eastAsia="Segoe UI" w:hAnsi="Segoe UI" w:cs="Segoe UI" w:hint="default"/>
                 <w:i w:val="0"/>
                 <w:iCs w:val="0"/>
                 <w:caps w:val="0"/>
@@ -7666,7 +7609,7 @@
                 <w:kern w:val="0"/>
                 <w:sz w:val="18"/>
                 <w:szCs w:val="18"/>
-                <w:lang w:val="en-US" w:eastAsia="zh-CN" w:bidi="ar"/>
+                <w:lang w:val="en-US" w:eastAsia="zh-CN"/>
               </w:rPr>
               <w:t>2025-11-15</w:t>
             </w:r>
@@ -7697,10 +7640,10 @@
               <w:bidi w:val="0"/>
               <w:snapToGrid w:val="0"/>
               <w:spacing w:line="240" w:lineRule="auto"/>
-              <w:ind w:left="0" w:leftChars="0" w:right="0" w:rightChars="0" w:firstLine="0" w:firstLineChars="0"/>
+              <w:ind w:left="0" w:right="0" w:firstLine="0" w:leftChars="0" w:rightChars="0" w:firstLineChars="0"/>
               <w:jc w:val="left"/>
               <w:rPr>
-                <w:rFonts w:hint="default" w:ascii="Segoe UI" w:hAnsi="Segoe UI" w:eastAsia="Segoe UI" w:cs="Segoe UI"/>
+                <w:rFonts w:ascii="Segoe UI" w:eastAsia="Segoe UI" w:hAnsi="Segoe UI" w:cs="Segoe UI" w:hint="default"/>
                 <w:i w:val="0"/>
                 <w:iCs w:val="0"/>
                 <w:caps w:val="0"/>
@@ -7712,7 +7655,7 @@
             </w:pPr>
             <w:r>
               <w:rPr>
-                <w:rFonts w:hint="default" w:ascii="Segoe UI" w:hAnsi="Segoe UI" w:eastAsia="Segoe UI" w:cs="Segoe UI"/>
+                <w:rFonts w:ascii="Segoe UI" w:eastAsia="Segoe UI" w:hAnsi="Segoe UI" w:cs="Segoe UI" w:hint="default"/>
                 <w:i w:val="0"/>
                 <w:iCs w:val="0"/>
                 <w:caps w:val="0"/>
@@ -7722,13 +7665,13 @@
                 <w:kern w:val="0"/>
                 <w:sz w:val="18"/>
                 <w:szCs w:val="18"/>
-                <w:lang w:val="en-US" w:eastAsia="zh-CN" w:bidi="ar"/>
+                <w:lang w:val="en-US" w:eastAsia="zh-CN"/>
               </w:rPr>
               <w:t>1. SOP文件修订发布。</w:t>
             </w:r>
             <w:r>
               <w:rPr>
-                <w:rFonts w:hint="default" w:ascii="Segoe UI" w:hAnsi="Segoe UI" w:eastAsia="Segoe UI" w:cs="Segoe UI"/>
+                <w:rFonts w:ascii="Segoe UI" w:eastAsia="Segoe UI" w:hAnsi="Segoe UI" w:cs="Segoe UI" w:hint="default"/>
                 <w:i w:val="0"/>
                 <w:iCs w:val="0"/>
                 <w:caps w:val="0"/>
@@ -7738,13 +7681,13 @@
                 <w:kern w:val="0"/>
                 <w:sz w:val="18"/>
                 <w:szCs w:val="18"/>
-                <w:lang w:val="en-US" w:eastAsia="zh-CN" w:bidi="ar"/>
-              </w:rPr>
-              <w:br w:type="textWrapping"/>
-            </w:r>
-            <w:r>
-              <w:rPr>
-                <w:rFonts w:hint="default" w:ascii="Segoe UI" w:hAnsi="Segoe UI" w:eastAsia="Segoe UI" w:cs="Segoe UI"/>
+                <w:lang w:val="en-US" w:eastAsia="zh-CN"/>
+              </w:rPr>
+              <w:br/>
+            </w:r>
+            <w:r>
+              <w:rPr>
+                <w:rFonts w:ascii="Segoe UI" w:eastAsia="Segoe UI" w:hAnsi="Segoe UI" w:cs="Segoe UI" w:hint="default"/>
                 <w:i w:val="0"/>
                 <w:iCs w:val="0"/>
                 <w:caps w:val="0"/>
@@ -7754,7 +7697,7 @@
                 <w:kern w:val="0"/>
                 <w:sz w:val="18"/>
                 <w:szCs w:val="18"/>
-                <w:lang w:val="en-US" w:eastAsia="zh-CN" w:bidi="ar"/>
+                <w:lang w:val="en-US" w:eastAsia="zh-CN"/>
               </w:rPr>
               <w:t>2. 培训完成且有记录。</w:t>
             </w:r>
@@ -7777,10 +7720,10 @@
               <w:topLinePunct w:val="0"/>
               <w:bidi w:val="0"/>
               <w:snapToGrid w:val="0"/>
-              <w:ind w:left="0" w:leftChars="0" w:right="0" w:rightChars="0" w:firstLine="0" w:firstLineChars="0"/>
+              <w:ind w:left="0" w:right="0" w:firstLine="0" w:leftChars="0" w:rightChars="0" w:firstLineChars="0"/>
               <w:jc w:val="center"/>
               <w:rPr>
-                <w:rFonts w:hint="eastAsia" w:ascii="Segoe UI" w:hAnsi="Segoe UI" w:eastAsia="Segoe UI" w:cs="Segoe UI"/>
+                <w:rFonts w:ascii="Segoe UI" w:eastAsia="Segoe UI" w:hAnsi="Segoe UI" w:cs="Segoe UI" w:hint="eastAsia"/>
                 <w:i w:val="0"/>
                 <w:iCs w:val="0"/>
                 <w:caps w:val="0"/>
@@ -7796,7 +7739,7 @@
     </w:tbl>
     <w:p>
       <w:pPr>
-        <w:pStyle w:val="29"/>
+        <w:pStyle w:val="a1"/>
         <w:keepNext w:val="0"/>
         <w:keepLines w:val="0"/>
         <w:pageBreakBefore w:val="0"/>
@@ -7826,7 +7769,7 @@
     </w:p>
     <w:p>
       <w:pPr>
-        <w:pStyle w:val="28"/>
+        <w:pStyle w:val="1"/>
         <w:keepNext w:val="0"/>
         <w:keepLines w:val="0"/>
         <w:pageBreakBefore w:val="0"/>
@@ -7846,7 +7789,7 @@
           <w:lang w:val="en-US" w:eastAsia="zh-CN"/>
         </w:rPr>
       </w:pPr>
-      <w:bookmarkStart w:id="8" w:name="_Toc5209"/>
+      <w:bookmarkStart w:id="9" w:name="_Toc5209"/>
       <w:r>
         <w:rPr>
           <w:rFonts w:hint="default"/>
@@ -7854,11 +7797,11 @@
         </w:rPr>
         <w:t>知识沉淀成果</w:t>
       </w:r>
-      <w:bookmarkEnd w:id="8"/>
+      <w:bookmarkEnd w:id="9"/>
     </w:p>
     <w:p>
       <w:pPr>
-        <w:pStyle w:val="29"/>
+        <w:pStyle w:val="a1"/>
         <w:keepNext w:val="0"/>
         <w:keepLines w:val="0"/>
         <w:pageBreakBefore w:val="0"/>
@@ -7888,7 +7831,7 @@
     </w:p>
     <w:p>
       <w:pPr>
-        <w:pStyle w:val="29"/>
+        <w:pStyle w:val="a1"/>
         <w:keepNext w:val="0"/>
         <w:keepLines w:val="0"/>
         <w:pageBreakBefore w:val="0"/>
@@ -7918,7 +7861,7 @@
     </w:p>
     <w:p>
       <w:pPr>
-        <w:pStyle w:val="29"/>
+        <w:pStyle w:val="a1"/>
         <w:keepNext w:val="0"/>
         <w:keepLines w:val="0"/>
         <w:pageBreakBefore w:val="0"/>
@@ -7948,7 +7891,7 @@
     </w:p>
     <w:p>
       <w:pPr>
-        <w:pStyle w:val="28"/>
+        <w:pStyle w:val="1"/>
         <w:keepNext w:val="0"/>
         <w:keepLines w:val="0"/>
         <w:pageBreakBefore w:val="0"/>
@@ -7968,7 +7911,7 @@
           <w:lang w:val="en-US" w:eastAsia="zh-CN"/>
         </w:rPr>
       </w:pPr>
-      <w:bookmarkStart w:id="9" w:name="_Toc22672"/>
+      <w:bookmarkStart w:id="10" w:name="_Toc22672"/>
       <w:r>
         <w:rPr>
           <w:rFonts w:hint="default"/>
@@ -7976,11 +7919,11 @@
         </w:rPr>
         <w:t>结论与建议</w:t>
       </w:r>
-      <w:bookmarkEnd w:id="9"/>
+      <w:bookmarkEnd w:id="10"/>
     </w:p>
     <w:p>
       <w:pPr>
-        <w:pStyle w:val="29"/>
+        <w:pStyle w:val="a1"/>
         <w:keepNext w:val="0"/>
         <w:keepLines w:val="0"/>
         <w:pageBreakBefore w:val="0"/>
@@ -8010,7 +7953,7 @@
     </w:p>
     <w:p>
       <w:pPr>
-        <w:pStyle w:val="29"/>
+        <w:pStyle w:val="a1"/>
         <w:keepNext w:val="0"/>
         <w:keepLines w:val="0"/>
         <w:pageBreakBefore w:val="0"/>
@@ -8040,7 +7983,7 @@
     </w:p>
     <w:p>
       <w:pPr>
-        <w:pStyle w:val="29"/>
+        <w:pStyle w:val="a1"/>
         <w:keepNext w:val="0"/>
         <w:keepLines w:val="0"/>
         <w:pageBreakBefore w:val="0"/>
@@ -8070,7 +8013,7 @@
     </w:p>
     <w:p>
       <w:pPr>
-        <w:pStyle w:val="29"/>
+        <w:pStyle w:val="a1"/>
         <w:keepNext w:val="0"/>
         <w:keepLines w:val="0"/>
         <w:pageBreakBefore w:val="0"/>
@@ -8100,7 +8043,7 @@
     </w:p>
     <w:p>
       <w:pPr>
-        <w:pStyle w:val="29"/>
+        <w:pStyle w:val="a1"/>
         <w:keepNext w:val="0"/>
         <w:keepLines w:val="0"/>
         <w:pageBreakBefore w:val="0"/>
@@ -8130,7 +8073,7 @@
     </w:p>
     <w:p>
       <w:pPr>
-        <w:pStyle w:val="29"/>
+        <w:pStyle w:val="a1"/>
         <w:keepNext w:val="0"/>
         <w:keepLines w:val="0"/>
         <w:pageBreakBefore w:val="0"/>
@@ -8152,73 +8095,23 @@
       </w:pPr>
     </w:p>
     <w:sectPr>
-      <w:headerReference r:id="rId5" w:type="default"/>
+      <w:headerReference w:type="default" r:id="rId7"/>
       <w:pgSz w:w="11906" w:h="16838"/>
       <w:pgMar w:top="1417" w:right="1800" w:bottom="1440" w:left="1800" w:header="1140" w:footer="992" w:gutter="0"/>
-      <w:cols w:space="425" w:num="1"/>
+      <w:cols w:num="1" w:space="425"/>
       <w:docGrid w:type="lines" w:linePitch="312" w:charSpace="0"/>
     </w:sectPr>
   </w:body>
 </w:document>
 </file>
 
-<file path=word/endnotes.xml><?xml version="1.0" encoding="utf-8"?>
-<w:endnotes xmlns:wpc="http://schemas.microsoft.com/office/word/2010/wordprocessingCanvas" xmlns:mc="http://schemas.openxmlformats.org/markup-compatibility/2006" xmlns:o="urn:schemas-microsoft-com:office:office" xmlns:r="http://schemas.openxmlformats.org/officeDocument/2006/relationships" xmlns:m="http://schemas.openxmlformats.org/officeDocument/2006/math" xmlns:v="urn:schemas-microsoft-com:vml" xmlns:wp14="http://schemas.microsoft.com/office/word/2010/wordprocessingDrawing" xmlns:wp="http://schemas.openxmlformats.org/drawingml/2006/wordprocessingDrawing" xmlns:w="http://schemas.openxmlformats.org/wordprocessingml/2006/main" xmlns:w14="http://schemas.microsoft.com/office/word/2010/wordml" xmlns:w15="http://schemas.microsoft.com/office/word/2012/wordml" xmlns:w10="urn:schemas-microsoft-com:office:word" xmlns:wpg="http://schemas.microsoft.com/office/word/2010/wordprocessingGroup" xmlns:wpi="http://schemas.microsoft.com/office/word/2010/wordprocessingInk" xmlns:wne="http://schemas.microsoft.com/office/word/2006/wordml" xmlns:wps="http://schemas.microsoft.com/office/word/2010/wordprocessingShape" xmlns:wpsCustomData="http://www.wps.cn/officeDocument/2013/wpsCustomData" mc:Ignorable="w14 w15 wp14">
-  <w:endnote w:type="separator" w:id="0">
-    <w:p>
-      <w:pPr>
-        <w:spacing w:line="240" w:lineRule="auto"/>
-      </w:pPr>
-      <w:r>
-        <w:separator/>
-      </w:r>
-    </w:p>
-  </w:endnote>
-  <w:endnote w:type="continuationSeparator" w:id="1">
-    <w:p>
-      <w:pPr>
-        <w:spacing w:line="240" w:lineRule="auto"/>
-      </w:pPr>
-      <w:r>
-        <w:continuationSeparator/>
-      </w:r>
-    </w:p>
-  </w:endnote>
-</w:endnotes>
-</file>
-
-<file path=word/footnotes.xml><?xml version="1.0" encoding="utf-8"?>
-<w:footnotes xmlns:wpc="http://schemas.microsoft.com/office/word/2010/wordprocessingCanvas" xmlns:mc="http://schemas.openxmlformats.org/markup-compatibility/2006" xmlns:o="urn:schemas-microsoft-com:office:office" xmlns:r="http://schemas.openxmlformats.org/officeDocument/2006/relationships" xmlns:m="http://schemas.openxmlformats.org/officeDocument/2006/math" xmlns:v="urn:schemas-microsoft-com:vml" xmlns:wp14="http://schemas.microsoft.com/office/word/2010/wordprocessingDrawing" xmlns:wp="http://schemas.openxmlformats.org/drawingml/2006/wordprocessingDrawing" xmlns:w="http://schemas.openxmlformats.org/wordprocessingml/2006/main" xmlns:w14="http://schemas.microsoft.com/office/word/2010/wordml" xmlns:w15="http://schemas.microsoft.com/office/word/2012/wordml" xmlns:w10="urn:schemas-microsoft-com:office:word" xmlns:wpg="http://schemas.microsoft.com/office/word/2010/wordprocessingGroup" xmlns:wpi="http://schemas.microsoft.com/office/word/2010/wordprocessingInk" xmlns:wne="http://schemas.microsoft.com/office/word/2006/wordml" xmlns:wps="http://schemas.microsoft.com/office/word/2010/wordprocessingShape" xmlns:wpsCustomData="http://www.wps.cn/officeDocument/2013/wpsCustomData" mc:Ignorable="w14 w15 wp14">
-  <w:footnote w:type="separator" w:id="0">
-    <w:p>
-      <w:pPr>
-        <w:spacing w:line="360" w:lineRule="auto"/>
-      </w:pPr>
-      <w:r>
-        <w:separator/>
-      </w:r>
-    </w:p>
-  </w:footnote>
-  <w:footnote w:type="continuationSeparator" w:id="1">
-    <w:p>
-      <w:pPr>
-        <w:spacing w:line="360" w:lineRule="auto"/>
-      </w:pPr>
-      <w:r>
-        <w:continuationSeparator/>
-      </w:r>
-    </w:p>
-  </w:footnote>
-</w:footnotes>
-</file>
-
 <file path=word/header1.xml><?xml version="1.0" encoding="utf-8"?>
-<w:hdr xmlns:wpc="http://schemas.microsoft.com/office/word/2010/wordprocessingCanvas" xmlns:mc="http://schemas.openxmlformats.org/markup-compatibility/2006" xmlns:o="urn:schemas-microsoft-com:office:office" xmlns:r="http://schemas.openxmlformats.org/officeDocument/2006/relationships" xmlns:m="http://schemas.openxmlformats.org/officeDocument/2006/math" xmlns:v="urn:schemas-microsoft-com:vml" xmlns:wp14="http://schemas.microsoft.com/office/word/2010/wordprocessingDrawing" xmlns:wp="http://schemas.openxmlformats.org/drawingml/2006/wordprocessingDrawing" xmlns:w10="urn:schemas-microsoft-com:office:word" xmlns:w="http://schemas.openxmlformats.org/wordprocessingml/2006/main" xmlns:w14="http://schemas.microsoft.com/office/word/2010/wordml" xmlns:w15="http://schemas.microsoft.com/office/word/2012/wordml" xmlns:wpg="http://schemas.microsoft.com/office/word/2010/wordprocessingGroup" xmlns:wpi="http://schemas.microsoft.com/office/word/2010/wordprocessingInk" xmlns:wne="http://schemas.microsoft.com/office/word/2006/wordml" xmlns:wps="http://schemas.microsoft.com/office/word/2010/wordprocessingShape" xmlns:wpsCustomData="http://www.wps.cn/officeDocument/2013/wpsCustomData" mc:Ignorable="w14 w15 wp14">
+<w:hdr xmlns:wpc="http://schemas.microsoft.com/office/word/2010/wordprocessingCanvas" xmlns:mc="http://schemas.openxmlformats.org/markup-compatibility/2006" xmlns:o="urn:schemas-microsoft-com:office:office" xmlns:r="http://schemas.openxmlformats.org/officeDocument/2006/relationships" xmlns:m="http://schemas.openxmlformats.org/officeDocument/2006/math" xmlns:v="urn:schemas-microsoft-com:vml" xmlns:wp14="http://schemas.microsoft.com/office/word/2010/wordprocessingDrawing" xmlns:wp="http://schemas.openxmlformats.org/drawingml/2006/wordprocessingDrawing" xmlns:w10="urn:schemas-microsoft-com:office:word" xmlns:w="http://schemas.openxmlformats.org/wordprocessingml/2006/main" xmlns:w14="http://schemas.microsoft.com/office/word/2010/wordml" xmlns:w15="http://schemas.microsoft.com/office/word/2012/wordml" xmlns:wne="http://schemas.microsoft.com/office/word/2006/wordml" xmlns:wpg="http://schemas.microsoft.com/office/word/2010/wordprocessingGroup" xmlns:wpi="http://schemas.microsoft.com/office/word/2010/wordprocessingInk" xmlns:wps="http://schemas.microsoft.com/office/word/2010/wordprocessingShape" mc:Ignorable="w14 w15 wp14">
   <w:p>
     <w:pPr>
-      <w:pStyle w:val="15"/>
+      <w:pStyle w:val="Header"/>
       <w:pBdr>
-        <w:bottom w:val="single" w:color="auto" w:sz="4" w:space="1"/>
+        <w:bottom w:val="single" w:sz="4" w:space="1" w:color="auto"/>
       </w:pBdr>
       <w:tabs>
         <w:tab w:val="left" w:pos="335"/>
@@ -8226,27 +8119,27 @@
       </w:tabs>
       <w:jc w:val="right"/>
       <w:rPr>
-        <w:rFonts w:hint="eastAsia" w:eastAsiaTheme="minorEastAsia"/>
+        <w:rFonts w:eastAsiaTheme="minorEastAsia" w:hint="eastAsia"/>
         <w:lang w:eastAsia="zh-CN"/>
       </w:rPr>
     </w:pPr>
     <w:r>
       <w:rPr>
-        <w:rFonts w:hint="eastAsia" w:eastAsiaTheme="minorEastAsia"/>
+        <w:rFonts w:eastAsiaTheme="minorEastAsia" w:hint="eastAsia"/>
         <w:lang w:val="en-US" w:eastAsia="zh-CN"/>
       </w:rPr>
       <w:tab/>
     </w:r>
     <w:r>
       <w:rPr>
-        <w:rFonts w:hint="eastAsia" w:eastAsiaTheme="minorEastAsia"/>
+        <w:rFonts w:eastAsiaTheme="minorEastAsia" w:hint="eastAsia"/>
         <w:lang w:val="en-US" w:eastAsia="zh-CN"/>
       </w:rPr>
       <w:tab/>
     </w:r>
     <w:r>
       <w:rPr>
-        <w:rFonts w:hint="eastAsia" w:eastAsiaTheme="minorEastAsia"/>
+        <w:rFonts w:eastAsiaTheme="minorEastAsia" w:hint="eastAsia"/>
         <w:lang w:val="en-US" w:eastAsia="zh-CN"/>
       </w:rPr>
       <w:t>江西通信产业服务有限公司</w:t>
@@ -8256,15 +8149,15 @@
 </file>
 
 <file path=word/numbering.xml><?xml version="1.0" encoding="utf-8"?>
-<w:numbering xmlns:wpc="http://schemas.microsoft.com/office/word/2010/wordprocessingCanvas" xmlns:mc="http://schemas.openxmlformats.org/markup-compatibility/2006" xmlns:o="urn:schemas-microsoft-com:office:office" xmlns:r="http://schemas.openxmlformats.org/officeDocument/2006/relationships" xmlns:m="http://schemas.openxmlformats.org/officeDocument/2006/math" xmlns:v="urn:schemas-microsoft-com:vml" xmlns:wp14="http://schemas.microsoft.com/office/word/2010/wordprocessingDrawing" xmlns:wp="http://schemas.openxmlformats.org/drawingml/2006/wordprocessingDrawing" xmlns:w10="urn:schemas-microsoft-com:office:word" xmlns:w="http://schemas.openxmlformats.org/wordprocessingml/2006/main" xmlns:w14="http://schemas.microsoft.com/office/word/2010/wordml" xmlns:wpg="http://schemas.microsoft.com/office/word/2010/wordprocessingGroup" xmlns:wpi="http://schemas.microsoft.com/office/word/2010/wordprocessingInk" xmlns:wne="http://schemas.microsoft.com/office/word/2006/wordml" xmlns:wps="http://schemas.microsoft.com/office/word/2010/wordprocessingShape" xmlns:wpsCustomData="http://www.wps.cn/officeDocument/2013/wpsCustomData" mc:Ignorable="w14 wp14">
+<w:numbering xmlns:wpc="http://schemas.microsoft.com/office/word/2010/wordprocessingCanvas" xmlns:mc="http://schemas.openxmlformats.org/markup-compatibility/2006" xmlns:o="urn:schemas-microsoft-com:office:office" xmlns:r="http://schemas.openxmlformats.org/officeDocument/2006/relationships" xmlns:m="http://schemas.openxmlformats.org/officeDocument/2006/math" xmlns:v="urn:schemas-microsoft-com:vml" xmlns:wp14="http://schemas.microsoft.com/office/word/2010/wordprocessingDrawing" xmlns:wp="http://schemas.openxmlformats.org/drawingml/2006/wordprocessingDrawing" xmlns:w10="urn:schemas-microsoft-com:office:word" xmlns:w="http://schemas.openxmlformats.org/wordprocessingml/2006/main" xmlns:w14="http://schemas.microsoft.com/office/word/2010/wordml" xmlns:w15="http://schemas.microsoft.com/office/word/2012/wordml" xmlns:wne="http://schemas.microsoft.com/office/word/2006/wordml" xmlns:wpg="http://schemas.microsoft.com/office/word/2010/wordprocessingGroup" xmlns:wpi="http://schemas.microsoft.com/office/word/2010/wordprocessingInk" xmlns:wps="http://schemas.microsoft.com/office/word/2010/wordprocessingShape" mc:Ignorable="w14 w15 wp14">
   <w:abstractNum w:abstractNumId="0">
     <w:nsid w:val="8E964DCE"/>
     <w:multiLevelType w:val="multilevel"/>
     <w:tmpl w:val="8E964DCE"/>
-    <w:lvl w:ilvl="0" w:tentative="0">
+    <w:lvl w:ilvl="0">
       <w:start w:val="1"/>
       <w:numFmt w:val="decimal"/>
-      <w:pStyle w:val="2"/>
+      <w:pStyle w:val="Heading1"/>
       <w:lvlText w:val="%1."/>
       <w:lvlJc w:val="left"/>
       <w:pPr>
@@ -8274,10 +8167,10 @@
         <w:rFonts w:hint="default"/>
       </w:rPr>
     </w:lvl>
-    <w:lvl w:ilvl="1" w:tentative="0">
+    <w:lvl w:ilvl="1">
       <w:start w:val="1"/>
       <w:numFmt w:val="decimal"/>
-      <w:pStyle w:val="3"/>
+      <w:pStyle w:val="Heading2"/>
       <w:lvlText w:val="%1.%2."/>
       <w:lvlJc w:val="left"/>
       <w:pPr>
@@ -8287,10 +8180,10 @@
         <w:rFonts w:hint="default"/>
       </w:rPr>
     </w:lvl>
-    <w:lvl w:ilvl="2" w:tentative="0">
+    <w:lvl w:ilvl="2">
       <w:start w:val="1"/>
       <w:numFmt w:val="decimal"/>
-      <w:pStyle w:val="4"/>
+      <w:pStyle w:val="Heading3"/>
       <w:lvlText w:val="%1.%2.%3."/>
       <w:lvlJc w:val="left"/>
       <w:pPr>
@@ -8300,10 +8193,10 @@
         <w:rFonts w:hint="default"/>
       </w:rPr>
     </w:lvl>
-    <w:lvl w:ilvl="3" w:tentative="0">
+    <w:lvl w:ilvl="3">
       <w:start w:val="1"/>
       <w:numFmt w:val="decimal"/>
-      <w:pStyle w:val="5"/>
+      <w:pStyle w:val="Heading4"/>
       <w:lvlText w:val="%1.%2.%3.%4."/>
       <w:lvlJc w:val="left"/>
       <w:pPr>
@@ -8313,10 +8206,10 @@
         <w:rFonts w:hint="default"/>
       </w:rPr>
     </w:lvl>
-    <w:lvl w:ilvl="4" w:tentative="0">
+    <w:lvl w:ilvl="4">
       <w:start w:val="1"/>
       <w:numFmt w:val="decimal"/>
-      <w:pStyle w:val="6"/>
+      <w:pStyle w:val="Heading5"/>
       <w:lvlText w:val="%1.%2.%3.%4.%5."/>
       <w:lvlJc w:val="left"/>
       <w:pPr>
@@ -8326,10 +8219,10 @@
         <w:rFonts w:hint="default"/>
       </w:rPr>
     </w:lvl>
-    <w:lvl w:ilvl="5" w:tentative="0">
+    <w:lvl w:ilvl="5">
       <w:start w:val="1"/>
       <w:numFmt w:val="decimal"/>
-      <w:pStyle w:val="7"/>
+      <w:pStyle w:val="Heading6"/>
       <w:lvlText w:val="%1.%2.%3.%4.%5.%6."/>
       <w:lvlJc w:val="left"/>
       <w:pPr>
@@ -8339,10 +8232,10 @@
         <w:rFonts w:hint="default"/>
       </w:rPr>
     </w:lvl>
-    <w:lvl w:ilvl="6" w:tentative="0">
+    <w:lvl w:ilvl="6">
       <w:start w:val="1"/>
       <w:numFmt w:val="decimal"/>
-      <w:pStyle w:val="8"/>
+      <w:pStyle w:val="Heading7"/>
       <w:lvlText w:val="%1.%2.%3.%4.%5.%6.%7."/>
       <w:lvlJc w:val="left"/>
       <w:pPr>
@@ -8352,10 +8245,10 @@
         <w:rFonts w:hint="default"/>
       </w:rPr>
     </w:lvl>
-    <w:lvl w:ilvl="7" w:tentative="0">
+    <w:lvl w:ilvl="7">
       <w:start w:val="1"/>
       <w:numFmt w:val="decimal"/>
-      <w:pStyle w:val="9"/>
+      <w:pStyle w:val="Heading8"/>
       <w:lvlText w:val="%1.%2.%3.%4.%5.%6.%7.%8."/>
       <w:lvlJc w:val="left"/>
       <w:pPr>
@@ -8365,10 +8258,10 @@
         <w:rFonts w:hint="default"/>
       </w:rPr>
     </w:lvl>
-    <w:lvl w:ilvl="8" w:tentative="0">
+    <w:lvl w:ilvl="8">
       <w:start w:val="1"/>
       <w:numFmt w:val="decimal"/>
-      <w:pStyle w:val="10"/>
+      <w:pStyle w:val="Heading9"/>
       <w:lvlText w:val="%1.%2.%3.%4.%5.%6.%7.%8.%9."/>
       <w:lvlJc w:val="left"/>
       <w:pPr>
@@ -8386,269 +8279,267 @@
 </file>
 
 <file path=word/styles.xml><?xml version="1.0" encoding="utf-8"?>
-<w:styles xmlns:mc="http://schemas.openxmlformats.org/markup-compatibility/2006" xmlns:o="urn:schemas-microsoft-com:office:office" xmlns:r="http://schemas.openxmlformats.org/officeDocument/2006/relationships" xmlns:m="http://schemas.openxmlformats.org/officeDocument/2006/math" xmlns:v="urn:schemas-microsoft-com:vml" xmlns:w="http://schemas.openxmlformats.org/wordprocessingml/2006/main" xmlns:w14="http://schemas.microsoft.com/office/word/2010/wordml" xmlns:w10="urn:schemas-microsoft-com:office:word" xmlns:sl="http://schemas.openxmlformats.org/schemaLibrary/2006/main" xmlns:wpsCustomData="http://www.wps.cn/officeDocument/2013/wpsCustomData" mc:Ignorable="w14">
+<w:styles xmlns:mc="http://schemas.openxmlformats.org/markup-compatibility/2006" xmlns:r="http://schemas.openxmlformats.org/officeDocument/2006/relationships" xmlns:w="http://schemas.openxmlformats.org/wordprocessingml/2006/main" xmlns:w14="http://schemas.microsoft.com/office/word/2010/wordml" xmlns:w15="http://schemas.microsoft.com/office/word/2012/wordml" mc:Ignorable="w14 w15">
   <w:docDefaults>
     <w:rPrDefault>
       <w:rPr>
-        <w:rFonts w:ascii="Times New Roman" w:hAnsi="Times New Roman" w:eastAsia="宋体" w:cs="Times New Roman"/>
+        <w:rFonts w:ascii="Times New Roman" w:eastAsia="宋体" w:hAnsi="Times New Roman" w:cs="Times New Roman"/>
       </w:rPr>
     </w:rPrDefault>
     <w:pPrDefault/>
   </w:docDefaults>
-  <w:latentStyles w:count="260" w:defQFormat="0" w:defUnhideWhenUsed="1" w:defSemiHidden="1" w:defUIPriority="99" w:defLockedState="0">
-    <w:lsdException w:qFormat="1" w:unhideWhenUsed="0" w:uiPriority="0" w:semiHidden="0" w:name="Normal"/>
-    <w:lsdException w:qFormat="1" w:unhideWhenUsed="0" w:uiPriority="0" w:semiHidden="0" w:name="heading 1"/>
-    <w:lsdException w:qFormat="1" w:uiPriority="0" w:semiHidden="0" w:name="heading 2"/>
-    <w:lsdException w:qFormat="1" w:uiPriority="0" w:name="heading 3"/>
-    <w:lsdException w:qFormat="1" w:uiPriority="0" w:semiHidden="0" w:name="heading 4"/>
-    <w:lsdException w:qFormat="1" w:uiPriority="0" w:name="heading 5"/>
-    <w:lsdException w:qFormat="1" w:uiPriority="0" w:name="heading 6"/>
-    <w:lsdException w:qFormat="1" w:uiPriority="0" w:name="heading 7"/>
-    <w:lsdException w:qFormat="1" w:uiPriority="0" w:name="heading 8"/>
-    <w:lsdException w:qFormat="1" w:uiPriority="0" w:name="heading 9"/>
-    <w:lsdException w:unhideWhenUsed="0" w:uiPriority="0" w:semiHidden="0" w:name="index 1"/>
-    <w:lsdException w:unhideWhenUsed="0" w:uiPriority="0" w:semiHidden="0" w:name="index 2"/>
-    <w:lsdException w:unhideWhenUsed="0" w:uiPriority="0" w:semiHidden="0" w:name="index 3"/>
-    <w:lsdException w:unhideWhenUsed="0" w:uiPriority="0" w:semiHidden="0" w:name="index 4"/>
-    <w:lsdException w:unhideWhenUsed="0" w:uiPriority="0" w:semiHidden="0" w:name="index 5"/>
-    <w:lsdException w:unhideWhenUsed="0" w:uiPriority="0" w:semiHidden="0" w:name="index 6"/>
-    <w:lsdException w:unhideWhenUsed="0" w:uiPriority="0" w:semiHidden="0" w:name="index 7"/>
-    <w:lsdException w:unhideWhenUsed="0" w:uiPriority="0" w:semiHidden="0" w:name="index 8"/>
-    <w:lsdException w:unhideWhenUsed="0" w:uiPriority="0" w:semiHidden="0" w:name="index 9"/>
-    <w:lsdException w:qFormat="1" w:unhideWhenUsed="0" w:uiPriority="0" w:semiHidden="0" w:name="toc 1"/>
-    <w:lsdException w:qFormat="1" w:unhideWhenUsed="0" w:uiPriority="0" w:semiHidden="0" w:name="toc 2"/>
-    <w:lsdException w:qFormat="1" w:unhideWhenUsed="0" w:uiPriority="0" w:semiHidden="0" w:name="toc 3"/>
-    <w:lsdException w:unhideWhenUsed="0" w:uiPriority="0" w:semiHidden="0" w:name="toc 4"/>
-    <w:lsdException w:unhideWhenUsed="0" w:uiPriority="0" w:semiHidden="0" w:name="toc 5"/>
-    <w:lsdException w:unhideWhenUsed="0" w:uiPriority="0" w:semiHidden="0" w:name="toc 6"/>
-    <w:lsdException w:unhideWhenUsed="0" w:uiPriority="0" w:semiHidden="0" w:name="toc 7"/>
-    <w:lsdException w:unhideWhenUsed="0" w:uiPriority="0" w:semiHidden="0" w:name="toc 8"/>
-    <w:lsdException w:unhideWhenUsed="0" w:uiPriority="0" w:semiHidden="0" w:name="toc 9"/>
-    <w:lsdException w:unhideWhenUsed="0" w:uiPriority="0" w:semiHidden="0" w:name="Normal Indent"/>
-    <w:lsdException w:unhideWhenUsed="0" w:uiPriority="0" w:semiHidden="0" w:name="footnote text"/>
-    <w:lsdException w:qFormat="1" w:unhideWhenUsed="0" w:uiPriority="0" w:semiHidden="0" w:name="annotation text"/>
-    <w:lsdException w:qFormat="1" w:unhideWhenUsed="0" w:uiPriority="0" w:semiHidden="0" w:name="header"/>
-    <w:lsdException w:qFormat="1" w:unhideWhenUsed="0" w:uiPriority="0" w:semiHidden="0" w:name="footer"/>
-    <w:lsdException w:unhideWhenUsed="0" w:uiPriority="0" w:semiHidden="0" w:name="index heading"/>
-    <w:lsdException w:qFormat="1" w:uiPriority="0" w:name="caption"/>
-    <w:lsdException w:unhideWhenUsed="0" w:uiPriority="0" w:semiHidden="0" w:name="table of figures"/>
-    <w:lsdException w:unhideWhenUsed="0" w:uiPriority="0" w:semiHidden="0" w:name="envelope address"/>
-    <w:lsdException w:unhideWhenUsed="0" w:uiPriority="0" w:semiHidden="0" w:name="envelope return"/>
-    <w:lsdException w:unhideWhenUsed="0" w:uiPriority="0" w:semiHidden="0" w:name="footnote reference"/>
-    <w:lsdException w:unhideWhenUsed="0" w:uiPriority="0" w:semiHidden="0" w:name="annotation reference"/>
-    <w:lsdException w:unhideWhenUsed="0" w:uiPriority="0" w:semiHidden="0" w:name="line number"/>
-    <w:lsdException w:unhideWhenUsed="0" w:uiPriority="0" w:semiHidden="0" w:name="page number"/>
-    <w:lsdException w:unhideWhenUsed="0" w:uiPriority="0" w:semiHidden="0" w:name="endnote reference"/>
-    <w:lsdException w:unhideWhenUsed="0" w:uiPriority="0" w:semiHidden="0" w:name="endnote text"/>
-    <w:lsdException w:unhideWhenUsed="0" w:uiPriority="0" w:semiHidden="0" w:name="table of authorities"/>
-    <w:lsdException w:unhideWhenUsed="0" w:uiPriority="0" w:semiHidden="0" w:name="macro"/>
-    <w:lsdException w:unhideWhenUsed="0" w:uiPriority="0" w:semiHidden="0" w:name="toa heading"/>
-    <w:lsdException w:unhideWhenUsed="0" w:uiPriority="0" w:semiHidden="0" w:name="List"/>
-    <w:lsdException w:unhideWhenUsed="0" w:uiPriority="0" w:semiHidden="0" w:name="List Bullet"/>
-    <w:lsdException w:unhideWhenUsed="0" w:uiPriority="0" w:semiHidden="0" w:name="List Number"/>
-    <w:lsdException w:unhideWhenUsed="0" w:uiPriority="0" w:semiHidden="0" w:name="List 2"/>
-    <w:lsdException w:unhideWhenUsed="0" w:uiPriority="0" w:semiHidden="0" w:name="List 3"/>
-    <w:lsdException w:unhideWhenUsed="0" w:uiPriority="0" w:semiHidden="0" w:name="List 4"/>
-    <w:lsdException w:unhideWhenUsed="0" w:uiPriority="0" w:semiHidden="0" w:name="List 5"/>
-    <w:lsdException w:unhideWhenUsed="0" w:uiPriority="0" w:semiHidden="0" w:name="List Bullet 2"/>
-    <w:lsdException w:unhideWhenUsed="0" w:uiPriority="0" w:semiHidden="0" w:name="List Bullet 3"/>
-    <w:lsdException w:unhideWhenUsed="0" w:uiPriority="0" w:semiHidden="0" w:name="List Bullet 4"/>
-    <w:lsdException w:unhideWhenUsed="0" w:uiPriority="0" w:semiHidden="0" w:name="List Bullet 5"/>
-    <w:lsdException w:unhideWhenUsed="0" w:uiPriority="0" w:semiHidden="0" w:name="List Number 2"/>
-    <w:lsdException w:unhideWhenUsed="0" w:uiPriority="0" w:semiHidden="0" w:name="List Number 3"/>
-    <w:lsdException w:unhideWhenUsed="0" w:uiPriority="0" w:semiHidden="0" w:name="List Number 4"/>
-    <w:lsdException w:unhideWhenUsed="0" w:uiPriority="0" w:semiHidden="0" w:name="List Number 5"/>
-    <w:lsdException w:qFormat="1" w:unhideWhenUsed="0" w:uiPriority="0" w:semiHidden="0" w:name="Title"/>
-    <w:lsdException w:unhideWhenUsed="0" w:uiPriority="0" w:semiHidden="0" w:name="Closing"/>
-    <w:lsdException w:unhideWhenUsed="0" w:uiPriority="0" w:semiHidden="0" w:name="Signature"/>
-    <w:lsdException w:qFormat="1" w:unhideWhenUsed="0" w:uiPriority="0" w:name="Default Paragraph Font"/>
-    <w:lsdException w:qFormat="1" w:unhideWhenUsed="0" w:uiPriority="0" w:name="Body Text"/>
-    <w:lsdException w:unhideWhenUsed="0" w:uiPriority="0" w:semiHidden="0" w:name="Body Text Indent"/>
-    <w:lsdException w:unhideWhenUsed="0" w:uiPriority="0" w:semiHidden="0" w:name="List Continue"/>
-    <w:lsdException w:unhideWhenUsed="0" w:uiPriority="0" w:semiHidden="0" w:name="List Continue 2"/>
-    <w:lsdException w:unhideWhenUsed="0" w:uiPriority="0" w:semiHidden="0" w:name="List Continue 3"/>
-    <w:lsdException w:unhideWhenUsed="0" w:uiPriority="0" w:semiHidden="0" w:name="List Continue 4"/>
-    <w:lsdException w:unhideWhenUsed="0" w:uiPriority="0" w:semiHidden="0" w:name="List Continue 5"/>
-    <w:lsdException w:unhideWhenUsed="0" w:uiPriority="0" w:semiHidden="0" w:name="Message Header"/>
-    <w:lsdException w:qFormat="1" w:unhideWhenUsed="0" w:uiPriority="0" w:semiHidden="0" w:name="Subtitle"/>
-    <w:lsdException w:unhideWhenUsed="0" w:uiPriority="0" w:semiHidden="0" w:name="Salutation"/>
-    <w:lsdException w:unhideWhenUsed="0" w:uiPriority="0" w:semiHidden="0" w:name="Date"/>
-    <w:lsdException w:unhideWhenUsed="0" w:uiPriority="0" w:semiHidden="0" w:name="Body Text First Indent"/>
-    <w:lsdException w:unhideWhenUsed="0" w:uiPriority="0" w:semiHidden="0" w:name="Body Text First Indent 2"/>
-    <w:lsdException w:uiPriority="99" w:name="Note Heading"/>
-    <w:lsdException w:unhideWhenUsed="0" w:uiPriority="0" w:semiHidden="0" w:name="Body Text 2"/>
-    <w:lsdException w:unhideWhenUsed="0" w:uiPriority="0" w:semiHidden="0" w:name="Body Text 3"/>
-    <w:lsdException w:unhideWhenUsed="0" w:uiPriority="0" w:semiHidden="0" w:name="Body Text Indent 2"/>
-    <w:lsdException w:unhideWhenUsed="0" w:uiPriority="0" w:semiHidden="0" w:name="Body Text Indent 3"/>
-    <w:lsdException w:unhideWhenUsed="0" w:uiPriority="0" w:semiHidden="0" w:name="Block Text"/>
-    <w:lsdException w:unhideWhenUsed="0" w:uiPriority="0" w:semiHidden="0" w:name="Hyperlink"/>
-    <w:lsdException w:unhideWhenUsed="0" w:uiPriority="0" w:semiHidden="0" w:name="FollowedHyperlink"/>
-    <w:lsdException w:qFormat="1" w:unhideWhenUsed="0" w:uiPriority="0" w:semiHidden="0" w:name="Strong"/>
-    <w:lsdException w:qFormat="1" w:unhideWhenUsed="0" w:uiPriority="0" w:semiHidden="0" w:name="Emphasis"/>
-    <w:lsdException w:unhideWhenUsed="0" w:uiPriority="0" w:semiHidden="0" w:name="Document Map"/>
-    <w:lsdException w:unhideWhenUsed="0" w:uiPriority="0" w:semiHidden="0" w:name="Plain Text"/>
-    <w:lsdException w:unhideWhenUsed="0" w:uiPriority="0" w:semiHidden="0" w:name="E-mail Signature"/>
-    <w:lsdException w:qFormat="1" w:unhideWhenUsed="0" w:uiPriority="0" w:semiHidden="0" w:name="Normal (Web)"/>
-    <w:lsdException w:unhideWhenUsed="0" w:uiPriority="0" w:semiHidden="0" w:name="HTML Acronym"/>
-    <w:lsdException w:unhideWhenUsed="0" w:uiPriority="0" w:semiHidden="0" w:name="HTML Address"/>
-    <w:lsdException w:unhideWhenUsed="0" w:uiPriority="0" w:semiHidden="0" w:name="HTML Cite"/>
-    <w:lsdException w:unhideWhenUsed="0" w:uiPriority="0" w:semiHidden="0" w:name="HTML Code"/>
-    <w:lsdException w:unhideWhenUsed="0" w:uiPriority="0" w:semiHidden="0" w:name="HTML Definition"/>
-    <w:lsdException w:unhideWhenUsed="0" w:uiPriority="0" w:semiHidden="0" w:name="HTML Keyboard"/>
-    <w:lsdException w:unhideWhenUsed="0" w:uiPriority="0" w:semiHidden="0" w:name="HTML Preformatted"/>
-    <w:lsdException w:unhideWhenUsed="0" w:uiPriority="0" w:semiHidden="0" w:name="HTML Sample"/>
-    <w:lsdException w:unhideWhenUsed="0" w:uiPriority="0" w:semiHidden="0" w:name="HTML Typewriter"/>
-    <w:lsdException w:unhideWhenUsed="0" w:uiPriority="0" w:semiHidden="0" w:name="HTML Variable"/>
-    <w:lsdException w:qFormat="1" w:unhideWhenUsed="0" w:uiPriority="0" w:name="Normal Table"/>
-    <w:lsdException w:unhideWhenUsed="0" w:uiPriority="0" w:semiHidden="0" w:name="annotation subject"/>
-    <w:lsdException w:unhideWhenUsed="0" w:uiPriority="0" w:semiHidden="0" w:name="Table Simple 1"/>
-    <w:lsdException w:unhideWhenUsed="0" w:uiPriority="0" w:semiHidden="0" w:name="Table Simple 2"/>
-    <w:lsdException w:unhideWhenUsed="0" w:uiPriority="0" w:semiHidden="0" w:name="Table Simple 3"/>
-    <w:lsdException w:unhideWhenUsed="0" w:uiPriority="0" w:semiHidden="0" w:name="Table Classic 1"/>
-    <w:lsdException w:unhideWhenUsed="0" w:uiPriority="0" w:semiHidden="0" w:name="Table Classic 2"/>
-    <w:lsdException w:unhideWhenUsed="0" w:uiPriority="0" w:semiHidden="0" w:name="Table Classic 3"/>
-    <w:lsdException w:unhideWhenUsed="0" w:uiPriority="0" w:semiHidden="0" w:name="Table Classic 4"/>
-    <w:lsdException w:unhideWhenUsed="0" w:uiPriority="0" w:semiHidden="0" w:name="Table Colorful 1"/>
-    <w:lsdException w:unhideWhenUsed="0" w:uiPriority="0" w:semiHidden="0" w:name="Table Colorful 2"/>
-    <w:lsdException w:unhideWhenUsed="0" w:uiPriority="0" w:semiHidden="0" w:name="Table Colorful 3"/>
-    <w:lsdException w:unhideWhenUsed="0" w:uiPriority="0" w:semiHidden="0" w:name="Table Columns 1"/>
-    <w:lsdException w:unhideWhenUsed="0" w:uiPriority="0" w:semiHidden="0" w:name="Table Columns 2"/>
-    <w:lsdException w:unhideWhenUsed="0" w:uiPriority="0" w:semiHidden="0" w:name="Table Columns 3"/>
-    <w:lsdException w:unhideWhenUsed="0" w:uiPriority="0" w:semiHidden="0" w:name="Table Columns 4"/>
-    <w:lsdException w:unhideWhenUsed="0" w:uiPriority="0" w:semiHidden="0" w:name="Table Columns 5"/>
-    <w:lsdException w:unhideWhenUsed="0" w:uiPriority="0" w:semiHidden="0" w:name="Table Grid 1"/>
-    <w:lsdException w:unhideWhenUsed="0" w:uiPriority="0" w:semiHidden="0" w:name="Table Grid 2"/>
-    <w:lsdException w:unhideWhenUsed="0" w:uiPriority="0" w:semiHidden="0" w:name="Table Grid 3"/>
-    <w:lsdException w:unhideWhenUsed="0" w:uiPriority="0" w:semiHidden="0" w:name="Table Grid 4"/>
-    <w:lsdException w:unhideWhenUsed="0" w:uiPriority="0" w:semiHidden="0" w:name="Table Grid 5"/>
-    <w:lsdException w:unhideWhenUsed="0" w:uiPriority="0" w:semiHidden="0" w:name="Table Grid 6"/>
-    <w:lsdException w:unhideWhenUsed="0" w:uiPriority="0" w:semiHidden="0" w:name="Table Grid 7"/>
-    <w:lsdException w:unhideWhenUsed="0" w:uiPriority="0" w:semiHidden="0" w:name="Table Grid 8"/>
-    <w:lsdException w:unhideWhenUsed="0" w:uiPriority="0" w:semiHidden="0" w:name="Table List 1"/>
-    <w:lsdException w:unhideWhenUsed="0" w:uiPriority="0" w:semiHidden="0" w:name="Table List 2"/>
-    <w:lsdException w:unhideWhenUsed="0" w:uiPriority="0" w:semiHidden="0" w:name="Table List 3"/>
-    <w:lsdException w:unhideWhenUsed="0" w:uiPriority="0" w:semiHidden="0" w:name="Table List 4"/>
-    <w:lsdException w:unhideWhenUsed="0" w:uiPriority="0" w:semiHidden="0" w:name="Table List 5"/>
-    <w:lsdException w:unhideWhenUsed="0" w:uiPriority="0" w:semiHidden="0" w:name="Table List 6"/>
-    <w:lsdException w:unhideWhenUsed="0" w:uiPriority="0" w:semiHidden="0" w:name="Table List 7"/>
-    <w:lsdException w:unhideWhenUsed="0" w:uiPriority="0" w:semiHidden="0" w:name="Table List 8"/>
-    <w:lsdException w:unhideWhenUsed="0" w:uiPriority="0" w:semiHidden="0" w:name="Table 3D effects 1"/>
-    <w:lsdException w:unhideWhenUsed="0" w:uiPriority="0" w:semiHidden="0" w:name="Table 3D effects 2"/>
-    <w:lsdException w:unhideWhenUsed="0" w:uiPriority="0" w:semiHidden="0" w:name="Table 3D effects 3"/>
-    <w:lsdException w:unhideWhenUsed="0" w:uiPriority="0" w:semiHidden="0" w:name="Table Contemporary"/>
-    <w:lsdException w:unhideWhenUsed="0" w:uiPriority="0" w:semiHidden="0" w:name="Table Elegant"/>
-    <w:lsdException w:unhideWhenUsed="0" w:uiPriority="0" w:semiHidden="0" w:name="Table Professional"/>
-    <w:lsdException w:unhideWhenUsed="0" w:uiPriority="0" w:semiHidden="0" w:name="Table Subtle 1"/>
-    <w:lsdException w:unhideWhenUsed="0" w:uiPriority="0" w:semiHidden="0" w:name="Table Subtle 2"/>
-    <w:lsdException w:unhideWhenUsed="0" w:uiPriority="0" w:semiHidden="0" w:name="Table Web 1"/>
-    <w:lsdException w:unhideWhenUsed="0" w:uiPriority="0" w:semiHidden="0" w:name="Table Web 2"/>
-    <w:lsdException w:unhideWhenUsed="0" w:uiPriority="0" w:semiHidden="0" w:name="Table Web 3"/>
-    <w:lsdException w:unhideWhenUsed="0" w:uiPriority="0" w:semiHidden="0" w:name="Balloon Text"/>
-    <w:lsdException w:qFormat="1" w:unhideWhenUsed="0" w:uiPriority="0" w:semiHidden="0" w:name="Table Grid"/>
-    <w:lsdException w:unhideWhenUsed="0" w:uiPriority="0" w:semiHidden="0" w:name="Table Theme"/>
-    <w:lsdException w:unhideWhenUsed="0" w:uiPriority="60" w:semiHidden="0" w:name="Light Shading"/>
-    <w:lsdException w:unhideWhenUsed="0" w:uiPriority="61" w:semiHidden="0" w:name="Light List"/>
-    <w:lsdException w:unhideWhenUsed="0" w:uiPriority="62" w:semiHidden="0" w:name="Light Grid"/>
-    <w:lsdException w:unhideWhenUsed="0" w:uiPriority="63" w:semiHidden="0" w:name="Medium Shading 1"/>
-    <w:lsdException w:unhideWhenUsed="0" w:uiPriority="64" w:semiHidden="0" w:name="Medium Shading 2"/>
-    <w:lsdException w:unhideWhenUsed="0" w:uiPriority="65" w:semiHidden="0" w:name="Medium List 1"/>
-    <w:lsdException w:unhideWhenUsed="0" w:uiPriority="66" w:semiHidden="0" w:name="Medium List 2"/>
-    <w:lsdException w:unhideWhenUsed="0" w:uiPriority="67" w:semiHidden="0" w:name="Medium Grid 1"/>
-    <w:lsdException w:unhideWhenUsed="0" w:uiPriority="68" w:semiHidden="0" w:name="Medium Grid 2"/>
-    <w:lsdException w:unhideWhenUsed="0" w:uiPriority="69" w:semiHidden="0" w:name="Medium Grid 3"/>
-    <w:lsdException w:unhideWhenUsed="0" w:uiPriority="70" w:semiHidden="0" w:name="Dark List"/>
-    <w:lsdException w:unhideWhenUsed="0" w:uiPriority="71" w:semiHidden="0" w:name="Colorful Shading"/>
-    <w:lsdException w:unhideWhenUsed="0" w:uiPriority="72" w:semiHidden="0" w:name="Colorful List"/>
-    <w:lsdException w:unhideWhenUsed="0" w:uiPriority="73" w:semiHidden="0" w:name="Colorful Grid"/>
-    <w:lsdException w:unhideWhenUsed="0" w:uiPriority="60" w:semiHidden="0" w:name="Light Shading Accent 1"/>
-    <w:lsdException w:unhideWhenUsed="0" w:uiPriority="61" w:semiHidden="0" w:name="Light List Accent 1"/>
-    <w:lsdException w:unhideWhenUsed="0" w:uiPriority="62" w:semiHidden="0" w:name="Light Grid Accent 1"/>
-    <w:lsdException w:unhideWhenUsed="0" w:uiPriority="63" w:semiHidden="0" w:name="Medium Shading 1 Accent 1"/>
-    <w:lsdException w:unhideWhenUsed="0" w:uiPriority="64" w:semiHidden="0" w:name="Medium Shading 2 Accent 1"/>
-    <w:lsdException w:unhideWhenUsed="0" w:uiPriority="65" w:semiHidden="0" w:name="Medium List 1 Accent 1"/>
-    <w:lsdException w:unhideWhenUsed="0" w:uiPriority="66" w:semiHidden="0" w:name="Medium List 2 Accent 1"/>
-    <w:lsdException w:unhideWhenUsed="0" w:uiPriority="67" w:semiHidden="0" w:name="Medium Grid 1 Accent 1"/>
-    <w:lsdException w:unhideWhenUsed="0" w:uiPriority="68" w:semiHidden="0" w:name="Medium Grid 2 Accent 1"/>
-    <w:lsdException w:unhideWhenUsed="0" w:uiPriority="69" w:semiHidden="0" w:name="Medium Grid 3 Accent 1"/>
-    <w:lsdException w:unhideWhenUsed="0" w:uiPriority="70" w:semiHidden="0" w:name="Dark List Accent 1"/>
-    <w:lsdException w:unhideWhenUsed="0" w:uiPriority="71" w:semiHidden="0" w:name="Colorful Shading Accent 1"/>
-    <w:lsdException w:unhideWhenUsed="0" w:uiPriority="72" w:semiHidden="0" w:name="Colorful List Accent 1"/>
-    <w:lsdException w:unhideWhenUsed="0" w:uiPriority="73" w:semiHidden="0" w:name="Colorful Grid Accent 1"/>
-    <w:lsdException w:unhideWhenUsed="0" w:uiPriority="60" w:semiHidden="0" w:name="Light Shading Accent 2"/>
-    <w:lsdException w:unhideWhenUsed="0" w:uiPriority="61" w:semiHidden="0" w:name="Light List Accent 2"/>
-    <w:lsdException w:unhideWhenUsed="0" w:uiPriority="62" w:semiHidden="0" w:name="Light Grid Accent 2"/>
-    <w:lsdException w:unhideWhenUsed="0" w:uiPriority="63" w:semiHidden="0" w:name="Medium Shading 1 Accent 2"/>
-    <w:lsdException w:unhideWhenUsed="0" w:uiPriority="64" w:semiHidden="0" w:name="Medium Shading 2 Accent 2"/>
-    <w:lsdException w:unhideWhenUsed="0" w:uiPriority="65" w:semiHidden="0" w:name="Medium List 1 Accent 2"/>
-    <w:lsdException w:unhideWhenUsed="0" w:uiPriority="66" w:semiHidden="0" w:name="Medium List 2 Accent 2"/>
-    <w:lsdException w:unhideWhenUsed="0" w:uiPriority="67" w:semiHidden="0" w:name="Medium Grid 1 Accent 2"/>
-    <w:lsdException w:unhideWhenUsed="0" w:uiPriority="68" w:semiHidden="0" w:name="Medium Grid 2 Accent 2"/>
-    <w:lsdException w:unhideWhenUsed="0" w:uiPriority="69" w:semiHidden="0" w:name="Medium Grid 3 Accent 2"/>
-    <w:lsdException w:unhideWhenUsed="0" w:uiPriority="70" w:semiHidden="0" w:name="Dark List Accent 2"/>
-    <w:lsdException w:unhideWhenUsed="0" w:uiPriority="71" w:semiHidden="0" w:name="Colorful Shading Accent 2"/>
-    <w:lsdException w:unhideWhenUsed="0" w:uiPriority="72" w:semiHidden="0" w:name="Colorful List Accent 2"/>
-    <w:lsdException w:unhideWhenUsed="0" w:uiPriority="73" w:semiHidden="0" w:name="Colorful Grid Accent 2"/>
-    <w:lsdException w:unhideWhenUsed="0" w:uiPriority="60" w:semiHidden="0" w:name="Light Shading Accent 3"/>
-    <w:lsdException w:unhideWhenUsed="0" w:uiPriority="61" w:semiHidden="0" w:name="Light List Accent 3"/>
-    <w:lsdException w:unhideWhenUsed="0" w:uiPriority="62" w:semiHidden="0" w:name="Light Grid Accent 3"/>
-    <w:lsdException w:unhideWhenUsed="0" w:uiPriority="63" w:semiHidden="0" w:name="Medium Shading 1 Accent 3"/>
-    <w:lsdException w:unhideWhenUsed="0" w:uiPriority="64" w:semiHidden="0" w:name="Medium Shading 2 Accent 3"/>
-    <w:lsdException w:unhideWhenUsed="0" w:uiPriority="65" w:semiHidden="0" w:name="Medium List 1 Accent 3"/>
-    <w:lsdException w:unhideWhenUsed="0" w:uiPriority="66" w:semiHidden="0" w:name="Medium List 2 Accent 3"/>
-    <w:lsdException w:unhideWhenUsed="0" w:uiPriority="67" w:semiHidden="0" w:name="Medium Grid 1 Accent 3"/>
-    <w:lsdException w:unhideWhenUsed="0" w:uiPriority="68" w:semiHidden="0" w:name="Medium Grid 2 Accent 3"/>
-    <w:lsdException w:unhideWhenUsed="0" w:uiPriority="69" w:semiHidden="0" w:name="Medium Grid 3 Accent 3"/>
-    <w:lsdException w:unhideWhenUsed="0" w:uiPriority="70" w:semiHidden="0" w:name="Dark List Accent 3"/>
-    <w:lsdException w:unhideWhenUsed="0" w:uiPriority="71" w:semiHidden="0" w:name="Colorful Shading Accent 3"/>
-    <w:lsdException w:unhideWhenUsed="0" w:uiPriority="72" w:semiHidden="0" w:name="Colorful List Accent 3"/>
-    <w:lsdException w:unhideWhenUsed="0" w:uiPriority="73" w:semiHidden="0" w:name="Colorful Grid Accent 3"/>
-    <w:lsdException w:unhideWhenUsed="0" w:uiPriority="60" w:semiHidden="0" w:name="Light Shading Accent 4"/>
-    <w:lsdException w:unhideWhenUsed="0" w:uiPriority="61" w:semiHidden="0" w:name="Light List Accent 4"/>
-    <w:lsdException w:unhideWhenUsed="0" w:uiPriority="62" w:semiHidden="0" w:name="Light Grid Accent 4"/>
-    <w:lsdException w:unhideWhenUsed="0" w:uiPriority="63" w:semiHidden="0" w:name="Medium Shading 1 Accent 4"/>
-    <w:lsdException w:unhideWhenUsed="0" w:uiPriority="64" w:semiHidden="0" w:name="Medium Shading 2 Accent 4"/>
-    <w:lsdException w:unhideWhenUsed="0" w:uiPriority="65" w:semiHidden="0" w:name="Medium List 1 Accent 4"/>
-    <w:lsdException w:unhideWhenUsed="0" w:uiPriority="66" w:semiHidden="0" w:name="Medium List 2 Accent 4"/>
-    <w:lsdException w:unhideWhenUsed="0" w:uiPriority="67" w:semiHidden="0" w:name="Medium Grid 1 Accent 4"/>
-    <w:lsdException w:unhideWhenUsed="0" w:uiPriority="68" w:semiHidden="0" w:name="Medium Grid 2 Accent 4"/>
-    <w:lsdException w:unhideWhenUsed="0" w:uiPriority="69" w:semiHidden="0" w:name="Medium Grid 3 Accent 4"/>
-    <w:lsdException w:unhideWhenUsed="0" w:uiPriority="70" w:semiHidden="0" w:name="Dark List Accent 4"/>
-    <w:lsdException w:unhideWhenUsed="0" w:uiPriority="71" w:semiHidden="0" w:name="Colorful Shading Accent 4"/>
-    <w:lsdException w:unhideWhenUsed="0" w:uiPriority="72" w:semiHidden="0" w:name="Colorful List Accent 4"/>
-    <w:lsdException w:unhideWhenUsed="0" w:uiPriority="73" w:semiHidden="0" w:name="Colorful Grid Accent 4"/>
-    <w:lsdException w:unhideWhenUsed="0" w:uiPriority="60" w:semiHidden="0" w:name="Light Shading Accent 5"/>
-    <w:lsdException w:unhideWhenUsed="0" w:uiPriority="61" w:semiHidden="0" w:name="Light List Accent 5"/>
-    <w:lsdException w:unhideWhenUsed="0" w:uiPriority="62" w:semiHidden="0" w:name="Light Grid Accent 5"/>
-    <w:lsdException w:unhideWhenUsed="0" w:uiPriority="63" w:semiHidden="0" w:name="Medium Shading 1 Accent 5"/>
-    <w:lsdException w:unhideWhenUsed="0" w:uiPriority="64" w:semiHidden="0" w:name="Medium Shading 2 Accent 5"/>
-    <w:lsdException w:unhideWhenUsed="0" w:uiPriority="65" w:semiHidden="0" w:name="Medium List 1 Accent 5"/>
-    <w:lsdException w:unhideWhenUsed="0" w:uiPriority="66" w:semiHidden="0" w:name="Medium List 2 Accent 5"/>
-    <w:lsdException w:unhideWhenUsed="0" w:uiPriority="67" w:semiHidden="0" w:name="Medium Grid 1 Accent 5"/>
-    <w:lsdException w:unhideWhenUsed="0" w:uiPriority="68" w:semiHidden="0" w:name="Medium Grid 2 Accent 5"/>
-    <w:lsdException w:unhideWhenUsed="0" w:uiPriority="69" w:semiHidden="0" w:name="Medium Grid 3 Accent 5"/>
-    <w:lsdException w:unhideWhenUsed="0" w:uiPriority="70" w:semiHidden="0" w:name="Dark List Accent 5"/>
-    <w:lsdException w:unhideWhenUsed="0" w:uiPriority="71" w:semiHidden="0" w:name="Colorful Shading Accent 5"/>
-    <w:lsdException w:unhideWhenUsed="0" w:uiPriority="72" w:semiHidden="0" w:name="Colorful List Accent 5"/>
-    <w:lsdException w:unhideWhenUsed="0" w:uiPriority="73" w:semiHidden="0" w:name="Colorful Grid Accent 5"/>
-    <w:lsdException w:unhideWhenUsed="0" w:uiPriority="60" w:semiHidden="0" w:name="Light Shading Accent 6"/>
-    <w:lsdException w:unhideWhenUsed="0" w:uiPriority="61" w:semiHidden="0" w:name="Light List Accent 6"/>
-    <w:lsdException w:unhideWhenUsed="0" w:uiPriority="62" w:semiHidden="0" w:name="Light Grid Accent 6"/>
-    <w:lsdException w:unhideWhenUsed="0" w:uiPriority="63" w:semiHidden="0" w:name="Medium Shading 1 Accent 6"/>
-    <w:lsdException w:unhideWhenUsed="0" w:uiPriority="64" w:semiHidden="0" w:name="Medium Shading 2 Accent 6"/>
-    <w:lsdException w:unhideWhenUsed="0" w:uiPriority="65" w:semiHidden="0" w:name="Medium List 1 Accent 6"/>
-    <w:lsdException w:unhideWhenUsed="0" w:uiPriority="66" w:semiHidden="0" w:name="Medium List 2 Accent 6"/>
-    <w:lsdException w:unhideWhenUsed="0" w:uiPriority="67" w:semiHidden="0" w:name="Medium Grid 1 Accent 6"/>
-    <w:lsdException w:unhideWhenUsed="0" w:uiPriority="68" w:semiHidden="0" w:name="Medium Grid 2 Accent 6"/>
-    <w:lsdException w:unhideWhenUsed="0" w:uiPriority="69" w:semiHidden="0" w:name="Medium Grid 3 Accent 6"/>
-    <w:lsdException w:unhideWhenUsed="0" w:uiPriority="70" w:semiHidden="0" w:name="Dark List Accent 6"/>
-    <w:lsdException w:unhideWhenUsed="0" w:uiPriority="71" w:semiHidden="0" w:name="Colorful Shading Accent 6"/>
-    <w:lsdException w:unhideWhenUsed="0" w:uiPriority="72" w:semiHidden="0" w:name="Colorful List Accent 6"/>
-    <w:lsdException w:unhideWhenUsed="0" w:uiPriority="73" w:semiHidden="0" w:name="Colorful Grid Accent 6"/>
+  <w:latentStyles w:defLockedState="0" w:defUIPriority="99" w:defSemiHidden="1" w:defUnhideWhenUsed="1" w:defQFormat="0" w:count="260">
+    <w:lsdException w:name="Normal" w:semiHidden="0" w:uiPriority="0" w:unhideWhenUsed="0" w:qFormat="1"/>
+    <w:lsdException w:name="heading 1" w:semiHidden="0" w:uiPriority="0" w:unhideWhenUsed="0" w:qFormat="1"/>
+    <w:lsdException w:name="heading 2" w:semiHidden="0" w:uiPriority="0" w:qFormat="1"/>
+    <w:lsdException w:name="heading 3" w:uiPriority="0" w:qFormat="1"/>
+    <w:lsdException w:name="heading 4" w:semiHidden="0" w:uiPriority="0" w:qFormat="1"/>
+    <w:lsdException w:name="heading 5" w:uiPriority="0" w:qFormat="1"/>
+    <w:lsdException w:name="heading 6" w:uiPriority="0" w:qFormat="1"/>
+    <w:lsdException w:name="heading 7" w:uiPriority="0" w:qFormat="1"/>
+    <w:lsdException w:name="heading 8" w:uiPriority="0" w:qFormat="1"/>
+    <w:lsdException w:name="heading 9" w:uiPriority="0" w:qFormat="1"/>
+    <w:lsdException w:name="index 1" w:semiHidden="0" w:uiPriority="0" w:unhideWhenUsed="0"/>
+    <w:lsdException w:name="index 2" w:semiHidden="0" w:uiPriority="0" w:unhideWhenUsed="0"/>
+    <w:lsdException w:name="index 3" w:semiHidden="0" w:uiPriority="0" w:unhideWhenUsed="0"/>
+    <w:lsdException w:name="index 4" w:semiHidden="0" w:uiPriority="0" w:unhideWhenUsed="0"/>
+    <w:lsdException w:name="index 5" w:semiHidden="0" w:uiPriority="0" w:unhideWhenUsed="0"/>
+    <w:lsdException w:name="index 6" w:semiHidden="0" w:uiPriority="0" w:unhideWhenUsed="0"/>
+    <w:lsdException w:name="index 7" w:semiHidden="0" w:uiPriority="0" w:unhideWhenUsed="0"/>
+    <w:lsdException w:name="index 8" w:semiHidden="0" w:uiPriority="0" w:unhideWhenUsed="0"/>
+    <w:lsdException w:name="index 9" w:semiHidden="0" w:uiPriority="0" w:unhideWhenUsed="0"/>
+    <w:lsdException w:name="toc 1" w:semiHidden="0" w:uiPriority="0" w:unhideWhenUsed="0" w:qFormat="1"/>
+    <w:lsdException w:name="toc 2" w:semiHidden="0" w:uiPriority="0" w:unhideWhenUsed="0" w:qFormat="1"/>
+    <w:lsdException w:name="toc 3" w:semiHidden="0" w:uiPriority="0" w:unhideWhenUsed="0" w:qFormat="1"/>
+    <w:lsdException w:name="toc 4" w:semiHidden="0" w:uiPriority="0" w:unhideWhenUsed="0"/>
+    <w:lsdException w:name="toc 5" w:semiHidden="0" w:uiPriority="0" w:unhideWhenUsed="0"/>
+    <w:lsdException w:name="toc 6" w:semiHidden="0" w:uiPriority="0" w:unhideWhenUsed="0"/>
+    <w:lsdException w:name="toc 7" w:semiHidden="0" w:uiPriority="0" w:unhideWhenUsed="0"/>
+    <w:lsdException w:name="toc 8" w:semiHidden="0" w:uiPriority="0" w:unhideWhenUsed="0"/>
+    <w:lsdException w:name="toc 9" w:semiHidden="0" w:uiPriority="0" w:unhideWhenUsed="0"/>
+    <w:lsdException w:name="Normal Indent" w:semiHidden="0" w:uiPriority="0" w:unhideWhenUsed="0"/>
+    <w:lsdException w:name="footnote text" w:semiHidden="0" w:uiPriority="0" w:unhideWhenUsed="0"/>
+    <w:lsdException w:name="annotation text" w:semiHidden="0" w:uiPriority="0" w:unhideWhenUsed="0" w:qFormat="1"/>
+    <w:lsdException w:name="header" w:semiHidden="0" w:uiPriority="0" w:unhideWhenUsed="0" w:qFormat="1"/>
+    <w:lsdException w:name="footer" w:semiHidden="0" w:uiPriority="0" w:unhideWhenUsed="0" w:qFormat="1"/>
+    <w:lsdException w:name="index heading" w:semiHidden="0" w:uiPriority="0" w:unhideWhenUsed="0"/>
+    <w:lsdException w:name="caption" w:uiPriority="0" w:qFormat="1"/>
+    <w:lsdException w:name="table of figures" w:semiHidden="0" w:uiPriority="0" w:unhideWhenUsed="0"/>
+    <w:lsdException w:name="envelope address" w:semiHidden="0" w:uiPriority="0" w:unhideWhenUsed="0"/>
+    <w:lsdException w:name="envelope return" w:semiHidden="0" w:uiPriority="0" w:unhideWhenUsed="0"/>
+    <w:lsdException w:name="footnote reference" w:semiHidden="0" w:uiPriority="0" w:unhideWhenUsed="0"/>
+    <w:lsdException w:name="annotation reference" w:semiHidden="0" w:uiPriority="0" w:unhideWhenUsed="0"/>
+    <w:lsdException w:name="line number" w:semiHidden="0" w:uiPriority="0" w:unhideWhenUsed="0"/>
+    <w:lsdException w:name="page number" w:semiHidden="0" w:uiPriority="0" w:unhideWhenUsed="0"/>
+    <w:lsdException w:name="endnote reference" w:semiHidden="0" w:uiPriority="0" w:unhideWhenUsed="0"/>
+    <w:lsdException w:name="endnote text" w:semiHidden="0" w:uiPriority="0" w:unhideWhenUsed="0"/>
+    <w:lsdException w:name="table of authorities" w:semiHidden="0" w:uiPriority="0" w:unhideWhenUsed="0"/>
+    <w:lsdException w:name="macro" w:semiHidden="0" w:uiPriority="0" w:unhideWhenUsed="0"/>
+    <w:lsdException w:name="toa heading" w:semiHidden="0" w:uiPriority="0" w:unhideWhenUsed="0"/>
+    <w:lsdException w:name="List" w:semiHidden="0" w:uiPriority="0" w:unhideWhenUsed="0"/>
+    <w:lsdException w:name="List Bullet" w:semiHidden="0" w:uiPriority="0" w:unhideWhenUsed="0"/>
+    <w:lsdException w:name="List Number" w:semiHidden="0" w:uiPriority="0" w:unhideWhenUsed="0"/>
+    <w:lsdException w:name="List 2" w:semiHidden="0" w:uiPriority="0" w:unhideWhenUsed="0"/>
+    <w:lsdException w:name="List 3" w:semiHidden="0" w:uiPriority="0" w:unhideWhenUsed="0"/>
+    <w:lsdException w:name="List 4" w:semiHidden="0" w:uiPriority="0" w:unhideWhenUsed="0"/>
+    <w:lsdException w:name="List 5" w:semiHidden="0" w:uiPriority="0" w:unhideWhenUsed="0"/>
+    <w:lsdException w:name="List Bullet 2" w:semiHidden="0" w:uiPriority="0" w:unhideWhenUsed="0"/>
+    <w:lsdException w:name="List Bullet 3" w:semiHidden="0" w:uiPriority="0" w:unhideWhenUsed="0"/>
+    <w:lsdException w:name="List Bullet 4" w:semiHidden="0" w:uiPriority="0" w:unhideWhenUsed="0"/>
+    <w:lsdException w:name="List Bullet 5" w:semiHidden="0" w:uiPriority="0" w:unhideWhenUsed="0"/>
+    <w:lsdException w:name="List Number 2" w:semiHidden="0" w:uiPriority="0" w:unhideWhenUsed="0"/>
+    <w:lsdException w:name="List Number 3" w:semiHidden="0" w:uiPriority="0" w:unhideWhenUsed="0"/>
+    <w:lsdException w:name="List Number 4" w:semiHidden="0" w:uiPriority="0" w:unhideWhenUsed="0"/>
+    <w:lsdException w:name="List Number 5" w:semiHidden="0" w:uiPriority="0" w:unhideWhenUsed="0"/>
+    <w:lsdException w:name="Title" w:semiHidden="0" w:uiPriority="0" w:unhideWhenUsed="0" w:qFormat="1"/>
+    <w:lsdException w:name="Closing" w:semiHidden="0" w:uiPriority="0" w:unhideWhenUsed="0"/>
+    <w:lsdException w:name="Signature" w:semiHidden="0" w:uiPriority="0" w:unhideWhenUsed="0"/>
+    <w:lsdException w:name="Default Paragraph Font" w:uiPriority="0" w:unhideWhenUsed="0" w:qFormat="1"/>
+    <w:lsdException w:name="Body Text" w:uiPriority="0" w:unhideWhenUsed="0" w:qFormat="1"/>
+    <w:lsdException w:name="Body Text Indent" w:semiHidden="0" w:uiPriority="0" w:unhideWhenUsed="0"/>
+    <w:lsdException w:name="List Continue" w:semiHidden="0" w:uiPriority="0" w:unhideWhenUsed="0"/>
+    <w:lsdException w:name="List Continue 2" w:semiHidden="0" w:uiPriority="0" w:unhideWhenUsed="0"/>
+    <w:lsdException w:name="List Continue 3" w:semiHidden="0" w:uiPriority="0" w:unhideWhenUsed="0"/>
+    <w:lsdException w:name="List Continue 4" w:semiHidden="0" w:uiPriority="0" w:unhideWhenUsed="0"/>
+    <w:lsdException w:name="List Continue 5" w:semiHidden="0" w:uiPriority="0" w:unhideWhenUsed="0"/>
+    <w:lsdException w:name="Message Header" w:semiHidden="0" w:uiPriority="0" w:unhideWhenUsed="0"/>
+    <w:lsdException w:name="Subtitle" w:semiHidden="0" w:uiPriority="0" w:unhideWhenUsed="0" w:qFormat="1"/>
+    <w:lsdException w:name="Salutation" w:semiHidden="0" w:uiPriority="0" w:unhideWhenUsed="0"/>
+    <w:lsdException w:name="Date" w:semiHidden="0" w:uiPriority="0" w:unhideWhenUsed="0"/>
+    <w:lsdException w:name="Body Text First Indent" w:semiHidden="0" w:uiPriority="0" w:unhideWhenUsed="0"/>
+    <w:lsdException w:name="Body Text First Indent 2" w:semiHidden="0" w:uiPriority="0" w:unhideWhenUsed="0"/>
+    <w:lsdException w:name="Body Text 2" w:semiHidden="0" w:uiPriority="0" w:unhideWhenUsed="0"/>
+    <w:lsdException w:name="Body Text 3" w:semiHidden="0" w:uiPriority="0" w:unhideWhenUsed="0"/>
+    <w:lsdException w:name="Body Text Indent 2" w:semiHidden="0" w:uiPriority="0" w:unhideWhenUsed="0"/>
+    <w:lsdException w:name="Body Text Indent 3" w:semiHidden="0" w:uiPriority="0" w:unhideWhenUsed="0"/>
+    <w:lsdException w:name="Block Text" w:semiHidden="0" w:uiPriority="0" w:unhideWhenUsed="0"/>
+    <w:lsdException w:name="Hyperlink" w:semiHidden="0" w:uiPriority="0" w:unhideWhenUsed="0"/>
+    <w:lsdException w:name="FollowedHyperlink" w:semiHidden="0" w:uiPriority="0" w:unhideWhenUsed="0"/>
+    <w:lsdException w:name="Strong" w:semiHidden="0" w:uiPriority="0" w:unhideWhenUsed="0" w:qFormat="1"/>
+    <w:lsdException w:name="Emphasis" w:semiHidden="0" w:uiPriority="0" w:unhideWhenUsed="0" w:qFormat="1"/>
+    <w:lsdException w:name="Document Map" w:semiHidden="0" w:uiPriority="0" w:unhideWhenUsed="0"/>
+    <w:lsdException w:name="Plain Text" w:semiHidden="0" w:uiPriority="0" w:unhideWhenUsed="0"/>
+    <w:lsdException w:name="E-mail Signature" w:semiHidden="0" w:uiPriority="0" w:unhideWhenUsed="0"/>
+    <w:lsdException w:name="Normal (Web)" w:semiHidden="0" w:uiPriority="0" w:unhideWhenUsed="0" w:qFormat="1"/>
+    <w:lsdException w:name="HTML Acronym" w:semiHidden="0" w:uiPriority="0" w:unhideWhenUsed="0"/>
+    <w:lsdException w:name="HTML Address" w:semiHidden="0" w:uiPriority="0" w:unhideWhenUsed="0"/>
+    <w:lsdException w:name="HTML Cite" w:semiHidden="0" w:uiPriority="0" w:unhideWhenUsed="0"/>
+    <w:lsdException w:name="HTML Code" w:semiHidden="0" w:uiPriority="0" w:unhideWhenUsed="0"/>
+    <w:lsdException w:name="HTML Definition" w:semiHidden="0" w:uiPriority="0" w:unhideWhenUsed="0"/>
+    <w:lsdException w:name="HTML Keyboard" w:semiHidden="0" w:uiPriority="0" w:unhideWhenUsed="0"/>
+    <w:lsdException w:name="HTML Preformatted" w:semiHidden="0" w:uiPriority="0" w:unhideWhenUsed="0"/>
+    <w:lsdException w:name="HTML Sample" w:semiHidden="0" w:uiPriority="0" w:unhideWhenUsed="0"/>
+    <w:lsdException w:name="HTML Typewriter" w:semiHidden="0" w:uiPriority="0" w:unhideWhenUsed="0"/>
+    <w:lsdException w:name="HTML Variable" w:semiHidden="0" w:uiPriority="0" w:unhideWhenUsed="0"/>
+    <w:lsdException w:name="Normal Table" w:uiPriority="0" w:unhideWhenUsed="0" w:qFormat="1"/>
+    <w:lsdException w:name="annotation subject" w:semiHidden="0" w:uiPriority="0" w:unhideWhenUsed="0"/>
+    <w:lsdException w:name="Table Simple 1" w:semiHidden="0" w:uiPriority="0" w:unhideWhenUsed="0"/>
+    <w:lsdException w:name="Table Simple 2" w:semiHidden="0" w:uiPriority="0" w:unhideWhenUsed="0"/>
+    <w:lsdException w:name="Table Simple 3" w:semiHidden="0" w:uiPriority="0" w:unhideWhenUsed="0"/>
+    <w:lsdException w:name="Table Classic 1" w:semiHidden="0" w:uiPriority="0" w:unhideWhenUsed="0"/>
+    <w:lsdException w:name="Table Classic 2" w:semiHidden="0" w:uiPriority="0" w:unhideWhenUsed="0"/>
+    <w:lsdException w:name="Table Classic 3" w:semiHidden="0" w:uiPriority="0" w:unhideWhenUsed="0"/>
+    <w:lsdException w:name="Table Classic 4" w:semiHidden="0" w:uiPriority="0" w:unhideWhenUsed="0"/>
+    <w:lsdException w:name="Table Colorful 1" w:semiHidden="0" w:uiPriority="0" w:unhideWhenUsed="0"/>
+    <w:lsdException w:name="Table Colorful 2" w:semiHidden="0" w:uiPriority="0" w:unhideWhenUsed="0"/>
+    <w:lsdException w:name="Table Colorful 3" w:semiHidden="0" w:uiPriority="0" w:unhideWhenUsed="0"/>
+    <w:lsdException w:name="Table Columns 1" w:semiHidden="0" w:uiPriority="0" w:unhideWhenUsed="0"/>
+    <w:lsdException w:name="Table Columns 2" w:semiHidden="0" w:uiPriority="0" w:unhideWhenUsed="0"/>
+    <w:lsdException w:name="Table Columns 3" w:semiHidden="0" w:uiPriority="0" w:unhideWhenUsed="0"/>
+    <w:lsdException w:name="Table Columns 4" w:semiHidden="0" w:uiPriority="0" w:unhideWhenUsed="0"/>
+    <w:lsdException w:name="Table Columns 5" w:semiHidden="0" w:uiPriority="0" w:unhideWhenUsed="0"/>
+    <w:lsdException w:name="Table Grid 1" w:semiHidden="0" w:uiPriority="0" w:unhideWhenUsed="0"/>
+    <w:lsdException w:name="Table Grid 2" w:semiHidden="0" w:uiPriority="0" w:unhideWhenUsed="0"/>
+    <w:lsdException w:name="Table Grid 3" w:semiHidden="0" w:uiPriority="0" w:unhideWhenUsed="0"/>
+    <w:lsdException w:name="Table Grid 4" w:semiHidden="0" w:uiPriority="0" w:unhideWhenUsed="0"/>
+    <w:lsdException w:name="Table Grid 5" w:semiHidden="0" w:uiPriority="0" w:unhideWhenUsed="0"/>
+    <w:lsdException w:name="Table Grid 6" w:semiHidden="0" w:uiPriority="0" w:unhideWhenUsed="0"/>
+    <w:lsdException w:name="Table Grid 7" w:semiHidden="0" w:uiPriority="0" w:unhideWhenUsed="0"/>
+    <w:lsdException w:name="Table Grid 8" w:semiHidden="0" w:uiPriority="0" w:unhideWhenUsed="0"/>
+    <w:lsdException w:name="Table List 1" w:semiHidden="0" w:uiPriority="0" w:unhideWhenUsed="0"/>
+    <w:lsdException w:name="Table List 2" w:semiHidden="0" w:uiPriority="0" w:unhideWhenUsed="0"/>
+    <w:lsdException w:name="Table List 3" w:semiHidden="0" w:uiPriority="0" w:unhideWhenUsed="0"/>
+    <w:lsdException w:name="Table List 4" w:semiHidden="0" w:uiPriority="0" w:unhideWhenUsed="0"/>
+    <w:lsdException w:name="Table List 5" w:semiHidden="0" w:uiPriority="0" w:unhideWhenUsed="0"/>
+    <w:lsdException w:name="Table List 6" w:semiHidden="0" w:uiPriority="0" w:unhideWhenUsed="0"/>
+    <w:lsdException w:name="Table List 7" w:semiHidden="0" w:uiPriority="0" w:unhideWhenUsed="0"/>
+    <w:lsdException w:name="Table List 8" w:semiHidden="0" w:uiPriority="0" w:unhideWhenUsed="0"/>
+    <w:lsdException w:name="Table 3D effects 1" w:semiHidden="0" w:uiPriority="0" w:unhideWhenUsed="0"/>
+    <w:lsdException w:name="Table 3D effects 2" w:semiHidden="0" w:uiPriority="0" w:unhideWhenUsed="0"/>
+    <w:lsdException w:name="Table 3D effects 3" w:semiHidden="0" w:uiPriority="0" w:unhideWhenUsed="0"/>
+    <w:lsdException w:name="Table Contemporary" w:semiHidden="0" w:uiPriority="0" w:unhideWhenUsed="0"/>
+    <w:lsdException w:name="Table Elegant" w:semiHidden="0" w:uiPriority="0" w:unhideWhenUsed="0"/>
+    <w:lsdException w:name="Table Professional" w:semiHidden="0" w:uiPriority="0" w:unhideWhenUsed="0"/>
+    <w:lsdException w:name="Table Subtle 1" w:semiHidden="0" w:uiPriority="0" w:unhideWhenUsed="0"/>
+    <w:lsdException w:name="Table Subtle 2" w:semiHidden="0" w:uiPriority="0" w:unhideWhenUsed="0"/>
+    <w:lsdException w:name="Table Web 1" w:semiHidden="0" w:uiPriority="0" w:unhideWhenUsed="0"/>
+    <w:lsdException w:name="Table Web 2" w:semiHidden="0" w:uiPriority="0" w:unhideWhenUsed="0"/>
+    <w:lsdException w:name="Table Web 3" w:semiHidden="0" w:uiPriority="0" w:unhideWhenUsed="0"/>
+    <w:lsdException w:name="Balloon Text" w:semiHidden="0" w:uiPriority="0" w:unhideWhenUsed="0"/>
+    <w:lsdException w:name="Table Grid" w:semiHidden="0" w:uiPriority="0" w:unhideWhenUsed="0" w:qFormat="1"/>
+    <w:lsdException w:name="Table Theme" w:semiHidden="0" w:uiPriority="0" w:unhideWhenUsed="0"/>
+    <w:lsdException w:name="Light Shading" w:semiHidden="0" w:uiPriority="60" w:unhideWhenUsed="0"/>
+    <w:lsdException w:name="Light List" w:semiHidden="0" w:uiPriority="61" w:unhideWhenUsed="0"/>
+    <w:lsdException w:name="Light Grid" w:semiHidden="0" w:uiPriority="62" w:unhideWhenUsed="0"/>
+    <w:lsdException w:name="Medium Shading 1" w:semiHidden="0" w:uiPriority="63" w:unhideWhenUsed="0"/>
+    <w:lsdException w:name="Medium Shading 2" w:semiHidden="0" w:uiPriority="64" w:unhideWhenUsed="0"/>
+    <w:lsdException w:name="Medium List 1" w:semiHidden="0" w:uiPriority="65" w:unhideWhenUsed="0"/>
+    <w:lsdException w:name="Medium List 2" w:semiHidden="0" w:uiPriority="66" w:unhideWhenUsed="0"/>
+    <w:lsdException w:name="Medium Grid 1" w:semiHidden="0" w:uiPriority="67" w:unhideWhenUsed="0"/>
+    <w:lsdException w:name="Medium Grid 2" w:semiHidden="0" w:uiPriority="68" w:unhideWhenUsed="0"/>
+    <w:lsdException w:name="Medium Grid 3" w:semiHidden="0" w:uiPriority="69" w:unhideWhenUsed="0"/>
+    <w:lsdException w:name="Dark List" w:semiHidden="0" w:uiPriority="70" w:unhideWhenUsed="0"/>
+    <w:lsdException w:name="Colorful Shading" w:semiHidden="0" w:uiPriority="71" w:unhideWhenUsed="0"/>
+    <w:lsdException w:name="Colorful List" w:semiHidden="0" w:uiPriority="72" w:unhideWhenUsed="0"/>
+    <w:lsdException w:name="Colorful Grid" w:semiHidden="0" w:uiPriority="73" w:unhideWhenUsed="0"/>
+    <w:lsdException w:name="Light Shading Accent 1" w:semiHidden="0" w:uiPriority="60" w:unhideWhenUsed="0"/>
+    <w:lsdException w:name="Light List Accent 1" w:semiHidden="0" w:uiPriority="61" w:unhideWhenUsed="0"/>
+    <w:lsdException w:name="Light Grid Accent 1" w:semiHidden="0" w:uiPriority="62" w:unhideWhenUsed="0"/>
+    <w:lsdException w:name="Medium Shading 1 Accent 1" w:semiHidden="0" w:uiPriority="63" w:unhideWhenUsed="0"/>
+    <w:lsdException w:name="Medium Shading 2 Accent 1" w:semiHidden="0" w:uiPriority="64" w:unhideWhenUsed="0"/>
+    <w:lsdException w:name="Medium List 1 Accent 1" w:semiHidden="0" w:uiPriority="65" w:unhideWhenUsed="0"/>
+    <w:lsdException w:name="Medium List 2 Accent 1" w:semiHidden="0" w:uiPriority="66" w:unhideWhenUsed="0"/>
+    <w:lsdException w:name="Medium Grid 1 Accent 1" w:semiHidden="0" w:uiPriority="67" w:unhideWhenUsed="0"/>
+    <w:lsdException w:name="Medium Grid 2 Accent 1" w:semiHidden="0" w:uiPriority="68" w:unhideWhenUsed="0"/>
+    <w:lsdException w:name="Medium Grid 3 Accent 1" w:semiHidden="0" w:uiPriority="69" w:unhideWhenUsed="0"/>
+    <w:lsdException w:name="Dark List Accent 1" w:semiHidden="0" w:uiPriority="70" w:unhideWhenUsed="0"/>
+    <w:lsdException w:name="Colorful Shading Accent 1" w:semiHidden="0" w:uiPriority="71" w:unhideWhenUsed="0"/>
+    <w:lsdException w:name="Colorful List Accent 1" w:semiHidden="0" w:uiPriority="72" w:unhideWhenUsed="0"/>
+    <w:lsdException w:name="Colorful Grid Accent 1" w:semiHidden="0" w:uiPriority="73" w:unhideWhenUsed="0"/>
+    <w:lsdException w:name="Light Shading Accent 2" w:semiHidden="0" w:uiPriority="60" w:unhideWhenUsed="0"/>
+    <w:lsdException w:name="Light List Accent 2" w:semiHidden="0" w:uiPriority="61" w:unhideWhenUsed="0"/>
+    <w:lsdException w:name="Light Grid Accent 2" w:semiHidden="0" w:uiPriority="62" w:unhideWhenUsed="0"/>
+    <w:lsdException w:name="Medium Shading 1 Accent 2" w:semiHidden="0" w:uiPriority="63" w:unhideWhenUsed="0"/>
+    <w:lsdException w:name="Medium Shading 2 Accent 2" w:semiHidden="0" w:uiPriority="64" w:unhideWhenUsed="0"/>
+    <w:lsdException w:name="Medium List 1 Accent 2" w:semiHidden="0" w:uiPriority="65" w:unhideWhenUsed="0"/>
+    <w:lsdException w:name="Medium List 2 Accent 2" w:semiHidden="0" w:uiPriority="66" w:unhideWhenUsed="0"/>
+    <w:lsdException w:name="Medium Grid 1 Accent 2" w:semiHidden="0" w:uiPriority="67" w:unhideWhenUsed="0"/>
+    <w:lsdException w:name="Medium Grid 2 Accent 2" w:semiHidden="0" w:uiPriority="68" w:unhideWhenUsed="0"/>
+    <w:lsdException w:name="Medium Grid 3 Accent 2" w:semiHidden="0" w:uiPriority="69" w:unhideWhenUsed="0"/>
+    <w:lsdException w:name="Dark List Accent 2" w:semiHidden="0" w:uiPriority="70" w:unhideWhenUsed="0"/>
+    <w:lsdException w:name="Colorful Shading Accent 2" w:semiHidden="0" w:uiPriority="71" w:unhideWhenUsed="0"/>
+    <w:lsdException w:name="Colorful List Accent 2" w:semiHidden="0" w:uiPriority="72" w:unhideWhenUsed="0"/>
+    <w:lsdException w:name="Colorful Grid Accent 2" w:semiHidden="0" w:uiPriority="73" w:unhideWhenUsed="0"/>
+    <w:lsdException w:name="Light Shading Accent 3" w:semiHidden="0" w:uiPriority="60" w:unhideWhenUsed="0"/>
+    <w:lsdException w:name="Light List Accent 3" w:semiHidden="0" w:uiPriority="61" w:unhideWhenUsed="0"/>
+    <w:lsdException w:name="Light Grid Accent 3" w:semiHidden="0" w:uiPriority="62" w:unhideWhenUsed="0"/>
+    <w:lsdException w:name="Medium Shading 1 Accent 3" w:semiHidden="0" w:uiPriority="63" w:unhideWhenUsed="0"/>
+    <w:lsdException w:name="Medium Shading 2 Accent 3" w:semiHidden="0" w:uiPriority="64" w:unhideWhenUsed="0"/>
+    <w:lsdException w:name="Medium List 1 Accent 3" w:semiHidden="0" w:uiPriority="65" w:unhideWhenUsed="0"/>
+    <w:lsdException w:name="Medium List 2 Accent 3" w:semiHidden="0" w:uiPriority="66" w:unhideWhenUsed="0"/>
+    <w:lsdException w:name="Medium Grid 1 Accent 3" w:semiHidden="0" w:uiPriority="67" w:unhideWhenUsed="0"/>
+    <w:lsdException w:name="Medium Grid 2 Accent 3" w:semiHidden="0" w:uiPriority="68" w:unhideWhenUsed="0"/>
+    <w:lsdException w:name="Medium Grid 3 Accent 3" w:semiHidden="0" w:uiPriority="69" w:unhideWhenUsed="0"/>
+    <w:lsdException w:name="Dark List Accent 3" w:semiHidden="0" w:uiPriority="70" w:unhideWhenUsed="0"/>
+    <w:lsdException w:name="Colorful Shading Accent 3" w:semiHidden="0" w:uiPriority="71" w:unhideWhenUsed="0"/>
+    <w:lsdException w:name="Colorful List Accent 3" w:semiHidden="0" w:uiPriority="72" w:unhideWhenUsed="0"/>
+    <w:lsdException w:name="Colorful Grid Accent 3" w:semiHidden="0" w:uiPriority="73" w:unhideWhenUsed="0"/>
+    <w:lsdException w:name="Light Shading Accent 4" w:semiHidden="0" w:uiPriority="60" w:unhideWhenUsed="0"/>
+    <w:lsdException w:name="Light List Accent 4" w:semiHidden="0" w:uiPriority="61" w:unhideWhenUsed="0"/>
+    <w:lsdException w:name="Light Grid Accent 4" w:semiHidden="0" w:uiPriority="62" w:unhideWhenUsed="0"/>
+    <w:lsdException w:name="Medium Shading 1 Accent 4" w:semiHidden="0" w:uiPriority="63" w:unhideWhenUsed="0"/>
+    <w:lsdException w:name="Medium Shading 2 Accent 4" w:semiHidden="0" w:uiPriority="64" w:unhideWhenUsed="0"/>
+    <w:lsdException w:name="Medium List 1 Accent 4" w:semiHidden="0" w:uiPriority="65" w:unhideWhenUsed="0"/>
+    <w:lsdException w:name="Medium List 2 Accent 4" w:semiHidden="0" w:uiPriority="66" w:unhideWhenUsed="0"/>
+    <w:lsdException w:name="Medium Grid 1 Accent 4" w:semiHidden="0" w:uiPriority="67" w:unhideWhenUsed="0"/>
+    <w:lsdException w:name="Medium Grid 2 Accent 4" w:semiHidden="0" w:uiPriority="68" w:unhideWhenUsed="0"/>
+    <w:lsdException w:name="Medium Grid 3 Accent 4" w:semiHidden="0" w:uiPriority="69" w:unhideWhenUsed="0"/>
+    <w:lsdException w:name="Dark List Accent 4" w:semiHidden="0" w:uiPriority="70" w:unhideWhenUsed="0"/>
+    <w:lsdException w:name="Colorful Shading Accent 4" w:semiHidden="0" w:uiPriority="71" w:unhideWhenUsed="0"/>
+    <w:lsdException w:name="Colorful List Accent 4" w:semiHidden="0" w:uiPriority="72" w:unhideWhenUsed="0"/>
+    <w:lsdException w:name="Colorful Grid Accent 4" w:semiHidden="0" w:uiPriority="73" w:unhideWhenUsed="0"/>
+    <w:lsdException w:name="Light Shading Accent 5" w:semiHidden="0" w:uiPriority="60" w:unhideWhenUsed="0"/>
+    <w:lsdException w:name="Light List Accent 5" w:semiHidden="0" w:uiPriority="61" w:unhideWhenUsed="0"/>
+    <w:lsdException w:name="Light Grid Accent 5" w:semiHidden="0" w:uiPriority="62" w:unhideWhenUsed="0"/>
+    <w:lsdException w:name="Medium Shading 1 Accent 5" w:semiHidden="0" w:uiPriority="63" w:unhideWhenUsed="0"/>
+    <w:lsdException w:name="Medium Shading 2 Accent 5" w:semiHidden="0" w:uiPriority="64" w:unhideWhenUsed="0"/>
+    <w:lsdException w:name="Medium List 1 Accent 5" w:semiHidden="0" w:uiPriority="65" w:unhideWhenUsed="0"/>
+    <w:lsdException w:name="Medium List 2 Accent 5" w:semiHidden="0" w:uiPriority="66" w:unhideWhenUsed="0"/>
+    <w:lsdException w:name="Medium Grid 1 Accent 5" w:semiHidden="0" w:uiPriority="67" w:unhideWhenUsed="0"/>
+    <w:lsdException w:name="Medium Grid 2 Accent 5" w:semiHidden="0" w:uiPriority="68" w:unhideWhenUsed="0"/>
+    <w:lsdException w:name="Medium Grid 3 Accent 5" w:semiHidden="0" w:uiPriority="69" w:unhideWhenUsed="0"/>
+    <w:lsdException w:name="Dark List Accent 5" w:semiHidden="0" w:uiPriority="70" w:unhideWhenUsed="0"/>
+    <w:lsdException w:name="Colorful Shading Accent 5" w:semiHidden="0" w:uiPriority="71" w:unhideWhenUsed="0"/>
+    <w:lsdException w:name="Colorful List Accent 5" w:semiHidden="0" w:uiPriority="72" w:unhideWhenUsed="0"/>
+    <w:lsdException w:name="Colorful Grid Accent 5" w:semiHidden="0" w:uiPriority="73" w:unhideWhenUsed="0"/>
+    <w:lsdException w:name="Light Shading Accent 6" w:semiHidden="0" w:uiPriority="60" w:unhideWhenUsed="0"/>
+    <w:lsdException w:name="Light List Accent 6" w:semiHidden="0" w:uiPriority="61" w:unhideWhenUsed="0"/>
+    <w:lsdException w:name="Light Grid Accent 6" w:semiHidden="0" w:uiPriority="62" w:unhideWhenUsed="0"/>
+    <w:lsdException w:name="Medium Shading 1 Accent 6" w:semiHidden="0" w:uiPriority="63" w:unhideWhenUsed="0"/>
+    <w:lsdException w:name="Medium Shading 2 Accent 6" w:semiHidden="0" w:uiPriority="64" w:unhideWhenUsed="0"/>
+    <w:lsdException w:name="Medium List 1 Accent 6" w:semiHidden="0" w:uiPriority="65" w:unhideWhenUsed="0"/>
+    <w:lsdException w:name="Medium List 2 Accent 6" w:semiHidden="0" w:uiPriority="66" w:unhideWhenUsed="0"/>
+    <w:lsdException w:name="Medium Grid 1 Accent 6" w:semiHidden="0" w:uiPriority="67" w:unhideWhenUsed="0"/>
+    <w:lsdException w:name="Medium Grid 2 Accent 6" w:semiHidden="0" w:uiPriority="68" w:unhideWhenUsed="0"/>
+    <w:lsdException w:name="Medium Grid 3 Accent 6" w:semiHidden="0" w:uiPriority="69" w:unhideWhenUsed="0"/>
+    <w:lsdException w:name="Dark List Accent 6" w:semiHidden="0" w:uiPriority="70" w:unhideWhenUsed="0"/>
+    <w:lsdException w:name="Colorful Shading Accent 6" w:semiHidden="0" w:uiPriority="71" w:unhideWhenUsed="0"/>
+    <w:lsdException w:name="Colorful List Accent 6" w:semiHidden="0" w:uiPriority="72" w:unhideWhenUsed="0"/>
+    <w:lsdException w:name="Colorful Grid Accent 6" w:semiHidden="0" w:uiPriority="73" w:unhideWhenUsed="0"/>
   </w:latentStyles>
-  <w:style w:type="paragraph" w:default="1" w:styleId="1">
+  <w:style w:type="paragraph" w:default="1" w:styleId="Normal">
     <w:name w:val="Normal"/>
     <w:qFormat/>
-    <w:uiPriority w:val="0"/>
     <w:pPr>
       <w:kinsoku w:val="0"/>
       <w:autoSpaceDE w:val="0"/>
@@ -8660,7 +8551,7 @@
       <w:textAlignment w:val="baseline"/>
     </w:pPr>
     <w:rPr>
-      <w:rFonts w:ascii="Arial" w:hAnsi="Arial" w:eastAsia="宋体" w:cs="Arial"/>
+      <w:rFonts w:ascii="Arial" w:eastAsia="宋体" w:hAnsi="Arial" w:cs="Arial"/>
       <w:snapToGrid w:val="0"/>
       <w:color w:val="000000"/>
       <w:kern w:val="0"/>
@@ -8669,12 +8560,11 @@
       <w:lang w:val="en-US" w:eastAsia="en-US" w:bidi="ar-SA"/>
     </w:rPr>
   </w:style>
-  <w:style w:type="paragraph" w:styleId="2">
+  <w:style w:type="paragraph" w:styleId="Heading1">
     <w:name w:val="heading 1"/>
-    <w:basedOn w:val="1"/>
-    <w:next w:val="1"/>
+    <w:basedOn w:val="Normal"/>
+    <w:next w:val="Normal"/>
     <w:qFormat/>
-    <w:uiPriority w:val="0"/>
     <w:pPr>
       <w:keepNext/>
       <w:keepLines/>
@@ -8692,13 +8582,12 @@
       <w:sz w:val="44"/>
     </w:rPr>
   </w:style>
-  <w:style w:type="paragraph" w:styleId="3">
+  <w:style w:type="paragraph" w:styleId="Heading2">
     <w:name w:val="heading 2"/>
-    <w:basedOn w:val="1"/>
-    <w:next w:val="1"/>
+    <w:basedOn w:val="Normal"/>
+    <w:next w:val="Normal"/>
     <w:unhideWhenUsed/>
     <w:qFormat/>
-    <w:uiPriority w:val="0"/>
     <w:pPr>
       <w:keepNext/>
       <w:keepLines/>
@@ -8711,19 +8600,18 @@
       <w:outlineLvl w:val="1"/>
     </w:pPr>
     <w:rPr>
-      <w:rFonts w:ascii="Arial" w:hAnsi="Arial" w:eastAsia="黑体"/>
+      <w:rFonts w:ascii="Arial" w:eastAsia="黑体" w:hAnsi="Arial"/>
       <w:b/>
       <w:sz w:val="32"/>
     </w:rPr>
   </w:style>
-  <w:style w:type="paragraph" w:styleId="4">
+  <w:style w:type="paragraph" w:styleId="Heading3">
     <w:name w:val="heading 3"/>
-    <w:basedOn w:val="1"/>
-    <w:next w:val="1"/>
+    <w:basedOn w:val="Normal"/>
+    <w:next w:val="Normal"/>
     <w:semiHidden/>
     <w:unhideWhenUsed/>
     <w:qFormat/>
-    <w:uiPriority w:val="0"/>
     <w:pPr>
       <w:keepNext/>
       <w:keepLines/>
@@ -8740,13 +8628,12 @@
       <w:sz w:val="32"/>
     </w:rPr>
   </w:style>
-  <w:style w:type="paragraph" w:styleId="5">
+  <w:style w:type="paragraph" w:styleId="Heading4">
     <w:name w:val="heading 4"/>
-    <w:basedOn w:val="1"/>
-    <w:next w:val="1"/>
+    <w:basedOn w:val="Normal"/>
+    <w:next w:val="Normal"/>
     <w:unhideWhenUsed/>
     <w:qFormat/>
-    <w:uiPriority w:val="0"/>
     <w:pPr>
       <w:keepNext/>
       <w:keepLines/>
@@ -8759,19 +8646,18 @@
       <w:outlineLvl w:val="3"/>
     </w:pPr>
     <w:rPr>
-      <w:rFonts w:ascii="Arial" w:hAnsi="Arial" w:eastAsia="黑体"/>
+      <w:rFonts w:ascii="Arial" w:eastAsia="黑体" w:hAnsi="Arial"/>
       <w:b/>
       <w:sz w:val="28"/>
     </w:rPr>
   </w:style>
-  <w:style w:type="paragraph" w:styleId="6">
+  <w:style w:type="paragraph" w:styleId="Heading5">
     <w:name w:val="heading 5"/>
-    <w:basedOn w:val="1"/>
-    <w:next w:val="1"/>
+    <w:basedOn w:val="Normal"/>
+    <w:next w:val="Normal"/>
     <w:semiHidden/>
     <w:unhideWhenUsed/>
     <w:qFormat/>
-    <w:uiPriority w:val="0"/>
     <w:pPr>
       <w:keepNext/>
       <w:keepLines/>
@@ -8788,14 +8674,13 @@
       <w:sz w:val="28"/>
     </w:rPr>
   </w:style>
-  <w:style w:type="paragraph" w:styleId="7">
+  <w:style w:type="paragraph" w:styleId="Heading6">
     <w:name w:val="heading 6"/>
-    <w:basedOn w:val="1"/>
-    <w:next w:val="1"/>
+    <w:basedOn w:val="Normal"/>
+    <w:next w:val="Normal"/>
     <w:semiHidden/>
     <w:unhideWhenUsed/>
     <w:qFormat/>
-    <w:uiPriority w:val="0"/>
     <w:pPr>
       <w:keepNext/>
       <w:keepLines/>
@@ -8808,19 +8693,18 @@
       <w:outlineLvl w:val="5"/>
     </w:pPr>
     <w:rPr>
-      <w:rFonts w:ascii="Arial" w:hAnsi="Arial" w:eastAsia="黑体"/>
+      <w:rFonts w:ascii="Arial" w:eastAsia="黑体" w:hAnsi="Arial"/>
       <w:b/>
       <w:sz w:val="24"/>
     </w:rPr>
   </w:style>
-  <w:style w:type="paragraph" w:styleId="8">
+  <w:style w:type="paragraph" w:styleId="Heading7">
     <w:name w:val="heading 7"/>
-    <w:basedOn w:val="1"/>
-    <w:next w:val="1"/>
+    <w:basedOn w:val="Normal"/>
+    <w:next w:val="Normal"/>
     <w:semiHidden/>
     <w:unhideWhenUsed/>
     <w:qFormat/>
-    <w:uiPriority w:val="0"/>
     <w:pPr>
       <w:keepNext/>
       <w:keepLines/>
@@ -8837,14 +8721,13 @@
       <w:sz w:val="24"/>
     </w:rPr>
   </w:style>
-  <w:style w:type="paragraph" w:styleId="9">
+  <w:style w:type="paragraph" w:styleId="Heading8">
     <w:name w:val="heading 8"/>
-    <w:basedOn w:val="1"/>
-    <w:next w:val="1"/>
+    <w:basedOn w:val="Normal"/>
+    <w:next w:val="Normal"/>
     <w:semiHidden/>
     <w:unhideWhenUsed/>
     <w:qFormat/>
-    <w:uiPriority w:val="0"/>
     <w:pPr>
       <w:keepNext/>
       <w:keepLines/>
@@ -8857,18 +8740,17 @@
       <w:outlineLvl w:val="7"/>
     </w:pPr>
     <w:rPr>
-      <w:rFonts w:ascii="Arial" w:hAnsi="Arial" w:eastAsia="黑体"/>
+      <w:rFonts w:ascii="Arial" w:eastAsia="黑体" w:hAnsi="Arial"/>
       <w:sz w:val="24"/>
     </w:rPr>
   </w:style>
-  <w:style w:type="paragraph" w:styleId="10">
+  <w:style w:type="paragraph" w:styleId="Heading9">
     <w:name w:val="heading 9"/>
-    <w:basedOn w:val="1"/>
-    <w:next w:val="1"/>
+    <w:basedOn w:val="Normal"/>
+    <w:next w:val="Normal"/>
     <w:semiHidden/>
     <w:unhideWhenUsed/>
     <w:qFormat/>
-    <w:uiPriority w:val="0"/>
     <w:pPr>
       <w:keepNext/>
       <w:keepLines/>
@@ -8881,21 +8763,19 @@
       <w:outlineLvl w:val="8"/>
     </w:pPr>
     <w:rPr>
-      <w:rFonts w:ascii="Arial" w:hAnsi="Arial" w:eastAsia="黑体"/>
+      <w:rFonts w:ascii="Arial" w:eastAsia="黑体" w:hAnsi="Arial"/>
       <w:sz w:val="21"/>
     </w:rPr>
   </w:style>
-  <w:style w:type="character" w:default="1" w:styleId="22">
+  <w:style w:type="character" w:default="1" w:styleId="DefaultParagraphFont">
     <w:name w:val="Default Paragraph Font"/>
     <w:semiHidden/>
     <w:qFormat/>
-    <w:uiPriority w:val="0"/>
   </w:style>
-  <w:style w:type="table" w:default="1" w:styleId="20">
+  <w:style w:type="table" w:default="1" w:styleId="TableNormal">
     <w:name w:val="Normal Table"/>
     <w:semiHidden/>
     <w:qFormat/>
-    <w:uiPriority w:val="0"/>
     <w:tblPr>
       <w:tblCellMar>
         <w:top w:w="0" w:type="dxa"/>
@@ -8905,43 +8785,39 @@
       </w:tblCellMar>
     </w:tblPr>
   </w:style>
-  <w:style w:type="paragraph" w:styleId="11">
+  <w:style w:type="paragraph" w:styleId="CommentText">
     <w:name w:val="annotation text"/>
-    <w:basedOn w:val="1"/>
+    <w:basedOn w:val="Normal"/>
     <w:qFormat/>
-    <w:uiPriority w:val="0"/>
     <w:pPr>
       <w:jc w:val="left"/>
     </w:pPr>
   </w:style>
-  <w:style w:type="paragraph" w:styleId="12">
+  <w:style w:type="paragraph" w:styleId="BodyText">
     <w:name w:val="Body Text"/>
-    <w:basedOn w:val="1"/>
+    <w:basedOn w:val="Normal"/>
     <w:semiHidden/>
     <w:qFormat/>
-    <w:uiPriority w:val="0"/>
     <w:rPr>
-      <w:rFonts w:ascii="Arial" w:hAnsi="Arial" w:eastAsia="Arial" w:cs="Arial"/>
+      <w:rFonts w:ascii="Arial" w:eastAsia="Arial" w:hAnsi="Arial" w:cs="Arial"/>
       <w:sz w:val="21"/>
       <w:szCs w:val="21"/>
       <w:lang w:val="en-US" w:eastAsia="en-US" w:bidi="ar-SA"/>
     </w:rPr>
   </w:style>
-  <w:style w:type="paragraph" w:styleId="13">
+  <w:style w:type="paragraph" w:styleId="TOC3">
     <w:name w:val="toc 3"/>
-    <w:basedOn w:val="1"/>
-    <w:next w:val="1"/>
+    <w:basedOn w:val="Normal"/>
+    <w:next w:val="Normal"/>
     <w:qFormat/>
-    <w:uiPriority w:val="0"/>
     <w:pPr>
       <w:ind w:left="840" w:leftChars="400"/>
     </w:pPr>
   </w:style>
-  <w:style w:type="paragraph" w:styleId="14">
+  <w:style w:type="paragraph" w:styleId="Footer">
     <w:name w:val="footer"/>
-    <w:basedOn w:val="1"/>
+    <w:basedOn w:val="Normal"/>
     <w:qFormat/>
-    <w:uiPriority w:val="0"/>
     <w:pPr>
       <w:tabs>
         <w:tab w:val="center" w:pos="4153"/>
@@ -8954,17 +8830,16 @@
       <w:sz w:val="18"/>
     </w:rPr>
   </w:style>
-  <w:style w:type="paragraph" w:styleId="15">
+  <w:style w:type="paragraph" w:styleId="Header">
     <w:name w:val="header"/>
-    <w:basedOn w:val="1"/>
+    <w:basedOn w:val="Normal"/>
     <w:qFormat/>
-    <w:uiPriority w:val="0"/>
     <w:pPr>
       <w:pBdr>
-        <w:top w:val="none" w:color="auto" w:sz="0" w:space="0"/>
-        <w:left w:val="none" w:color="auto" w:sz="0" w:space="0"/>
-        <w:bottom w:val="none" w:color="auto" w:sz="0" w:space="0"/>
-        <w:right w:val="none" w:color="auto" w:sz="0" w:space="0"/>
+        <w:top w:val="nil"/>
+        <w:left w:val="nil"/>
+        <w:bottom w:val="nil"/>
+        <w:right w:val="nil"/>
       </w:pBdr>
       <w:tabs>
         <w:tab w:val="center" w:pos="4153"/>
@@ -8979,41 +8854,37 @@
       <w:sz w:val="18"/>
     </w:rPr>
   </w:style>
-  <w:style w:type="paragraph" w:styleId="16">
+  <w:style w:type="paragraph" w:styleId="TOC1">
     <w:name w:val="toc 1"/>
-    <w:basedOn w:val="1"/>
-    <w:next w:val="1"/>
+    <w:basedOn w:val="Normal"/>
+    <w:next w:val="Normal"/>
     <w:qFormat/>
-    <w:uiPriority w:val="0"/>
     <w:rPr>
-      <w:rFonts w:ascii="Arial" w:hAnsi="Arial" w:eastAsia="Microsoft JhengHei"/>
+      <w:rFonts w:ascii="Arial" w:eastAsia="Microsoft JhengHei" w:hAnsi="Arial"/>
       <w:sz w:val="24"/>
     </w:rPr>
   </w:style>
-  <w:style w:type="paragraph" w:styleId="17">
+  <w:style w:type="paragraph" w:styleId="TOC2">
     <w:name w:val="toc 2"/>
-    <w:basedOn w:val="1"/>
-    <w:next w:val="1"/>
+    <w:basedOn w:val="Normal"/>
+    <w:next w:val="Normal"/>
     <w:qFormat/>
-    <w:uiPriority w:val="0"/>
     <w:pPr>
       <w:ind w:left="420" w:leftChars="200"/>
     </w:pPr>
   </w:style>
-  <w:style w:type="paragraph" w:styleId="18">
+  <w:style w:type="paragraph" w:styleId="NormalWeb">
     <w:name w:val="Normal (Web)"/>
-    <w:basedOn w:val="1"/>
+    <w:basedOn w:val="Normal"/>
     <w:qFormat/>
-    <w:uiPriority w:val="0"/>
     <w:rPr>
       <w:sz w:val="24"/>
     </w:rPr>
   </w:style>
-  <w:style w:type="paragraph" w:styleId="19">
+  <w:style w:type="paragraph" w:styleId="Title">
     <w:name w:val="Title"/>
-    <w:basedOn w:val="1"/>
+    <w:basedOn w:val="Normal"/>
     <w:qFormat/>
-    <w:uiPriority w:val="0"/>
     <w:pPr>
       <w:spacing w:before="240" w:beforeLines="0" w:beforeAutospacing="0" w:after="60" w:afterLines="0" w:afterAutospacing="0"/>
       <w:jc w:val="center"/>
@@ -9025,73 +8896,68 @@
       <w:sz w:val="32"/>
     </w:rPr>
   </w:style>
-  <w:style w:type="table" w:styleId="21">
+  <w:style w:type="table" w:styleId="TableGrid">
     <w:name w:val="Table Grid"/>
-    <w:basedOn w:val="20"/>
+    <w:basedOn w:val="TableNormal"/>
     <w:qFormat/>
-    <w:uiPriority w:val="0"/>
     <w:pPr>
       <w:widowControl w:val="0"/>
       <w:jc w:val="both"/>
     </w:pPr>
     <w:tblPr>
       <w:tblBorders>
-        <w:top w:val="single" w:color="auto" w:sz="4" w:space="0"/>
-        <w:left w:val="single" w:color="auto" w:sz="4" w:space="0"/>
-        <w:bottom w:val="single" w:color="auto" w:sz="4" w:space="0"/>
-        <w:right w:val="single" w:color="auto" w:sz="4" w:space="0"/>
-        <w:insideH w:val="single" w:color="auto" w:sz="4" w:space="0"/>
-        <w:insideV w:val="single" w:color="auto" w:sz="4" w:space="0"/>
+        <w:top w:val="single" w:sz="4" w:space="0" w:color="auto"/>
+        <w:left w:val="single" w:sz="4" w:space="0" w:color="auto"/>
+        <w:bottom w:val="single" w:sz="4" w:space="0" w:color="auto"/>
+        <w:right w:val="single" w:sz="4" w:space="0" w:color="auto"/>
+        <w:insideH w:val="single" w:sz="4" w:space="0" w:color="auto"/>
+        <w:insideV w:val="single" w:sz="4" w:space="0" w:color="auto"/>
       </w:tblBorders>
     </w:tblPr>
   </w:style>
-  <w:style w:type="character" w:styleId="23">
+  <w:style w:type="character" w:styleId="Strong">
     <w:name w:val="Strong"/>
-    <w:basedOn w:val="22"/>
+    <w:basedOn w:val="DefaultParagraphFont"/>
     <w:qFormat/>
-    <w:uiPriority w:val="0"/>
     <w:rPr>
       <w:b/>
     </w:rPr>
   </w:style>
-  <w:style w:type="paragraph" w:customStyle="1" w:styleId="24">
+  <w:style w:type="paragraph" w:customStyle="1" w:styleId="a">
     <w:name w:val="柴_公司名"/>
-    <w:basedOn w:val="19"/>
+    <w:basedOn w:val="Title"/>
     <w:qFormat/>
-    <w:uiPriority w:val="0"/>
     <w:pPr>
       <w:spacing w:after="600" w:afterLines="600"/>
     </w:pPr>
     <w:rPr>
-      <w:rFonts w:hint="eastAsia" w:ascii="宋体" w:hAnsi="宋体" w:eastAsia="宋体" w:cs="宋体"/>
+      <w:rFonts w:ascii="宋体" w:eastAsia="宋体" w:hAnsi="宋体" w:cs="宋体" w:hint="eastAsia"/>
       <w:bCs/>
       <w:spacing w:val="-6"/>
       <w:sz w:val="52"/>
       <w:szCs w:val="52"/>
     </w:rPr>
   </w:style>
-  <w:style w:type="paragraph" w:customStyle="1" w:styleId="25">
+  <w:style w:type="paragraph" w:customStyle="1" w:styleId="a0">
     <w:name w:val="柴_文档名"/>
-    <w:basedOn w:val="19"/>
+    <w:basedOn w:val="Title"/>
     <w:qFormat/>
-    <w:uiPriority w:val="0"/>
     <w:pPr>
       <w:spacing w:after="900" w:afterLines="900"/>
     </w:pPr>
     <w:rPr>
-      <w:rFonts w:ascii="黑体" w:hAnsi="黑体" w:eastAsia="黑体" w:cs="黑体"/>
+      <w:rFonts w:ascii="黑体" w:eastAsia="黑体" w:hAnsi="黑体" w:cs="黑体"/>
       <w:bCs/>
       <w:spacing w:val="-7"/>
       <w:sz w:val="52"/>
       <w:szCs w:val="52"/>
     </w:rPr>
   </w:style>
-  <w:style w:type="table" w:customStyle="1" w:styleId="26">
+  <w:style w:type="table" w:customStyle="1" w:styleId="TableNormal0">
     <w:name w:val="Table Normal_0"/>
     <w:semiHidden/>
     <w:unhideWhenUsed/>
     <w:qFormat/>
-    <w:uiPriority w:val="0"/>
     <w:tblPr>
       <w:tblCellMar>
         <w:top w:w="0" w:type="dxa"/>
@@ -9101,87 +8967,81 @@
       </w:tblCellMar>
     </w:tblPr>
   </w:style>
-  <w:style w:type="paragraph" w:customStyle="1" w:styleId="27">
+  <w:style w:type="paragraph" w:customStyle="1" w:styleId="TableText">
     <w:name w:val="Table Text"/>
-    <w:basedOn w:val="1"/>
+    <w:basedOn w:val="Normal"/>
     <w:semiHidden/>
     <w:qFormat/>
-    <w:uiPriority w:val="0"/>
     <w:rPr>
-      <w:rFonts w:ascii="宋体" w:hAnsi="宋体" w:eastAsia="宋体" w:cs="宋体"/>
+      <w:rFonts w:ascii="宋体" w:eastAsia="宋体" w:hAnsi="宋体" w:cs="宋体"/>
       <w:sz w:val="21"/>
       <w:szCs w:val="21"/>
       <w:lang w:val="en-US" w:eastAsia="en-US" w:bidi="ar-SA"/>
     </w:rPr>
   </w:style>
-  <w:style w:type="paragraph" w:customStyle="1" w:styleId="28">
+  <w:style w:type="paragraph" w:customStyle="1" w:styleId="1">
     <w:name w:val="柴_标题1"/>
-    <w:basedOn w:val="2"/>
-    <w:next w:val="29"/>
-    <w:link w:val="38"/>
+    <w:basedOn w:val="Heading1"/>
+    <w:next w:val="a1"/>
+    <w:link w:val="1Char"/>
     <w:qFormat/>
-    <w:uiPriority w:val="0"/>
     <w:pPr>
       <w:spacing w:before="100" w:after="90" w:line="360" w:lineRule="auto"/>
     </w:pPr>
     <w:rPr>
-      <w:rFonts w:ascii="Arial" w:hAnsi="Arial" w:eastAsia="宋体"/>
+      <w:rFonts w:ascii="Arial" w:eastAsia="宋体" w:hAnsi="Arial"/>
       <w:sz w:val="32"/>
     </w:rPr>
   </w:style>
-  <w:style w:type="paragraph" w:customStyle="1" w:styleId="29">
+  <w:style w:type="paragraph" w:customStyle="1" w:styleId="a1">
     <w:name w:val="柴_正文"/>
-    <w:basedOn w:val="12"/>
-    <w:link w:val="42"/>
+    <w:basedOn w:val="BodyText"/>
+    <w:link w:val="Char"/>
     <w:qFormat/>
-    <w:uiPriority w:val="0"/>
     <w:pPr>
       <w:spacing w:line="360" w:lineRule="auto"/>
       <w:ind w:firstLine="470" w:firstLineChars="200"/>
     </w:pPr>
     <w:rPr>
-      <w:rFonts w:ascii="Arial" w:hAnsi="Arial" w:eastAsia="宋体"/>
+      <w:rFonts w:ascii="Arial" w:eastAsia="宋体" w:hAnsi="Arial"/>
       <w:sz w:val="24"/>
       <w:lang w:eastAsia="zh-CN"/>
     </w:rPr>
   </w:style>
-  <w:style w:type="paragraph" w:customStyle="1" w:styleId="30">
+  <w:style w:type="paragraph" w:customStyle="1" w:styleId="2">
     <w:name w:val="柴_标题2"/>
-    <w:basedOn w:val="3"/>
-    <w:next w:val="29"/>
+    <w:basedOn w:val="Heading2"/>
+    <w:next w:val="a1"/>
     <w:qFormat/>
-    <w:uiPriority w:val="0"/>
     <w:pPr>
       <w:spacing w:line="360" w:lineRule="auto"/>
     </w:pPr>
     <w:rPr>
-      <w:rFonts w:ascii="Arial" w:hAnsi="Arial" w:eastAsia="宋体"/>
+      <w:rFonts w:ascii="Arial" w:eastAsia="宋体" w:hAnsi="Arial"/>
       <w:sz w:val="28"/>
     </w:rPr>
   </w:style>
-  <w:style w:type="paragraph" w:customStyle="1" w:styleId="31">
+  <w:style w:type="paragraph" w:customStyle="1" w:styleId="3">
     <w:name w:val="柴_标题3"/>
-    <w:basedOn w:val="4"/>
-    <w:next w:val="29"/>
+    <w:basedOn w:val="Heading3"/>
+    <w:next w:val="a1"/>
     <w:qFormat/>
-    <w:uiPriority w:val="0"/>
     <w:pPr>
       <w:spacing w:line="360" w:lineRule="auto"/>
       <w:ind w:left="0" w:firstLine="472" w:firstLineChars="200"/>
     </w:pPr>
     <w:rPr>
-      <w:rFonts w:ascii="宋体" w:hAnsi="宋体" w:eastAsia="宋体" w:cs="宋体"/>
+      <w:rFonts w:ascii="宋体" w:eastAsia="宋体" w:hAnsi="宋体" w:cs="宋体"/>
       <w:spacing w:val="-2"/>
       <w:sz w:val="24"/>
       <w:szCs w:val="24"/>
     </w:rPr>
   </w:style>
-  <w:style w:type="paragraph" w:customStyle="1" w:styleId="32">
+  <w:style w:type="paragraph" w:customStyle="1" w:styleId="a2">
     <w:name w:val="柴_目录"/>
-    <w:basedOn w:val="1"/>
-    <w:next w:val="12"/>
+    <w:basedOn w:val="Normal"/>
+    <w:next w:val="BodyText"/>
     <w:qFormat/>
-    <w:uiPriority w:val="0"/>
     <w:pPr>
       <w:tabs>
         <w:tab w:val="right" w:leader="dot" w:pos="8442"/>
@@ -9189,64 +9049,59 @@
       <w:ind w:left="0" w:leftChars="0"/>
     </w:pPr>
     <w:rPr>
-      <w:rFonts w:ascii="Arial" w:hAnsi="Arial" w:eastAsia="Microsoft JhengHei"/>
+      <w:rFonts w:ascii="Arial" w:eastAsia="Microsoft JhengHei" w:hAnsi="Arial"/>
       <w:sz w:val="24"/>
     </w:rPr>
   </w:style>
-  <w:style w:type="paragraph" w:customStyle="1" w:styleId="33">
+  <w:style w:type="paragraph" w:customStyle="1" w:styleId="WPSOffice1">
     <w:name w:val="WPSOffice手动目录 1"/>
     <w:qFormat/>
-    <w:uiPriority w:val="0"/>
     <w:pPr>
       <w:ind w:leftChars="0"/>
     </w:pPr>
     <w:rPr>
-      <w:rFonts w:ascii="Times New Roman" w:hAnsi="Times New Roman" w:eastAsia="宋体" w:cs="Times New Roman"/>
+      <w:rFonts w:ascii="Times New Roman" w:eastAsia="宋体" w:hAnsi="Times New Roman" w:cs="Times New Roman"/>
       <w:sz w:val="20"/>
       <w:szCs w:val="20"/>
     </w:rPr>
   </w:style>
-  <w:style w:type="paragraph" w:customStyle="1" w:styleId="34">
+  <w:style w:type="paragraph" w:customStyle="1" w:styleId="WPSOffice2">
     <w:name w:val="WPSOffice手动目录 2"/>
     <w:qFormat/>
-    <w:uiPriority w:val="0"/>
     <w:pPr>
       <w:ind w:leftChars="200"/>
     </w:pPr>
     <w:rPr>
-      <w:rFonts w:ascii="Times New Roman" w:hAnsi="Times New Roman" w:eastAsia="宋体" w:cs="Times New Roman"/>
+      <w:rFonts w:ascii="Times New Roman" w:eastAsia="宋体" w:hAnsi="Times New Roman" w:cs="Times New Roman"/>
       <w:sz w:val="20"/>
       <w:szCs w:val="20"/>
     </w:rPr>
   </w:style>
-  <w:style w:type="paragraph" w:customStyle="1" w:styleId="35">
+  <w:style w:type="paragraph" w:customStyle="1" w:styleId="WPSOffice3">
     <w:name w:val="WPSOffice手动目录 3"/>
     <w:qFormat/>
-    <w:uiPriority w:val="0"/>
     <w:pPr>
       <w:ind w:leftChars="400"/>
     </w:pPr>
     <w:rPr>
-      <w:rFonts w:ascii="Times New Roman" w:hAnsi="Times New Roman" w:eastAsia="宋体" w:cs="Times New Roman"/>
+      <w:rFonts w:ascii="Times New Roman" w:eastAsia="宋体" w:hAnsi="Times New Roman" w:cs="Times New Roman"/>
       <w:sz w:val="20"/>
       <w:szCs w:val="20"/>
     </w:rPr>
   </w:style>
-  <w:style w:type="paragraph" w:customStyle="1" w:styleId="36">
+  <w:style w:type="paragraph" w:customStyle="1" w:styleId="Compact">
     <w:name w:val="Compact"/>
-    <w:basedOn w:val="12"/>
+    <w:basedOn w:val="BodyText"/>
     <w:qFormat/>
-    <w:uiPriority w:val="0"/>
     <w:pPr>
       <w:spacing w:before="36" w:after="36"/>
     </w:pPr>
   </w:style>
-  <w:style w:type="table" w:customStyle="1" w:styleId="37">
+  <w:style w:type="table" w:customStyle="1" w:styleId="Table">
     <w:name w:val="Table"/>
     <w:semiHidden/>
     <w:unhideWhenUsed/>
     <w:qFormat/>
-    <w:uiPriority w:val="0"/>
     <w:tblPr>
       <w:tblCellMar>
         <w:top w:w="0" w:type="dxa"/>
@@ -9258,28 +9113,26 @@
     <w:tblStylePr w:type="firstRow">
       <w:tcPr>
         <w:tcBorders>
-          <w:bottom w:val="single" w:color="auto" w:sz="0" w:space="0"/>
+          <w:bottom w:val="single" w:sz="0" w:space="0" w:color="auto"/>
         </w:tcBorders>
         <w:vAlign w:val="bottom"/>
       </w:tcPr>
     </w:tblStylePr>
   </w:style>
-  <w:style w:type="character" w:customStyle="1" w:styleId="38">
+  <w:style w:type="character" w:customStyle="1" w:styleId="1Char">
     <w:name w:val="柴_标题1 Char"/>
-    <w:link w:val="28"/>
+    <w:link w:val="1"/>
     <w:qFormat/>
-    <w:uiPriority w:val="0"/>
     <w:rPr>
-      <w:rFonts w:ascii="Arial" w:hAnsi="Arial" w:eastAsia="宋体"/>
+      <w:rFonts w:ascii="Arial" w:eastAsia="宋体" w:hAnsi="Arial"/>
       <w:sz w:val="32"/>
     </w:rPr>
   </w:style>
-  <w:style w:type="table" w:customStyle="1" w:styleId="39">
+  <w:style w:type="table" w:customStyle="1" w:styleId="TableNormal1">
     <w:name w:val="Table Normal_1"/>
     <w:semiHidden/>
     <w:unhideWhenUsed/>
     <w:qFormat/>
-    <w:uiPriority w:val="0"/>
     <w:tblPr>
       <w:tblCellMar>
         <w:top w:w="0" w:type="dxa"/>
@@ -9289,11 +9142,10 @@
       </w:tblCellMar>
     </w:tblPr>
   </w:style>
-  <w:style w:type="paragraph" w:customStyle="1" w:styleId="40">
+  <w:style w:type="paragraph" w:customStyle="1" w:styleId="a3">
     <w:name w:val="柴_正文_无缩进"/>
-    <w:basedOn w:val="1"/>
+    <w:basedOn w:val="Normal"/>
     <w:qFormat/>
-    <w:uiPriority w:val="0"/>
     <w:pPr>
       <w:ind w:firstLine="0" w:firstLineChars="0"/>
     </w:pPr>
@@ -9303,31 +9155,29 @@
       <w:lang w:eastAsia="zh-CN"/>
     </w:rPr>
   </w:style>
-  <w:style w:type="paragraph" w:customStyle="1" w:styleId="41">
+  <w:style w:type="paragraph" w:customStyle="1" w:styleId="4">
     <w:name w:val="柴_标题4"/>
-    <w:basedOn w:val="5"/>
-    <w:next w:val="1"/>
+    <w:basedOn w:val="Heading4"/>
+    <w:next w:val="Normal"/>
     <w:qFormat/>
-    <w:uiPriority w:val="0"/>
     <w:pPr>
       <w:widowControl w:val="0"/>
       <w:spacing w:before="160" w:line="360" w:lineRule="auto"/>
-      <w:ind w:left="981" w:leftChars="300" w:hanging="862"/>
+      <w:ind w:left="981" w:hanging="862" w:leftChars="300"/>
     </w:pPr>
     <w:rPr>
-      <w:rFonts w:hint="eastAsia" w:ascii="Calibri" w:hAnsi="Calibri" w:eastAsia="宋体" w:cs="宋体"/>
+      <w:rFonts w:ascii="Calibri" w:eastAsia="宋体" w:hAnsi="Calibri" w:cs="宋体" w:hint="eastAsia"/>
       <w:sz w:val="24"/>
       <w:szCs w:val="24"/>
       <w:lang w:eastAsia="zh-CN" w:bidi="zh-CN"/>
     </w:rPr>
   </w:style>
-  <w:style w:type="character" w:customStyle="1" w:styleId="42">
+  <w:style w:type="character" w:customStyle="1" w:styleId="Char">
     <w:name w:val="柴_正文 Char"/>
-    <w:link w:val="29"/>
+    <w:link w:val="a1"/>
     <w:qFormat/>
-    <w:uiPriority w:val="0"/>
     <w:rPr>
-      <w:rFonts w:ascii="Arial" w:hAnsi="Arial" w:eastAsia="宋体"/>
+      <w:rFonts w:ascii="Arial" w:eastAsia="宋体" w:hAnsi="Arial"/>
       <w:sz w:val="24"/>
       <w:lang w:eastAsia="zh-CN"/>
     </w:rPr>
